--- a/docs/plan/뽑공_계획서.docx
+++ b/docs/plan/뽑공_계획서.docx
@@ -84,6 +84,7 @@
     </w:p>
     <w:p>
       <w:pPr>
+        <w:keepNext/>
         <w:spacing w:before="120" w:after="60"/>
         <w:jc w:val="center"/>
       </w:pPr>
@@ -92,8 +93,8 @@
           <w:noProof/>
         </w:rPr>
         <w:drawing>
-          <wp:inline distT="0" distB="0" distL="0" distR="0" wp14:anchorId="0CBB6048" wp14:editId="0B695133">
-            <wp:extent cx="3429000" cy="1609725"/>
+          <wp:inline distT="0" distB="0" distL="0" distR="0" wp14:anchorId="312429E3" wp14:editId="5367B31E">
+            <wp:extent cx="3429000" cy="2009775"/>
             <wp:effectExtent l="0" t="0" r="0" b="0"/>
             <wp:docPr id="1" name="그림 1"/>
             <wp:cNvGraphicFramePr>
@@ -118,7 +119,7 @@
                   <pic:spPr bwMode="auto">
                     <a:xfrm>
                       <a:off x="0" y="0"/>
-                      <a:ext cx="3429000" cy="1609725"/>
+                      <a:ext cx="3429000" cy="2009775"/>
                     </a:xfrm>
                     <a:prstGeom prst="rect">
                       <a:avLst/>
@@ -793,7 +794,7 @@
           <w:sz w:val="26"/>
           <w:szCs w:val="26"/>
         </w:rPr>
-        <w:t>2026. 10. 27</w:t>
+        <w:t>2026. 10. 29</w:t>
       </w:r>
     </w:p>
     <w:p>
@@ -870,7 +871,7 @@
     <w:sdt>
       <w:sdtPr>
         <w:alias w:val="목차"/>
-        <w:id w:val="-769312535"/>
+        <w:id w:val="1032762819"/>
         <w:docPartObj>
           <w:docPartGallery w:val="Table of Contents"/>
           <w:docPartUnique/>
@@ -901,7 +902,7 @@
           <w:r>
             <w:fldChar w:fldCharType="separate"/>
           </w:r>
-          <w:hyperlink w:anchor="_Toc244031106" w:history="1">
+          <w:hyperlink w:anchor="_Toc244189290" w:history="1">
             <w:r>
               <w:rPr>
                 <w:rStyle w:val="a7"/>
@@ -925,7 +926,7 @@
               <w:rPr>
                 <w:noProof/>
               </w:rPr>
-              <w:instrText xml:space="preserve"> PAGEREF _Toc244031106 \h </w:instrText>
+              <w:instrText xml:space="preserve"> PAGEREF _Toc244189290 \h </w:instrText>
             </w:r>
             <w:r>
               <w:rPr>
@@ -966,7 +967,7 @@
               <w14:ligatures w14:val="standardContextual"/>
             </w:rPr>
           </w:pPr>
-          <w:hyperlink w:anchor="_Toc244031107" w:history="1">
+          <w:hyperlink w:anchor="_Toc244189291" w:history="1">
             <w:r>
               <w:rPr>
                 <w:rStyle w:val="a7"/>
@@ -990,7 +991,7 @@
               <w:rPr>
                 <w:noProof/>
               </w:rPr>
-              <w:instrText xml:space="preserve"> PAGEREF _Toc244031107 \h </w:instrText>
+              <w:instrText xml:space="preserve"> PAGEREF _Toc244189291 \h </w:instrText>
             </w:r>
             <w:r>
               <w:rPr>
@@ -1031,7 +1032,7 @@
               <w14:ligatures w14:val="standardContextual"/>
             </w:rPr>
           </w:pPr>
-          <w:hyperlink w:anchor="_Toc244031108" w:history="1">
+          <w:hyperlink w:anchor="_Toc244189292" w:history="1">
             <w:r>
               <w:rPr>
                 <w:rStyle w:val="a7"/>
@@ -1055,7 +1056,7 @@
               <w:rPr>
                 <w:noProof/>
               </w:rPr>
-              <w:instrText xml:space="preserve"> PAGEREF _Toc244031108 \h </w:instrText>
+              <w:instrText xml:space="preserve"> PAGEREF _Toc244189292 \h </w:instrText>
             </w:r>
             <w:r>
               <w:rPr>
@@ -1096,7 +1097,7 @@
               <w14:ligatures w14:val="standardContextual"/>
             </w:rPr>
           </w:pPr>
-          <w:hyperlink w:anchor="_Toc244031109" w:history="1">
+          <w:hyperlink w:anchor="_Toc244189293" w:history="1">
             <w:r>
               <w:rPr>
                 <w:rStyle w:val="a7"/>
@@ -1120,7 +1121,7 @@
               <w:rPr>
                 <w:noProof/>
               </w:rPr>
-              <w:instrText xml:space="preserve"> PAGEREF _Toc244031109 \h </w:instrText>
+              <w:instrText xml:space="preserve"> PAGEREF _Toc244189293 \h </w:instrText>
             </w:r>
             <w:r>
               <w:rPr>
@@ -1161,7 +1162,7 @@
               <w14:ligatures w14:val="standardContextual"/>
             </w:rPr>
           </w:pPr>
-          <w:hyperlink w:anchor="_Toc244031110" w:history="1">
+          <w:hyperlink w:anchor="_Toc244189294" w:history="1">
             <w:r>
               <w:rPr>
                 <w:rStyle w:val="a7"/>
@@ -1185,7 +1186,7 @@
               <w:rPr>
                 <w:noProof/>
               </w:rPr>
-              <w:instrText xml:space="preserve"> PAGEREF _Toc244031110 \h </w:instrText>
+              <w:instrText xml:space="preserve"> PAGEREF _Toc244189294 \h </w:instrText>
             </w:r>
             <w:r>
               <w:rPr>
@@ -1226,7 +1227,7 @@
               <w14:ligatures w14:val="standardContextual"/>
             </w:rPr>
           </w:pPr>
-          <w:hyperlink w:anchor="_Toc244031111" w:history="1">
+          <w:hyperlink w:anchor="_Toc244189295" w:history="1">
             <w:r>
               <w:rPr>
                 <w:rStyle w:val="a7"/>
@@ -1250,7 +1251,7 @@
               <w:rPr>
                 <w:noProof/>
               </w:rPr>
-              <w:instrText xml:space="preserve"> PAGEREF _Toc244031111 \h </w:instrText>
+              <w:instrText xml:space="preserve"> PAGEREF _Toc244189295 \h </w:instrText>
             </w:r>
             <w:r>
               <w:rPr>
@@ -1291,7 +1292,7 @@
               <w14:ligatures w14:val="standardContextual"/>
             </w:rPr>
           </w:pPr>
-          <w:hyperlink w:anchor="_Toc244031112" w:history="1">
+          <w:hyperlink w:anchor="_Toc244189296" w:history="1">
             <w:r>
               <w:rPr>
                 <w:rStyle w:val="a7"/>
@@ -1315,7 +1316,7 @@
               <w:rPr>
                 <w:noProof/>
               </w:rPr>
-              <w:instrText xml:space="preserve"> PAGEREF _Toc244031112 \h </w:instrText>
+              <w:instrText xml:space="preserve"> PAGEREF _Toc244189296 \h </w:instrText>
             </w:r>
             <w:r>
               <w:rPr>
@@ -1332,7 +1333,7 @@
               <w:rPr>
                 <w:noProof/>
               </w:rPr>
-              <w:t>12</w:t>
+              <w:t>14</w:t>
             </w:r>
             <w:r>
               <w:rPr>
@@ -1356,7 +1357,7 @@
               <w14:ligatures w14:val="standardContextual"/>
             </w:rPr>
           </w:pPr>
-          <w:hyperlink w:anchor="_Toc244031113" w:history="1">
+          <w:hyperlink w:anchor="_Toc244189297" w:history="1">
             <w:r>
               <w:rPr>
                 <w:rStyle w:val="a7"/>
@@ -1380,7 +1381,7 @@
               <w:rPr>
                 <w:noProof/>
               </w:rPr>
-              <w:instrText xml:space="preserve"> PAGEREF _Toc244031113 \h </w:instrText>
+              <w:instrText xml:space="preserve"> PAGEREF _Toc244189297 \h </w:instrText>
             </w:r>
             <w:r>
               <w:rPr>
@@ -1397,7 +1398,7 @@
               <w:rPr>
                 <w:noProof/>
               </w:rPr>
-              <w:t>13</w:t>
+              <w:t>15</w:t>
             </w:r>
             <w:r>
               <w:rPr>
@@ -1421,7 +1422,7 @@
               <w14:ligatures w14:val="standardContextual"/>
             </w:rPr>
           </w:pPr>
-          <w:hyperlink w:anchor="_Toc244031114" w:history="1">
+          <w:hyperlink w:anchor="_Toc244189298" w:history="1">
             <w:r>
               <w:rPr>
                 <w:rStyle w:val="a7"/>
@@ -1445,7 +1446,7 @@
               <w:rPr>
                 <w:noProof/>
               </w:rPr>
-              <w:instrText xml:space="preserve"> PAGEREF _Toc244031114 \h </w:instrText>
+              <w:instrText xml:space="preserve"> PAGEREF _Toc244189298 \h </w:instrText>
             </w:r>
             <w:r>
               <w:rPr>
@@ -1462,7 +1463,7 @@
               <w:rPr>
                 <w:noProof/>
               </w:rPr>
-              <w:t>17</w:t>
+              <w:t>19</w:t>
             </w:r>
             <w:r>
               <w:rPr>
@@ -1485,7 +1486,7 @@
         <w:pageBreakBefore/>
         <w:spacing w:before="120" w:after="240"/>
       </w:pPr>
-      <w:bookmarkStart w:id="0" w:name="_Toc244031106"/>
+      <w:bookmarkStart w:id="0" w:name="_Toc244189290"/>
       <w:r>
         <w:lastRenderedPageBreak/>
         <w:t xml:space="preserve">1. </w:t>
@@ -1504,6 +1505,7 @@
     <w:p>
       <w:pPr>
         <w:pStyle w:val="2"/>
+        <w:keepNext/>
         <w:spacing w:before="280" w:after="140"/>
       </w:pPr>
       <w:r>
@@ -2052,6 +2054,7 @@
     <w:p>
       <w:pPr>
         <w:pStyle w:val="2"/>
+        <w:keepNext/>
         <w:spacing w:before="280" w:after="140"/>
       </w:pPr>
       <w:r>
@@ -2597,7 +2600,7 @@
         <w:pageBreakBefore/>
         <w:spacing w:before="120" w:after="240"/>
       </w:pPr>
-      <w:bookmarkStart w:id="1" w:name="_Toc244031107"/>
+      <w:bookmarkStart w:id="1" w:name="_Toc244189291"/>
       <w:r>
         <w:t xml:space="preserve">2. </w:t>
       </w:r>
@@ -2762,10 +2765,82 @@
         <w:t xml:space="preserve"> </w:t>
       </w:r>
       <w:r>
+        <w:t>분야와</w:t>
+      </w:r>
+      <w:r>
+        <w:t xml:space="preserve"> </w:t>
+      </w:r>
+      <w:r>
+        <w:t>그</w:t>
+      </w:r>
+      <w:r>
+        <w:t xml:space="preserve"> </w:t>
+      </w:r>
+      <w:r>
+        <w:t>바탕이</w:t>
+      </w:r>
+      <w:r>
+        <w:t xml:space="preserve"> </w:t>
+      </w:r>
+      <w:r>
+        <w:t>되는</w:t>
+      </w:r>
+      <w:r>
+        <w:t xml:space="preserve"> </w:t>
+      </w:r>
+      <w:r>
+        <w:t>과학</w:t>
+      </w:r>
+      <w:r>
+        <w:t xml:space="preserve"> 5</w:t>
+      </w:r>
+      <w:r>
+        <w:t>개</w:t>
+      </w:r>
+      <w:r>
+        <w:t xml:space="preserve"> </w:t>
+      </w:r>
+      <w:r>
         <w:t>분야</w:t>
       </w:r>
       <w:r>
-        <w:t xml:space="preserve"> 854</w:t>
+        <w:t>(</w:t>
+      </w:r>
+      <w:r>
+        <w:t>수학</w:t>
+      </w:r>
+      <w:r>
+        <w:t>·</w:t>
+      </w:r>
+      <w:r>
+        <w:t>물리</w:t>
+      </w:r>
+      <w:r>
+        <w:t>·</w:t>
+      </w:r>
+      <w:r>
+        <w:t>화학</w:t>
+      </w:r>
+      <w:r>
+        <w:t>·</w:t>
+      </w:r>
+      <w:r>
+        <w:t>생명과학</w:t>
+      </w:r>
+      <w:r>
+        <w:t>·</w:t>
+      </w:r>
+      <w:r>
+        <w:t>지구과학</w:t>
+      </w:r>
+      <w:r>
+        <w:t>)</w:t>
+      </w:r>
+      <w:r>
+        <w:t>의</w:t>
+      </w:r>
+      <w:r>
+        <w:t xml:space="preserve"> 1,054</w:t>
       </w:r>
       <w:r>
         <w:t>개</w:t>
@@ -2855,10 +2930,58 @@
         <w:t>퀴즈</w:t>
       </w:r>
       <w:r>
-        <w:t xml:space="preserve"> 10</w:t>
-      </w:r>
-      <w:r>
-        <w:t>문제로</w:t>
+        <w:t xml:space="preserve"> 7</w:t>
+      </w:r>
+      <w:r>
+        <w:t>문제</w:t>
+      </w:r>
+      <w:r>
+        <w:t>(AI</w:t>
+      </w:r>
+      <w:r>
+        <w:t>가</w:t>
+      </w:r>
+      <w:r>
+        <w:t xml:space="preserve"> </w:t>
+      </w:r>
+      <w:r>
+        <w:t>새로</w:t>
+      </w:r>
+      <w:r>
+        <w:t xml:space="preserve"> </w:t>
+      </w:r>
+      <w:r>
+        <w:t>낸</w:t>
+      </w:r>
+      <w:r>
+        <w:t xml:space="preserve"> 4</w:t>
+      </w:r>
+      <w:r>
+        <w:t>문제</w:t>
+      </w:r>
+      <w:r>
+        <w:t xml:space="preserve"> + </w:t>
+      </w:r>
+      <w:r>
+        <w:t>미리</w:t>
+      </w:r>
+      <w:r>
+        <w:t xml:space="preserve"> </w:t>
+      </w:r>
+      <w:r>
+        <w:t>만든</w:t>
+      </w:r>
+      <w:r>
+        <w:t xml:space="preserve"> 3</w:t>
+      </w:r>
+      <w:r>
+        <w:t>문제</w:t>
+      </w:r>
+      <w:r>
+        <w:t>)</w:t>
+      </w:r>
+      <w:r>
+        <w:t>로</w:t>
       </w:r>
       <w:r>
         <w:t xml:space="preserve"> </w:t>
@@ -3112,22 +3235,64 @@
         <w:t xml:space="preserve"> </w:t>
       </w:r>
       <w:r>
+        <w:t>개인</w:t>
+      </w:r>
+      <w:r>
+        <w:t xml:space="preserve"> PC </w:t>
+      </w:r>
+      <w:r>
+        <w:t>등에서</w:t>
+      </w:r>
+      <w:r>
+        <w:t xml:space="preserve"> </w:t>
+      </w:r>
+      <w:r>
+        <w:t>계속</w:t>
+      </w:r>
+      <w:r>
+        <w:t xml:space="preserve"> </w:t>
+      </w:r>
+      <w:r>
+        <w:t>켜</w:t>
+      </w:r>
+      <w:r>
+        <w:t xml:space="preserve"> </w:t>
+      </w:r>
+      <w:r>
+        <w:t>두고</w:t>
+      </w:r>
+      <w:r>
+        <w:t xml:space="preserve"> </w:t>
+      </w:r>
+      <w:r>
+        <w:t>퀴즈를</w:t>
+      </w:r>
+      <w:r>
+        <w:t xml:space="preserve"> </w:t>
+      </w:r>
+      <w:r>
+        <w:t>만들어</w:t>
+      </w:r>
+      <w:r>
+        <w:t xml:space="preserve"> </w:t>
+      </w:r>
+      <w:r>
+        <w:t>검수하는</w:t>
+      </w:r>
+      <w:r>
+        <w:t xml:space="preserve"> </w:t>
+      </w:r>
+      <w:r>
         <w:t>퀴즈</w:t>
       </w:r>
       <w:r>
-        <w:t xml:space="preserve"> </w:t>
-      </w:r>
-      <w:r>
-        <w:t>문제를</w:t>
-      </w:r>
-      <w:r>
-        <w:t xml:space="preserve"> </w:t>
-      </w:r>
-      <w:r>
-        <w:t>만드는</w:t>
-      </w:r>
-      <w:r>
-        <w:t xml:space="preserve"> AI(Claude API)</w:t>
+        <w:t xml:space="preserve"> AI </w:t>
+      </w:r>
+      <w:r>
+        <w:t>서버</w:t>
+      </w:r>
+      <w:r>
+        <w:t>(Claude API)</w:t>
       </w:r>
       <w:r>
         <w:t>로</w:t>
@@ -3136,13 +3301,7 @@
         <w:t xml:space="preserve"> </w:t>
       </w:r>
       <w:r>
-        <w:t>구성할</w:t>
-      </w:r>
-      <w:r>
-        <w:t xml:space="preserve"> </w:t>
-      </w:r>
-      <w:r>
-        <w:t>예정입니다</w:t>
+        <w:t>구성합니다</w:t>
       </w:r>
       <w:r>
         <w:t>.</w:t>
@@ -3186,8 +3345,8 @@
                 <w:noProof/>
               </w:rPr>
               <w:drawing>
-                <wp:inline distT="0" distB="0" distL="0" distR="0" wp14:anchorId="625CB6FD" wp14:editId="19E50139">
-                  <wp:extent cx="1714500" cy="3571875"/>
+                <wp:inline distT="0" distB="0" distL="0" distR="0" wp14:anchorId="4C4F74F1" wp14:editId="1F4622BC">
+                  <wp:extent cx="1714500" cy="3514725"/>
                   <wp:effectExtent l="0" t="0" r="0" b="0"/>
                   <wp:docPr id="2" name="그림 2"/>
                   <wp:cNvGraphicFramePr>
@@ -3212,7 +3371,7 @@
                         <pic:spPr bwMode="auto">
                           <a:xfrm>
                             <a:off x="0" y="0"/>
-                            <a:ext cx="1714500" cy="3571875"/>
+                            <a:ext cx="1714500" cy="3514725"/>
                           </a:xfrm>
                           <a:prstGeom prst="rect">
                             <a:avLst/>
@@ -3245,8 +3404,8 @@
                 <w:noProof/>
               </w:rPr>
               <w:drawing>
-                <wp:inline distT="0" distB="0" distL="0" distR="0" wp14:anchorId="016C9E1C" wp14:editId="3EFA46B4">
-                  <wp:extent cx="1714500" cy="3571875"/>
+                <wp:inline distT="0" distB="0" distL="0" distR="0" wp14:anchorId="60AF5053" wp14:editId="40A96BAD">
+                  <wp:extent cx="1714500" cy="3514725"/>
                   <wp:effectExtent l="0" t="0" r="0" b="0"/>
                   <wp:docPr id="3" name="그림 3"/>
                   <wp:cNvGraphicFramePr>
@@ -3271,7 +3430,7 @@
                         <pic:spPr bwMode="auto">
                           <a:xfrm>
                             <a:off x="0" y="0"/>
-                            <a:ext cx="1714500" cy="3571875"/>
+                            <a:ext cx="1714500" cy="3514725"/>
                           </a:xfrm>
                           <a:prstGeom prst="rect">
                             <a:avLst/>
@@ -3304,8 +3463,8 @@
                 <w:noProof/>
               </w:rPr>
               <w:drawing>
-                <wp:inline distT="0" distB="0" distL="0" distR="0" wp14:anchorId="22773984" wp14:editId="52E63EE4">
-                  <wp:extent cx="1714500" cy="3571875"/>
+                <wp:inline distT="0" distB="0" distL="0" distR="0" wp14:anchorId="3E94986D" wp14:editId="65A8597F">
+                  <wp:extent cx="1714500" cy="3514725"/>
                   <wp:effectExtent l="0" t="0" r="0" b="0"/>
                   <wp:docPr id="4" name="그림 4"/>
                   <wp:cNvGraphicFramePr>
@@ -3330,7 +3489,7 @@
                         <pic:spPr bwMode="auto">
                           <a:xfrm>
                             <a:off x="0" y="0"/>
-                            <a:ext cx="1714500" cy="3571875"/>
+                            <a:ext cx="1714500" cy="3514725"/>
                           </a:xfrm>
                           <a:prstGeom prst="rect">
                             <a:avLst/>
@@ -3445,6 +3604,22 @@
           <w:sz w:val="19"/>
           <w:szCs w:val="19"/>
         </w:rPr>
+        <w:t>슬롯머신으로</w:t>
+      </w:r>
+      <w:r>
+        <w:rPr>
+          <w:color w:val="555555"/>
+          <w:sz w:val="19"/>
+          <w:szCs w:val="19"/>
+        </w:rPr>
+        <w:t xml:space="preserve"> </w:t>
+      </w:r>
+      <w:r>
+        <w:rPr>
+          <w:color w:val="555555"/>
+          <w:sz w:val="19"/>
+          <w:szCs w:val="19"/>
+        </w:rPr>
         <w:t>주제</w:t>
       </w:r>
       <w:r>
@@ -3574,7 +3749,7 @@
         <w:pageBreakBefore/>
         <w:spacing w:before="120" w:after="240"/>
       </w:pPr>
-      <w:bookmarkStart w:id="2" w:name="_Toc244031108"/>
+      <w:bookmarkStart w:id="2" w:name="_Toc244189292"/>
       <w:r>
         <w:t xml:space="preserve">3. </w:t>
       </w:r>
@@ -3592,6 +3767,7 @@
     <w:p>
       <w:pPr>
         <w:pStyle w:val="2"/>
+        <w:keepNext/>
         <w:spacing w:before="280" w:after="140"/>
       </w:pPr>
       <w:r>
@@ -4181,6 +4357,7 @@
     </w:p>
     <w:p>
       <w:pPr>
+        <w:keepNext/>
         <w:spacing w:before="120" w:after="60"/>
         <w:jc w:val="center"/>
       </w:pPr>
@@ -4189,7 +4366,7 @@
           <w:noProof/>
         </w:rPr>
         <w:drawing>
-          <wp:inline distT="0" distB="0" distL="0" distR="0" wp14:anchorId="660784AC" wp14:editId="49799E24">
+          <wp:inline distT="0" distB="0" distL="0" distR="0" wp14:anchorId="067E5D6B" wp14:editId="38D28426">
             <wp:extent cx="4095750" cy="1419225"/>
             <wp:effectExtent l="0" t="0" r="0" b="0"/>
             <wp:docPr id="5" name="그림 5"/>
@@ -4554,6 +4731,7 @@
     <w:p>
       <w:pPr>
         <w:pStyle w:val="2"/>
+        <w:keepNext/>
         <w:spacing w:before="280" w:after="140"/>
       </w:pPr>
       <w:r>
@@ -4912,7 +5090,7 @@
         <w:pageBreakBefore/>
         <w:spacing w:before="120" w:after="240"/>
       </w:pPr>
-      <w:bookmarkStart w:id="3" w:name="_Toc244031109"/>
+      <w:bookmarkStart w:id="3" w:name="_Toc244189293"/>
       <w:r>
         <w:t xml:space="preserve">4. </w:t>
       </w:r>
@@ -4930,6 +5108,7 @@
     <w:p>
       <w:pPr>
         <w:pStyle w:val="2"/>
+        <w:keepNext/>
         <w:spacing w:before="280" w:after="140"/>
       </w:pPr>
       <w:r>
@@ -5033,7 +5212,7 @@
         <w:t>퀴즈</w:t>
       </w:r>
       <w:r>
-        <w:t xml:space="preserve"> 10</w:t>
+        <w:t xml:space="preserve"> 7</w:t>
       </w:r>
       <w:r>
         <w:t>문제</w:t>
@@ -5160,6 +5339,12 @@
         <w:t>공학</w:t>
       </w:r>
       <w:r>
+        <w:t>·</w:t>
+      </w:r>
+      <w:r>
+        <w:t>과학</w:t>
+      </w:r>
+      <w:r>
         <w:t xml:space="preserve"> </w:t>
       </w:r>
       <w:r>
@@ -5184,16 +5369,220 @@
         <w:t>고르고</w:t>
       </w:r>
       <w:r>
+        <w:t xml:space="preserve"> </w:t>
+      </w:r>
+      <w:r>
+        <w:t>세부</w:t>
+      </w:r>
+      <w:r>
+        <w:t xml:space="preserve"> </w:t>
+      </w:r>
+      <w:r>
+        <w:t>분야를</w:t>
+      </w:r>
+      <w:r>
+        <w:t xml:space="preserve"> </w:t>
+      </w:r>
+      <w:r>
+        <w:t>정합니다</w:t>
+      </w:r>
+      <w:r>
+        <w:t xml:space="preserve">. </w:t>
+      </w:r>
+      <w:r>
+        <w:t>이어서</w:t>
+      </w:r>
+      <w:r>
+        <w:t xml:space="preserve"> </w:t>
+      </w:r>
+      <w:r>
+        <w:t>고른</w:t>
+      </w:r>
+      <w:r>
+        <w:t xml:space="preserve"> </w:t>
+      </w:r>
+      <w:r>
+        <w:t>분야의</w:t>
+      </w:r>
+      <w:r>
+        <w:t xml:space="preserve"> </w:t>
+      </w:r>
+      <w:r>
+        <w:t>바탕이</w:t>
+      </w:r>
+      <w:r>
+        <w:t xml:space="preserve"> </w:t>
+      </w:r>
+      <w:r>
+        <w:t>되는</w:t>
+      </w:r>
+      <w:r>
+        <w:t xml:space="preserve"> </w:t>
+      </w:r>
+      <w:r>
+        <w:t>연관</w:t>
+      </w:r>
+      <w:r>
+        <w:t xml:space="preserve"> </w:t>
+      </w:r>
+      <w:r>
+        <w:t>분야를</w:t>
+      </w:r>
+      <w:r>
+        <w:t xml:space="preserve"> </w:t>
+      </w:r>
+      <w:r>
+        <w:t>추천합니다</w:t>
+      </w:r>
+      <w:r>
+        <w:t xml:space="preserve">. </w:t>
+      </w:r>
+      <w:r>
+        <w:t>예를</w:t>
+      </w:r>
+      <w:r>
+        <w:t xml:space="preserve"> </w:t>
+      </w:r>
+      <w:r>
+        <w:t>들어</w:t>
+      </w:r>
+      <w:r>
+        <w:t xml:space="preserve"> </w:t>
+      </w:r>
+      <w:r>
+        <w:t>컴퓨터공학을</w:t>
+      </w:r>
+      <w:r>
+        <w:t xml:space="preserve"> </w:t>
+      </w:r>
+      <w:r>
+        <w:t>고르면</w:t>
+      </w:r>
+      <w:r>
+        <w:t xml:space="preserve"> </w:t>
+      </w:r>
+      <w:r>
+        <w:t>선형대수</w:t>
+      </w:r>
+      <w:r>
         <w:t xml:space="preserve">, </w:t>
       </w:r>
       <w:r>
-        <w:t>세부</w:t>
-      </w:r>
-      <w:r>
-        <w:t xml:space="preserve"> </w:t>
-      </w:r>
-      <w:r>
-        <w:t>분야와</w:t>
+        <w:t>확률</w:t>
+      </w:r>
+      <w:r>
+        <w:t>·</w:t>
+      </w:r>
+      <w:r>
+        <w:t>통계</w:t>
+      </w:r>
+      <w:r>
+        <w:t xml:space="preserve">, </w:t>
+      </w:r>
+      <w:r>
+        <w:t>미적분</w:t>
+      </w:r>
+      <w:r>
+        <w:t xml:space="preserve">, </w:t>
+      </w:r>
+      <w:r>
+        <w:t>회로이론</w:t>
+      </w:r>
+      <w:r>
+        <w:t xml:space="preserve">, </w:t>
+      </w:r>
+      <w:r>
+        <w:t>신호</w:t>
+      </w:r>
+      <w:r>
+        <w:t>·</w:t>
+      </w:r>
+      <w:r>
+        <w:t>시스템</w:t>
+      </w:r>
+      <w:r>
+        <w:t xml:space="preserve">, </w:t>
+      </w:r>
+      <w:r>
+        <w:t>통신공학을</w:t>
+      </w:r>
+      <w:r>
+        <w:t xml:space="preserve"> </w:t>
+      </w:r>
+      <w:r>
+        <w:t>이유와</w:t>
+      </w:r>
+      <w:r>
+        <w:t xml:space="preserve"> </w:t>
+      </w:r>
+      <w:r>
+        <w:t>함께</w:t>
+      </w:r>
+      <w:r>
+        <w:t xml:space="preserve"> </w:t>
+      </w:r>
+      <w:r>
+        <w:t>보여</w:t>
+      </w:r>
+      <w:r>
+        <w:t xml:space="preserve"> </w:t>
+      </w:r>
+      <w:r>
+        <w:t>주고</w:t>
+      </w:r>
+      <w:r>
+        <w:t xml:space="preserve">, </w:t>
+      </w:r>
+      <w:r>
+        <w:t>필요</w:t>
+      </w:r>
+      <w:r>
+        <w:t xml:space="preserve"> </w:t>
+      </w:r>
+      <w:r>
+        <w:t>없는</w:t>
+      </w:r>
+      <w:r>
+        <w:t xml:space="preserve"> </w:t>
+      </w:r>
+      <w:r>
+        <w:t>것만</w:t>
+      </w:r>
+      <w:r>
+        <w:t xml:space="preserve"> </w:t>
+      </w:r>
+      <w:r>
+        <w:t>끄면</w:t>
+      </w:r>
+      <w:r>
+        <w:t xml:space="preserve"> </w:t>
+      </w:r>
+      <w:r>
+        <w:t>함께</w:t>
+      </w:r>
+      <w:r>
+        <w:t xml:space="preserve"> </w:t>
+      </w:r>
+      <w:r>
+        <w:t>공부</w:t>
+      </w:r>
+      <w:r>
+        <w:t xml:space="preserve"> </w:t>
+      </w:r>
+      <w:r>
+        <w:t>범위에</w:t>
+      </w:r>
+      <w:r>
+        <w:t xml:space="preserve"> </w:t>
+      </w:r>
+      <w:r>
+        <w:t>들어갑니다</w:t>
+      </w:r>
+      <w:r>
+        <w:t xml:space="preserve">. </w:t>
+      </w:r>
+      <w:r>
+        <w:t>마지막으로</w:t>
       </w:r>
       <w:r>
         <w:t xml:space="preserve"> </w:t>
@@ -5235,67 +5624,97 @@
         <w:t xml:space="preserve"> </w:t>
       </w:r>
       <w:r>
-        <w:t>정합니다</w:t>
+        <w:t>정하면</w:t>
+      </w:r>
+      <w:r>
+        <w:t xml:space="preserve">, </w:t>
+      </w:r>
+      <w:r>
+        <w:t>고른</w:t>
+      </w:r>
+      <w:r>
+        <w:t xml:space="preserve"> </w:t>
+      </w:r>
+      <w:r>
+        <w:t>범위</w:t>
+      </w:r>
+      <w:r>
+        <w:t xml:space="preserve"> </w:t>
+      </w:r>
+      <w:r>
+        <w:t>안에서</w:t>
+      </w:r>
+      <w:r>
+        <w:t xml:space="preserve"> </w:t>
+      </w:r>
+      <w:r>
+        <w:t>주제가</w:t>
+      </w:r>
+      <w:r>
+        <w:t xml:space="preserve"> </w:t>
+      </w:r>
+      <w:r>
+        <w:t>슬롯머신처럼</w:t>
+      </w:r>
+      <w:r>
+        <w:t xml:space="preserve"> </w:t>
+      </w:r>
+      <w:r>
+        <w:t>뽑힙니다</w:t>
       </w:r>
       <w:r>
         <w:t xml:space="preserve">. </w:t>
       </w:r>
       <w:r>
-        <w:t>그러면</w:t>
-      </w:r>
-      <w:r>
-        <w:t xml:space="preserve"> </w:t>
-      </w:r>
-      <w:r>
-        <w:t>고른</w:t>
-      </w:r>
-      <w:r>
-        <w:t xml:space="preserve"> </w:t>
-      </w:r>
-      <w:r>
-        <w:t>범위</w:t>
-      </w:r>
-      <w:r>
-        <w:t xml:space="preserve"> </w:t>
-      </w:r>
-      <w:r>
-        <w:t>안에서</w:t>
-      </w:r>
-      <w:r>
-        <w:t xml:space="preserve"> </w:t>
-      </w:r>
-      <w:r>
-        <w:t>아직</w:t>
-      </w:r>
-      <w:r>
-        <w:t xml:space="preserve"> </w:t>
-      </w:r>
-      <w:r>
-        <w:t>공부하지</w:t>
-      </w:r>
-      <w:r>
-        <w:t xml:space="preserve"> </w:t>
-      </w:r>
-      <w:r>
-        <w:t>않은</w:t>
-      </w:r>
-      <w:r>
-        <w:t xml:space="preserve"> </w:t>
-      </w:r>
-      <w:r>
-        <w:t>주제가</w:t>
-      </w:r>
-      <w:r>
-        <w:t xml:space="preserve"> </w:t>
-      </w:r>
-      <w:r>
-        <w:t>슬롯머신처럼</w:t>
-      </w:r>
-      <w:r>
-        <w:t xml:space="preserve"> </w:t>
-      </w:r>
-      <w:r>
-        <w:t>뽑힙니다</w:t>
+        <w:t>레버를</w:t>
+      </w:r>
+      <w:r>
+        <w:t xml:space="preserve"> </w:t>
+      </w:r>
+      <w:r>
+        <w:t>당기거나</w:t>
+      </w:r>
+      <w:r>
+        <w:t xml:space="preserve"> </w:t>
+      </w:r>
+      <w:r>
+        <w:t>버튼을</w:t>
+      </w:r>
+      <w:r>
+        <w:t xml:space="preserve"> </w:t>
+      </w:r>
+      <w:r>
+        <w:t>누르면</w:t>
+      </w:r>
+      <w:r>
+        <w:t xml:space="preserve"> </w:t>
+      </w:r>
+      <w:r>
+        <w:t>불빛이</w:t>
+      </w:r>
+      <w:r>
+        <w:t xml:space="preserve"> </w:t>
+      </w:r>
+      <w:r>
+        <w:t>깜빡이며</w:t>
+      </w:r>
+      <w:r>
+        <w:t xml:space="preserve"> </w:t>
+      </w:r>
+      <w:r>
+        <w:t>릴이</w:t>
+      </w:r>
+      <w:r>
+        <w:t xml:space="preserve"> </w:t>
+      </w:r>
+      <w:r>
+        <w:t>돌다가</w:t>
+      </w:r>
+      <w:r>
+        <w:t xml:space="preserve"> </w:t>
+      </w:r>
+      <w:r>
+        <w:t>멈춥니다</w:t>
       </w:r>
       <w:r>
         <w:t xml:space="preserve">. </w:t>
@@ -5440,16 +5859,67 @@
         <w:jc w:val="both"/>
       </w:pPr>
       <w:r>
-        <w:t>15</w:t>
-      </w:r>
-      <w:r>
-        <w:t>분</w:t>
-      </w:r>
-      <w:r>
-        <w:t xml:space="preserve"> </w:t>
-      </w:r>
-      <w:r>
-        <w:t>타이머가</w:t>
+        <w:t>자료는</w:t>
+      </w:r>
+      <w:r>
+        <w:t xml:space="preserve"> </w:t>
+      </w:r>
+      <w:r>
+        <w:t>앱</w:t>
+      </w:r>
+      <w:r>
+        <w:t xml:space="preserve"> </w:t>
+      </w:r>
+      <w:r>
+        <w:t>안의</w:t>
+      </w:r>
+      <w:r>
+        <w:t xml:space="preserve"> </w:t>
+      </w:r>
+      <w:r>
+        <w:t>문서</w:t>
+      </w:r>
+      <w:r>
+        <w:t xml:space="preserve"> </w:t>
+      </w:r>
+      <w:r>
+        <w:t>창으로</w:t>
+      </w:r>
+      <w:r>
+        <w:t xml:space="preserve"> </w:t>
+      </w:r>
+      <w:r>
+        <w:t>열리고</w:t>
+      </w:r>
+      <w:r>
+        <w:t xml:space="preserve">, </w:t>
+      </w:r>
+      <w:r>
+        <w:t>위쪽에</w:t>
+      </w:r>
+      <w:r>
+        <w:t xml:space="preserve"> </w:t>
+      </w:r>
+      <w:r>
+        <w:t>남은</w:t>
+      </w:r>
+      <w:r>
+        <w:t xml:space="preserve"> </w:t>
+      </w:r>
+      <w:r>
+        <w:t>시간이</w:t>
+      </w:r>
+      <w:r>
+        <w:t xml:space="preserve"> </w:t>
+      </w:r>
+      <w:r>
+        <w:t>표시됩니다</w:t>
+      </w:r>
+      <w:r>
+        <w:t>. 15</w:t>
+      </w:r>
+      <w:r>
+        <w:t>분이</w:t>
       </w:r>
       <w:r>
         <w:t xml:space="preserve"> </w:t>
@@ -5458,67 +5928,169 @@
         <w:t>끝나면</w:t>
       </w:r>
       <w:r>
-        <w:t xml:space="preserve"> 4</w:t>
-      </w:r>
-      <w:r>
-        <w:t>지선다</w:t>
+        <w:t xml:space="preserve"> </w:t>
+      </w:r>
+      <w:r>
+        <w:t>문서</w:t>
+      </w:r>
+      <w:r>
+        <w:t xml:space="preserve"> </w:t>
+      </w:r>
+      <w:r>
+        <w:t>창이</w:t>
+      </w:r>
+      <w:r>
+        <w:t xml:space="preserve"> </w:t>
+      </w:r>
+      <w:r>
+        <w:t>자동으로</w:t>
+      </w:r>
+      <w:r>
+        <w:t xml:space="preserve"> </w:t>
+      </w:r>
+      <w:r>
+        <w:t>닫히고</w:t>
+      </w:r>
+      <w:r>
+        <w:t xml:space="preserve"> "</w:t>
+      </w:r>
+      <w:r>
+        <w:t>공부</w:t>
+      </w:r>
+      <w:r>
+        <w:t xml:space="preserve"> </w:t>
+      </w:r>
+      <w:r>
+        <w:t>시간이</w:t>
+      </w:r>
+      <w:r>
+        <w:t xml:space="preserve"> </w:t>
+      </w:r>
+      <w:r>
+        <w:t>끝났어요</w:t>
+      </w:r>
+      <w:r>
+        <w:t xml:space="preserve">" </w:t>
+      </w:r>
+      <w:r>
+        <w:t>창이</w:t>
+      </w:r>
+      <w:r>
+        <w:t xml:space="preserve"> </w:t>
+      </w:r>
+      <w:r>
+        <w:t>떠서</w:t>
+      </w:r>
+      <w:r>
+        <w:t xml:space="preserve">, </w:t>
+      </w:r>
+      <w:r>
+        <w:t>톱니바퀴</w:t>
+      </w:r>
+      <w:r>
+        <w:t xml:space="preserve"> 10</w:t>
+      </w:r>
+      <w:r>
+        <w:t>개로</w:t>
+      </w:r>
+      <w:r>
+        <w:t xml:space="preserve"> 2</w:t>
+      </w:r>
+      <w:r>
+        <w:t>분을</w:t>
+      </w:r>
+      <w:r>
+        <w:t xml:space="preserve"> </w:t>
+      </w:r>
+      <w:r>
+        <w:t>더</w:t>
+      </w:r>
+      <w:r>
+        <w:t xml:space="preserve"> </w:t>
+      </w:r>
+      <w:r>
+        <w:t>공부할지</w:t>
+      </w:r>
+      <w:r>
+        <w:t xml:space="preserve"> </w:t>
+      </w:r>
+      <w:r>
+        <w:t>바로</w:t>
+      </w:r>
+      <w:r>
+        <w:t xml:space="preserve"> </w:t>
+      </w:r>
+      <w:r>
+        <w:t>퀴즈를</w:t>
+      </w:r>
+      <w:r>
+        <w:t xml:space="preserve"> </w:t>
+      </w:r>
+      <w:r>
+        <w:t>풀지</w:t>
+      </w:r>
+      <w:r>
+        <w:t xml:space="preserve"> </w:t>
+      </w:r>
+      <w:r>
+        <w:t>고르게</w:t>
+      </w:r>
+      <w:r>
+        <w:t xml:space="preserve"> </w:t>
+      </w:r>
+      <w:r>
+        <w:t>합니다</w:t>
+      </w:r>
+      <w:r>
+        <w:t xml:space="preserve">. </w:t>
+      </w:r>
+      <w:r>
+        <w:t>퀴즈는</w:t>
       </w:r>
       <w:r>
         <w:t xml:space="preserve"> 7</w:t>
       </w:r>
       <w:r>
-        <w:t>문제와</w:t>
-      </w:r>
-      <w:r>
-        <w:t xml:space="preserve"> OX 3</w:t>
-      </w:r>
-      <w:r>
-        <w:t>문제가</w:t>
-      </w:r>
-      <w:r>
-        <w:t xml:space="preserve"> </w:t>
-      </w:r>
-      <w:r>
-        <w:t>나오고</w:t>
+        <w:t>문제이며</w:t>
+      </w:r>
+      <w:r>
+        <w:t xml:space="preserve"> </w:t>
+      </w:r>
+      <w:r>
+        <w:t>문제마다</w:t>
+      </w:r>
+      <w:r>
+        <w:t xml:space="preserve"> </w:t>
+      </w:r>
+      <w:r>
+        <w:t>정답과</w:t>
+      </w:r>
+      <w:r>
+        <w:t xml:space="preserve"> </w:t>
+      </w:r>
+      <w:r>
+        <w:t>해설을</w:t>
+      </w:r>
+      <w:r>
+        <w:t xml:space="preserve"> </w:t>
+      </w:r>
+      <w:r>
+        <w:t>바로</w:t>
+      </w:r>
+      <w:r>
+        <w:t xml:space="preserve"> </w:t>
+      </w:r>
+      <w:r>
+        <w:t>보여</w:t>
+      </w:r>
+      <w:r>
+        <w:t xml:space="preserve"> </w:t>
+      </w:r>
+      <w:r>
+        <w:t>주고</w:t>
       </w:r>
       <w:r>
         <w:t xml:space="preserve">, </w:t>
-      </w:r>
-      <w:r>
-        <w:t>문제마다</w:t>
-      </w:r>
-      <w:r>
-        <w:t xml:space="preserve"> </w:t>
-      </w:r>
-      <w:r>
-        <w:t>정답과</w:t>
-      </w:r>
-      <w:r>
-        <w:t xml:space="preserve"> </w:t>
-      </w:r>
-      <w:r>
-        <w:t>해설을</w:t>
-      </w:r>
-      <w:r>
-        <w:t xml:space="preserve"> </w:t>
-      </w:r>
-      <w:r>
-        <w:t>바로</w:t>
-      </w:r>
-      <w:r>
-        <w:t xml:space="preserve"> </w:t>
-      </w:r>
-      <w:r>
-        <w:t>보여</w:t>
-      </w:r>
-      <w:r>
-        <w:t xml:space="preserve"> </w:t>
-      </w:r>
-      <w:r>
-        <w:t>줍니다</w:t>
-      </w:r>
-      <w:r>
-        <w:t xml:space="preserve">. </w:t>
       </w:r>
       <w:r>
         <w:t>틀린</w:t>
@@ -5578,6 +6150,7 @@
     <w:p>
       <w:pPr>
         <w:pStyle w:val="2"/>
+        <w:keepNext/>
         <w:spacing w:before="280" w:after="140"/>
       </w:pPr>
       <w:r>
@@ -6299,7 +6872,7 @@
                 <w:sz w:val="20"/>
                 <w:szCs w:val="20"/>
               </w:rPr>
-              <w:t xml:space="preserve"> 15 · </w:t>
+              <w:t xml:space="preserve"> 10 · </w:t>
             </w:r>
             <w:r>
               <w:rPr>
@@ -6313,6 +6886,20 @@
                 <w:sz w:val="20"/>
                 <w:szCs w:val="20"/>
               </w:rPr>
+              <w:t xml:space="preserve"> 20 · </w:t>
+            </w:r>
+            <w:r>
+              <w:rPr>
+                <w:sz w:val="20"/>
+                <w:szCs w:val="20"/>
+              </w:rPr>
+              <w:t>플래티넘</w:t>
+            </w:r>
+            <w:r>
+              <w:rPr>
+                <w:sz w:val="20"/>
+                <w:szCs w:val="20"/>
+              </w:rPr>
               <w:t xml:space="preserve"> 30 · </w:t>
             </w:r>
             <w:r>
@@ -6320,20 +6907,6 @@
                 <w:sz w:val="20"/>
                 <w:szCs w:val="20"/>
               </w:rPr>
-              <w:t>플래티넘</w:t>
-            </w:r>
-            <w:r>
-              <w:rPr>
-                <w:sz w:val="20"/>
-                <w:szCs w:val="20"/>
-              </w:rPr>
-              <w:t xml:space="preserve"> 45 · </w:t>
-            </w:r>
-            <w:r>
-              <w:rPr>
-                <w:sz w:val="20"/>
-                <w:szCs w:val="20"/>
-              </w:rPr>
               <w:t>다이아</w:t>
             </w:r>
             <w:r>
@@ -6341,7 +6914,7 @@
                 <w:sz w:val="20"/>
                 <w:szCs w:val="20"/>
               </w:rPr>
-              <w:t xml:space="preserve"> 60 · </w:t>
+              <w:t xml:space="preserve"> 40 · </w:t>
             </w:r>
             <w:r>
               <w:rPr>
@@ -6355,7 +6928,7 @@
                 <w:sz w:val="20"/>
                 <w:szCs w:val="20"/>
               </w:rPr>
-              <w:t xml:space="preserve"> 75 + </w:t>
+              <w:t xml:space="preserve"> 50 + </w:t>
             </w:r>
             <w:r>
               <w:rPr>
@@ -6474,7 +7047,49 @@
                 <w:sz w:val="20"/>
                 <w:szCs w:val="20"/>
               </w:rPr>
-              <w:t xml:space="preserve"> Lv.1 4RP · Lv.2 6RP · Lv.3 9RP</w:t>
+              <w:t xml:space="preserve"> Lv.1 6RP · Lv.2 9RP · Lv.3 13RP (</w:t>
+            </w:r>
+            <w:r>
+              <w:rPr>
+                <w:sz w:val="20"/>
+                <w:szCs w:val="20"/>
+              </w:rPr>
+              <w:t>한</w:t>
+            </w:r>
+            <w:r>
+              <w:rPr>
+                <w:sz w:val="20"/>
+                <w:szCs w:val="20"/>
+              </w:rPr>
+              <w:t xml:space="preserve"> </w:t>
+            </w:r>
+            <w:r>
+              <w:rPr>
+                <w:sz w:val="20"/>
+                <w:szCs w:val="20"/>
+              </w:rPr>
+              <w:t>번에</w:t>
+            </w:r>
+            <w:r>
+              <w:rPr>
+                <w:sz w:val="20"/>
+                <w:szCs w:val="20"/>
+              </w:rPr>
+              <w:t xml:space="preserve"> 7</w:t>
+            </w:r>
+            <w:r>
+              <w:rPr>
+                <w:sz w:val="20"/>
+                <w:szCs w:val="20"/>
+              </w:rPr>
+              <w:t>문제</w:t>
+            </w:r>
+            <w:r>
+              <w:rPr>
+                <w:sz w:val="20"/>
+                <w:szCs w:val="20"/>
+              </w:rPr>
+              <w:t>)</w:t>
             </w:r>
           </w:p>
           <w:p>
@@ -6589,6 +7204,286 @@
                 <w:szCs w:val="20"/>
               </w:rPr>
               <w:t xml:space="preserve"> ×0.7 / ×0.5</w:t>
+            </w:r>
+          </w:p>
+        </w:tc>
+      </w:tr>
+      <w:tr>
+        <w:tc>
+          <w:tcPr>
+            <w:tcW w:w="2200" w:type="dxa"/>
+            <w:tcBorders>
+              <w:top w:val="single" w:sz="6" w:space="0" w:color="999999"/>
+              <w:left w:val="single" w:sz="6" w:space="0" w:color="999999"/>
+              <w:bottom w:val="single" w:sz="6" w:space="0" w:color="999999"/>
+              <w:right w:val="single" w:sz="6" w:space="0" w:color="999999"/>
+            </w:tcBorders>
+            <w:tcMar>
+              <w:top w:w="45" w:type="dxa"/>
+              <w:left w:w="120" w:type="dxa"/>
+              <w:bottom w:w="45" w:type="dxa"/>
+              <w:right w:w="120" w:type="dxa"/>
+            </w:tcMar>
+            <w:vAlign w:val="center"/>
+          </w:tcPr>
+          <w:p>
+            <w:r>
+              <w:rPr>
+                <w:sz w:val="20"/>
+                <w:szCs w:val="20"/>
+              </w:rPr>
+              <w:t>톱니바퀴</w:t>
+            </w:r>
+            <w:r>
+              <w:rPr>
+                <w:sz w:val="20"/>
+                <w:szCs w:val="20"/>
+              </w:rPr>
+              <w:t xml:space="preserve"> (</w:t>
+            </w:r>
+            <w:r>
+              <w:rPr>
+                <w:sz w:val="20"/>
+                <w:szCs w:val="20"/>
+              </w:rPr>
+              <w:t>재화</w:t>
+            </w:r>
+            <w:r>
+              <w:rPr>
+                <w:sz w:val="20"/>
+                <w:szCs w:val="20"/>
+              </w:rPr>
+              <w:t>)</w:t>
+            </w:r>
+          </w:p>
+        </w:tc>
+        <w:tc>
+          <w:tcPr>
+            <w:tcW w:w="6826" w:type="dxa"/>
+            <w:tcBorders>
+              <w:top w:val="single" w:sz="6" w:space="0" w:color="999999"/>
+              <w:left w:val="single" w:sz="6" w:space="0" w:color="999999"/>
+              <w:bottom w:val="single" w:sz="6" w:space="0" w:color="999999"/>
+              <w:right w:val="single" w:sz="6" w:space="0" w:color="999999"/>
+            </w:tcBorders>
+            <w:tcMar>
+              <w:top w:w="45" w:type="dxa"/>
+              <w:left w:w="120" w:type="dxa"/>
+              <w:bottom w:w="45" w:type="dxa"/>
+              <w:right w:w="120" w:type="dxa"/>
+            </w:tcMar>
+            <w:vAlign w:val="center"/>
+          </w:tcPr>
+          <w:p>
+            <w:r>
+              <w:rPr>
+                <w:sz w:val="20"/>
+                <w:szCs w:val="20"/>
+              </w:rPr>
+              <w:t>공부</w:t>
+            </w:r>
+            <w:r>
+              <w:rPr>
+                <w:sz w:val="20"/>
+                <w:szCs w:val="20"/>
+              </w:rPr>
+              <w:t xml:space="preserve"> </w:t>
+            </w:r>
+            <w:r>
+              <w:rPr>
+                <w:sz w:val="20"/>
+                <w:szCs w:val="20"/>
+              </w:rPr>
+              <w:t>시간이</w:t>
+            </w:r>
+            <w:r>
+              <w:rPr>
+                <w:sz w:val="20"/>
+                <w:szCs w:val="20"/>
+              </w:rPr>
+              <w:t xml:space="preserve"> </w:t>
+            </w:r>
+            <w:r>
+              <w:rPr>
+                <w:sz w:val="20"/>
+                <w:szCs w:val="20"/>
+              </w:rPr>
+              <w:t>끝났을</w:t>
+            </w:r>
+            <w:r>
+              <w:rPr>
+                <w:sz w:val="20"/>
+                <w:szCs w:val="20"/>
+              </w:rPr>
+              <w:t xml:space="preserve"> </w:t>
+            </w:r>
+            <w:r>
+              <w:rPr>
+                <w:sz w:val="20"/>
+                <w:szCs w:val="20"/>
+              </w:rPr>
+              <w:t>때</w:t>
+            </w:r>
+            <w:r>
+              <w:rPr>
+                <w:sz w:val="20"/>
+                <w:szCs w:val="20"/>
+              </w:rPr>
+              <w:t xml:space="preserve"> 2</w:t>
+            </w:r>
+            <w:r>
+              <w:rPr>
+                <w:sz w:val="20"/>
+                <w:szCs w:val="20"/>
+              </w:rPr>
+              <w:t>분</w:t>
+            </w:r>
+            <w:r>
+              <w:rPr>
+                <w:sz w:val="20"/>
+                <w:szCs w:val="20"/>
+              </w:rPr>
+              <w:t xml:space="preserve"> </w:t>
+            </w:r>
+            <w:r>
+              <w:rPr>
+                <w:sz w:val="20"/>
+                <w:szCs w:val="20"/>
+              </w:rPr>
+              <w:t>추가에</w:t>
+            </w:r>
+            <w:r>
+              <w:rPr>
+                <w:sz w:val="20"/>
+                <w:szCs w:val="20"/>
+              </w:rPr>
+              <w:t xml:space="preserve"> 10</w:t>
+            </w:r>
+            <w:r>
+              <w:rPr>
+                <w:sz w:val="20"/>
+                <w:szCs w:val="20"/>
+              </w:rPr>
+              <w:t>개</w:t>
+            </w:r>
+            <w:r>
+              <w:rPr>
+                <w:sz w:val="20"/>
+                <w:szCs w:val="20"/>
+              </w:rPr>
+              <w:t xml:space="preserve"> </w:t>
+            </w:r>
+            <w:r>
+              <w:rPr>
+                <w:sz w:val="20"/>
+                <w:szCs w:val="20"/>
+              </w:rPr>
+              <w:t>사용</w:t>
+            </w:r>
+            <w:r>
+              <w:rPr>
+                <w:sz w:val="20"/>
+                <w:szCs w:val="20"/>
+              </w:rPr>
+              <w:t xml:space="preserve"> (</w:t>
+            </w:r>
+            <w:r>
+              <w:rPr>
+                <w:sz w:val="20"/>
+                <w:szCs w:val="20"/>
+              </w:rPr>
+              <w:t>처음</w:t>
+            </w:r>
+            <w:r>
+              <w:rPr>
+                <w:sz w:val="20"/>
+                <w:szCs w:val="20"/>
+              </w:rPr>
+              <w:t xml:space="preserve"> 30</w:t>
+            </w:r>
+            <w:r>
+              <w:rPr>
+                <w:sz w:val="20"/>
+                <w:szCs w:val="20"/>
+              </w:rPr>
+              <w:t>개</w:t>
+            </w:r>
+            <w:r>
+              <w:rPr>
+                <w:sz w:val="20"/>
+                <w:szCs w:val="20"/>
+              </w:rPr>
+              <w:t xml:space="preserve"> </w:t>
+            </w:r>
+            <w:r>
+              <w:rPr>
+                <w:sz w:val="20"/>
+                <w:szCs w:val="20"/>
+              </w:rPr>
+              <w:t>지급</w:t>
+            </w:r>
+            <w:r>
+              <w:rPr>
+                <w:sz w:val="20"/>
+                <w:szCs w:val="20"/>
+              </w:rPr>
+              <w:t xml:space="preserve">, </w:t>
+            </w:r>
+            <w:r>
+              <w:rPr>
+                <w:sz w:val="20"/>
+                <w:szCs w:val="20"/>
+              </w:rPr>
+              <w:t>결제는</w:t>
+            </w:r>
+            <w:r>
+              <w:rPr>
+                <w:sz w:val="20"/>
+                <w:szCs w:val="20"/>
+              </w:rPr>
+              <w:t xml:space="preserve"> </w:t>
+            </w:r>
+            <w:r>
+              <w:rPr>
+                <w:sz w:val="20"/>
+                <w:szCs w:val="20"/>
+              </w:rPr>
+              <w:t>출시</w:t>
+            </w:r>
+            <w:r>
+              <w:rPr>
+                <w:sz w:val="20"/>
+                <w:szCs w:val="20"/>
+              </w:rPr>
+              <w:t xml:space="preserve"> </w:t>
+            </w:r>
+            <w:r>
+              <w:rPr>
+                <w:sz w:val="20"/>
+                <w:szCs w:val="20"/>
+              </w:rPr>
+              <w:t>단계에</w:t>
+            </w:r>
+            <w:r>
+              <w:rPr>
+                <w:sz w:val="20"/>
+                <w:szCs w:val="20"/>
+              </w:rPr>
+              <w:t xml:space="preserve"> </w:t>
+            </w:r>
+            <w:r>
+              <w:rPr>
+                <w:sz w:val="20"/>
+                <w:szCs w:val="20"/>
+              </w:rPr>
+              <w:t>연결</w:t>
+            </w:r>
+            <w:r>
+              <w:rPr>
+                <w:sz w:val="20"/>
+                <w:szCs w:val="20"/>
+              </w:rPr>
+              <w:t>)</w:t>
             </w:r>
           </w:p>
         </w:tc>
@@ -6753,6 +7648,7 @@
     <w:p>
       <w:pPr>
         <w:pStyle w:val="2"/>
+        <w:keepNext/>
         <w:spacing w:before="280" w:after="140"/>
       </w:pPr>
       <w:r>
@@ -6832,7 +7728,7 @@
         <w:t>품질입니다</w:t>
       </w:r>
       <w:r>
-        <w:t>. 854</w:t>
+        <w:t>. 1,054</w:t>
       </w:r>
       <w:r>
         <w:t>개</w:t>
@@ -6871,13 +7767,7 @@
         <w:t xml:space="preserve"> </w:t>
       </w:r>
       <w:r>
-        <w:t>위키피디아</w:t>
-      </w:r>
-      <w:r>
-        <w:t xml:space="preserve"> API</w:t>
-      </w:r>
-      <w:r>
-        <w:t>로</w:t>
+        <w:t>위키피디아로</w:t>
       </w:r>
       <w:r>
         <w:t xml:space="preserve"> </w:t>
@@ -6904,10 +7794,46 @@
         <w:t>검증했고</w:t>
       </w:r>
       <w:r>
-        <w:t xml:space="preserve">, </w:t>
-      </w:r>
-      <w:r>
-        <w:t>그중</w:t>
+        <w:t>(</w:t>
+      </w:r>
+      <w:r>
+        <w:t>동음이의</w:t>
+      </w:r>
+      <w:r>
+        <w:t xml:space="preserve"> </w:t>
+      </w:r>
+      <w:r>
+        <w:t>문서</w:t>
+      </w:r>
+      <w:r>
+        <w:t xml:space="preserve"> </w:t>
+      </w:r>
+      <w:r>
+        <w:t>제외</w:t>
+      </w:r>
+      <w:r>
+        <w:t xml:space="preserve">), </w:t>
+      </w:r>
+      <w:r>
+        <w:t>위키백과의</w:t>
+      </w:r>
+      <w:r>
+        <w:t xml:space="preserve"> </w:t>
+      </w:r>
+      <w:r>
+        <w:t>언어</w:t>
+      </w:r>
+      <w:r>
+        <w:t xml:space="preserve"> </w:t>
+      </w:r>
+      <w:r>
+        <w:t>간</w:t>
+      </w:r>
+      <w:r>
+        <w:t xml:space="preserve"> </w:t>
+      </w:r>
+      <w:r>
+        <w:t>링크로</w:t>
       </w:r>
       <w:r>
         <w:t xml:space="preserve"> 718</w:t>
@@ -6919,31 +7845,7 @@
         <w:t xml:space="preserve"> </w:t>
       </w:r>
       <w:r>
-        <w:t>문서는</w:t>
-      </w:r>
-      <w:r>
-        <w:t xml:space="preserve"> </w:t>
-      </w:r>
-      <w:r>
-        <w:t>위키백과의</w:t>
-      </w:r>
-      <w:r>
-        <w:t xml:space="preserve"> </w:t>
-      </w:r>
-      <w:r>
-        <w:t>언어</w:t>
-      </w:r>
-      <w:r>
-        <w:t xml:space="preserve"> </w:t>
-      </w:r>
-      <w:r>
-        <w:t>간</w:t>
-      </w:r>
-      <w:r>
-        <w:t xml:space="preserve"> </w:t>
-      </w:r>
-      <w:r>
-        <w:t>링크로</w:t>
+        <w:t>주제에</w:t>
       </w:r>
       <w:r>
         <w:t xml:space="preserve"> </w:t>
@@ -6967,16 +7869,52 @@
         <w:t xml:space="preserve"> </w:t>
       </w:r>
       <w:r>
-        <w:t>찾아</w:t>
-      </w:r>
-      <w:r>
-        <w:t xml:space="preserve"> </w:t>
-      </w:r>
-      <w:r>
         <w:t>연결했습니다</w:t>
       </w:r>
       <w:r>
-        <w:t xml:space="preserve">. </w:t>
+        <w:t>(</w:t>
+      </w:r>
+      <w:r>
+        <w:t>새로</w:t>
+      </w:r>
+      <w:r>
+        <w:t xml:space="preserve"> </w:t>
+      </w:r>
+      <w:r>
+        <w:t>추가한</w:t>
+      </w:r>
+      <w:r>
+        <w:t xml:space="preserve"> </w:t>
+      </w:r>
+      <w:r>
+        <w:t>과학</w:t>
+      </w:r>
+      <w:r>
+        <w:t xml:space="preserve"> </w:t>
+      </w:r>
+      <w:r>
+        <w:t>주제는</w:t>
+      </w:r>
+      <w:r>
+        <w:t xml:space="preserve"> </w:t>
+      </w:r>
+      <w:r>
+        <w:t>연결</w:t>
+      </w:r>
+      <w:r>
+        <w:t xml:space="preserve"> </w:t>
+      </w:r>
+      <w:r>
+        <w:t>진행</w:t>
+      </w:r>
+      <w:r>
+        <w:t xml:space="preserve"> </w:t>
+      </w:r>
+      <w:r>
+        <w:t>중</w:t>
+      </w:r>
+      <w:r>
+        <w:t xml:space="preserve">). </w:t>
       </w:r>
       <w:r>
         <w:t>공식</w:t>
@@ -7028,13 +7966,139 @@
         <w:jc w:val="both"/>
       </w:pPr>
       <w:r>
-        <w:t>퀴즈는</w:t>
-      </w:r>
-      <w:r>
-        <w:t xml:space="preserve"> </w:t>
-      </w:r>
-      <w:r>
-        <w:t>정해진</w:t>
+        <w:t>퀴즈</w:t>
+      </w:r>
+      <w:r>
+        <w:t xml:space="preserve"> 7</w:t>
+      </w:r>
+      <w:r>
+        <w:t>문제</w:t>
+      </w:r>
+      <w:r>
+        <w:t xml:space="preserve"> </w:t>
+      </w:r>
+      <w:r>
+        <w:t>중</w:t>
+      </w:r>
+      <w:r>
+        <w:t xml:space="preserve"> 3</w:t>
+      </w:r>
+      <w:r>
+        <w:t>문제는</w:t>
+      </w:r>
+      <w:r>
+        <w:t xml:space="preserve"> </w:t>
+      </w:r>
+      <w:r>
+        <w:t>팀이</w:t>
+      </w:r>
+      <w:r>
+        <w:t xml:space="preserve"> </w:t>
+      </w:r>
+      <w:r>
+        <w:t>미리</w:t>
+      </w:r>
+      <w:r>
+        <w:t xml:space="preserve"> </w:t>
+      </w:r>
+      <w:r>
+        <w:t>만든</w:t>
+      </w:r>
+      <w:r>
+        <w:t xml:space="preserve"> </w:t>
+      </w:r>
+      <w:r>
+        <w:t>문제</w:t>
+      </w:r>
+      <w:r>
+        <w:t xml:space="preserve"> </w:t>
+      </w:r>
+      <w:r>
+        <w:t>은행에서</w:t>
+      </w:r>
+      <w:r>
+        <w:t>, 4</w:t>
+      </w:r>
+      <w:r>
+        <w:t>문제는</w:t>
+      </w:r>
+      <w:r>
+        <w:t xml:space="preserve"> </w:t>
+      </w:r>
+      <w:r>
+        <w:t>퀴즈</w:t>
+      </w:r>
+      <w:r>
+        <w:t xml:space="preserve"> AI</w:t>
+      </w:r>
+      <w:r>
+        <w:t>가</w:t>
+      </w:r>
+      <w:r>
+        <w:t xml:space="preserve"> </w:t>
+      </w:r>
+      <w:r>
+        <w:t>새로</w:t>
+      </w:r>
+      <w:r>
+        <w:t xml:space="preserve"> </w:t>
+      </w:r>
+      <w:r>
+        <w:t>만든</w:t>
+      </w:r>
+      <w:r>
+        <w:t xml:space="preserve"> </w:t>
+      </w:r>
+      <w:r>
+        <w:t>문제에서</w:t>
+      </w:r>
+      <w:r>
+        <w:t xml:space="preserve"> </w:t>
+      </w:r>
+      <w:r>
+        <w:t>냅니다</w:t>
+      </w:r>
+      <w:r>
+        <w:t xml:space="preserve">. </w:t>
+      </w:r>
+      <w:r>
+        <w:t>문제</w:t>
+      </w:r>
+      <w:r>
+        <w:t xml:space="preserve"> </w:t>
+      </w:r>
+      <w:r>
+        <w:t>은행은</w:t>
+      </w:r>
+      <w:r>
+        <w:t xml:space="preserve"> </w:t>
+      </w:r>
+      <w:r>
+        <w:t>주제당</w:t>
+      </w:r>
+      <w:r>
+        <w:t xml:space="preserve"> 30</w:t>
+      </w:r>
+      <w:r>
+        <w:t>문제</w:t>
+      </w:r>
+      <w:r>
+        <w:t>(4</w:t>
+      </w:r>
+      <w:r>
+        <w:t>지선다</w:t>
+      </w:r>
+      <w:r>
+        <w:t xml:space="preserve"> 22 + OX 8)</w:t>
+      </w:r>
+      <w:r>
+        <w:t>를</w:t>
+      </w:r>
+      <w:r>
+        <w:t xml:space="preserve"> </w:t>
+      </w:r>
+      <w:r>
+        <w:t>목표로</w:t>
       </w:r>
       <w:r>
         <w:t xml:space="preserve"> </w:t>
@@ -7046,22 +8110,250 @@
         <w:t xml:space="preserve"> </w:t>
       </w:r>
       <w:r>
-        <w:t>기준에</w:t>
-      </w:r>
-      <w:r>
-        <w:t xml:space="preserve"> </w:t>
-      </w:r>
-      <w:r>
-        <w:t>따라</w:t>
-      </w:r>
-      <w:r>
-        <w:t xml:space="preserve"> </w:t>
-      </w:r>
-      <w:r>
-        <w:t>주제당</w:t>
-      </w:r>
-      <w:r>
-        <w:t xml:space="preserve"> 15</w:t>
+        <w:t>중이며</w:t>
+      </w:r>
+      <w:r>
+        <w:t xml:space="preserve">, </w:t>
+      </w:r>
+      <w:r>
+        <w:t>현재</w:t>
+      </w:r>
+      <w:r>
+        <w:t xml:space="preserve"> 103</w:t>
+      </w:r>
+      <w:r>
+        <w:t>개</w:t>
+      </w:r>
+      <w:r>
+        <w:t xml:space="preserve"> </w:t>
+      </w:r>
+      <w:r>
+        <w:t>주제가</w:t>
+      </w:r>
+      <w:r>
+        <w:t xml:space="preserve"> 30</w:t>
+      </w:r>
+      <w:r>
+        <w:t>문제를</w:t>
+      </w:r>
+      <w:r>
+        <w:t xml:space="preserve"> </w:t>
+      </w:r>
+      <w:r>
+        <w:t>다</w:t>
+      </w:r>
+      <w:r>
+        <w:t xml:space="preserve"> </w:t>
+      </w:r>
+      <w:r>
+        <w:t>채웠습니다</w:t>
+      </w:r>
+      <w:r>
+        <w:t>(</w:t>
+      </w:r>
+      <w:r>
+        <w:t>전체</w:t>
+      </w:r>
+      <w:r>
+        <w:t xml:space="preserve"> 4,170</w:t>
+      </w:r>
+      <w:r>
+        <w:t>문제</w:t>
+      </w:r>
+      <w:r>
+        <w:t>). AI</w:t>
+      </w:r>
+      <w:r>
+        <w:t>는</w:t>
+      </w:r>
+      <w:r>
+        <w:t xml:space="preserve"> </w:t>
+      </w:r>
+      <w:r>
+        <w:t>문제를</w:t>
+      </w:r>
+      <w:r>
+        <w:t xml:space="preserve"> </w:t>
+      </w:r>
+      <w:r>
+        <w:t>내기</w:t>
+      </w:r>
+      <w:r>
+        <w:t xml:space="preserve"> </w:t>
+      </w:r>
+      <w:r>
+        <w:t>전에</w:t>
+      </w:r>
+      <w:r>
+        <w:t xml:space="preserve"> </w:t>
+      </w:r>
+      <w:r>
+        <w:t>그</w:t>
+      </w:r>
+      <w:r>
+        <w:t xml:space="preserve"> </w:t>
+      </w:r>
+      <w:r>
+        <w:t>주제의</w:t>
+      </w:r>
+      <w:r>
+        <w:t xml:space="preserve"> </w:t>
+      </w:r>
+      <w:r>
+        <w:t>기존</w:t>
+      </w:r>
+      <w:r>
+        <w:t xml:space="preserve"> </w:t>
+      </w:r>
+      <w:r>
+        <w:t>문제를</w:t>
+      </w:r>
+      <w:r>
+        <w:t xml:space="preserve"> </w:t>
+      </w:r>
+      <w:r>
+        <w:t>먼저</w:t>
+      </w:r>
+      <w:r>
+        <w:t xml:space="preserve"> </w:t>
+      </w:r>
+      <w:r>
+        <w:t>보고</w:t>
+      </w:r>
+      <w:r>
+        <w:t xml:space="preserve"> </w:t>
+      </w:r>
+      <w:r>
+        <w:t>겹치지</w:t>
+      </w:r>
+      <w:r>
+        <w:t xml:space="preserve"> </w:t>
+      </w:r>
+      <w:r>
+        <w:t>않는</w:t>
+      </w:r>
+      <w:r>
+        <w:t xml:space="preserve"> </w:t>
+      </w:r>
+      <w:r>
+        <w:t>새</w:t>
+      </w:r>
+      <w:r>
+        <w:t xml:space="preserve"> </w:t>
+      </w:r>
+      <w:r>
+        <w:t>유형으로</w:t>
+      </w:r>
+      <w:r>
+        <w:t xml:space="preserve"> </w:t>
+      </w:r>
+      <w:r>
+        <w:t>출제하며</w:t>
+      </w:r>
+      <w:r>
+        <w:t xml:space="preserve">, </w:t>
+      </w:r>
+      <w:r>
+        <w:t>만든</w:t>
+      </w:r>
+      <w:r>
+        <w:t xml:space="preserve"> </w:t>
+      </w:r>
+      <w:r>
+        <w:t>직후</w:t>
+      </w:r>
+      <w:r>
+        <w:t xml:space="preserve"> </w:t>
+      </w:r>
+      <w:r>
+        <w:t>모든</w:t>
+      </w:r>
+      <w:r>
+        <w:t xml:space="preserve"> </w:t>
+      </w:r>
+      <w:r>
+        <w:t>문제를</w:t>
+      </w:r>
+      <w:r>
+        <w:t xml:space="preserve"> </w:t>
+      </w:r>
+      <w:r>
+        <w:t>두</w:t>
+      </w:r>
+      <w:r>
+        <w:t xml:space="preserve"> </w:t>
+      </w:r>
+      <w:r>
+        <w:t>번</w:t>
+      </w:r>
+      <w:r>
+        <w:t xml:space="preserve"> </w:t>
+      </w:r>
+      <w:r>
+        <w:t>검수해</w:t>
+      </w:r>
+      <w:r>
+        <w:t xml:space="preserve"> </w:t>
+      </w:r>
+      <w:r>
+        <w:t>정답이</w:t>
+      </w:r>
+      <w:r>
+        <w:t xml:space="preserve"> </w:t>
+      </w:r>
+      <w:r>
+        <w:t>틀리거나</w:t>
+      </w:r>
+      <w:r>
+        <w:t xml:space="preserve"> </w:t>
+      </w:r>
+      <w:r>
+        <w:t>애매하게</w:t>
+      </w:r>
+      <w:r>
+        <w:t xml:space="preserve"> </w:t>
+      </w:r>
+      <w:r>
+        <w:t>정답이</w:t>
+      </w:r>
+      <w:r>
+        <w:t xml:space="preserve"> </w:t>
+      </w:r>
+      <w:r>
+        <w:t>둘인</w:t>
+      </w:r>
+      <w:r>
+        <w:t xml:space="preserve"> </w:t>
+      </w:r>
+      <w:r>
+        <w:t>문제를</w:t>
+      </w:r>
+      <w:r>
+        <w:t xml:space="preserve"> </w:t>
+      </w:r>
+      <w:r>
+        <w:t>걸러</w:t>
+      </w:r>
+      <w:r>
+        <w:t xml:space="preserve"> </w:t>
+      </w:r>
+      <w:r>
+        <w:t>냅니다</w:t>
+      </w:r>
+      <w:r>
+        <w:t xml:space="preserve">. </w:t>
+      </w:r>
+      <w:r>
+        <w:t>우리</w:t>
+      </w:r>
+      <w:r>
+        <w:t xml:space="preserve"> </w:t>
+      </w:r>
+      <w:r>
+        <w:t>문제와</w:t>
+      </w:r>
+      <w:r>
+        <w:t xml:space="preserve"> AI </w:t>
       </w:r>
       <w:r>
         <w:t>문제의</w:t>
@@ -7070,91 +8362,7 @@
         <w:t xml:space="preserve"> </w:t>
       </w:r>
       <w:r>
-        <w:t>문제</w:t>
-      </w:r>
-      <w:r>
-        <w:t xml:space="preserve"> </w:t>
-      </w:r>
-      <w:r>
-        <w:t>은행을</w:t>
-      </w:r>
-      <w:r>
-        <w:t xml:space="preserve"> </w:t>
-      </w:r>
-      <w:r>
-        <w:t>앱에</w:t>
-      </w:r>
-      <w:r>
-        <w:t xml:space="preserve"> </w:t>
-      </w:r>
-      <w:r>
-        <w:t>내장하고</w:t>
-      </w:r>
-      <w:r>
-        <w:t>(</w:t>
-      </w:r>
-      <w:r>
-        <w:t>현재</w:t>
-      </w:r>
-      <w:r>
-        <w:t xml:space="preserve"> 72</w:t>
-      </w:r>
-      <w:r>
-        <w:t>개</w:t>
-      </w:r>
-      <w:r>
-        <w:t xml:space="preserve"> </w:t>
-      </w:r>
-      <w:r>
-        <w:t>주제</w:t>
-      </w:r>
-      <w:r>
-        <w:t xml:space="preserve"> · 1,080</w:t>
-      </w:r>
-      <w:r>
-        <w:t>문제</w:t>
-      </w:r>
-      <w:r>
-        <w:t xml:space="preserve"> </w:t>
-      </w:r>
-      <w:r>
-        <w:t>작성</w:t>
-      </w:r>
-      <w:r>
-        <w:t xml:space="preserve">), </w:t>
-      </w:r>
-      <w:r>
-        <w:t>문제</w:t>
-      </w:r>
-      <w:r>
-        <w:t xml:space="preserve"> </w:t>
-      </w:r>
-      <w:r>
-        <w:t>은행이</w:t>
-      </w:r>
-      <w:r>
-        <w:t xml:space="preserve"> </w:t>
-      </w:r>
-      <w:r>
-        <w:t>없는</w:t>
-      </w:r>
-      <w:r>
-        <w:t xml:space="preserve"> </w:t>
-      </w:r>
-      <w:r>
-        <w:t>주제는</w:t>
-      </w:r>
-      <w:r>
-        <w:t xml:space="preserve"> </w:t>
-      </w:r>
-      <w:r>
-        <w:t>서버에서</w:t>
-      </w:r>
-      <w:r>
-        <w:t xml:space="preserve"> AI</w:t>
-      </w:r>
-      <w:r>
-        <w:t>가</w:t>
+        <w:t>말투도</w:t>
       </w:r>
       <w:r>
         <w:t xml:space="preserve"> </w:t>
@@ -7166,73 +8374,13 @@
         <w:t xml:space="preserve"> </w:t>
       </w:r>
       <w:r>
-        <w:t>기준으로</w:t>
-      </w:r>
-      <w:r>
-        <w:t xml:space="preserve"> </w:t>
-      </w:r>
-      <w:r>
-        <w:t>만든</w:t>
-      </w:r>
-      <w:r>
-        <w:t xml:space="preserve"> </w:t>
-      </w:r>
-      <w:r>
-        <w:t>문제를</w:t>
-      </w:r>
-      <w:r>
-        <w:t xml:space="preserve"> </w:t>
-      </w:r>
-      <w:r>
-        <w:t>씁니다</w:t>
-      </w:r>
-      <w:r>
-        <w:t xml:space="preserve">. </w:t>
-      </w:r>
-      <w:r>
-        <w:t>출시</w:t>
-      </w:r>
-      <w:r>
-        <w:t xml:space="preserve"> </w:t>
-      </w:r>
-      <w:r>
-        <w:t>전에는</w:t>
-      </w:r>
-      <w:r>
-        <w:t xml:space="preserve"> </w:t>
-      </w:r>
-      <w:r>
-        <w:t>분야를</w:t>
-      </w:r>
-      <w:r>
-        <w:t xml:space="preserve"> </w:t>
-      </w:r>
-      <w:r>
-        <w:t>잘</w:t>
-      </w:r>
-      <w:r>
-        <w:t xml:space="preserve"> </w:t>
-      </w:r>
-      <w:r>
-        <w:t>아는</w:t>
-      </w:r>
-      <w:r>
-        <w:t xml:space="preserve"> </w:t>
-      </w:r>
-      <w:r>
-        <w:t>팀원이</w:t>
-      </w:r>
-      <w:r>
-        <w:t xml:space="preserve"> </w:t>
-      </w:r>
-      <w:r>
-        <w:t>문제를</w:t>
-      </w:r>
-      <w:r>
-        <w:t xml:space="preserve"> </w:t>
-      </w:r>
-      <w:r>
-        <w:t>검토합니다</w:t>
+        <w:t>규칙으로</w:t>
+      </w:r>
+      <w:r>
+        <w:t xml:space="preserve"> </w:t>
+      </w:r>
+      <w:r>
+        <w:t>맞춥니다</w:t>
       </w:r>
       <w:r>
         <w:t>.</w:t>
@@ -7244,7 +8392,7 @@
         <w:pageBreakBefore/>
         <w:spacing w:before="120" w:after="240"/>
       </w:pPr>
-      <w:bookmarkStart w:id="4" w:name="_Toc244031110"/>
+      <w:bookmarkStart w:id="4" w:name="_Toc244189294"/>
       <w:r>
         <w:t xml:space="preserve">5. </w:t>
       </w:r>
@@ -7262,6 +8410,7 @@
     <w:p>
       <w:pPr>
         <w:pStyle w:val="2"/>
+        <w:keepNext/>
         <w:spacing w:before="280" w:after="140"/>
       </w:pPr>
       <w:r>
@@ -7548,6 +8697,7 @@
     <w:p>
       <w:pPr>
         <w:pStyle w:val="2"/>
+        <w:keepNext/>
         <w:spacing w:before="280" w:after="140"/>
       </w:pPr>
       <w:r>
@@ -7837,6 +8987,7 @@
     <w:p>
       <w:pPr>
         <w:pStyle w:val="2"/>
+        <w:keepNext/>
         <w:spacing w:before="280" w:after="140"/>
       </w:pPr>
       <w:r>
@@ -7967,7 +9118,73 @@
         <w:t xml:space="preserve"> </w:t>
       </w:r>
       <w:r>
-        <w:t>골랐습니다</w:t>
+        <w:t>골랐고</w:t>
+      </w:r>
+      <w:r>
+        <w:t xml:space="preserve">, </w:t>
+      </w:r>
+      <w:r>
+        <w:t>공학의</w:t>
+      </w:r>
+      <w:r>
+        <w:t xml:space="preserve"> </w:t>
+      </w:r>
+      <w:r>
+        <w:t>바탕이</w:t>
+      </w:r>
+      <w:r>
+        <w:t xml:space="preserve"> </w:t>
+      </w:r>
+      <w:r>
+        <w:t>되는</w:t>
+      </w:r>
+      <w:r>
+        <w:t xml:space="preserve"> </w:t>
+      </w:r>
+      <w:r>
+        <w:t>수학</w:t>
+      </w:r>
+      <w:r>
+        <w:t>·</w:t>
+      </w:r>
+      <w:r>
+        <w:t>과학</w:t>
+      </w:r>
+      <w:r>
+        <w:t xml:space="preserve"> </w:t>
+      </w:r>
+      <w:r>
+        <w:t>개념까지</w:t>
+      </w:r>
+      <w:r>
+        <w:t xml:space="preserve"> </w:t>
+      </w:r>
+      <w:r>
+        <w:t>연관</w:t>
+      </w:r>
+      <w:r>
+        <w:t xml:space="preserve"> </w:t>
+      </w:r>
+      <w:r>
+        <w:t>분야로</w:t>
+      </w:r>
+      <w:r>
+        <w:t xml:space="preserve"> </w:t>
+      </w:r>
+      <w:r>
+        <w:t>함께</w:t>
+      </w:r>
+      <w:r>
+        <w:t xml:space="preserve"> </w:t>
+      </w:r>
+      <w:r>
+        <w:t>공부하도록</w:t>
+      </w:r>
+      <w:r>
+        <w:t xml:space="preserve"> </w:t>
+      </w:r>
+      <w:r>
+        <w:t>했습니다</w:t>
       </w:r>
       <w:r>
         <w:t xml:space="preserve">. </w:t>
@@ -8225,7 +9442,7 @@
         <w:pageBreakBefore/>
         <w:spacing w:before="120" w:after="240"/>
       </w:pPr>
-      <w:bookmarkStart w:id="5" w:name="_Toc244031111"/>
+      <w:bookmarkStart w:id="5" w:name="_Toc244189295"/>
       <w:r>
         <w:t xml:space="preserve">6. </w:t>
       </w:r>
@@ -8243,6 +9460,7 @@
     <w:p>
       <w:pPr>
         <w:pStyle w:val="2"/>
+        <w:keepNext/>
         <w:spacing w:before="280" w:after="140"/>
       </w:pPr>
       <w:r>
@@ -8284,6 +9502,7 @@
     </w:p>
     <w:p>
       <w:pPr>
+        <w:keepNext/>
         <w:spacing w:before="120" w:after="60"/>
         <w:jc w:val="center"/>
       </w:pPr>
@@ -8292,8 +9511,8 @@
           <w:noProof/>
         </w:rPr>
         <w:drawing>
-          <wp:inline distT="0" distB="0" distL="0" distR="0" wp14:anchorId="59B494E2" wp14:editId="7FC078B7">
-            <wp:extent cx="5715000" cy="2809875"/>
+          <wp:inline distT="0" distB="0" distL="0" distR="0" wp14:anchorId="7F247B12" wp14:editId="35925681">
+            <wp:extent cx="5715000" cy="3714750"/>
             <wp:effectExtent l="0" t="0" r="0" b="0"/>
             <wp:docPr id="6" name="그림 6"/>
             <wp:cNvGraphicFramePr>
@@ -8318,7 +9537,7 @@
                   <pic:spPr bwMode="auto">
                     <a:xfrm>
                       <a:off x="0" y="0"/>
-                      <a:ext cx="5715000" cy="2809875"/>
+                      <a:ext cx="5715000" cy="3714750"/>
                     </a:xfrm>
                     <a:prstGeom prst="rect">
                       <a:avLst/>
@@ -8581,12 +9800,127 @@
         <w:t>관리합니다</w:t>
       </w:r>
       <w:r>
+        <w:t xml:space="preserve">. </w:t>
+      </w:r>
+      <w:r>
+        <w:t>퀴즈</w:t>
+      </w:r>
+      <w:r>
+        <w:t xml:space="preserve"> </w:t>
+      </w:r>
+      <w:r>
+        <w:t>출제는</w:t>
+      </w:r>
+      <w:r>
+        <w:t xml:space="preserve"> </w:t>
+      </w:r>
+      <w:r>
+        <w:t>개인</w:t>
+      </w:r>
+      <w:r>
+        <w:t xml:space="preserve"> PC </w:t>
+      </w:r>
+      <w:r>
+        <w:t>등에서</w:t>
+      </w:r>
+      <w:r>
+        <w:t xml:space="preserve"> </w:t>
+      </w:r>
+      <w:r>
+        <w:t>계속</w:t>
+      </w:r>
+      <w:r>
+        <w:t xml:space="preserve"> </w:t>
+      </w:r>
+      <w:r>
+        <w:t>켜</w:t>
+      </w:r>
+      <w:r>
+        <w:t xml:space="preserve"> </w:t>
+      </w:r>
+      <w:r>
+        <w:t>두는</w:t>
+      </w:r>
+      <w:r>
+        <w:t xml:space="preserve"> </w:t>
+      </w:r>
+      <w:r>
+        <w:t>퀴즈</w:t>
+      </w:r>
+      <w:r>
+        <w:t xml:space="preserve"> AI </w:t>
+      </w:r>
+      <w:r>
+        <w:t>서버가</w:t>
+      </w:r>
+      <w:r>
+        <w:t xml:space="preserve"> </w:t>
+      </w:r>
+      <w:r>
+        <w:t>맡고</w:t>
+      </w:r>
+      <w:r>
+        <w:t xml:space="preserve">, </w:t>
+      </w:r>
+      <w:r>
+        <w:t>서버가</w:t>
+      </w:r>
+      <w:r>
+        <w:t xml:space="preserve"> </w:t>
+      </w:r>
+      <w:r>
+        <w:t>꺼져</w:t>
+      </w:r>
+      <w:r>
+        <w:t xml:space="preserve"> </w:t>
+      </w:r>
+      <w:r>
+        <w:t>있을</w:t>
+      </w:r>
+      <w:r>
+        <w:t xml:space="preserve"> </w:t>
+      </w:r>
+      <w:r>
+        <w:t>때는</w:t>
+      </w:r>
+      <w:r>
+        <w:t xml:space="preserve"> Supabase </w:t>
+      </w:r>
+      <w:r>
+        <w:t>서버</w:t>
+      </w:r>
+      <w:r>
+        <w:t xml:space="preserve"> </w:t>
+      </w:r>
+      <w:r>
+        <w:t>함수가</w:t>
+      </w:r>
+      <w:r>
+        <w:t xml:space="preserve"> </w:t>
+      </w:r>
+      <w:r>
+        <w:t>같은</w:t>
+      </w:r>
+      <w:r>
+        <w:t xml:space="preserve"> </w:t>
+      </w:r>
+      <w:r>
+        <w:t>규칙으로</w:t>
+      </w:r>
+      <w:r>
+        <w:t xml:space="preserve"> </w:t>
+      </w:r>
+      <w:r>
+        <w:t>대신합니다</w:t>
+      </w:r>
+      <w:r>
         <w:t>.</w:t>
       </w:r>
     </w:p>
     <w:p>
       <w:pPr>
         <w:pStyle w:val="2"/>
+        <w:keepNext/>
         <w:spacing w:before="280" w:after="140"/>
       </w:pPr>
       <w:r>
@@ -8819,7 +10153,19 @@
         <w:t xml:space="preserve"> </w:t>
       </w:r>
       <w:r>
-        <w:t>함수</w:t>
+        <w:t>함수와</w:t>
+      </w:r>
+      <w:r>
+        <w:t xml:space="preserve"> </w:t>
+      </w:r>
+      <w:r>
+        <w:t>퀴즈</w:t>
+      </w:r>
+      <w:r>
+        <w:t xml:space="preserve"> AI </w:t>
+      </w:r>
+      <w:r>
+        <w:t>서버</w:t>
       </w:r>
       <w:r>
         <w:t xml:space="preserve"> </w:t>
@@ -8960,6 +10306,7 @@
     <w:p>
       <w:pPr>
         <w:pStyle w:val="2"/>
+        <w:keepNext/>
         <w:spacing w:before="280" w:after="140"/>
       </w:pPr>
       <w:r>
@@ -9321,6 +10668,7 @@
     <w:p>
       <w:pPr>
         <w:pStyle w:val="2"/>
+        <w:keepNext/>
         <w:spacing w:before="280" w:after="140"/>
       </w:pPr>
       <w:r>
@@ -9333,25 +10681,152 @@
         <w:t xml:space="preserve"> </w:t>
       </w:r>
       <w:r>
+        <w:t>구성과</w:t>
+      </w:r>
+      <w:r>
+        <w:t xml:space="preserve"> AI </w:t>
+      </w:r>
+      <w:r>
+        <w:t>출제</w:t>
+      </w:r>
+      <w:r>
+        <w:t xml:space="preserve"> · </w:t>
+      </w:r>
+      <w:r>
+        <w:t>검수</w:t>
+      </w:r>
+    </w:p>
+    <w:p>
+      <w:pPr>
+        <w:keepNext/>
+        <w:keepLines/>
+        <w:spacing w:before="200" w:after="100"/>
+      </w:pPr>
+      <w:r>
+        <w:rPr>
+          <w:b/>
+          <w:bCs/>
+          <w:sz w:val="23"/>
+          <w:szCs w:val="23"/>
+        </w:rPr>
+        <w:t xml:space="preserve">6-4-1. </w:t>
+      </w:r>
+      <w:r>
+        <w:rPr>
+          <w:b/>
+          <w:bCs/>
+          <w:sz w:val="23"/>
+          <w:szCs w:val="23"/>
+        </w:rPr>
+        <w:t>한</w:t>
+      </w:r>
+      <w:r>
+        <w:rPr>
+          <w:b/>
+          <w:bCs/>
+          <w:sz w:val="23"/>
+          <w:szCs w:val="23"/>
+        </w:rPr>
+        <w:t xml:space="preserve"> </w:t>
+      </w:r>
+      <w:r>
+        <w:rPr>
+          <w:b/>
+          <w:bCs/>
+          <w:sz w:val="23"/>
+          <w:szCs w:val="23"/>
+        </w:rPr>
+        <w:t>번의</w:t>
+      </w:r>
+      <w:r>
+        <w:rPr>
+          <w:b/>
+          <w:bCs/>
+          <w:sz w:val="23"/>
+          <w:szCs w:val="23"/>
+        </w:rPr>
+        <w:t xml:space="preserve"> </w:t>
+      </w:r>
+      <w:r>
+        <w:rPr>
+          <w:b/>
+          <w:bCs/>
+          <w:sz w:val="23"/>
+          <w:szCs w:val="23"/>
+        </w:rPr>
+        <w:t>퀴즈</w:t>
+      </w:r>
+      <w:r>
+        <w:rPr>
+          <w:b/>
+          <w:bCs/>
+          <w:sz w:val="23"/>
+          <w:szCs w:val="23"/>
+        </w:rPr>
+        <w:t>: AI 4</w:t>
+      </w:r>
+      <w:r>
+        <w:rPr>
+          <w:b/>
+          <w:bCs/>
+          <w:sz w:val="23"/>
+          <w:szCs w:val="23"/>
+        </w:rPr>
         <w:t>문제</w:t>
       </w:r>
       <w:r>
-        <w:t xml:space="preserve"> </w:t>
-      </w:r>
-      <w:r>
-        <w:t>은행과</w:t>
-      </w:r>
-      <w:r>
-        <w:t xml:space="preserve"> AI </w:t>
-      </w:r>
-      <w:r>
-        <w:t>퀴즈</w:t>
-      </w:r>
-      <w:r>
-        <w:t xml:space="preserve"> </w:t>
-      </w:r>
-      <w:r>
-        <w:t>생성</w:t>
+        <w:rPr>
+          <w:b/>
+          <w:bCs/>
+          <w:sz w:val="23"/>
+          <w:szCs w:val="23"/>
+        </w:rPr>
+        <w:t xml:space="preserve"> + </w:t>
+      </w:r>
+      <w:r>
+        <w:rPr>
+          <w:b/>
+          <w:bCs/>
+          <w:sz w:val="23"/>
+          <w:szCs w:val="23"/>
+        </w:rPr>
+        <w:t>미리</w:t>
+      </w:r>
+      <w:r>
+        <w:rPr>
+          <w:b/>
+          <w:bCs/>
+          <w:sz w:val="23"/>
+          <w:szCs w:val="23"/>
+        </w:rPr>
+        <w:t xml:space="preserve"> </w:t>
+      </w:r>
+      <w:r>
+        <w:rPr>
+          <w:b/>
+          <w:bCs/>
+          <w:sz w:val="23"/>
+          <w:szCs w:val="23"/>
+        </w:rPr>
+        <w:t>만든</w:t>
+      </w:r>
+      <w:r>
+        <w:rPr>
+          <w:b/>
+          <w:bCs/>
+          <w:sz w:val="23"/>
+          <w:szCs w:val="23"/>
+        </w:rPr>
+        <w:t xml:space="preserve"> 3</w:t>
+      </w:r>
+      <w:r>
+        <w:rPr>
+          <w:b/>
+          <w:bCs/>
+          <w:sz w:val="23"/>
+          <w:szCs w:val="23"/>
+        </w:rPr>
+        <w:t>문제</w:t>
       </w:r>
     </w:p>
     <w:p>
@@ -9361,22 +10836,136 @@
         <w:jc w:val="both"/>
       </w:pPr>
       <w:r>
-        <w:t>퀴즈는</w:t>
+        <w:t>퀴즈</w:t>
+      </w:r>
+      <w:r>
+        <w:t xml:space="preserve"> 7</w:t>
+      </w:r>
+      <w:r>
+        <w:t>문제는</w:t>
+      </w:r>
+      <w:r>
+        <w:t xml:space="preserve"> </w:t>
+      </w:r>
+      <w:r>
+        <w:t>퀴즈</w:t>
+      </w:r>
+      <w:r>
+        <w:t xml:space="preserve"> AI</w:t>
+      </w:r>
+      <w:r>
+        <w:t>가</w:t>
+      </w:r>
+      <w:r>
+        <w:t xml:space="preserve"> </w:t>
+      </w:r>
+      <w:r>
+        <w:t>새로</w:t>
+      </w:r>
+      <w:r>
+        <w:t xml:space="preserve"> </w:t>
+      </w:r>
+      <w:r>
+        <w:t>만든</w:t>
+      </w:r>
+      <w:r>
+        <w:t xml:space="preserve"> 4</w:t>
+      </w:r>
+      <w:r>
+        <w:t>문제와</w:t>
+      </w:r>
+      <w:r>
+        <w:t xml:space="preserve"> </w:t>
+      </w:r>
+      <w:r>
+        <w:t>앱에</w:t>
+      </w:r>
+      <w:r>
+        <w:t xml:space="preserve"> </w:t>
+      </w:r>
+      <w:r>
+        <w:t>내장한</w:t>
+      </w:r>
+      <w:r>
+        <w:t xml:space="preserve"> </w:t>
+      </w:r>
+      <w:r>
+        <w:t>문제</w:t>
+      </w:r>
+      <w:r>
+        <w:t xml:space="preserve"> </w:t>
+      </w:r>
+      <w:r>
+        <w:t>은행의</w:t>
+      </w:r>
+      <w:r>
+        <w:t xml:space="preserve"> 3</w:t>
+      </w:r>
+      <w:r>
+        <w:t>문제를</w:t>
+      </w:r>
+      <w:r>
+        <w:t xml:space="preserve"> </w:t>
+      </w:r>
+      <w:r>
+        <w:t>섞어</w:t>
+      </w:r>
+      <w:r>
+        <w:t xml:space="preserve"> </w:t>
+      </w:r>
+      <w:r>
+        <w:t>만듭니다</w:t>
+      </w:r>
+      <w:r>
+        <w:t xml:space="preserve">. AI </w:t>
+      </w:r>
+      <w:r>
+        <w:t>문제는</w:t>
       </w:r>
       <w:r>
         <w:t xml:space="preserve"> ① </w:t>
       </w:r>
       <w:r>
-        <w:t>앱에</w:t>
-      </w:r>
-      <w:r>
-        <w:t xml:space="preserve"> </w:t>
-      </w:r>
-      <w:r>
-        <w:t>내장한</w:t>
-      </w:r>
-      <w:r>
-        <w:t xml:space="preserve"> </w:t>
+        <w:t>퀴즈</w:t>
+      </w:r>
+      <w:r>
+        <w:t xml:space="preserve"> AI </w:t>
+      </w:r>
+      <w:r>
+        <w:t>서버</w:t>
+      </w:r>
+      <w:r>
+        <w:t xml:space="preserve"> → ② Supabase </w:t>
+      </w:r>
+      <w:r>
+        <w:t>서버</w:t>
+      </w:r>
+      <w:r>
+        <w:t xml:space="preserve"> </w:t>
+      </w:r>
+      <w:r>
+        <w:t>함수</w:t>
+      </w:r>
+      <w:r>
+        <w:t xml:space="preserve"> → ③ </w:t>
+      </w:r>
+      <w:r>
+        <w:t>휴대폰에</w:t>
+      </w:r>
+      <w:r>
+        <w:t xml:space="preserve"> </w:t>
+      </w:r>
+      <w:r>
+        <w:t>저장해</w:t>
+      </w:r>
+      <w:r>
+        <w:t xml:space="preserve"> </w:t>
+      </w:r>
+      <w:r>
+        <w:t>둔</w:t>
+      </w:r>
+      <w:r>
+        <w:t xml:space="preserve"> AI </w:t>
       </w:r>
       <w:r>
         <w:t>문제</w:t>
@@ -9385,361 +10974,145 @@
         <w:t xml:space="preserve"> </w:t>
       </w:r>
       <w:r>
+        <w:t>순서로</w:t>
+      </w:r>
+      <w:r>
+        <w:t xml:space="preserve"> </w:t>
+      </w:r>
+      <w:r>
+        <w:t>받고</w:t>
+      </w:r>
+      <w:r>
+        <w:t xml:space="preserve">, </w:t>
+      </w:r>
+      <w:r>
+        <w:t>모자라면</w:t>
+      </w:r>
+      <w:r>
+        <w:t xml:space="preserve"> </w:t>
+      </w:r>
+      <w:r>
+        <w:t>문제</w:t>
+      </w:r>
+      <w:r>
+        <w:t xml:space="preserve"> </w:t>
+      </w:r>
+      <w:r>
         <w:t>은행</w:t>
       </w:r>
       <w:r>
-        <w:t xml:space="preserve"> → ② </w:t>
-      </w:r>
-      <w:r>
-        <w:t>서버에</w:t>
-      </w:r>
-      <w:r>
-        <w:t xml:space="preserve"> </w:t>
-      </w:r>
-      <w:r>
-        <w:t>저장된</w:t>
+        <w:t xml:space="preserve"> </w:t>
+      </w:r>
+      <w:r>
+        <w:t>문제로</w:t>
+      </w:r>
+      <w:r>
+        <w:t xml:space="preserve">, </w:t>
+      </w:r>
+      <w:r>
+        <w:t>그것도</w:t>
+      </w:r>
+      <w:r>
+        <w:t xml:space="preserve"> </w:t>
+      </w:r>
+      <w:r>
+        <w:t>없으면</w:t>
+      </w:r>
+      <w:r>
+        <w:t xml:space="preserve"> </w:t>
+      </w:r>
+      <w:r>
+        <w:t>앱</w:t>
+      </w:r>
+      <w:r>
+        <w:t xml:space="preserve"> </w:t>
+      </w:r>
+      <w:r>
+        <w:t>데이터로</w:t>
+      </w:r>
+      <w:r>
+        <w:t xml:space="preserve"> </w:t>
+      </w:r>
+      <w:r>
+        <w:t>만든</w:t>
+      </w:r>
+      <w:r>
+        <w:t xml:space="preserve"> </w:t>
+      </w:r>
+      <w:r>
+        <w:t>연습</w:t>
+      </w:r>
+      <w:r>
+        <w:t xml:space="preserve"> </w:t>
+      </w:r>
+      <w:r>
+        <w:t>문제로</w:t>
+      </w:r>
+      <w:r>
+        <w:t xml:space="preserve"> </w:t>
+      </w:r>
+      <w:r>
+        <w:t>채웁니다</w:t>
+      </w:r>
+      <w:r>
+        <w:t xml:space="preserve">. </w:t>
+      </w:r>
+      <w:r>
+        <w:t>화면에는</w:t>
+      </w:r>
+      <w:r>
+        <w:t xml:space="preserve"> </w:t>
+      </w:r>
+      <w:r>
+        <w:t>문제마다</w:t>
+      </w:r>
+      <w:r>
+        <w:t xml:space="preserve"> '</w:t>
+      </w:r>
+      <w:r>
+        <w:t>🤖</w:t>
       </w:r>
       <w:r>
         <w:t xml:space="preserve"> AI </w:t>
       </w:r>
       <w:r>
+        <w:t>출제</w:t>
+      </w:r>
+      <w:r>
+        <w:t xml:space="preserve">' </w:t>
+      </w:r>
+      <w:r>
+        <w:t>또는</w:t>
+      </w:r>
+      <w:r>
+        <w:t xml:space="preserve"> '</w:t>
+      </w:r>
+      <w:r>
+        <w:t>📚</w:t>
+      </w:r>
+      <w:r>
+        <w:t xml:space="preserve"> </w:t>
+      </w:r>
+      <w:r>
+        <w:t>기본</w:t>
+      </w:r>
+      <w:r>
+        <w:t xml:space="preserve"> </w:t>
+      </w:r>
+      <w:r>
         <w:t>문제</w:t>
       </w:r>
       <w:r>
-        <w:t xml:space="preserve"> → ③ </w:t>
-      </w:r>
-      <w:r>
-        <w:t>앱</w:t>
-      </w:r>
-      <w:r>
-        <w:t xml:space="preserve"> </w:t>
-      </w:r>
-      <w:r>
-        <w:t>데이터로</w:t>
-      </w:r>
-      <w:r>
-        <w:t xml:space="preserve"> </w:t>
-      </w:r>
-      <w:r>
-        <w:t>만든</w:t>
-      </w:r>
-      <w:r>
-        <w:t xml:space="preserve"> </w:t>
-      </w:r>
-      <w:r>
-        <w:t>연습</w:t>
-      </w:r>
-      <w:r>
-        <w:t xml:space="preserve"> </w:t>
-      </w:r>
-      <w:r>
-        <w:t>문제</w:t>
-      </w:r>
-      <w:r>
-        <w:t xml:space="preserve"> </w:t>
-      </w:r>
-      <w:r>
-        <w:t>순서로</w:t>
-      </w:r>
-      <w:r>
-        <w:t xml:space="preserve"> </w:t>
-      </w:r>
-      <w:r>
-        <w:t>가져옵니다</w:t>
-      </w:r>
-      <w:r>
-        <w:t xml:space="preserve">. </w:t>
-      </w:r>
-      <w:r>
-        <w:t>서버</w:t>
-      </w:r>
-      <w:r>
-        <w:t xml:space="preserve"> </w:t>
-      </w:r>
-      <w:r>
-        <w:t>함수</w:t>
-      </w:r>
-      <w:r>
-        <w:t>(generate-quiz)</w:t>
-      </w:r>
-      <w:r>
-        <w:t>는</w:t>
-      </w:r>
-      <w:r>
-        <w:t xml:space="preserve"> </w:t>
-      </w:r>
-      <w:r>
-        <w:t>앱의</w:t>
-      </w:r>
-      <w:r>
-        <w:t xml:space="preserve"> </w:t>
-      </w:r>
-      <w:r>
-        <w:t>주제</w:t>
-      </w:r>
-      <w:r>
-        <w:t xml:space="preserve"> </w:t>
-      </w:r>
-      <w:r>
-        <w:t>목록에</w:t>
-      </w:r>
-      <w:r>
-        <w:t xml:space="preserve"> </w:t>
-      </w:r>
-      <w:r>
-        <w:t>있는</w:t>
-      </w:r>
-      <w:r>
-        <w:t xml:space="preserve"> </w:t>
-      </w:r>
-      <w:r>
-        <w:t>주제만</w:t>
-      </w:r>
-      <w:r>
-        <w:t xml:space="preserve"> </w:t>
-      </w:r>
-      <w:r>
-        <w:t>받아</w:t>
-      </w:r>
-      <w:r>
-        <w:t xml:space="preserve"> Claude API</w:t>
-      </w:r>
-      <w:r>
-        <w:t>로</w:t>
-      </w:r>
-      <w:r>
-        <w:t xml:space="preserve"> 15</w:t>
-      </w:r>
-      <w:r>
-        <w:t>문제를</w:t>
-      </w:r>
-      <w:r>
-        <w:t xml:space="preserve"> </w:t>
-      </w:r>
-      <w:r>
-        <w:t>만들고</w:t>
-      </w:r>
-      <w:r>
-        <w:t xml:space="preserve">(JSON </w:t>
-      </w:r>
-      <w:r>
-        <w:t>형식</w:t>
-      </w:r>
-      <w:r>
-        <w:t xml:space="preserve"> </w:t>
-      </w:r>
-      <w:r>
-        <w:t>구조화</w:t>
-      </w:r>
-      <w:r>
-        <w:t xml:space="preserve"> </w:t>
-      </w:r>
-      <w:r>
-        <w:t>출력</w:t>
-      </w:r>
-      <w:r>
-        <w:t xml:space="preserve">), </w:t>
-      </w:r>
-      <w:r>
-        <w:t>형식을</w:t>
-      </w:r>
-      <w:r>
-        <w:t xml:space="preserve"> </w:t>
-      </w:r>
-      <w:r>
-        <w:t>검사한</w:t>
-      </w:r>
-      <w:r>
-        <w:t xml:space="preserve"> </w:t>
-      </w:r>
-      <w:r>
-        <w:t>뒤</w:t>
-      </w:r>
-      <w:r>
-        <w:t xml:space="preserve"> </w:t>
-      </w:r>
-      <w:r>
-        <w:t>데이터베이스에</w:t>
-      </w:r>
-      <w:r>
-        <w:t xml:space="preserve"> </w:t>
-      </w:r>
-      <w:r>
-        <w:t>저장합니다</w:t>
-      </w:r>
-      <w:r>
-        <w:t xml:space="preserve">. </w:t>
-      </w:r>
-      <w:r>
-        <w:t>한</w:t>
-      </w:r>
-      <w:r>
-        <w:t xml:space="preserve"> </w:t>
-      </w:r>
-      <w:r>
-        <w:t>번</w:t>
-      </w:r>
-      <w:r>
-        <w:t xml:space="preserve"> </w:t>
-      </w:r>
-      <w:r>
-        <w:t>만든</w:t>
-      </w:r>
-      <w:r>
-        <w:t xml:space="preserve"> </w:t>
-      </w:r>
-      <w:r>
-        <w:t>문제는</w:t>
-      </w:r>
-      <w:r>
-        <w:t xml:space="preserve"> </w:t>
-      </w:r>
-      <w:r>
-        <w:t>모든</w:t>
-      </w:r>
-      <w:r>
-        <w:t xml:space="preserve"> </w:t>
-      </w:r>
-      <w:r>
-        <w:t>사용자가</w:t>
-      </w:r>
-      <w:r>
-        <w:t xml:space="preserve"> </w:t>
-      </w:r>
-      <w:r>
-        <w:t>함께</w:t>
-      </w:r>
-      <w:r>
-        <w:t xml:space="preserve"> </w:t>
-      </w:r>
-      <w:r>
-        <w:t>쓰므로</w:t>
-      </w:r>
-      <w:r>
-        <w:t xml:space="preserve"> AI </w:t>
-      </w:r>
-      <w:r>
-        <w:t>호출은</w:t>
-      </w:r>
-      <w:r>
-        <w:t xml:space="preserve"> </w:t>
-      </w:r>
-      <w:r>
-        <w:t>최대</w:t>
-      </w:r>
-      <w:r>
-        <w:t xml:space="preserve"> </w:t>
-      </w:r>
-      <w:r>
-        <w:t>주제</w:t>
-      </w:r>
-      <w:r>
-        <w:t xml:space="preserve"> </w:t>
-      </w:r>
-      <w:r>
-        <w:t>수</w:t>
-      </w:r>
-      <w:r>
-        <w:t>(854</w:t>
-      </w:r>
-      <w:r>
-        <w:t>회</w:t>
-      </w:r>
-      <w:r>
-        <w:t>)</w:t>
-      </w:r>
-      <w:r>
-        <w:t>를</w:t>
-      </w:r>
-      <w:r>
-        <w:t xml:space="preserve"> </w:t>
-      </w:r>
-      <w:r>
-        <w:t>넘지</w:t>
-      </w:r>
-      <w:r>
-        <w:t xml:space="preserve"> </w:t>
-      </w:r>
-      <w:r>
-        <w:t>않아</w:t>
-      </w:r>
-      <w:r>
-        <w:t xml:space="preserve"> </w:t>
-      </w:r>
-      <w:r>
-        <w:t>비용을</w:t>
-      </w:r>
-      <w:r>
-        <w:t xml:space="preserve"> </w:t>
-      </w:r>
-      <w:r>
-        <w:t>예측할</w:t>
-      </w:r>
-      <w:r>
-        <w:t xml:space="preserve"> </w:t>
-      </w:r>
-      <w:r>
-        <w:t>수</w:t>
-      </w:r>
-      <w:r>
-        <w:t xml:space="preserve"> </w:t>
-      </w:r>
-      <w:r>
-        <w:t>있습니다</w:t>
-      </w:r>
-      <w:r>
-        <w:t>. AI</w:t>
-      </w:r>
-      <w:r>
-        <w:t>에는</w:t>
-      </w:r>
-      <w:r>
-        <w:t xml:space="preserve"> </w:t>
-      </w:r>
-      <w:r>
-        <w:t>주제</w:t>
-      </w:r>
-      <w:r>
-        <w:t xml:space="preserve"> </w:t>
-      </w:r>
-      <w:r>
-        <w:t>이름</w:t>
-      </w:r>
-      <w:r>
-        <w:t>·</w:t>
-      </w:r>
-      <w:r>
-        <w:t>분야</w:t>
-      </w:r>
-      <w:r>
-        <w:t>·</w:t>
-      </w:r>
-      <w:r>
-        <w:t>난이도만</w:t>
-      </w:r>
-      <w:r>
-        <w:t xml:space="preserve"> </w:t>
-      </w:r>
-      <w:r>
-        <w:t>보내고</w:t>
-      </w:r>
-      <w:r>
-        <w:t xml:space="preserve"> </w:t>
-      </w:r>
-      <w:r>
-        <w:t>개인정보는</w:t>
-      </w:r>
-      <w:r>
-        <w:t xml:space="preserve"> </w:t>
-      </w:r>
-      <w:r>
-        <w:t>보내지</w:t>
-      </w:r>
-      <w:r>
-        <w:t xml:space="preserve"> </w:t>
-      </w:r>
-      <w:r>
-        <w:t>않습니다</w:t>
+        <w:t>'</w:t>
+      </w:r>
+      <w:r>
+        <w:t>가</w:t>
+      </w:r>
+      <w:r>
+        <w:t xml:space="preserve"> </w:t>
+      </w:r>
+      <w:r>
+        <w:t>표시됩니다</w:t>
       </w:r>
       <w:r>
         <w:t>.</w:t>
@@ -9747,6 +11120,8 @@
     </w:p>
     <w:p>
       <w:pPr>
+        <w:keepNext/>
+        <w:keepLines/>
         <w:spacing w:before="200" w:after="100"/>
       </w:pPr>
       <w:r>
@@ -9756,7 +11131,7 @@
           <w:sz w:val="23"/>
           <w:szCs w:val="23"/>
         </w:rPr>
-        <w:t xml:space="preserve">6-4-1. </w:t>
+        <w:t xml:space="preserve">6-4-2. </w:t>
       </w:r>
       <w:r>
         <w:rPr>
@@ -9765,7 +11140,7 @@
           <w:sz w:val="23"/>
           <w:szCs w:val="23"/>
         </w:rPr>
-        <w:t>데이터</w:t>
+        <w:t>공부를</w:t>
       </w:r>
       <w:r>
         <w:rPr>
@@ -9783,7 +11158,7 @@
           <w:sz w:val="23"/>
           <w:szCs w:val="23"/>
         </w:rPr>
-        <w:t>스키마</w:t>
+        <w:t>시작하는</w:t>
       </w:r>
       <w:r>
         <w:rPr>
@@ -9801,11 +11176,2392 @@
           <w:sz w:val="23"/>
           <w:szCs w:val="23"/>
         </w:rPr>
-        <w:t>구상도</w:t>
+        <w:t>즉시</w:t>
+      </w:r>
+      <w:r>
+        <w:rPr>
+          <w:b/>
+          <w:bCs/>
+          <w:sz w:val="23"/>
+          <w:szCs w:val="23"/>
+        </w:rPr>
+        <w:t xml:space="preserve"> </w:t>
+      </w:r>
+      <w:r>
+        <w:rPr>
+          <w:b/>
+          <w:bCs/>
+          <w:sz w:val="23"/>
+          <w:szCs w:val="23"/>
+        </w:rPr>
+        <w:t>출제</w:t>
       </w:r>
     </w:p>
     <w:p>
       <w:pPr>
+        <w:spacing w:after="120" w:line="360" w:lineRule="auto"/>
+        <w:ind w:firstLine="220"/>
+        <w:jc w:val="both"/>
+      </w:pPr>
+      <w:r>
+        <w:t>앱은</w:t>
+      </w:r>
+      <w:r>
+        <w:t xml:space="preserve"> </w:t>
+      </w:r>
+      <w:r>
+        <w:t>학생이</w:t>
+      </w:r>
+      <w:r>
+        <w:t xml:space="preserve"> </w:t>
+      </w:r>
+      <w:r>
+        <w:t>주제를</w:t>
+      </w:r>
+      <w:r>
+        <w:t xml:space="preserve"> </w:t>
+      </w:r>
+      <w:r>
+        <w:t>뽑고</w:t>
+      </w:r>
+      <w:r>
+        <w:t xml:space="preserve"> '</w:t>
+      </w:r>
+      <w:r>
+        <w:t>이걸로</w:t>
+      </w:r>
+      <w:r>
+        <w:t xml:space="preserve"> </w:t>
+      </w:r>
+      <w:r>
+        <w:t>시작</w:t>
+      </w:r>
+      <w:r>
+        <w:t>'</w:t>
+      </w:r>
+      <w:r>
+        <w:t>을</w:t>
+      </w:r>
+      <w:r>
+        <w:t xml:space="preserve"> </w:t>
+      </w:r>
+      <w:r>
+        <w:t>누르는</w:t>
+      </w:r>
+      <w:r>
+        <w:t xml:space="preserve"> </w:t>
+      </w:r>
+      <w:r>
+        <w:t>순간</w:t>
+      </w:r>
+      <w:r>
+        <w:t xml:space="preserve"> </w:t>
+      </w:r>
+      <w:r>
+        <w:t>그</w:t>
+      </w:r>
+      <w:r>
+        <w:t xml:space="preserve"> </w:t>
+      </w:r>
+      <w:r>
+        <w:t>주제로</w:t>
+      </w:r>
+      <w:r>
+        <w:t xml:space="preserve"> AI </w:t>
+      </w:r>
+      <w:r>
+        <w:t>문제를</w:t>
+      </w:r>
+      <w:r>
+        <w:t xml:space="preserve"> </w:t>
+      </w:r>
+      <w:r>
+        <w:t>요청합니다</w:t>
+      </w:r>
+      <w:r>
+        <w:t xml:space="preserve">. </w:t>
+      </w:r>
+      <w:r>
+        <w:t>다시</w:t>
+      </w:r>
+      <w:r>
+        <w:t xml:space="preserve"> </w:t>
+      </w:r>
+      <w:r>
+        <w:t>뽑기만</w:t>
+      </w:r>
+      <w:r>
+        <w:t xml:space="preserve"> </w:t>
+      </w:r>
+      <w:r>
+        <w:t>할</w:t>
+      </w:r>
+      <w:r>
+        <w:t xml:space="preserve"> </w:t>
+      </w:r>
+      <w:r>
+        <w:t>때는</w:t>
+      </w:r>
+      <w:r>
+        <w:t xml:space="preserve"> AI</w:t>
+      </w:r>
+      <w:r>
+        <w:t>를</w:t>
+      </w:r>
+      <w:r>
+        <w:t xml:space="preserve"> </w:t>
+      </w:r>
+      <w:r>
+        <w:t>부르지</w:t>
+      </w:r>
+      <w:r>
+        <w:t xml:space="preserve"> </w:t>
+      </w:r>
+      <w:r>
+        <w:t>않아</w:t>
+      </w:r>
+      <w:r>
+        <w:t xml:space="preserve"> </w:t>
+      </w:r>
+      <w:r>
+        <w:t>비용이</w:t>
+      </w:r>
+      <w:r>
+        <w:t xml:space="preserve"> </w:t>
+      </w:r>
+      <w:r>
+        <w:t>들지</w:t>
+      </w:r>
+      <w:r>
+        <w:t xml:space="preserve"> </w:t>
+      </w:r>
+      <w:r>
+        <w:t>않고</w:t>
+      </w:r>
+      <w:r>
+        <w:t>, 15</w:t>
+      </w:r>
+      <w:r>
+        <w:t>분</w:t>
+      </w:r>
+      <w:r>
+        <w:t xml:space="preserve"> </w:t>
+      </w:r>
+      <w:r>
+        <w:t>공부하는</w:t>
+      </w:r>
+      <w:r>
+        <w:t xml:space="preserve"> </w:t>
+      </w:r>
+      <w:r>
+        <w:t>동안</w:t>
+      </w:r>
+      <w:r>
+        <w:t xml:space="preserve"> </w:t>
+      </w:r>
+      <w:r>
+        <w:t>출제와</w:t>
+      </w:r>
+      <w:r>
+        <w:t xml:space="preserve"> </w:t>
+      </w:r>
+      <w:r>
+        <w:t>검수가</w:t>
+      </w:r>
+      <w:r>
+        <w:t xml:space="preserve"> </w:t>
+      </w:r>
+      <w:r>
+        <w:t>끝나</w:t>
+      </w:r>
+      <w:r>
+        <w:t xml:space="preserve"> </w:t>
+      </w:r>
+      <w:r>
+        <w:t>퀴즈를</w:t>
+      </w:r>
+      <w:r>
+        <w:t xml:space="preserve"> </w:t>
+      </w:r>
+      <w:r>
+        <w:t>바로</w:t>
+      </w:r>
+      <w:r>
+        <w:t xml:space="preserve"> </w:t>
+      </w:r>
+      <w:r>
+        <w:t>시작할</w:t>
+      </w:r>
+      <w:r>
+        <w:t xml:space="preserve"> </w:t>
+      </w:r>
+      <w:r>
+        <w:t>수</w:t>
+      </w:r>
+      <w:r>
+        <w:t xml:space="preserve"> </w:t>
+      </w:r>
+      <w:r>
+        <w:t>있습니다</w:t>
+      </w:r>
+      <w:r>
+        <w:t>.</w:t>
+      </w:r>
+    </w:p>
+    <w:p>
+      <w:pPr>
+        <w:keepNext/>
+        <w:keepLines/>
+        <w:spacing w:before="200" w:after="100"/>
+      </w:pPr>
+      <w:r>
+        <w:rPr>
+          <w:b/>
+          <w:bCs/>
+          <w:sz w:val="23"/>
+          <w:szCs w:val="23"/>
+        </w:rPr>
+        <w:t xml:space="preserve">6-4-3. </w:t>
+      </w:r>
+      <w:r>
+        <w:rPr>
+          <w:b/>
+          <w:bCs/>
+          <w:sz w:val="23"/>
+          <w:szCs w:val="23"/>
+        </w:rPr>
+        <w:t>비슷한</w:t>
+      </w:r>
+      <w:r>
+        <w:rPr>
+          <w:b/>
+          <w:bCs/>
+          <w:sz w:val="23"/>
+          <w:szCs w:val="23"/>
+        </w:rPr>
+        <w:t xml:space="preserve"> </w:t>
+      </w:r>
+      <w:r>
+        <w:rPr>
+          <w:b/>
+          <w:bCs/>
+          <w:sz w:val="23"/>
+          <w:szCs w:val="23"/>
+        </w:rPr>
+        <w:t>문제</w:t>
+      </w:r>
+      <w:r>
+        <w:rPr>
+          <w:b/>
+          <w:bCs/>
+          <w:sz w:val="23"/>
+          <w:szCs w:val="23"/>
+        </w:rPr>
+        <w:t xml:space="preserve"> </w:t>
+      </w:r>
+      <w:r>
+        <w:rPr>
+          <w:b/>
+          <w:bCs/>
+          <w:sz w:val="23"/>
+          <w:szCs w:val="23"/>
+        </w:rPr>
+        <w:t>막기와</w:t>
+      </w:r>
+      <w:r>
+        <w:rPr>
+          <w:b/>
+          <w:bCs/>
+          <w:sz w:val="23"/>
+          <w:szCs w:val="23"/>
+        </w:rPr>
+        <w:t xml:space="preserve"> 2</w:t>
+      </w:r>
+      <w:r>
+        <w:rPr>
+          <w:b/>
+          <w:bCs/>
+          <w:sz w:val="23"/>
+          <w:szCs w:val="23"/>
+        </w:rPr>
+        <w:t>번</w:t>
+      </w:r>
+      <w:r>
+        <w:rPr>
+          <w:b/>
+          <w:bCs/>
+          <w:sz w:val="23"/>
+          <w:szCs w:val="23"/>
+        </w:rPr>
+        <w:t xml:space="preserve"> </w:t>
+      </w:r>
+      <w:r>
+        <w:rPr>
+          <w:b/>
+          <w:bCs/>
+          <w:sz w:val="23"/>
+          <w:szCs w:val="23"/>
+        </w:rPr>
+        <w:t>검수</w:t>
+      </w:r>
+    </w:p>
+    <w:p>
+      <w:pPr>
+        <w:spacing w:after="120" w:line="360" w:lineRule="auto"/>
+        <w:ind w:firstLine="220"/>
+        <w:jc w:val="both"/>
+      </w:pPr>
+      <w:r>
+        <w:t>AI</w:t>
+      </w:r>
+      <w:r>
+        <w:t>에게</w:t>
+      </w:r>
+      <w:r>
+        <w:t xml:space="preserve"> </w:t>
+      </w:r>
+      <w:r>
+        <w:t>문제를</w:t>
+      </w:r>
+      <w:r>
+        <w:t xml:space="preserve"> </w:t>
+      </w:r>
+      <w:r>
+        <w:t>시킬</w:t>
+      </w:r>
+      <w:r>
+        <w:t xml:space="preserve"> </w:t>
+      </w:r>
+      <w:r>
+        <w:t>때</w:t>
+      </w:r>
+      <w:r>
+        <w:t xml:space="preserve"> </w:t>
+      </w:r>
+      <w:r>
+        <w:t>그</w:t>
+      </w:r>
+      <w:r>
+        <w:t xml:space="preserve"> </w:t>
+      </w:r>
+      <w:r>
+        <w:t>주제의</w:t>
+      </w:r>
+      <w:r>
+        <w:t xml:space="preserve"> </w:t>
+      </w:r>
+      <w:r>
+        <w:t>문제</w:t>
+      </w:r>
+      <w:r>
+        <w:t xml:space="preserve"> </w:t>
+      </w:r>
+      <w:r>
+        <w:t>은행과</w:t>
+      </w:r>
+      <w:r>
+        <w:t xml:space="preserve"> </w:t>
+      </w:r>
+      <w:r>
+        <w:t>이미</w:t>
+      </w:r>
+      <w:r>
+        <w:t xml:space="preserve"> </w:t>
+      </w:r>
+      <w:r>
+        <w:t>만든</w:t>
+      </w:r>
+      <w:r>
+        <w:t xml:space="preserve"> AI </w:t>
+      </w:r>
+      <w:r>
+        <w:t>문제를</w:t>
+      </w:r>
+      <w:r>
+        <w:t xml:space="preserve"> </w:t>
+      </w:r>
+      <w:r>
+        <w:t>먼저</w:t>
+      </w:r>
+      <w:r>
+        <w:t xml:space="preserve"> </w:t>
+      </w:r>
+      <w:r>
+        <w:t>보여</w:t>
+      </w:r>
+      <w:r>
+        <w:t xml:space="preserve"> </w:t>
+      </w:r>
+      <w:r>
+        <w:t>주고</w:t>
+      </w:r>
+      <w:r>
+        <w:t xml:space="preserve">, </w:t>
+      </w:r>
+      <w:r>
+        <w:t>상황</w:t>
+      </w:r>
+      <w:r>
+        <w:t xml:space="preserve"> </w:t>
+      </w:r>
+      <w:r>
+        <w:t>판단</w:t>
+      </w:r>
+      <w:r>
+        <w:t>·</w:t>
+      </w:r>
+      <w:r>
+        <w:t>비교</w:t>
+      </w:r>
+      <w:r>
+        <w:t>·</w:t>
+      </w:r>
+      <w:r>
+        <w:t>계산</w:t>
+      </w:r>
+      <w:r>
+        <w:t>·</w:t>
+      </w:r>
+      <w:r>
+        <w:t>오개념</w:t>
+      </w:r>
+      <w:r>
+        <w:t xml:space="preserve"> </w:t>
+      </w:r>
+      <w:r>
+        <w:t>찾기</w:t>
+      </w:r>
+      <w:r>
+        <w:t xml:space="preserve"> </w:t>
+      </w:r>
+      <w:r>
+        <w:t>같은</w:t>
+      </w:r>
+      <w:r>
+        <w:t xml:space="preserve"> </w:t>
+      </w:r>
+      <w:r>
+        <w:t>새로운</w:t>
+      </w:r>
+      <w:r>
+        <w:t xml:space="preserve"> </w:t>
+      </w:r>
+      <w:r>
+        <w:t>유형으로</w:t>
+      </w:r>
+      <w:r>
+        <w:t xml:space="preserve"> </w:t>
+      </w:r>
+      <w:r>
+        <w:t>내게</w:t>
+      </w:r>
+      <w:r>
+        <w:t xml:space="preserve"> </w:t>
+      </w:r>
+      <w:r>
+        <w:t>합니다</w:t>
+      </w:r>
+      <w:r>
+        <w:t xml:space="preserve">. </w:t>
+      </w:r>
+      <w:r>
+        <w:t>그래도</w:t>
+      </w:r>
+      <w:r>
+        <w:t xml:space="preserve"> </w:t>
+      </w:r>
+      <w:r>
+        <w:t>비슷하게</w:t>
+      </w:r>
+      <w:r>
+        <w:t xml:space="preserve"> </w:t>
+      </w:r>
+      <w:r>
+        <w:t>나온</w:t>
+      </w:r>
+      <w:r>
+        <w:t xml:space="preserve"> </w:t>
+      </w:r>
+      <w:r>
+        <w:t>문제는</w:t>
+      </w:r>
+      <w:r>
+        <w:t xml:space="preserve"> </w:t>
+      </w:r>
+      <w:r>
+        <w:t>글자</w:t>
+      </w:r>
+      <w:r>
+        <w:t xml:space="preserve"> 2</w:t>
+      </w:r>
+      <w:r>
+        <w:t>개</w:t>
+      </w:r>
+      <w:r>
+        <w:t xml:space="preserve"> </w:t>
+      </w:r>
+      <w:r>
+        <w:t>묶음</w:t>
+      </w:r>
+      <w:r>
+        <w:t xml:space="preserve"> </w:t>
+      </w:r>
+      <w:r>
+        <w:t>유사도</w:t>
+      </w:r>
+      <w:r>
+        <w:t>(</w:t>
+      </w:r>
+      <w:r>
+        <w:t>자카드</w:t>
+      </w:r>
+      <w:r>
+        <w:t xml:space="preserve"> 0.5 </w:t>
+      </w:r>
+      <w:r>
+        <w:t>이상</w:t>
+      </w:r>
+      <w:r>
+        <w:t>)</w:t>
+      </w:r>
+      <w:r>
+        <w:t>로</w:t>
+      </w:r>
+      <w:r>
+        <w:t xml:space="preserve"> </w:t>
+      </w:r>
+      <w:r>
+        <w:t>한</w:t>
+      </w:r>
+      <w:r>
+        <w:t xml:space="preserve"> </w:t>
+      </w:r>
+      <w:r>
+        <w:t>번</w:t>
+      </w:r>
+      <w:r>
+        <w:t xml:space="preserve"> </w:t>
+      </w:r>
+      <w:r>
+        <w:t>더</w:t>
+      </w:r>
+      <w:r>
+        <w:t xml:space="preserve"> </w:t>
+      </w:r>
+      <w:r>
+        <w:t>걸러</w:t>
+      </w:r>
+      <w:r>
+        <w:t xml:space="preserve"> </w:t>
+      </w:r>
+      <w:r>
+        <w:t>냅니다</w:t>
+      </w:r>
+      <w:r>
+        <w:t xml:space="preserve">. </w:t>
+      </w:r>
+      <w:r>
+        <w:t>만든</w:t>
+      </w:r>
+      <w:r>
+        <w:t xml:space="preserve"> </w:t>
+      </w:r>
+      <w:r>
+        <w:t>직후에는</w:t>
+      </w:r>
+      <w:r>
+        <w:t xml:space="preserve"> </w:t>
+      </w:r>
+      <w:r>
+        <w:t>모든</w:t>
+      </w:r>
+      <w:r>
+        <w:t xml:space="preserve"> </w:t>
+      </w:r>
+      <w:r>
+        <w:t>문제를</w:t>
+      </w:r>
+      <w:r>
+        <w:t xml:space="preserve"> </w:t>
+      </w:r>
+      <w:r>
+        <w:t>두</w:t>
+      </w:r>
+      <w:r>
+        <w:t xml:space="preserve"> </w:t>
+      </w:r>
+      <w:r>
+        <w:t>번</w:t>
+      </w:r>
+      <w:r>
+        <w:t xml:space="preserve"> </w:t>
+      </w:r>
+      <w:r>
+        <w:t>검수합니다</w:t>
+      </w:r>
+      <w:r>
+        <w:t>.</w:t>
+      </w:r>
+    </w:p>
+    <w:tbl>
+      <w:tblPr>
+        <w:tblW w:w="9026" w:type="dxa"/>
+        <w:tblBorders>
+          <w:top w:val="single" w:sz="4" w:space="0" w:color="auto"/>
+          <w:left w:val="single" w:sz="4" w:space="0" w:color="auto"/>
+          <w:bottom w:val="single" w:sz="4" w:space="0" w:color="auto"/>
+          <w:right w:val="single" w:sz="4" w:space="0" w:color="auto"/>
+          <w:insideH w:val="single" w:sz="4" w:space="0" w:color="auto"/>
+          <w:insideV w:val="single" w:sz="4" w:space="0" w:color="auto"/>
+        </w:tblBorders>
+        <w:tblLook w:val="04A0" w:firstRow="1" w:lastRow="0" w:firstColumn="1" w:lastColumn="0" w:noHBand="0" w:noVBand="1"/>
+      </w:tblPr>
+      <w:tblGrid>
+        <w:gridCol w:w="2100"/>
+        <w:gridCol w:w="2700"/>
+        <w:gridCol w:w="4226"/>
+      </w:tblGrid>
+      <w:tr>
+        <w:trPr>
+          <w:tblHeader/>
+        </w:trPr>
+        <w:tc>
+          <w:tcPr>
+            <w:tcW w:w="2100" w:type="dxa"/>
+            <w:tcBorders>
+              <w:top w:val="single" w:sz="6" w:space="0" w:color="999999"/>
+              <w:left w:val="single" w:sz="6" w:space="0" w:color="999999"/>
+              <w:bottom w:val="single" w:sz="6" w:space="0" w:color="999999"/>
+              <w:right w:val="single" w:sz="6" w:space="0" w:color="999999"/>
+            </w:tcBorders>
+            <w:shd w:val="clear" w:color="auto" w:fill="E8EAF0"/>
+            <w:tcMar>
+              <w:top w:w="45" w:type="dxa"/>
+              <w:left w:w="120" w:type="dxa"/>
+              <w:bottom w:w="45" w:type="dxa"/>
+              <w:right w:w="120" w:type="dxa"/>
+            </w:tcMar>
+            <w:vAlign w:val="center"/>
+          </w:tcPr>
+          <w:p>
+            <w:pPr>
+              <w:jc w:val="center"/>
+            </w:pPr>
+            <w:r>
+              <w:rPr>
+                <w:b/>
+                <w:bCs/>
+                <w:sz w:val="20"/>
+                <w:szCs w:val="20"/>
+              </w:rPr>
+              <w:t>검수</w:t>
+            </w:r>
+          </w:p>
+        </w:tc>
+        <w:tc>
+          <w:tcPr>
+            <w:tcW w:w="2700" w:type="dxa"/>
+            <w:tcBorders>
+              <w:top w:val="single" w:sz="6" w:space="0" w:color="999999"/>
+              <w:left w:val="single" w:sz="6" w:space="0" w:color="999999"/>
+              <w:bottom w:val="single" w:sz="6" w:space="0" w:color="999999"/>
+              <w:right w:val="single" w:sz="6" w:space="0" w:color="999999"/>
+            </w:tcBorders>
+            <w:shd w:val="clear" w:color="auto" w:fill="E8EAF0"/>
+            <w:tcMar>
+              <w:top w:w="45" w:type="dxa"/>
+              <w:left w:w="120" w:type="dxa"/>
+              <w:bottom w:w="45" w:type="dxa"/>
+              <w:right w:w="120" w:type="dxa"/>
+            </w:tcMar>
+            <w:vAlign w:val="center"/>
+          </w:tcPr>
+          <w:p>
+            <w:pPr>
+              <w:jc w:val="center"/>
+            </w:pPr>
+            <w:r>
+              <w:rPr>
+                <w:b/>
+                <w:bCs/>
+                <w:sz w:val="20"/>
+                <w:szCs w:val="20"/>
+              </w:rPr>
+              <w:t>하는</w:t>
+            </w:r>
+            <w:r>
+              <w:rPr>
+                <w:b/>
+                <w:bCs/>
+                <w:sz w:val="20"/>
+                <w:szCs w:val="20"/>
+              </w:rPr>
+              <w:t xml:space="preserve"> </w:t>
+            </w:r>
+            <w:r>
+              <w:rPr>
+                <w:b/>
+                <w:bCs/>
+                <w:sz w:val="20"/>
+                <w:szCs w:val="20"/>
+              </w:rPr>
+              <w:t>일</w:t>
+            </w:r>
+          </w:p>
+        </w:tc>
+        <w:tc>
+          <w:tcPr>
+            <w:tcW w:w="4226" w:type="dxa"/>
+            <w:tcBorders>
+              <w:top w:val="single" w:sz="6" w:space="0" w:color="999999"/>
+              <w:left w:val="single" w:sz="6" w:space="0" w:color="999999"/>
+              <w:bottom w:val="single" w:sz="6" w:space="0" w:color="999999"/>
+              <w:right w:val="single" w:sz="6" w:space="0" w:color="999999"/>
+            </w:tcBorders>
+            <w:shd w:val="clear" w:color="auto" w:fill="E8EAF0"/>
+            <w:tcMar>
+              <w:top w:w="45" w:type="dxa"/>
+              <w:left w:w="120" w:type="dxa"/>
+              <w:bottom w:w="45" w:type="dxa"/>
+              <w:right w:w="120" w:type="dxa"/>
+            </w:tcMar>
+            <w:vAlign w:val="center"/>
+          </w:tcPr>
+          <w:p>
+            <w:pPr>
+              <w:jc w:val="center"/>
+            </w:pPr>
+            <w:r>
+              <w:rPr>
+                <w:b/>
+                <w:bCs/>
+                <w:sz w:val="20"/>
+                <w:szCs w:val="20"/>
+              </w:rPr>
+              <w:t>버리는</w:t>
+            </w:r>
+            <w:r>
+              <w:rPr>
+                <w:b/>
+                <w:bCs/>
+                <w:sz w:val="20"/>
+                <w:szCs w:val="20"/>
+              </w:rPr>
+              <w:t xml:space="preserve"> </w:t>
+            </w:r>
+            <w:r>
+              <w:rPr>
+                <w:b/>
+                <w:bCs/>
+                <w:sz w:val="20"/>
+                <w:szCs w:val="20"/>
+              </w:rPr>
+              <w:t>경우</w:t>
+            </w:r>
+          </w:p>
+        </w:tc>
+      </w:tr>
+      <w:tr>
+        <w:tc>
+          <w:tcPr>
+            <w:tcW w:w="2100" w:type="dxa"/>
+            <w:tcBorders>
+              <w:top w:val="single" w:sz="6" w:space="0" w:color="999999"/>
+              <w:left w:val="single" w:sz="6" w:space="0" w:color="999999"/>
+              <w:bottom w:val="single" w:sz="6" w:space="0" w:color="999999"/>
+              <w:right w:val="single" w:sz="6" w:space="0" w:color="999999"/>
+            </w:tcBorders>
+            <w:tcMar>
+              <w:top w:w="45" w:type="dxa"/>
+              <w:left w:w="120" w:type="dxa"/>
+              <w:bottom w:w="45" w:type="dxa"/>
+              <w:right w:w="120" w:type="dxa"/>
+            </w:tcMar>
+            <w:vAlign w:val="center"/>
+          </w:tcPr>
+          <w:p>
+            <w:r>
+              <w:rPr>
+                <w:sz w:val="20"/>
+                <w:szCs w:val="20"/>
+              </w:rPr>
+              <w:t>1</w:t>
+            </w:r>
+            <w:r>
+              <w:rPr>
+                <w:sz w:val="20"/>
+                <w:szCs w:val="20"/>
+              </w:rPr>
+              <w:t>차</w:t>
+            </w:r>
+            <w:r>
+              <w:rPr>
+                <w:sz w:val="20"/>
+                <w:szCs w:val="20"/>
+              </w:rPr>
+              <w:t xml:space="preserve"> · </w:t>
+            </w:r>
+            <w:r>
+              <w:rPr>
+                <w:sz w:val="20"/>
+                <w:szCs w:val="20"/>
+              </w:rPr>
+              <w:t>직접</w:t>
+            </w:r>
+            <w:r>
+              <w:rPr>
+                <w:sz w:val="20"/>
+                <w:szCs w:val="20"/>
+              </w:rPr>
+              <w:t xml:space="preserve"> </w:t>
+            </w:r>
+            <w:r>
+              <w:rPr>
+                <w:sz w:val="20"/>
+                <w:szCs w:val="20"/>
+              </w:rPr>
+              <w:t>풀기</w:t>
+            </w:r>
+          </w:p>
+        </w:tc>
+        <w:tc>
+          <w:tcPr>
+            <w:tcW w:w="2700" w:type="dxa"/>
+            <w:tcBorders>
+              <w:top w:val="single" w:sz="6" w:space="0" w:color="999999"/>
+              <w:left w:val="single" w:sz="6" w:space="0" w:color="999999"/>
+              <w:bottom w:val="single" w:sz="6" w:space="0" w:color="999999"/>
+              <w:right w:val="single" w:sz="6" w:space="0" w:color="999999"/>
+            </w:tcBorders>
+            <w:tcMar>
+              <w:top w:w="45" w:type="dxa"/>
+              <w:left w:w="120" w:type="dxa"/>
+              <w:bottom w:w="45" w:type="dxa"/>
+              <w:right w:w="120" w:type="dxa"/>
+            </w:tcMar>
+            <w:vAlign w:val="center"/>
+          </w:tcPr>
+          <w:p>
+            <w:r>
+              <w:rPr>
+                <w:sz w:val="20"/>
+                <w:szCs w:val="20"/>
+              </w:rPr>
+              <w:t>정답표와</w:t>
+            </w:r>
+            <w:r>
+              <w:rPr>
+                <w:sz w:val="20"/>
+                <w:szCs w:val="20"/>
+              </w:rPr>
+              <w:t xml:space="preserve"> </w:t>
+            </w:r>
+            <w:r>
+              <w:rPr>
+                <w:sz w:val="20"/>
+                <w:szCs w:val="20"/>
+              </w:rPr>
+              <w:t>해설을</w:t>
+            </w:r>
+            <w:r>
+              <w:rPr>
+                <w:sz w:val="20"/>
+                <w:szCs w:val="20"/>
+              </w:rPr>
+              <w:t xml:space="preserve"> </w:t>
+            </w:r>
+            <w:r>
+              <w:rPr>
+                <w:sz w:val="20"/>
+                <w:szCs w:val="20"/>
+              </w:rPr>
+              <w:t>가린</w:t>
+            </w:r>
+            <w:r>
+              <w:rPr>
+                <w:sz w:val="20"/>
+                <w:szCs w:val="20"/>
+              </w:rPr>
+              <w:t xml:space="preserve"> </w:t>
+            </w:r>
+            <w:r>
+              <w:rPr>
+                <w:sz w:val="20"/>
+                <w:szCs w:val="20"/>
+              </w:rPr>
+              <w:t>채</w:t>
+            </w:r>
+          </w:p>
+          <w:p>
+            <w:r>
+              <w:rPr>
+                <w:sz w:val="20"/>
+                <w:szCs w:val="20"/>
+              </w:rPr>
+              <w:t>검수</w:t>
+            </w:r>
+            <w:r>
+              <w:rPr>
+                <w:sz w:val="20"/>
+                <w:szCs w:val="20"/>
+              </w:rPr>
+              <w:t xml:space="preserve"> AI</w:t>
+            </w:r>
+            <w:r>
+              <w:rPr>
+                <w:sz w:val="20"/>
+                <w:szCs w:val="20"/>
+              </w:rPr>
+              <w:t>가</w:t>
+            </w:r>
+            <w:r>
+              <w:rPr>
+                <w:sz w:val="20"/>
+                <w:szCs w:val="20"/>
+              </w:rPr>
+              <w:t xml:space="preserve"> </w:t>
+            </w:r>
+            <w:r>
+              <w:rPr>
+                <w:sz w:val="20"/>
+                <w:szCs w:val="20"/>
+              </w:rPr>
+              <w:t>직접</w:t>
+            </w:r>
+            <w:r>
+              <w:rPr>
+                <w:sz w:val="20"/>
+                <w:szCs w:val="20"/>
+              </w:rPr>
+              <w:t xml:space="preserve"> </w:t>
+            </w:r>
+            <w:r>
+              <w:rPr>
+                <w:sz w:val="20"/>
+                <w:szCs w:val="20"/>
+              </w:rPr>
+              <w:t>풂</w:t>
+            </w:r>
+          </w:p>
+        </w:tc>
+        <w:tc>
+          <w:tcPr>
+            <w:tcW w:w="4226" w:type="dxa"/>
+            <w:tcBorders>
+              <w:top w:val="single" w:sz="6" w:space="0" w:color="999999"/>
+              <w:left w:val="single" w:sz="6" w:space="0" w:color="999999"/>
+              <w:bottom w:val="single" w:sz="6" w:space="0" w:color="999999"/>
+              <w:right w:val="single" w:sz="6" w:space="0" w:color="999999"/>
+            </w:tcBorders>
+            <w:tcMar>
+              <w:top w:w="45" w:type="dxa"/>
+              <w:left w:w="120" w:type="dxa"/>
+              <w:bottom w:w="45" w:type="dxa"/>
+              <w:right w:w="120" w:type="dxa"/>
+            </w:tcMar>
+            <w:vAlign w:val="center"/>
+          </w:tcPr>
+          <w:p>
+            <w:r>
+              <w:rPr>
+                <w:sz w:val="20"/>
+                <w:szCs w:val="20"/>
+              </w:rPr>
+              <w:t>푼</w:t>
+            </w:r>
+            <w:r>
+              <w:rPr>
+                <w:sz w:val="20"/>
+                <w:szCs w:val="20"/>
+              </w:rPr>
+              <w:t xml:space="preserve"> </w:t>
+            </w:r>
+            <w:r>
+              <w:rPr>
+                <w:sz w:val="20"/>
+                <w:szCs w:val="20"/>
+              </w:rPr>
+              <w:t>답이</w:t>
+            </w:r>
+            <w:r>
+              <w:rPr>
+                <w:sz w:val="20"/>
+                <w:szCs w:val="20"/>
+              </w:rPr>
+              <w:t xml:space="preserve"> </w:t>
+            </w:r>
+            <w:r>
+              <w:rPr>
+                <w:sz w:val="20"/>
+                <w:szCs w:val="20"/>
+              </w:rPr>
+              <w:t>정답표와</w:t>
+            </w:r>
+            <w:r>
+              <w:rPr>
+                <w:sz w:val="20"/>
+                <w:szCs w:val="20"/>
+              </w:rPr>
+              <w:t xml:space="preserve"> </w:t>
+            </w:r>
+            <w:r>
+              <w:rPr>
+                <w:sz w:val="20"/>
+                <w:szCs w:val="20"/>
+              </w:rPr>
+              <w:t>다름</w:t>
+            </w:r>
+            <w:r>
+              <w:rPr>
+                <w:sz w:val="20"/>
+                <w:szCs w:val="20"/>
+              </w:rPr>
+              <w:t xml:space="preserve">, </w:t>
+            </w:r>
+            <w:r>
+              <w:rPr>
+                <w:sz w:val="20"/>
+                <w:szCs w:val="20"/>
+              </w:rPr>
+              <w:t>다른</w:t>
+            </w:r>
+            <w:r>
+              <w:rPr>
+                <w:sz w:val="20"/>
+                <w:szCs w:val="20"/>
+              </w:rPr>
+              <w:t xml:space="preserve"> </w:t>
+            </w:r>
+            <w:r>
+              <w:rPr>
+                <w:sz w:val="20"/>
+                <w:szCs w:val="20"/>
+              </w:rPr>
+              <w:t>답도</w:t>
+            </w:r>
+            <w:r>
+              <w:rPr>
+                <w:sz w:val="20"/>
+                <w:szCs w:val="20"/>
+              </w:rPr>
+              <w:t xml:space="preserve"> </w:t>
+            </w:r>
+            <w:r>
+              <w:rPr>
+                <w:sz w:val="20"/>
+                <w:szCs w:val="20"/>
+              </w:rPr>
+              <w:t>정답일</w:t>
+            </w:r>
+            <w:r>
+              <w:rPr>
+                <w:sz w:val="20"/>
+                <w:szCs w:val="20"/>
+              </w:rPr>
+              <w:t xml:space="preserve"> </w:t>
+            </w:r>
+            <w:r>
+              <w:rPr>
+                <w:sz w:val="20"/>
+                <w:szCs w:val="20"/>
+              </w:rPr>
+              <w:t>수</w:t>
+            </w:r>
+            <w:r>
+              <w:rPr>
+                <w:sz w:val="20"/>
+                <w:szCs w:val="20"/>
+              </w:rPr>
+              <w:t xml:space="preserve"> </w:t>
+            </w:r>
+            <w:r>
+              <w:rPr>
+                <w:sz w:val="20"/>
+                <w:szCs w:val="20"/>
+              </w:rPr>
+              <w:t>있음</w:t>
+            </w:r>
+            <w:r>
+              <w:rPr>
+                <w:sz w:val="20"/>
+                <w:szCs w:val="20"/>
+              </w:rPr>
+              <w:t>,</w:t>
+            </w:r>
+          </w:p>
+          <w:p>
+            <w:r>
+              <w:rPr>
+                <w:sz w:val="20"/>
+                <w:szCs w:val="20"/>
+              </w:rPr>
+              <w:t>주제와</w:t>
+            </w:r>
+            <w:r>
+              <w:rPr>
+                <w:sz w:val="20"/>
+                <w:szCs w:val="20"/>
+              </w:rPr>
+              <w:t xml:space="preserve"> </w:t>
+            </w:r>
+            <w:r>
+              <w:rPr>
+                <w:sz w:val="20"/>
+                <w:szCs w:val="20"/>
+              </w:rPr>
+              <w:t>관계없음</w:t>
+            </w:r>
+            <w:r>
+              <w:rPr>
+                <w:sz w:val="20"/>
+                <w:szCs w:val="20"/>
+              </w:rPr>
+              <w:t xml:space="preserve">, </w:t>
+            </w:r>
+            <w:r>
+              <w:rPr>
+                <w:sz w:val="20"/>
+                <w:szCs w:val="20"/>
+              </w:rPr>
+              <w:t>사실과</w:t>
+            </w:r>
+            <w:r>
+              <w:rPr>
+                <w:sz w:val="20"/>
+                <w:szCs w:val="20"/>
+              </w:rPr>
+              <w:t xml:space="preserve"> </w:t>
+            </w:r>
+            <w:r>
+              <w:rPr>
+                <w:sz w:val="20"/>
+                <w:szCs w:val="20"/>
+              </w:rPr>
+              <w:t>다른</w:t>
+            </w:r>
+            <w:r>
+              <w:rPr>
+                <w:sz w:val="20"/>
+                <w:szCs w:val="20"/>
+              </w:rPr>
+              <w:t xml:space="preserve"> </w:t>
+            </w:r>
+            <w:r>
+              <w:rPr>
+                <w:sz w:val="20"/>
+                <w:szCs w:val="20"/>
+              </w:rPr>
+              <w:t>내용</w:t>
+            </w:r>
+          </w:p>
+        </w:tc>
+      </w:tr>
+      <w:tr>
+        <w:tc>
+          <w:tcPr>
+            <w:tcW w:w="2100" w:type="dxa"/>
+            <w:tcBorders>
+              <w:top w:val="single" w:sz="6" w:space="0" w:color="999999"/>
+              <w:left w:val="single" w:sz="6" w:space="0" w:color="999999"/>
+              <w:bottom w:val="single" w:sz="6" w:space="0" w:color="999999"/>
+              <w:right w:val="single" w:sz="6" w:space="0" w:color="999999"/>
+            </w:tcBorders>
+            <w:tcMar>
+              <w:top w:w="45" w:type="dxa"/>
+              <w:left w:w="120" w:type="dxa"/>
+              <w:bottom w:w="45" w:type="dxa"/>
+              <w:right w:w="120" w:type="dxa"/>
+            </w:tcMar>
+            <w:vAlign w:val="center"/>
+          </w:tcPr>
+          <w:p>
+            <w:r>
+              <w:rPr>
+                <w:sz w:val="20"/>
+                <w:szCs w:val="20"/>
+              </w:rPr>
+              <w:t>2</w:t>
+            </w:r>
+            <w:r>
+              <w:rPr>
+                <w:sz w:val="20"/>
+                <w:szCs w:val="20"/>
+              </w:rPr>
+              <w:t>차</w:t>
+            </w:r>
+            <w:r>
+              <w:rPr>
+                <w:sz w:val="20"/>
+                <w:szCs w:val="20"/>
+              </w:rPr>
+              <w:t xml:space="preserve"> · </w:t>
+            </w:r>
+            <w:r>
+              <w:rPr>
+                <w:sz w:val="20"/>
+                <w:szCs w:val="20"/>
+              </w:rPr>
+              <w:t>정답</w:t>
+            </w:r>
+            <w:r>
+              <w:rPr>
+                <w:sz w:val="20"/>
+                <w:szCs w:val="20"/>
+              </w:rPr>
+              <w:t>·</w:t>
+            </w:r>
+            <w:r>
+              <w:rPr>
+                <w:sz w:val="20"/>
+                <w:szCs w:val="20"/>
+              </w:rPr>
+              <w:t>해설</w:t>
+            </w:r>
+            <w:r>
+              <w:rPr>
+                <w:sz w:val="20"/>
+                <w:szCs w:val="20"/>
+              </w:rPr>
+              <w:t xml:space="preserve"> </w:t>
+            </w:r>
+            <w:r>
+              <w:rPr>
+                <w:sz w:val="20"/>
+                <w:szCs w:val="20"/>
+              </w:rPr>
+              <w:t>대조</w:t>
+            </w:r>
+          </w:p>
+        </w:tc>
+        <w:tc>
+          <w:tcPr>
+            <w:tcW w:w="2700" w:type="dxa"/>
+            <w:tcBorders>
+              <w:top w:val="single" w:sz="6" w:space="0" w:color="999999"/>
+              <w:left w:val="single" w:sz="6" w:space="0" w:color="999999"/>
+              <w:bottom w:val="single" w:sz="6" w:space="0" w:color="999999"/>
+              <w:right w:val="single" w:sz="6" w:space="0" w:color="999999"/>
+            </w:tcBorders>
+            <w:tcMar>
+              <w:top w:w="45" w:type="dxa"/>
+              <w:left w:w="120" w:type="dxa"/>
+              <w:bottom w:w="45" w:type="dxa"/>
+              <w:right w:w="120" w:type="dxa"/>
+            </w:tcMar>
+            <w:vAlign w:val="center"/>
+          </w:tcPr>
+          <w:p>
+            <w:r>
+              <w:rPr>
+                <w:sz w:val="20"/>
+                <w:szCs w:val="20"/>
+              </w:rPr>
+              <w:t>정답표와</w:t>
+            </w:r>
+            <w:r>
+              <w:rPr>
+                <w:sz w:val="20"/>
+                <w:szCs w:val="20"/>
+              </w:rPr>
+              <w:t xml:space="preserve"> </w:t>
+            </w:r>
+            <w:r>
+              <w:rPr>
+                <w:sz w:val="20"/>
+                <w:szCs w:val="20"/>
+              </w:rPr>
+              <w:t>해설까지</w:t>
+            </w:r>
+            <w:r>
+              <w:rPr>
+                <w:sz w:val="20"/>
+                <w:szCs w:val="20"/>
+              </w:rPr>
+              <w:t xml:space="preserve"> </w:t>
+            </w:r>
+            <w:r>
+              <w:rPr>
+                <w:sz w:val="20"/>
+                <w:szCs w:val="20"/>
+              </w:rPr>
+              <w:t>보고</w:t>
+            </w:r>
+          </w:p>
+          <w:p>
+            <w:r>
+              <w:rPr>
+                <w:sz w:val="20"/>
+                <w:szCs w:val="20"/>
+              </w:rPr>
+              <w:t>다시</w:t>
+            </w:r>
+            <w:r>
+              <w:rPr>
+                <w:sz w:val="20"/>
+                <w:szCs w:val="20"/>
+              </w:rPr>
+              <w:t xml:space="preserve"> </w:t>
+            </w:r>
+            <w:r>
+              <w:rPr>
+                <w:sz w:val="20"/>
+                <w:szCs w:val="20"/>
+              </w:rPr>
+              <w:t>판정</w:t>
+            </w:r>
+          </w:p>
+        </w:tc>
+        <w:tc>
+          <w:tcPr>
+            <w:tcW w:w="4226" w:type="dxa"/>
+            <w:tcBorders>
+              <w:top w:val="single" w:sz="6" w:space="0" w:color="999999"/>
+              <w:left w:val="single" w:sz="6" w:space="0" w:color="999999"/>
+              <w:bottom w:val="single" w:sz="6" w:space="0" w:color="999999"/>
+              <w:right w:val="single" w:sz="6" w:space="0" w:color="999999"/>
+            </w:tcBorders>
+            <w:tcMar>
+              <w:top w:w="45" w:type="dxa"/>
+              <w:left w:w="120" w:type="dxa"/>
+              <w:bottom w:w="45" w:type="dxa"/>
+              <w:right w:w="120" w:type="dxa"/>
+            </w:tcMar>
+            <w:vAlign w:val="center"/>
+          </w:tcPr>
+          <w:p>
+            <w:r>
+              <w:rPr>
+                <w:sz w:val="20"/>
+                <w:szCs w:val="20"/>
+              </w:rPr>
+              <w:t>정답이</w:t>
+            </w:r>
+            <w:r>
+              <w:rPr>
+                <w:sz w:val="20"/>
+                <w:szCs w:val="20"/>
+              </w:rPr>
+              <w:t xml:space="preserve"> </w:t>
+            </w:r>
+            <w:r>
+              <w:rPr>
+                <w:sz w:val="20"/>
+                <w:szCs w:val="20"/>
+              </w:rPr>
+              <w:t>틀림</w:t>
+            </w:r>
+            <w:r>
+              <w:rPr>
+                <w:sz w:val="20"/>
+                <w:szCs w:val="20"/>
+              </w:rPr>
+              <w:t xml:space="preserve">, </w:t>
+            </w:r>
+            <w:r>
+              <w:rPr>
+                <w:sz w:val="20"/>
+                <w:szCs w:val="20"/>
+              </w:rPr>
+              <w:t>정답이</w:t>
+            </w:r>
+            <w:r>
+              <w:rPr>
+                <w:sz w:val="20"/>
+                <w:szCs w:val="20"/>
+              </w:rPr>
+              <w:t xml:space="preserve"> </w:t>
+            </w:r>
+            <w:r>
+              <w:rPr>
+                <w:sz w:val="20"/>
+                <w:szCs w:val="20"/>
+              </w:rPr>
+              <w:t>둘</w:t>
+            </w:r>
+            <w:r>
+              <w:rPr>
+                <w:sz w:val="20"/>
+                <w:szCs w:val="20"/>
+              </w:rPr>
+              <w:t xml:space="preserve"> </w:t>
+            </w:r>
+            <w:r>
+              <w:rPr>
+                <w:sz w:val="20"/>
+                <w:szCs w:val="20"/>
+              </w:rPr>
+              <w:t>이상</w:t>
+            </w:r>
+            <w:r>
+              <w:rPr>
+                <w:sz w:val="20"/>
+                <w:szCs w:val="20"/>
+              </w:rPr>
+              <w:t xml:space="preserve">, </w:t>
+            </w:r>
+            <w:r>
+              <w:rPr>
+                <w:sz w:val="20"/>
+                <w:szCs w:val="20"/>
+              </w:rPr>
+              <w:t>부분적으로</w:t>
+            </w:r>
+            <w:r>
+              <w:rPr>
+                <w:sz w:val="20"/>
+                <w:szCs w:val="20"/>
+              </w:rPr>
+              <w:t xml:space="preserve"> </w:t>
+            </w:r>
+            <w:r>
+              <w:rPr>
+                <w:sz w:val="20"/>
+                <w:szCs w:val="20"/>
+              </w:rPr>
+              <w:t>맞는</w:t>
+            </w:r>
+            <w:r>
+              <w:rPr>
+                <w:sz w:val="20"/>
+                <w:szCs w:val="20"/>
+              </w:rPr>
+              <w:t xml:space="preserve"> </w:t>
+            </w:r>
+            <w:r>
+              <w:rPr>
+                <w:sz w:val="20"/>
+                <w:szCs w:val="20"/>
+              </w:rPr>
+              <w:t>오답</w:t>
+            </w:r>
+            <w:r>
+              <w:rPr>
+                <w:sz w:val="20"/>
+                <w:szCs w:val="20"/>
+              </w:rPr>
+              <w:t>,</w:t>
+            </w:r>
+          </w:p>
+          <w:p>
+            <w:r>
+              <w:rPr>
+                <w:sz w:val="20"/>
+                <w:szCs w:val="20"/>
+              </w:rPr>
+              <w:t>참</w:t>
+            </w:r>
+            <w:r>
+              <w:rPr>
+                <w:sz w:val="20"/>
+                <w:szCs w:val="20"/>
+              </w:rPr>
+              <w:t>·</w:t>
+            </w:r>
+            <w:r>
+              <w:rPr>
+                <w:sz w:val="20"/>
+                <w:szCs w:val="20"/>
+              </w:rPr>
+              <w:t>거짓이</w:t>
+            </w:r>
+            <w:r>
+              <w:rPr>
+                <w:sz w:val="20"/>
+                <w:szCs w:val="20"/>
+              </w:rPr>
+              <w:t xml:space="preserve"> </w:t>
+            </w:r>
+            <w:r>
+              <w:rPr>
+                <w:sz w:val="20"/>
+                <w:szCs w:val="20"/>
+              </w:rPr>
+              <w:t>흔들리는</w:t>
+            </w:r>
+            <w:r>
+              <w:rPr>
+                <w:sz w:val="20"/>
+                <w:szCs w:val="20"/>
+              </w:rPr>
+              <w:t xml:space="preserve"> OX, </w:t>
+            </w:r>
+            <w:r>
+              <w:rPr>
+                <w:sz w:val="20"/>
+                <w:szCs w:val="20"/>
+              </w:rPr>
+              <w:t>해설</w:t>
+            </w:r>
+            <w:r>
+              <w:rPr>
+                <w:sz w:val="20"/>
+                <w:szCs w:val="20"/>
+              </w:rPr>
+              <w:t xml:space="preserve"> </w:t>
+            </w:r>
+            <w:r>
+              <w:rPr>
+                <w:sz w:val="20"/>
+                <w:szCs w:val="20"/>
+              </w:rPr>
+              <w:t>오류</w:t>
+            </w:r>
+            <w:r>
+              <w:rPr>
+                <w:sz w:val="20"/>
+                <w:szCs w:val="20"/>
+              </w:rPr>
+              <w:t xml:space="preserve">, </w:t>
+            </w:r>
+            <w:r>
+              <w:rPr>
+                <w:sz w:val="20"/>
+                <w:szCs w:val="20"/>
+              </w:rPr>
+              <w:t>난이도</w:t>
+            </w:r>
+            <w:r>
+              <w:rPr>
+                <w:sz w:val="20"/>
+                <w:szCs w:val="20"/>
+              </w:rPr>
+              <w:t>·</w:t>
+            </w:r>
+            <w:r>
+              <w:rPr>
+                <w:sz w:val="20"/>
+                <w:szCs w:val="20"/>
+              </w:rPr>
+              <w:t>주제</w:t>
+            </w:r>
+            <w:r>
+              <w:rPr>
+                <w:sz w:val="20"/>
+                <w:szCs w:val="20"/>
+              </w:rPr>
+              <w:t xml:space="preserve"> </w:t>
+            </w:r>
+            <w:r>
+              <w:rPr>
+                <w:sz w:val="20"/>
+                <w:szCs w:val="20"/>
+              </w:rPr>
+              <w:t>이탈</w:t>
+            </w:r>
+          </w:p>
+        </w:tc>
+      </w:tr>
+    </w:tbl>
+    <w:p>
+      <w:pPr>
+        <w:spacing w:after="120"/>
+      </w:pPr>
+    </w:p>
+    <w:p>
+      <w:pPr>
+        <w:spacing w:after="120" w:line="360" w:lineRule="auto"/>
+        <w:ind w:firstLine="220"/>
+        <w:jc w:val="both"/>
+      </w:pPr>
+      <w:r>
+        <w:t>두</w:t>
+      </w:r>
+      <w:r>
+        <w:t xml:space="preserve"> </w:t>
+      </w:r>
+      <w:r>
+        <w:t>검수를</w:t>
+      </w:r>
+      <w:r>
+        <w:t xml:space="preserve"> </w:t>
+      </w:r>
+      <w:r>
+        <w:t>모두</w:t>
+      </w:r>
+      <w:r>
+        <w:t xml:space="preserve"> </w:t>
+      </w:r>
+      <w:r>
+        <w:t>통과한</w:t>
+      </w:r>
+      <w:r>
+        <w:t xml:space="preserve"> </w:t>
+      </w:r>
+      <w:r>
+        <w:t>문제만</w:t>
+      </w:r>
+      <w:r>
+        <w:t xml:space="preserve"> </w:t>
+      </w:r>
+      <w:r>
+        <w:t>저장하고</w:t>
+      </w:r>
+      <w:r>
+        <w:t xml:space="preserve"> </w:t>
+      </w:r>
+      <w:r>
+        <w:t>출제합니다</w:t>
+      </w:r>
+      <w:r>
+        <w:t xml:space="preserve">. </w:t>
+      </w:r>
+      <w:r>
+        <w:t>또한</w:t>
+      </w:r>
+      <w:r>
+        <w:t xml:space="preserve"> </w:t>
+      </w:r>
+      <w:r>
+        <w:t>우리</w:t>
+      </w:r>
+      <w:r>
+        <w:t xml:space="preserve"> </w:t>
+      </w:r>
+      <w:r>
+        <w:t>문제</w:t>
+      </w:r>
+      <w:r>
+        <w:t xml:space="preserve"> </w:t>
+      </w:r>
+      <w:r>
+        <w:t>은행</w:t>
+      </w:r>
+      <w:r>
+        <w:t xml:space="preserve"> 1,080</w:t>
+      </w:r>
+      <w:r>
+        <w:t>문제를</w:t>
+      </w:r>
+      <w:r>
+        <w:t xml:space="preserve"> </w:t>
+      </w:r>
+      <w:r>
+        <w:t>분석해</w:t>
+      </w:r>
+      <w:r>
+        <w:t xml:space="preserve"> </w:t>
+      </w:r>
+      <w:r>
+        <w:t>말투</w:t>
+      </w:r>
+      <w:r>
+        <w:t xml:space="preserve"> </w:t>
+      </w:r>
+      <w:r>
+        <w:t>규칙</w:t>
+      </w:r>
+      <w:r>
+        <w:t>(4</w:t>
+      </w:r>
+      <w:r>
+        <w:t>지선다</w:t>
+      </w:r>
+      <w:r>
+        <w:t xml:space="preserve"> '~</w:t>
+      </w:r>
+      <w:r>
+        <w:t>은</w:t>
+      </w:r>
+      <w:r>
+        <w:t>/</w:t>
+      </w:r>
+      <w:r>
+        <w:t>는</w:t>
+      </w:r>
+      <w:r>
+        <w:t>?', OX '~</w:t>
+      </w:r>
+      <w:r>
+        <w:t>다</w:t>
+      </w:r>
+      <w:r>
+        <w:t xml:space="preserve">.', </w:t>
+      </w:r>
+      <w:r>
+        <w:t>해설</w:t>
+      </w:r>
+      <w:r>
+        <w:t xml:space="preserve"> '~</w:t>
+      </w:r>
+      <w:r>
+        <w:t>입니다</w:t>
+      </w:r>
+      <w:r>
+        <w:t>')</w:t>
+      </w:r>
+      <w:r>
+        <w:t>을</w:t>
+      </w:r>
+      <w:r>
+        <w:t xml:space="preserve"> </w:t>
+      </w:r>
+      <w:r>
+        <w:t>정하고</w:t>
+      </w:r>
+      <w:r>
+        <w:t xml:space="preserve">, AI </w:t>
+      </w:r>
+      <w:r>
+        <w:t>문제도</w:t>
+      </w:r>
+      <w:r>
+        <w:t xml:space="preserve"> </w:t>
+      </w:r>
+      <w:r>
+        <w:t>같은</w:t>
+      </w:r>
+      <w:r>
+        <w:t xml:space="preserve"> </w:t>
+      </w:r>
+      <w:r>
+        <w:t>검사를</w:t>
+      </w:r>
+      <w:r>
+        <w:t xml:space="preserve"> </w:t>
+      </w:r>
+      <w:r>
+        <w:t>통과해야</w:t>
+      </w:r>
+      <w:r>
+        <w:t xml:space="preserve"> </w:t>
+      </w:r>
+      <w:r>
+        <w:t>나가도록</w:t>
+      </w:r>
+      <w:r>
+        <w:t xml:space="preserve"> </w:t>
+      </w:r>
+      <w:r>
+        <w:t>해서</w:t>
+      </w:r>
+      <w:r>
+        <w:t xml:space="preserve"> </w:t>
+      </w:r>
+      <w:r>
+        <w:t>누가</w:t>
+      </w:r>
+      <w:r>
+        <w:t xml:space="preserve"> </w:t>
+      </w:r>
+      <w:r>
+        <w:t>만든</w:t>
+      </w:r>
+      <w:r>
+        <w:t xml:space="preserve"> </w:t>
+      </w:r>
+      <w:r>
+        <w:t>문제인지</w:t>
+      </w:r>
+      <w:r>
+        <w:t xml:space="preserve"> </w:t>
+      </w:r>
+      <w:r>
+        <w:t>티가</w:t>
+      </w:r>
+      <w:r>
+        <w:t xml:space="preserve"> </w:t>
+      </w:r>
+      <w:r>
+        <w:t>나지</w:t>
+      </w:r>
+      <w:r>
+        <w:t xml:space="preserve"> </w:t>
+      </w:r>
+      <w:r>
+        <w:t>않게</w:t>
+      </w:r>
+      <w:r>
+        <w:t xml:space="preserve"> </w:t>
+      </w:r>
+      <w:r>
+        <w:t>했습니다</w:t>
+      </w:r>
+      <w:r>
+        <w:t>.</w:t>
+      </w:r>
+    </w:p>
+    <w:p>
+      <w:pPr>
+        <w:keepNext/>
+        <w:keepLines/>
+        <w:spacing w:before="200" w:after="100"/>
+      </w:pPr>
+      <w:r>
+        <w:rPr>
+          <w:b/>
+          <w:bCs/>
+          <w:sz w:val="23"/>
+          <w:szCs w:val="23"/>
+        </w:rPr>
+        <w:t xml:space="preserve">6-4-4. </w:t>
+      </w:r>
+      <w:r>
+        <w:rPr>
+          <w:b/>
+          <w:bCs/>
+          <w:sz w:val="23"/>
+          <w:szCs w:val="23"/>
+        </w:rPr>
+        <w:t>계속</w:t>
+      </w:r>
+      <w:r>
+        <w:rPr>
+          <w:b/>
+          <w:bCs/>
+          <w:sz w:val="23"/>
+          <w:szCs w:val="23"/>
+        </w:rPr>
+        <w:t xml:space="preserve"> </w:t>
+      </w:r>
+      <w:r>
+        <w:rPr>
+          <w:b/>
+          <w:bCs/>
+          <w:sz w:val="23"/>
+          <w:szCs w:val="23"/>
+        </w:rPr>
+        <w:t>켜</w:t>
+      </w:r>
+      <w:r>
+        <w:rPr>
+          <w:b/>
+          <w:bCs/>
+          <w:sz w:val="23"/>
+          <w:szCs w:val="23"/>
+        </w:rPr>
+        <w:t xml:space="preserve"> </w:t>
+      </w:r>
+      <w:r>
+        <w:rPr>
+          <w:b/>
+          <w:bCs/>
+          <w:sz w:val="23"/>
+          <w:szCs w:val="23"/>
+        </w:rPr>
+        <w:t>두는</w:t>
+      </w:r>
+      <w:r>
+        <w:rPr>
+          <w:b/>
+          <w:bCs/>
+          <w:sz w:val="23"/>
+          <w:szCs w:val="23"/>
+        </w:rPr>
+        <w:t xml:space="preserve"> </w:t>
+      </w:r>
+      <w:r>
+        <w:rPr>
+          <w:b/>
+          <w:bCs/>
+          <w:sz w:val="23"/>
+          <w:szCs w:val="23"/>
+        </w:rPr>
+        <w:t>퀴즈</w:t>
+      </w:r>
+      <w:r>
+        <w:rPr>
+          <w:b/>
+          <w:bCs/>
+          <w:sz w:val="23"/>
+          <w:szCs w:val="23"/>
+        </w:rPr>
+        <w:t xml:space="preserve"> AI </w:t>
+      </w:r>
+      <w:r>
+        <w:rPr>
+          <w:b/>
+          <w:bCs/>
+          <w:sz w:val="23"/>
+          <w:szCs w:val="23"/>
+        </w:rPr>
+        <w:t>서버</w:t>
+      </w:r>
+    </w:p>
+    <w:p>
+      <w:pPr>
+        <w:spacing w:after="120" w:line="360" w:lineRule="auto"/>
+        <w:ind w:firstLine="220"/>
+        <w:jc w:val="both"/>
+      </w:pPr>
+      <w:r>
+        <w:t>퀴즈</w:t>
+      </w:r>
+      <w:r>
+        <w:t xml:space="preserve"> AI </w:t>
+      </w:r>
+      <w:r>
+        <w:t>서버</w:t>
+      </w:r>
+      <w:r>
+        <w:t>(api/quiz-server)</w:t>
+      </w:r>
+      <w:r>
+        <w:t>는</w:t>
+      </w:r>
+      <w:r>
+        <w:t xml:space="preserve"> </w:t>
+      </w:r>
+      <w:r>
+        <w:t>개인</w:t>
+      </w:r>
+      <w:r>
+        <w:t xml:space="preserve"> PC</w:t>
+      </w:r>
+      <w:r>
+        <w:t>든</w:t>
+      </w:r>
+      <w:r>
+        <w:t xml:space="preserve"> </w:t>
+      </w:r>
+      <w:r>
+        <w:t>클라우드든</w:t>
+      </w:r>
+      <w:r>
+        <w:t xml:space="preserve"> </w:t>
+      </w:r>
+      <w:r>
+        <w:t>계속</w:t>
+      </w:r>
+      <w:r>
+        <w:t xml:space="preserve"> </w:t>
+      </w:r>
+      <w:r>
+        <w:t>켜</w:t>
+      </w:r>
+      <w:r>
+        <w:t xml:space="preserve"> </w:t>
+      </w:r>
+      <w:r>
+        <w:t>두고</w:t>
+      </w:r>
+      <w:r>
+        <w:t xml:space="preserve"> </w:t>
+      </w:r>
+      <w:r>
+        <w:t>퀴즈를</w:t>
+      </w:r>
+      <w:r>
+        <w:t xml:space="preserve"> </w:t>
+      </w:r>
+      <w:r>
+        <w:t>만들어</w:t>
+      </w:r>
+      <w:r>
+        <w:t xml:space="preserve"> </w:t>
+      </w:r>
+      <w:r>
+        <w:t>주는</w:t>
+      </w:r>
+      <w:r>
+        <w:t xml:space="preserve"> </w:t>
+      </w:r>
+      <w:r>
+        <w:t>출제</w:t>
+      </w:r>
+      <w:r>
+        <w:t xml:space="preserve"> AI</w:t>
+      </w:r>
+      <w:r>
+        <w:t>입니다</w:t>
+      </w:r>
+      <w:r>
+        <w:t>. Gemini</w:t>
+      </w:r>
+      <w:r>
+        <w:t>의</w:t>
+      </w:r>
+      <w:r>
+        <w:t xml:space="preserve"> Gems</w:t>
+      </w:r>
+      <w:r>
+        <w:t>처럼</w:t>
+      </w:r>
+      <w:r>
+        <w:t xml:space="preserve"> </w:t>
+      </w:r>
+      <w:r>
+        <w:t>출제</w:t>
+      </w:r>
+      <w:r>
+        <w:t xml:space="preserve"> </w:t>
+      </w:r>
+      <w:r>
+        <w:t>지침</w:t>
+      </w:r>
+      <w:r>
+        <w:t>(gem.md)</w:t>
+      </w:r>
+      <w:r>
+        <w:t>과</w:t>
+      </w:r>
+      <w:r>
+        <w:t xml:space="preserve"> </w:t>
+      </w:r>
+      <w:r>
+        <w:t>검수</w:t>
+      </w:r>
+      <w:r>
+        <w:t xml:space="preserve"> </w:t>
+      </w:r>
+      <w:r>
+        <w:t>지침</w:t>
+      </w:r>
+      <w:r>
+        <w:t>(review1.md, review2.md)</w:t>
+      </w:r>
+      <w:r>
+        <w:t>을</w:t>
+      </w:r>
+      <w:r>
+        <w:t xml:space="preserve"> </w:t>
+      </w:r>
+      <w:r>
+        <w:t>파일로</w:t>
+      </w:r>
+      <w:r>
+        <w:t xml:space="preserve"> </w:t>
+      </w:r>
+      <w:r>
+        <w:t>정해</w:t>
+      </w:r>
+      <w:r>
+        <w:t xml:space="preserve"> </w:t>
+      </w:r>
+      <w:r>
+        <w:t>두면</w:t>
+      </w:r>
+      <w:r>
+        <w:t xml:space="preserve"> </w:t>
+      </w:r>
+      <w:r>
+        <w:t>그</w:t>
+      </w:r>
+      <w:r>
+        <w:t xml:space="preserve"> </w:t>
+      </w:r>
+      <w:r>
+        <w:t>지침대로</w:t>
+      </w:r>
+      <w:r>
+        <w:t xml:space="preserve"> </w:t>
+      </w:r>
+      <w:r>
+        <w:t>출제</w:t>
+      </w:r>
+      <w:r>
+        <w:t>·</w:t>
+      </w:r>
+      <w:r>
+        <w:t>검수합니다</w:t>
+      </w:r>
+      <w:r>
+        <w:t xml:space="preserve">. </w:t>
+      </w:r>
+      <w:r>
+        <w:t>주제마다</w:t>
+      </w:r>
+      <w:r>
+        <w:t xml:space="preserve"> </w:t>
+      </w:r>
+      <w:r>
+        <w:t>검수를</w:t>
+      </w:r>
+      <w:r>
+        <w:t xml:space="preserve"> </w:t>
+      </w:r>
+      <w:r>
+        <w:t>통과한</w:t>
+      </w:r>
+      <w:r>
+        <w:t xml:space="preserve"> </w:t>
+      </w:r>
+      <w:r>
+        <w:t>문제를</w:t>
+      </w:r>
+      <w:r>
+        <w:t xml:space="preserve"> </w:t>
+      </w:r>
+      <w:r>
+        <w:t>창고에</w:t>
+      </w:r>
+      <w:r>
+        <w:t xml:space="preserve"> </w:t>
+      </w:r>
+      <w:r>
+        <w:t>쌓아</w:t>
+      </w:r>
+      <w:r>
+        <w:t xml:space="preserve"> </w:t>
+      </w:r>
+      <w:r>
+        <w:t>두고</w:t>
+      </w:r>
+      <w:r>
+        <w:t xml:space="preserve"> </w:t>
+      </w:r>
+      <w:r>
+        <w:t>덜</w:t>
+      </w:r>
+      <w:r>
+        <w:t xml:space="preserve"> </w:t>
+      </w:r>
+      <w:r>
+        <w:t>낸</w:t>
+      </w:r>
+      <w:r>
+        <w:t xml:space="preserve"> </w:t>
+      </w:r>
+      <w:r>
+        <w:t>문제부터</w:t>
+      </w:r>
+      <w:r>
+        <w:t xml:space="preserve"> </w:t>
+      </w:r>
+      <w:r>
+        <w:t>골라</w:t>
+      </w:r>
+      <w:r>
+        <w:t xml:space="preserve"> </w:t>
+      </w:r>
+      <w:r>
+        <w:t>주며</w:t>
+      </w:r>
+      <w:r>
+        <w:t xml:space="preserve">, </w:t>
+      </w:r>
+      <w:r>
+        <w:t>쉬는</w:t>
+      </w:r>
+      <w:r>
+        <w:t xml:space="preserve"> </w:t>
+      </w:r>
+      <w:r>
+        <w:t>동안에도</w:t>
+      </w:r>
+      <w:r>
+        <w:t xml:space="preserve"> </w:t>
+      </w:r>
+      <w:r>
+        <w:t>창고가</w:t>
+      </w:r>
+      <w:r>
+        <w:t xml:space="preserve"> </w:t>
+      </w:r>
+      <w:r>
+        <w:t>빈</w:t>
+      </w:r>
+      <w:r>
+        <w:t xml:space="preserve"> </w:t>
+      </w:r>
+      <w:r>
+        <w:t>주제부터</w:t>
+      </w:r>
+      <w:r>
+        <w:t xml:space="preserve"> </w:t>
+      </w:r>
+      <w:r>
+        <w:t>계속</w:t>
+      </w:r>
+      <w:r>
+        <w:t xml:space="preserve"> </w:t>
+      </w:r>
+      <w:r>
+        <w:t>문제를</w:t>
+      </w:r>
+      <w:r>
+        <w:t xml:space="preserve"> </w:t>
+      </w:r>
+      <w:r>
+        <w:t>만들어</w:t>
+      </w:r>
+      <w:r>
+        <w:t xml:space="preserve"> </w:t>
+      </w:r>
+      <w:r>
+        <w:t>둡니다</w:t>
+      </w:r>
+      <w:r>
+        <w:t>. AI</w:t>
+      </w:r>
+      <w:r>
+        <w:t>에는</w:t>
+      </w:r>
+      <w:r>
+        <w:t xml:space="preserve"> </w:t>
+      </w:r>
+      <w:r>
+        <w:t>주제</w:t>
+      </w:r>
+      <w:r>
+        <w:t xml:space="preserve"> </w:t>
+      </w:r>
+      <w:r>
+        <w:t>이름</w:t>
+      </w:r>
+      <w:r>
+        <w:t>·</w:t>
+      </w:r>
+      <w:r>
+        <w:t>분야</w:t>
+      </w:r>
+      <w:r>
+        <w:t>·</w:t>
+      </w:r>
+      <w:r>
+        <w:t>난이도</w:t>
+      </w:r>
+      <w:r>
+        <w:t>·</w:t>
+      </w:r>
+      <w:r>
+        <w:t>힌트만</w:t>
+      </w:r>
+      <w:r>
+        <w:t xml:space="preserve"> </w:t>
+      </w:r>
+      <w:r>
+        <w:t>보내고</w:t>
+      </w:r>
+      <w:r>
+        <w:t xml:space="preserve"> </w:t>
+      </w:r>
+      <w:r>
+        <w:t>개인정보는</w:t>
+      </w:r>
+      <w:r>
+        <w:t xml:space="preserve"> </w:t>
+      </w:r>
+      <w:r>
+        <w:t>보내지</w:t>
+      </w:r>
+      <w:r>
+        <w:t xml:space="preserve"> </w:t>
+      </w:r>
+      <w:r>
+        <w:t>않으며</w:t>
+      </w:r>
+      <w:r>
+        <w:t xml:space="preserve">, Supabase </w:t>
+      </w:r>
+      <w:r>
+        <w:t>서버</w:t>
+      </w:r>
+      <w:r>
+        <w:t xml:space="preserve"> </w:t>
+      </w:r>
+      <w:r>
+        <w:t>함수는</w:t>
+      </w:r>
+      <w:r>
+        <w:t xml:space="preserve"> </w:t>
+      </w:r>
+      <w:r>
+        <w:t>주제당</w:t>
+      </w:r>
+      <w:r>
+        <w:t xml:space="preserve"> </w:t>
+      </w:r>
+      <w:r>
+        <w:t>최대</w:t>
+      </w:r>
+      <w:r>
+        <w:t xml:space="preserve"> 40</w:t>
+      </w:r>
+      <w:r>
+        <w:t>문제까지만</w:t>
+      </w:r>
+      <w:r>
+        <w:t xml:space="preserve"> </w:t>
+      </w:r>
+      <w:r>
+        <w:t>만들어</w:t>
+      </w:r>
+      <w:r>
+        <w:t xml:space="preserve"> </w:t>
+      </w:r>
+      <w:r>
+        <w:t>비용에</w:t>
+      </w:r>
+      <w:r>
+        <w:t xml:space="preserve"> </w:t>
+      </w:r>
+      <w:r>
+        <w:t>상한을</w:t>
+      </w:r>
+      <w:r>
+        <w:t xml:space="preserve"> </w:t>
+      </w:r>
+      <w:r>
+        <w:t>둡니다</w:t>
+      </w:r>
+      <w:r>
+        <w:t>.</w:t>
+      </w:r>
+    </w:p>
+    <w:p>
+      <w:pPr>
+        <w:keepNext/>
+        <w:keepLines/>
+        <w:spacing w:before="200" w:after="100"/>
+      </w:pPr>
+      <w:r>
+        <w:rPr>
+          <w:b/>
+          <w:bCs/>
+          <w:sz w:val="23"/>
+          <w:szCs w:val="23"/>
+        </w:rPr>
+        <w:t xml:space="preserve">6-4-5. </w:t>
+      </w:r>
+      <w:r>
+        <w:rPr>
+          <w:b/>
+          <w:bCs/>
+          <w:sz w:val="23"/>
+          <w:szCs w:val="23"/>
+        </w:rPr>
+        <w:t>데이터</w:t>
+      </w:r>
+      <w:r>
+        <w:rPr>
+          <w:b/>
+          <w:bCs/>
+          <w:sz w:val="23"/>
+          <w:szCs w:val="23"/>
+        </w:rPr>
+        <w:t xml:space="preserve"> </w:t>
+      </w:r>
+      <w:r>
+        <w:rPr>
+          <w:b/>
+          <w:bCs/>
+          <w:sz w:val="23"/>
+          <w:szCs w:val="23"/>
+        </w:rPr>
+        <w:t>스키마</w:t>
+      </w:r>
+      <w:r>
+        <w:rPr>
+          <w:b/>
+          <w:bCs/>
+          <w:sz w:val="23"/>
+          <w:szCs w:val="23"/>
+        </w:rPr>
+        <w:t xml:space="preserve"> </w:t>
+      </w:r>
+      <w:r>
+        <w:rPr>
+          <w:b/>
+          <w:bCs/>
+          <w:sz w:val="23"/>
+          <w:szCs w:val="23"/>
+        </w:rPr>
+        <w:t>구상도</w:t>
+      </w:r>
+    </w:p>
+    <w:p>
+      <w:pPr>
+        <w:keepNext/>
         <w:spacing w:before="120" w:after="60"/>
         <w:jc w:val="center"/>
       </w:pPr>
@@ -9814,7 +13570,7 @@
           <w:noProof/>
         </w:rPr>
         <w:drawing>
-          <wp:inline distT="0" distB="0" distL="0" distR="0" wp14:anchorId="15E403C9" wp14:editId="677200DF">
+          <wp:inline distT="0" distB="0" distL="0" distR="0" wp14:anchorId="4A0D5B2B" wp14:editId="7D6F6552">
             <wp:extent cx="5715000" cy="2752725"/>
             <wp:effectExtent l="0" t="0" r="0" b="0"/>
             <wp:docPr id="7" name="그림 7"/>
@@ -9926,6 +13682,7 @@
     <w:p>
       <w:pPr>
         <w:pStyle w:val="2"/>
+        <w:keepNext/>
         <w:spacing w:before="280" w:after="140"/>
       </w:pPr>
       <w:r>
@@ -10197,6 +13954,7 @@
     <w:p>
       <w:pPr>
         <w:pStyle w:val="2"/>
+        <w:keepNext/>
         <w:spacing w:before="280" w:after="140"/>
       </w:pPr>
       <w:r>
@@ -10267,10 +14025,262 @@
         <w:t xml:space="preserve">. </w:t>
       </w:r>
       <w:r>
-        <w:t>위키피디아</w:t>
-      </w:r>
-      <w:r>
-        <w:t xml:space="preserve"> API</w:t>
+        <w:t>위키피디아로</w:t>
+      </w:r>
+      <w:r>
+        <w:t xml:space="preserve"> </w:t>
+      </w:r>
+      <w:r>
+        <w:t>모든</w:t>
+      </w:r>
+      <w:r>
+        <w:t xml:space="preserve"> </w:t>
+      </w:r>
+      <w:r>
+        <w:t>주제의</w:t>
+      </w:r>
+      <w:r>
+        <w:t xml:space="preserve"> </w:t>
+      </w:r>
+      <w:r>
+        <w:t>영어</w:t>
+      </w:r>
+      <w:r>
+        <w:t xml:space="preserve"> </w:t>
+      </w:r>
+      <w:r>
+        <w:t>문서가</w:t>
+      </w:r>
+      <w:r>
+        <w:t xml:space="preserve"> </w:t>
+      </w:r>
+      <w:r>
+        <w:t>실제로</w:t>
+      </w:r>
+      <w:r>
+        <w:t xml:space="preserve"> </w:t>
+      </w:r>
+      <w:r>
+        <w:t>있는지</w:t>
+      </w:r>
+      <w:r>
+        <w:t>(</w:t>
+      </w:r>
+      <w:r>
+        <w:t>동음이의</w:t>
+      </w:r>
+      <w:r>
+        <w:t xml:space="preserve"> </w:t>
+      </w:r>
+      <w:r>
+        <w:t>문서</w:t>
+      </w:r>
+      <w:r>
+        <w:t xml:space="preserve"> </w:t>
+      </w:r>
+      <w:r>
+        <w:t>제외</w:t>
+      </w:r>
+      <w:r>
+        <w:t xml:space="preserve">) </w:t>
+      </w:r>
+      <w:r>
+        <w:t>확인하고</w:t>
+      </w:r>
+      <w:r>
+        <w:t xml:space="preserve">, </w:t>
+      </w:r>
+      <w:r>
+        <w:t>언어</w:t>
+      </w:r>
+      <w:r>
+        <w:t xml:space="preserve"> </w:t>
+      </w:r>
+      <w:r>
+        <w:t>간</w:t>
+      </w:r>
+      <w:r>
+        <w:t xml:space="preserve"> </w:t>
+      </w:r>
+      <w:r>
+        <w:t>링크로</w:t>
+      </w:r>
+      <w:r>
+        <w:t xml:space="preserve"> </w:t>
+      </w:r>
+      <w:r>
+        <w:t>한국어</w:t>
+      </w:r>
+      <w:r>
+        <w:t xml:space="preserve"> </w:t>
+      </w:r>
+      <w:r>
+        <w:t>문서</w:t>
+      </w:r>
+      <w:r>
+        <w:t xml:space="preserve"> </w:t>
+      </w:r>
+      <w:r>
+        <w:t>제목을</w:t>
+      </w:r>
+      <w:r>
+        <w:t xml:space="preserve"> </w:t>
+      </w:r>
+      <w:r>
+        <w:t>받아</w:t>
+      </w:r>
+      <w:r>
+        <w:t xml:space="preserve"> </w:t>
+      </w:r>
+      <w:r>
+        <w:t>옵니다</w:t>
+      </w:r>
+      <w:r>
+        <w:t xml:space="preserve">. </w:t>
+      </w:r>
+      <w:r>
+        <w:t>공식</w:t>
+      </w:r>
+      <w:r>
+        <w:t xml:space="preserve"> </w:t>
+      </w:r>
+      <w:r>
+        <w:t>문서</w:t>
+      </w:r>
+      <w:r>
+        <w:t xml:space="preserve"> </w:t>
+      </w:r>
+      <w:r>
+        <w:t>주소는</w:t>
+      </w:r>
+      <w:r>
+        <w:t xml:space="preserve"> </w:t>
+      </w:r>
+      <w:r>
+        <w:t>접속</w:t>
+      </w:r>
+      <w:r>
+        <w:t xml:space="preserve"> </w:t>
+      </w:r>
+      <w:r>
+        <w:t>여부를</w:t>
+      </w:r>
+      <w:r>
+        <w:t xml:space="preserve">, </w:t>
+      </w:r>
+      <w:r>
+        <w:t>퀴즈</w:t>
+      </w:r>
+      <w:r>
+        <w:t xml:space="preserve"> </w:t>
+      </w:r>
+      <w:r>
+        <w:t>문제</w:t>
+      </w:r>
+      <w:r>
+        <w:t xml:space="preserve"> </w:t>
+      </w:r>
+      <w:r>
+        <w:t>은행은</w:t>
+      </w:r>
+      <w:r>
+        <w:t xml:space="preserve"> </w:t>
+      </w:r>
+      <w:r>
+        <w:t>문제</w:t>
+      </w:r>
+      <w:r>
+        <w:t xml:space="preserve"> </w:t>
+      </w:r>
+      <w:r>
+        <w:t>수</w:t>
+      </w:r>
+      <w:r>
+        <w:t>·</w:t>
+      </w:r>
+      <w:r>
+        <w:t>보기</w:t>
+      </w:r>
+      <w:r>
+        <w:t xml:space="preserve"> </w:t>
+      </w:r>
+      <w:r>
+        <w:t>개수</w:t>
+      </w:r>
+      <w:r>
+        <w:t>·</w:t>
+      </w:r>
+      <w:r>
+        <w:t>정답</w:t>
+      </w:r>
+      <w:r>
+        <w:t xml:space="preserve"> </w:t>
+      </w:r>
+      <w:r>
+        <w:t>범위</w:t>
+      </w:r>
+      <w:r>
+        <w:t>·</w:t>
+      </w:r>
+      <w:r>
+        <w:t>중복과</w:t>
+      </w:r>
+      <w:r>
+        <w:t xml:space="preserve"> </w:t>
+      </w:r>
+      <w:r>
+        <w:t>말투</w:t>
+      </w:r>
+      <w:r>
+        <w:t xml:space="preserve"> </w:t>
+      </w:r>
+      <w:r>
+        <w:t>규칙을</w:t>
+      </w:r>
+      <w:r>
+        <w:t xml:space="preserve"> </w:t>
+      </w:r>
+      <w:r>
+        <w:t>검사합니다</w:t>
+      </w:r>
+      <w:r>
+        <w:t xml:space="preserve">. </w:t>
+      </w:r>
+      <w:r>
+        <w:t>퀴즈</w:t>
+      </w:r>
+      <w:r>
+        <w:t xml:space="preserve"> AI </w:t>
+      </w:r>
+      <w:r>
+        <w:t>서버도</w:t>
+      </w:r>
+      <w:r>
+        <w:t xml:space="preserve"> </w:t>
+      </w:r>
+      <w:r>
+        <w:t>연습</w:t>
+      </w:r>
+      <w:r>
+        <w:t xml:space="preserve"> </w:t>
+      </w:r>
+      <w:r>
+        <w:t>모드</w:t>
+      </w:r>
+      <w:r>
+        <w:t xml:space="preserve">(API </w:t>
+      </w:r>
+      <w:r>
+        <w:t>키</w:t>
+      </w:r>
+      <w:r>
+        <w:t xml:space="preserve"> </w:t>
+      </w:r>
+      <w:r>
+        <w:t>없이</w:t>
+      </w:r>
+      <w:r>
+        <w:t>)</w:t>
       </w:r>
       <w:r>
         <w:t>로</w:t>
@@ -10279,205 +14289,55 @@
         <w:t xml:space="preserve"> </w:t>
       </w:r>
       <w:r>
-        <w:t>모든</w:t>
-      </w:r>
-      <w:r>
-        <w:t xml:space="preserve"> </w:t>
-      </w:r>
-      <w:r>
-        <w:t>주제의</w:t>
-      </w:r>
-      <w:r>
-        <w:t xml:space="preserve"> </w:t>
-      </w:r>
-      <w:r>
-        <w:t>영어</w:t>
-      </w:r>
-      <w:r>
-        <w:t xml:space="preserve"> </w:t>
-      </w:r>
-      <w:r>
-        <w:t>문서가</w:t>
-      </w:r>
-      <w:r>
-        <w:t xml:space="preserve"> </w:t>
-      </w:r>
-      <w:r>
-        <w:t>실제로</w:t>
-      </w:r>
-      <w:r>
-        <w:t xml:space="preserve"> </w:t>
-      </w:r>
-      <w:r>
-        <w:t>있는지</w:t>
-      </w:r>
-      <w:r>
-        <w:t>(</w:t>
-      </w:r>
-      <w:r>
-        <w:t>동음이의</w:t>
-      </w:r>
-      <w:r>
-        <w:t xml:space="preserve"> </w:t>
-      </w:r>
-      <w:r>
-        <w:t>문서</w:t>
-      </w:r>
-      <w:r>
-        <w:t xml:space="preserve"> </w:t>
-      </w:r>
-      <w:r>
-        <w:t>제외</w:t>
-      </w:r>
-      <w:r>
-        <w:t xml:space="preserve">) </w:t>
-      </w:r>
-      <w:r>
-        <w:t>확인하고</w:t>
-      </w:r>
-      <w:r>
-        <w:t xml:space="preserve">, </w:t>
-      </w:r>
-      <w:r>
-        <w:t>언어</w:t>
-      </w:r>
-      <w:r>
-        <w:t xml:space="preserve"> </w:t>
-      </w:r>
-      <w:r>
-        <w:t>간</w:t>
-      </w:r>
-      <w:r>
-        <w:t xml:space="preserve"> </w:t>
-      </w:r>
-      <w:r>
-        <w:t>링크로</w:t>
-      </w:r>
-      <w:r>
-        <w:t xml:space="preserve"> </w:t>
-      </w:r>
-      <w:r>
-        <w:t>한국어</w:t>
-      </w:r>
-      <w:r>
-        <w:t xml:space="preserve"> </w:t>
-      </w:r>
-      <w:r>
-        <w:t>문서</w:t>
-      </w:r>
-      <w:r>
-        <w:t xml:space="preserve"> </w:t>
-      </w:r>
-      <w:r>
-        <w:t>제목을</w:t>
-      </w:r>
-      <w:r>
-        <w:t xml:space="preserve"> </w:t>
-      </w:r>
-      <w:r>
-        <w:t>받아</w:t>
-      </w:r>
-      <w:r>
-        <w:t xml:space="preserve"> </w:t>
-      </w:r>
-      <w:r>
-        <w:t>옵니다</w:t>
-      </w:r>
-      <w:r>
-        <w:t xml:space="preserve">. </w:t>
-      </w:r>
-      <w:r>
-        <w:t>공식</w:t>
-      </w:r>
-      <w:r>
-        <w:t xml:space="preserve"> </w:t>
-      </w:r>
-      <w:r>
-        <w:t>문서</w:t>
-      </w:r>
-      <w:r>
-        <w:t xml:space="preserve"> </w:t>
-      </w:r>
-      <w:r>
-        <w:t>주소는</w:t>
-      </w:r>
-      <w:r>
-        <w:t xml:space="preserve"> </w:t>
-      </w:r>
-      <w:r>
-        <w:t>접속</w:t>
-      </w:r>
-      <w:r>
-        <w:t xml:space="preserve"> </w:t>
-      </w:r>
-      <w:r>
-        <w:t>여부를</w:t>
-      </w:r>
-      <w:r>
-        <w:t xml:space="preserve">, </w:t>
-      </w:r>
-      <w:r>
-        <w:t>퀴즈</w:t>
-      </w:r>
-      <w:r>
-        <w:t xml:space="preserve"> </w:t>
-      </w:r>
-      <w:r>
-        <w:t>문제</w:t>
-      </w:r>
-      <w:r>
-        <w:t xml:space="preserve"> </w:t>
-      </w:r>
-      <w:r>
-        <w:t>은행은</w:t>
-      </w:r>
-      <w:r>
-        <w:t xml:space="preserve"> </w:t>
-      </w:r>
-      <w:r>
-        <w:t>문제</w:t>
-      </w:r>
-      <w:r>
-        <w:t xml:space="preserve"> </w:t>
-      </w:r>
-      <w:r>
-        <w:t>수</w:t>
+        <w:t>출제</w:t>
       </w:r>
       <w:r>
         <w:t>·</w:t>
       </w:r>
       <w:r>
-        <w:t>보기</w:t>
-      </w:r>
-      <w:r>
-        <w:t xml:space="preserve"> </w:t>
-      </w:r>
-      <w:r>
-        <w:t>개수</w:t>
-      </w:r>
-      <w:r>
-        <w:t>·</w:t>
-      </w:r>
-      <w:r>
-        <w:t>정답</w:t>
-      </w:r>
-      <w:r>
-        <w:t xml:space="preserve"> </w:t>
-      </w:r>
-      <w:r>
-        <w:t>범위</w:t>
-      </w:r>
-      <w:r>
-        <w:t>·</w:t>
-      </w:r>
-      <w:r>
-        <w:t>중복을</w:t>
-      </w:r>
-      <w:r>
-        <w:t xml:space="preserve"> </w:t>
-      </w:r>
-      <w:r>
-        <w:t>검사합니다</w:t>
+        <w:t>중복</w:t>
+      </w:r>
+      <w:r>
+        <w:t xml:space="preserve"> </w:t>
+      </w:r>
+      <w:r>
+        <w:t>거르기</w:t>
+      </w:r>
+      <w:r>
+        <w:t>·2</w:t>
+      </w:r>
+      <w:r>
+        <w:t>번</w:t>
+      </w:r>
+      <w:r>
+        <w:t xml:space="preserve"> </w:t>
+      </w:r>
+      <w:r>
+        <w:t>검수가</w:t>
+      </w:r>
+      <w:r>
+        <w:t xml:space="preserve"> </w:t>
+      </w:r>
+      <w:r>
+        <w:t>제대로</w:t>
+      </w:r>
+      <w:r>
+        <w:t xml:space="preserve"> </w:t>
+      </w:r>
+      <w:r>
+        <w:t>되는지</w:t>
+      </w:r>
+      <w:r>
+        <w:t xml:space="preserve"> </w:t>
+      </w:r>
+      <w:r>
+        <w:t>자동으로</w:t>
+      </w:r>
+      <w:r>
+        <w:t xml:space="preserve"> </w:t>
+      </w:r>
+      <w:r>
+        <w:t>점검합니다</w:t>
       </w:r>
       <w:r>
         <w:t>.</w:t>
@@ -10486,6 +14346,7 @@
     <w:p>
       <w:pPr>
         <w:pStyle w:val="2"/>
+        <w:keepNext/>
         <w:spacing w:before="280" w:after="140"/>
       </w:pPr>
       <w:r>
@@ -10736,10 +14597,10 @@
         <w:t xml:space="preserve"> </w:t>
       </w:r>
       <w:r>
-        <w:t>검사와</w:t>
-      </w:r>
-      <w:r>
-        <w:t xml:space="preserve"> </w:t>
+        <w:t>검사</w:t>
+      </w:r>
+      <w:r>
+        <w:t xml:space="preserve">, </w:t>
       </w:r>
       <w:r>
         <w:t>퀴즈</w:t>
@@ -10754,7 +14615,25 @@
         <w:t xml:space="preserve"> </w:t>
       </w:r>
       <w:r>
-        <w:t>검사를</w:t>
+        <w:t>검사</w:t>
+      </w:r>
+      <w:r>
+        <w:t xml:space="preserve">, </w:t>
+      </w:r>
+      <w:r>
+        <w:t>퀴즈</w:t>
+      </w:r>
+      <w:r>
+        <w:t xml:space="preserve"> AI </w:t>
+      </w:r>
+      <w:r>
+        <w:t>서버</w:t>
+      </w:r>
+      <w:r>
+        <w:t xml:space="preserve"> </w:t>
+      </w:r>
+      <w:r>
+        <w:t>점검을</w:t>
       </w:r>
       <w:r>
         <w:t xml:space="preserve"> </w:t>
@@ -10769,7 +14648,13 @@
         <w:t>실행합니다</w:t>
       </w:r>
       <w:r>
-        <w:t>.</w:t>
+        <w:t xml:space="preserve"> (</w:t>
+      </w:r>
+      <w:r>
+        <w:t>저장소</w:t>
+      </w:r>
+      <w:r>
+        <w:t>: github.com/lrevin/Random-engineering).</w:t>
       </w:r>
     </w:p>
     <w:p>
@@ -10778,7 +14663,7 @@
         <w:pageBreakBefore/>
         <w:spacing w:before="120" w:after="240"/>
       </w:pPr>
-      <w:bookmarkStart w:id="6" w:name="_Toc244031112"/>
+      <w:bookmarkStart w:id="6" w:name="_Toc244189296"/>
       <w:r>
         <w:t xml:space="preserve">7. </w:t>
       </w:r>
@@ -10796,6 +14681,7 @@
     <w:p>
       <w:pPr>
         <w:pStyle w:val="2"/>
+        <w:keepNext/>
         <w:spacing w:before="280" w:after="140"/>
       </w:pPr>
       <w:r>
@@ -11340,14 +15226,14 @@
                 <w:sz w:val="20"/>
                 <w:szCs w:val="20"/>
               </w:rPr>
-              <w:t>), expo-web-browser (</w:t>
-            </w:r>
-            <w:r>
-              <w:rPr>
-                <w:sz w:val="20"/>
-                <w:szCs w:val="20"/>
-              </w:rPr>
-              <w:t>인앱</w:t>
+              <w:t>), react-native-webview (</w:t>
+            </w:r>
+            <w:r>
+              <w:rPr>
+                <w:sz w:val="20"/>
+                <w:szCs w:val="20"/>
+              </w:rPr>
+              <w:t>앱</w:t>
             </w:r>
             <w:r>
               <w:rPr>
@@ -11361,7 +15247,35 @@
                 <w:sz w:val="20"/>
                 <w:szCs w:val="20"/>
               </w:rPr>
-              <w:t>브라우저</w:t>
+              <w:t>안</w:t>
+            </w:r>
+            <w:r>
+              <w:rPr>
+                <w:sz w:val="20"/>
+                <w:szCs w:val="20"/>
+              </w:rPr>
+              <w:t xml:space="preserve"> </w:t>
+            </w:r>
+            <w:r>
+              <w:rPr>
+                <w:sz w:val="20"/>
+                <w:szCs w:val="20"/>
+              </w:rPr>
+              <w:t>문서</w:t>
+            </w:r>
+            <w:r>
+              <w:rPr>
+                <w:sz w:val="20"/>
+                <w:szCs w:val="20"/>
+              </w:rPr>
+              <w:t xml:space="preserve"> </w:t>
+            </w:r>
+            <w:r>
+              <w:rPr>
+                <w:sz w:val="20"/>
+                <w:szCs w:val="20"/>
+              </w:rPr>
+              <w:t>창</w:t>
             </w:r>
             <w:r>
               <w:rPr>
@@ -11652,6 +15566,7 @@
     <w:p>
       <w:pPr>
         <w:pStyle w:val="2"/>
+        <w:keepNext/>
         <w:spacing w:before="280" w:after="140"/>
       </w:pPr>
       <w:r>
@@ -12261,7 +16176,21 @@
                 <w:sz w:val="20"/>
                 <w:szCs w:val="20"/>
               </w:rPr>
-              <w:t>AI</w:t>
+              <w:t>퀴즈</w:t>
+            </w:r>
+            <w:r>
+              <w:rPr>
+                <w:sz w:val="20"/>
+                <w:szCs w:val="20"/>
+              </w:rPr>
+              <w:t xml:space="preserve"> AI </w:t>
+            </w:r>
+            <w:r>
+              <w:rPr>
+                <w:sz w:val="20"/>
+                <w:szCs w:val="20"/>
+              </w:rPr>
+              <w:t>서버</w:t>
             </w:r>
           </w:p>
         </w:tc>
@@ -12288,6 +16217,195 @@
                 <w:sz w:val="20"/>
                 <w:szCs w:val="20"/>
               </w:rPr>
+              <w:t xml:space="preserve">Node.js (PC </w:t>
+            </w:r>
+            <w:r>
+              <w:rPr>
+                <w:sz w:val="20"/>
+                <w:szCs w:val="20"/>
+              </w:rPr>
+              <w:t>등에서</w:t>
+            </w:r>
+            <w:r>
+              <w:rPr>
+                <w:sz w:val="20"/>
+                <w:szCs w:val="20"/>
+              </w:rPr>
+              <w:t xml:space="preserve"> </w:t>
+            </w:r>
+            <w:r>
+              <w:rPr>
+                <w:sz w:val="20"/>
+                <w:szCs w:val="20"/>
+              </w:rPr>
+              <w:t>상시</w:t>
+            </w:r>
+            <w:r>
+              <w:rPr>
+                <w:sz w:val="20"/>
+                <w:szCs w:val="20"/>
+              </w:rPr>
+              <w:t xml:space="preserve"> </w:t>
+            </w:r>
+            <w:r>
+              <w:rPr>
+                <w:sz w:val="20"/>
+                <w:szCs w:val="20"/>
+              </w:rPr>
+              <w:t>구동</w:t>
+            </w:r>
+            <w:r>
+              <w:rPr>
+                <w:sz w:val="20"/>
+                <w:szCs w:val="20"/>
+              </w:rPr>
+              <w:t xml:space="preserve">), </w:t>
+            </w:r>
+            <w:r>
+              <w:rPr>
+                <w:sz w:val="20"/>
+                <w:szCs w:val="20"/>
+              </w:rPr>
+              <w:t>출제</w:t>
+            </w:r>
+            <w:r>
+              <w:rPr>
+                <w:sz w:val="20"/>
+                <w:szCs w:val="20"/>
+              </w:rPr>
+              <w:t>·</w:t>
+            </w:r>
+            <w:r>
+              <w:rPr>
+                <w:sz w:val="20"/>
+                <w:szCs w:val="20"/>
+              </w:rPr>
+              <w:t>검수</w:t>
+            </w:r>
+            <w:r>
+              <w:rPr>
+                <w:sz w:val="20"/>
+                <w:szCs w:val="20"/>
+              </w:rPr>
+              <w:t xml:space="preserve"> </w:t>
+            </w:r>
+            <w:r>
+              <w:rPr>
+                <w:sz w:val="20"/>
+                <w:szCs w:val="20"/>
+              </w:rPr>
+              <w:t>지침</w:t>
+            </w:r>
+            <w:r>
+              <w:rPr>
+                <w:sz w:val="20"/>
+                <w:szCs w:val="20"/>
+              </w:rPr>
+              <w:t xml:space="preserve"> </w:t>
+            </w:r>
+            <w:r>
+              <w:rPr>
+                <w:sz w:val="20"/>
+                <w:szCs w:val="20"/>
+              </w:rPr>
+              <w:t>파일</w:t>
+            </w:r>
+            <w:r>
+              <w:rPr>
+                <w:sz w:val="20"/>
+                <w:szCs w:val="20"/>
+              </w:rPr>
+              <w:t xml:space="preserve">, </w:t>
+            </w:r>
+            <w:r>
+              <w:rPr>
+                <w:sz w:val="20"/>
+                <w:szCs w:val="20"/>
+              </w:rPr>
+              <w:t>주제별</w:t>
+            </w:r>
+            <w:r>
+              <w:rPr>
+                <w:sz w:val="20"/>
+                <w:szCs w:val="20"/>
+              </w:rPr>
+              <w:t xml:space="preserve"> </w:t>
+            </w:r>
+            <w:r>
+              <w:rPr>
+                <w:sz w:val="20"/>
+                <w:szCs w:val="20"/>
+              </w:rPr>
+              <w:t>문제</w:t>
+            </w:r>
+            <w:r>
+              <w:rPr>
+                <w:sz w:val="20"/>
+                <w:szCs w:val="20"/>
+              </w:rPr>
+              <w:t xml:space="preserve"> </w:t>
+            </w:r>
+            <w:r>
+              <w:rPr>
+                <w:sz w:val="20"/>
+                <w:szCs w:val="20"/>
+              </w:rPr>
+              <w:t>창고</w:t>
+            </w:r>
+          </w:p>
+        </w:tc>
+      </w:tr>
+      <w:tr>
+        <w:tc>
+          <w:tcPr>
+            <w:tcW w:w="2400" w:type="dxa"/>
+            <w:tcBorders>
+              <w:top w:val="single" w:sz="6" w:space="0" w:color="999999"/>
+              <w:left w:val="single" w:sz="6" w:space="0" w:color="999999"/>
+              <w:bottom w:val="single" w:sz="6" w:space="0" w:color="999999"/>
+              <w:right w:val="single" w:sz="6" w:space="0" w:color="999999"/>
+            </w:tcBorders>
+            <w:tcMar>
+              <w:top w:w="45" w:type="dxa"/>
+              <w:left w:w="120" w:type="dxa"/>
+              <w:bottom w:w="45" w:type="dxa"/>
+              <w:right w:w="120" w:type="dxa"/>
+            </w:tcMar>
+            <w:vAlign w:val="center"/>
+          </w:tcPr>
+          <w:p>
+            <w:r>
+              <w:rPr>
+                <w:sz w:val="20"/>
+                <w:szCs w:val="20"/>
+              </w:rPr>
+              <w:t>AI</w:t>
+            </w:r>
+          </w:p>
+        </w:tc>
+        <w:tc>
+          <w:tcPr>
+            <w:tcW w:w="6626" w:type="dxa"/>
+            <w:tcBorders>
+              <w:top w:val="single" w:sz="6" w:space="0" w:color="999999"/>
+              <w:left w:val="single" w:sz="6" w:space="0" w:color="999999"/>
+              <w:bottom w:val="single" w:sz="6" w:space="0" w:color="999999"/>
+              <w:right w:val="single" w:sz="6" w:space="0" w:color="999999"/>
+            </w:tcBorders>
+            <w:tcMar>
+              <w:top w:w="45" w:type="dxa"/>
+              <w:left w:w="120" w:type="dxa"/>
+              <w:bottom w:w="45" w:type="dxa"/>
+              <w:right w:w="120" w:type="dxa"/>
+            </w:tcMar>
+            <w:vAlign w:val="center"/>
+          </w:tcPr>
+          <w:p>
+            <w:r>
+              <w:rPr>
+                <w:sz w:val="20"/>
+                <w:szCs w:val="20"/>
+              </w:rPr>
               <w:t xml:space="preserve">Anthropic Claude API (claude-opus-5-5, </w:t>
             </w:r>
             <w:r>
@@ -12310,6 +16428,48 @@
                 <w:szCs w:val="20"/>
               </w:rPr>
               <w:t>출력</w:t>
+            </w:r>
+            <w:r>
+              <w:rPr>
+                <w:sz w:val="20"/>
+                <w:szCs w:val="20"/>
+              </w:rPr>
+              <w:t xml:space="preserve">, </w:t>
+            </w:r>
+            <w:r>
+              <w:rPr>
+                <w:sz w:val="20"/>
+                <w:szCs w:val="20"/>
+              </w:rPr>
+              <w:t>출제</w:t>
+            </w:r>
+            <w:r>
+              <w:rPr>
+                <w:sz w:val="20"/>
+                <w:szCs w:val="20"/>
+              </w:rPr>
+              <w:t xml:space="preserve"> + 2</w:t>
+            </w:r>
+            <w:r>
+              <w:rPr>
+                <w:sz w:val="20"/>
+                <w:szCs w:val="20"/>
+              </w:rPr>
+              <w:t>번</w:t>
+            </w:r>
+            <w:r>
+              <w:rPr>
+                <w:sz w:val="20"/>
+                <w:szCs w:val="20"/>
+              </w:rPr>
+              <w:t xml:space="preserve"> </w:t>
+            </w:r>
+            <w:r>
+              <w:rPr>
+                <w:sz w:val="20"/>
+                <w:szCs w:val="20"/>
+              </w:rPr>
+              <w:t>검수</w:t>
             </w:r>
             <w:r>
               <w:rPr>
@@ -12325,6 +16485,7 @@
     <w:p>
       <w:pPr>
         <w:pStyle w:val="2"/>
+        <w:keepNext/>
         <w:spacing w:before="280" w:after="140"/>
       </w:pPr>
       <w:r>
@@ -12675,6 +16836,48 @@
                 <w:sz w:val="20"/>
                 <w:szCs w:val="20"/>
               </w:rPr>
+              <w:t xml:space="preserve">, </w:t>
+            </w:r>
+            <w:r>
+              <w:rPr>
+                <w:sz w:val="20"/>
+                <w:szCs w:val="20"/>
+              </w:rPr>
+              <w:t>퀴즈</w:t>
+            </w:r>
+            <w:r>
+              <w:rPr>
+                <w:sz w:val="20"/>
+                <w:szCs w:val="20"/>
+              </w:rPr>
+              <w:t xml:space="preserve"> AI </w:t>
+            </w:r>
+            <w:r>
+              <w:rPr>
+                <w:sz w:val="20"/>
+                <w:szCs w:val="20"/>
+              </w:rPr>
+              <w:t>서버</w:t>
+            </w:r>
+            <w:r>
+              <w:rPr>
+                <w:sz w:val="20"/>
+                <w:szCs w:val="20"/>
+              </w:rPr>
+              <w:t xml:space="preserve"> </w:t>
+            </w:r>
+            <w:r>
+              <w:rPr>
+                <w:sz w:val="20"/>
+                <w:szCs w:val="20"/>
+              </w:rPr>
+              <w:t>점검</w:t>
+            </w:r>
+            <w:r>
+              <w:rPr>
+                <w:sz w:val="20"/>
+                <w:szCs w:val="20"/>
+              </w:rPr>
               <w:t>)</w:t>
             </w:r>
           </w:p>
@@ -13039,7 +17242,84 @@
                 <w:sz w:val="20"/>
                 <w:szCs w:val="20"/>
               </w:rPr>
-              <w:t xml:space="preserve"> (Claude)</w:t>
+              <w:t xml:space="preserve"> (Claude), </w:t>
+            </w:r>
+            <w:r>
+              <w:rPr>
+                <w:sz w:val="20"/>
+                <w:szCs w:val="20"/>
+              </w:rPr>
+              <w:t>슬롯머신</w:t>
+            </w:r>
+            <w:r>
+              <w:rPr>
+                <w:sz w:val="20"/>
+                <w:szCs w:val="20"/>
+              </w:rPr>
+              <w:t xml:space="preserve"> </w:t>
+            </w:r>
+            <w:r>
+              <w:rPr>
+                <w:sz w:val="20"/>
+                <w:szCs w:val="20"/>
+              </w:rPr>
+              <w:t>로고</w:t>
+            </w:r>
+            <w:r>
+              <w:rPr>
+                <w:sz w:val="20"/>
+                <w:szCs w:val="20"/>
+              </w:rPr>
+              <w:t xml:space="preserve"> · </w:t>
+            </w:r>
+            <w:r>
+              <w:rPr>
+                <w:sz w:val="20"/>
+                <w:szCs w:val="20"/>
+              </w:rPr>
+              <w:t>입체감</w:t>
+            </w:r>
+            <w:r>
+              <w:rPr>
+                <w:sz w:val="20"/>
+                <w:szCs w:val="20"/>
+              </w:rPr>
+              <w:t xml:space="preserve"> </w:t>
+            </w:r>
+            <w:r>
+              <w:rPr>
+                <w:sz w:val="20"/>
+                <w:szCs w:val="20"/>
+              </w:rPr>
+              <w:t>있는</w:t>
+            </w:r>
+            <w:r>
+              <w:rPr>
+                <w:sz w:val="20"/>
+                <w:szCs w:val="20"/>
+              </w:rPr>
+              <w:t xml:space="preserve"> </w:t>
+            </w:r>
+            <w:r>
+              <w:rPr>
+                <w:sz w:val="20"/>
+                <w:szCs w:val="20"/>
+              </w:rPr>
+              <w:t>버튼</w:t>
+            </w:r>
+            <w:r>
+              <w:rPr>
+                <w:sz w:val="20"/>
+                <w:szCs w:val="20"/>
+              </w:rPr>
+              <w:t xml:space="preserve"> </w:t>
+            </w:r>
+            <w:r>
+              <w:rPr>
+                <w:sz w:val="20"/>
+                <w:szCs w:val="20"/>
+              </w:rPr>
+              <w:t>디자인</w:t>
             </w:r>
           </w:p>
         </w:tc>
@@ -13051,7 +17331,7 @@
         <w:pageBreakBefore/>
         <w:spacing w:before="120" w:after="240"/>
       </w:pPr>
-      <w:bookmarkStart w:id="7" w:name="_Toc244031113"/>
+      <w:bookmarkStart w:id="7" w:name="_Toc244189297"/>
       <w:r>
         <w:t xml:space="preserve">8. </w:t>
       </w:r>
@@ -13068,6 +17348,7 @@
     </w:p>
     <w:p>
       <w:pPr>
+        <w:keepNext/>
         <w:spacing w:before="120" w:after="60"/>
         <w:jc w:val="center"/>
       </w:pPr>
@@ -13076,7 +17357,7 @@
           <w:noProof/>
         </w:rPr>
         <w:drawing>
-          <wp:inline distT="0" distB="0" distL="0" distR="0" wp14:anchorId="1B985676" wp14:editId="3E39B27A">
+          <wp:inline distT="0" distB="0" distL="0" distR="0" wp14:anchorId="358EFFCA" wp14:editId="49F7ABBE">
             <wp:extent cx="5905500" cy="2705100"/>
             <wp:effectExtent l="0" t="0" r="0" b="0"/>
             <wp:docPr id="8" name="그림 8"/>
@@ -13275,6 +17556,8 @@
     </w:p>
     <w:p>
       <w:pPr>
+        <w:keepNext/>
+        <w:keepLines/>
         <w:spacing w:before="200" w:after="100"/>
       </w:pPr>
       <w:r>
@@ -14458,6 +18741,8 @@
     </w:p>
     <w:p>
       <w:pPr>
+        <w:keepNext/>
+        <w:keepLines/>
         <w:spacing w:before="200" w:after="100"/>
       </w:pPr>
       <w:r>
@@ -14592,13 +18877,14 @@
         <w:tblLook w:val="04A0" w:firstRow="1" w:lastRow="0" w:firstColumn="1" w:lastColumn="0" w:noHBand="0" w:noVBand="1"/>
       </w:tblPr>
       <w:tblGrid>
-        <w:gridCol w:w="4513"/>
-        <w:gridCol w:w="4513"/>
+        <w:gridCol w:w="3008"/>
+        <w:gridCol w:w="3009"/>
+        <w:gridCol w:w="3009"/>
       </w:tblGrid>
       <w:tr>
         <w:tc>
           <w:tcPr>
-            <w:tcW w:w="4513" w:type="dxa"/>
+            <w:tcW w:w="3008" w:type="dxa"/>
             <w:tcBorders>
               <w:top w:val="none" w:sz="0" w:space="0" w:color="FFFFFF"/>
               <w:left w:val="none" w:sz="0" w:space="0" w:color="FFFFFF"/>
@@ -14615,8 +18901,8 @@
                 <w:noProof/>
               </w:rPr>
               <w:drawing>
-                <wp:inline distT="0" distB="0" distL="0" distR="0" wp14:anchorId="4680C258" wp14:editId="54AC8382">
-                  <wp:extent cx="2190750" cy="4562475"/>
+                <wp:inline distT="0" distB="0" distL="0" distR="0" wp14:anchorId="3D847D2D" wp14:editId="1EC3096E">
+                  <wp:extent cx="1571625" cy="3219450"/>
                   <wp:effectExtent l="0" t="0" r="0" b="0"/>
                   <wp:docPr id="9" name="그림 9"/>
                   <wp:cNvGraphicFramePr>
@@ -14641,7 +18927,7 @@
                         <pic:spPr bwMode="auto">
                           <a:xfrm>
                             <a:off x="0" y="0"/>
-                            <a:ext cx="2190750" cy="4562475"/>
+                            <a:ext cx="1571625" cy="3219450"/>
                           </a:xfrm>
                           <a:prstGeom prst="rect">
                             <a:avLst/>
@@ -14657,7 +18943,7 @@
         </w:tc>
         <w:tc>
           <w:tcPr>
-            <w:tcW w:w="4513" w:type="dxa"/>
+            <w:tcW w:w="3008" w:type="dxa"/>
             <w:tcBorders>
               <w:top w:val="none" w:sz="0" w:space="0" w:color="FFFFFF"/>
               <w:left w:val="none" w:sz="0" w:space="0" w:color="FFFFFF"/>
@@ -14674,8 +18960,8 @@
                 <w:noProof/>
               </w:rPr>
               <w:drawing>
-                <wp:inline distT="0" distB="0" distL="0" distR="0" wp14:anchorId="793DEE63" wp14:editId="57EF35D6">
-                  <wp:extent cx="2190750" cy="4562475"/>
+                <wp:inline distT="0" distB="0" distL="0" distR="0" wp14:anchorId="3B4D91E2" wp14:editId="29E26B89">
+                  <wp:extent cx="1571625" cy="3219450"/>
                   <wp:effectExtent l="0" t="0" r="0" b="0"/>
                   <wp:docPr id="10" name="그림 10"/>
                   <wp:cNvGraphicFramePr>
@@ -14700,7 +18986,7 @@
                         <pic:spPr bwMode="auto">
                           <a:xfrm>
                             <a:off x="0" y="0"/>
-                            <a:ext cx="2190750" cy="4562475"/>
+                            <a:ext cx="1571625" cy="3219450"/>
                           </a:xfrm>
                           <a:prstGeom prst="rect">
                             <a:avLst/>
@@ -14714,6 +19000,65 @@
             </w:r>
           </w:p>
         </w:tc>
+        <w:tc>
+          <w:tcPr>
+            <w:tcW w:w="3008" w:type="dxa"/>
+            <w:tcBorders>
+              <w:top w:val="none" w:sz="0" w:space="0" w:color="FFFFFF"/>
+              <w:left w:val="none" w:sz="0" w:space="0" w:color="FFFFFF"/>
+              <w:bottom w:val="none" w:sz="0" w:space="0" w:color="FFFFFF"/>
+              <w:right w:val="none" w:sz="0" w:space="0" w:color="FFFFFF"/>
+            </w:tcBorders>
+          </w:tcPr>
+          <w:p>
+            <w:pPr>
+              <w:jc w:val="center"/>
+            </w:pPr>
+            <w:r>
+              <w:rPr>
+                <w:noProof/>
+              </w:rPr>
+              <w:drawing>
+                <wp:inline distT="0" distB="0" distL="0" distR="0" wp14:anchorId="6E4437D7" wp14:editId="4A1F2179">
+                  <wp:extent cx="1571625" cy="3219450"/>
+                  <wp:effectExtent l="0" t="0" r="0" b="0"/>
+                  <wp:docPr id="11" name="그림 11"/>
+                  <wp:cNvGraphicFramePr>
+                    <a:graphicFrameLocks xmlns:a="http://schemas.openxmlformats.org/drawingml/2006/main" noChangeAspect="1"/>
+                  </wp:cNvGraphicFramePr>
+                  <a:graphic xmlns:a="http://schemas.openxmlformats.org/drawingml/2006/main">
+                    <a:graphicData uri="http://schemas.openxmlformats.org/drawingml/2006/picture">
+                      <pic:pic xmlns:pic="http://schemas.openxmlformats.org/drawingml/2006/picture">
+                        <pic:nvPicPr>
+                          <pic:cNvPr id="0" name=""/>
+                          <pic:cNvPicPr>
+                            <a:picLocks noChangeAspect="1" noChangeArrowheads="1"/>
+                          </pic:cNvPicPr>
+                        </pic:nvPicPr>
+                        <pic:blipFill>
+                          <a:blip r:embed="rId17"/>
+                          <a:srcRect/>
+                          <a:stretch>
+                            <a:fillRect/>
+                          </a:stretch>
+                        </pic:blipFill>
+                        <pic:spPr bwMode="auto">
+                          <a:xfrm>
+                            <a:off x="0" y="0"/>
+                            <a:ext cx="1571625" cy="3219450"/>
+                          </a:xfrm>
+                          <a:prstGeom prst="rect">
+                            <a:avLst/>
+                          </a:prstGeom>
+                        </pic:spPr>
+                      </pic:pic>
+                    </a:graphicData>
+                  </a:graphic>
+                </wp:inline>
+              </w:drawing>
+            </w:r>
+          </w:p>
+        </w:tc>
       </w:tr>
     </w:tbl>
     <w:p>
@@ -14759,7 +19104,7 @@
           <w:sz w:val="19"/>
           <w:szCs w:val="19"/>
         </w:rPr>
-        <w:t xml:space="preserve"> </w:t>
+        <w:t>·</w:t>
       </w:r>
       <w:r>
         <w:rPr>
@@ -14767,7 +19112,7 @@
           <w:sz w:val="19"/>
           <w:szCs w:val="19"/>
         </w:rPr>
-        <w:t>분야</w:t>
+        <w:t>과학</w:t>
       </w:r>
       <w:r>
         <w:rPr>
@@ -14783,7 +19128,7 @@
           <w:sz w:val="19"/>
           <w:szCs w:val="19"/>
         </w:rPr>
-        <w:t>선택</w:t>
+        <w:t>분야</w:t>
       </w:r>
       <w:r>
         <w:rPr>
@@ -14791,7 +19136,7 @@
           <w:sz w:val="19"/>
           <w:szCs w:val="19"/>
         </w:rPr>
-        <w:t>(</w:t>
+        <w:t xml:space="preserve"> </w:t>
       </w:r>
       <w:r>
         <w:rPr>
@@ -14799,7 +19144,7 @@
           <w:sz w:val="19"/>
           <w:szCs w:val="19"/>
         </w:rPr>
-        <w:t>왼쪽</w:t>
+        <w:t>선택</w:t>
       </w:r>
       <w:r>
         <w:rPr>
@@ -14807,7 +19152,7 @@
           <w:sz w:val="19"/>
           <w:szCs w:val="19"/>
         </w:rPr>
-        <w:t>)</w:t>
+        <w:t>(</w:t>
       </w:r>
       <w:r>
         <w:rPr>
@@ -14815,7 +19160,7 @@
           <w:sz w:val="19"/>
           <w:szCs w:val="19"/>
         </w:rPr>
-        <w:t>과</w:t>
+        <w:t>왼쪽</w:t>
       </w:r>
       <w:r>
         <w:rPr>
@@ -14823,7 +19168,71 @@
           <w:sz w:val="19"/>
           <w:szCs w:val="19"/>
         </w:rPr>
-        <w:t xml:space="preserve"> </w:t>
+        <w:t xml:space="preserve">), </w:t>
+      </w:r>
+      <w:r>
+        <w:rPr>
+          <w:color w:val="555555"/>
+          <w:sz w:val="19"/>
+          <w:szCs w:val="19"/>
+        </w:rPr>
+        <w:t>연관</w:t>
+      </w:r>
+      <w:r>
+        <w:rPr>
+          <w:color w:val="555555"/>
+          <w:sz w:val="19"/>
+          <w:szCs w:val="19"/>
+        </w:rPr>
+        <w:t xml:space="preserve"> </w:t>
+      </w:r>
+      <w:r>
+        <w:rPr>
+          <w:color w:val="555555"/>
+          <w:sz w:val="19"/>
+          <w:szCs w:val="19"/>
+        </w:rPr>
+        <w:t>분야</w:t>
+      </w:r>
+      <w:r>
+        <w:rPr>
+          <w:color w:val="555555"/>
+          <w:sz w:val="19"/>
+          <w:szCs w:val="19"/>
+        </w:rPr>
+        <w:t xml:space="preserve"> </w:t>
+      </w:r>
+      <w:r>
+        <w:rPr>
+          <w:color w:val="555555"/>
+          <w:sz w:val="19"/>
+          <w:szCs w:val="19"/>
+        </w:rPr>
+        <w:t>추천</w:t>
+      </w:r>
+      <w:r>
+        <w:rPr>
+          <w:color w:val="555555"/>
+          <w:sz w:val="19"/>
+          <w:szCs w:val="19"/>
+        </w:rPr>
+        <w:t>(</w:t>
+      </w:r>
+      <w:r>
+        <w:rPr>
+          <w:color w:val="555555"/>
+          <w:sz w:val="19"/>
+          <w:szCs w:val="19"/>
+        </w:rPr>
+        <w:t>가운데</w:t>
+      </w:r>
+      <w:r>
+        <w:rPr>
+          <w:color w:val="555555"/>
+          <w:sz w:val="19"/>
+          <w:szCs w:val="19"/>
+        </w:rPr>
+        <w:t xml:space="preserve">), </w:t>
       </w:r>
       <w:r>
         <w:rPr>
@@ -14981,6 +19390,18 @@
         <w:t>개</w:t>
       </w:r>
       <w:r>
+        <w:t>·</w:t>
+      </w:r>
+      <w:r>
+        <w:t>과학</w:t>
+      </w:r>
+      <w:r>
+        <w:t xml:space="preserve"> 5</w:t>
+      </w:r>
+      <w:r>
+        <w:t>개</w:t>
+      </w:r>
+      <w:r>
         <w:t xml:space="preserve"> </w:t>
       </w:r>
       <w:r>
@@ -15062,18 +19483,6 @@
         <w:t xml:space="preserve">. </w:t>
       </w:r>
       <w:r>
-        <w:t>다음</w:t>
-      </w:r>
-      <w:r>
-        <w:t xml:space="preserve"> </w:t>
-      </w:r>
-      <w:r>
-        <w:t>단계에서</w:t>
-      </w:r>
-      <w:r>
-        <w:t xml:space="preserve"> </w:t>
-      </w:r>
-      <w:r>
         <w:t>세부</w:t>
       </w:r>
       <w:r>
@@ -15086,10 +19495,124 @@
         <w:t xml:space="preserve"> </w:t>
       </w:r>
       <w:r>
-        <w:t>고르고</w:t>
-      </w:r>
-      <w:r>
-        <w:t xml:space="preserve">, </w:t>
+        <w:t>고르면</w:t>
+      </w:r>
+      <w:r>
+        <w:t xml:space="preserve"> </w:t>
+      </w:r>
+      <w:r>
+        <w:t>그</w:t>
+      </w:r>
+      <w:r>
+        <w:t xml:space="preserve"> </w:t>
+      </w:r>
+      <w:r>
+        <w:t>분야의</w:t>
+      </w:r>
+      <w:r>
+        <w:t xml:space="preserve"> </w:t>
+      </w:r>
+      <w:r>
+        <w:t>바탕이</w:t>
+      </w:r>
+      <w:r>
+        <w:t xml:space="preserve"> </w:t>
+      </w:r>
+      <w:r>
+        <w:t>되는</w:t>
+      </w:r>
+      <w:r>
+        <w:t xml:space="preserve"> </w:t>
+      </w:r>
+      <w:r>
+        <w:t>연관</w:t>
+      </w:r>
+      <w:r>
+        <w:t xml:space="preserve"> </w:t>
+      </w:r>
+      <w:r>
+        <w:t>분야가</w:t>
+      </w:r>
+      <w:r>
+        <w:t xml:space="preserve"> </w:t>
+      </w:r>
+      <w:r>
+        <w:t>추천</w:t>
+      </w:r>
+      <w:r>
+        <w:t xml:space="preserve"> </w:t>
+      </w:r>
+      <w:r>
+        <w:t>이유와</w:t>
+      </w:r>
+      <w:r>
+        <w:t xml:space="preserve"> </w:t>
+      </w:r>
+      <w:r>
+        <w:t>함께</w:t>
+      </w:r>
+      <w:r>
+        <w:t xml:space="preserve"> </w:t>
+      </w:r>
+      <w:r>
+        <w:t>나오고</w:t>
+      </w:r>
+      <w:r>
+        <w:t>(</w:t>
+      </w:r>
+      <w:r>
+        <w:t>가운데</w:t>
+      </w:r>
+      <w:r>
+        <w:t xml:space="preserve">: </w:t>
+      </w:r>
+      <w:r>
+        <w:t>컴퓨터공학</w:t>
+      </w:r>
+      <w:r>
+        <w:t xml:space="preserve"> → </w:t>
+      </w:r>
+      <w:r>
+        <w:t>선형대수</w:t>
+      </w:r>
+      <w:r>
+        <w:t>·</w:t>
+      </w:r>
+      <w:r>
+        <w:t>확률</w:t>
+      </w:r>
+      <w:r>
+        <w:t>·</w:t>
+      </w:r>
+      <w:r>
+        <w:t>통계</w:t>
+      </w:r>
+      <w:r>
+        <w:t>·</w:t>
+      </w:r>
+      <w:r>
+        <w:t>미적분</w:t>
+      </w:r>
+      <w:r>
+        <w:t>·</w:t>
+      </w:r>
+      <w:r>
+        <w:t>회로이론</w:t>
+      </w:r>
+      <w:r>
+        <w:t xml:space="preserve"> </w:t>
+      </w:r>
+      <w:r>
+        <w:t>등</w:t>
+      </w:r>
+      <w:r>
+        <w:t xml:space="preserve">), </w:t>
+      </w:r>
+      <w:r>
+        <w:t>마지막으로</w:t>
+      </w:r>
+      <w:r>
+        <w:t xml:space="preserve"> </w:t>
       </w:r>
       <w:r>
         <w:t>시작</w:t>
@@ -15099,42 +19622,6 @@
       </w:r>
       <w:r>
         <w:t>난이도를</w:t>
-      </w:r>
-      <w:r>
-        <w:t xml:space="preserve"> Lv.1 </w:t>
-      </w:r>
-      <w:r>
-        <w:t>기초</w:t>
-      </w:r>
-      <w:r>
-        <w:t xml:space="preserve"> · Lv.2 </w:t>
-      </w:r>
-      <w:r>
-        <w:t>중급</w:t>
-      </w:r>
-      <w:r>
-        <w:t xml:space="preserve"> · Lv.3 </w:t>
-      </w:r>
-      <w:r>
-        <w:t>심화</w:t>
-      </w:r>
-      <w:r>
-        <w:t xml:space="preserve"> · </w:t>
-      </w:r>
-      <w:r>
-        <w:t>골고루</w:t>
-      </w:r>
-      <w:r>
-        <w:t xml:space="preserve"> </w:t>
-      </w:r>
-      <w:r>
-        <w:t>섞기</w:t>
-      </w:r>
-      <w:r>
-        <w:t xml:space="preserve"> </w:t>
-      </w:r>
-      <w:r>
-        <w:t>중에서</w:t>
       </w:r>
       <w:r>
         <w:t xml:space="preserve"> </w:t>
@@ -15207,6 +19694,8 @@
     </w:p>
     <w:p>
       <w:pPr>
+        <w:keepNext/>
+        <w:keepLines/>
         <w:spacing w:before="200" w:after="100"/>
       </w:pPr>
       <w:r>
@@ -15359,13 +19848,14 @@
         <w:tblLook w:val="04A0" w:firstRow="1" w:lastRow="0" w:firstColumn="1" w:lastColumn="0" w:noHBand="0" w:noVBand="1"/>
       </w:tblPr>
       <w:tblGrid>
-        <w:gridCol w:w="4513"/>
-        <w:gridCol w:w="4513"/>
+        <w:gridCol w:w="3008"/>
+        <w:gridCol w:w="3009"/>
+        <w:gridCol w:w="3009"/>
       </w:tblGrid>
       <w:tr>
         <w:tc>
           <w:tcPr>
-            <w:tcW w:w="4513" w:type="dxa"/>
+            <w:tcW w:w="3008" w:type="dxa"/>
             <w:tcBorders>
               <w:top w:val="none" w:sz="0" w:space="0" w:color="FFFFFF"/>
               <w:left w:val="none" w:sz="0" w:space="0" w:color="FFFFFF"/>
@@ -15382,10 +19872,10 @@
                 <w:noProof/>
               </w:rPr>
               <w:drawing>
-                <wp:inline distT="0" distB="0" distL="0" distR="0" wp14:anchorId="0EF145E9" wp14:editId="5913B616">
-                  <wp:extent cx="2190750" cy="4562475"/>
+                <wp:inline distT="0" distB="0" distL="0" distR="0" wp14:anchorId="27540E3A" wp14:editId="5EB296CB">
+                  <wp:extent cx="1571625" cy="3219450"/>
                   <wp:effectExtent l="0" t="0" r="0" b="0"/>
-                  <wp:docPr id="11" name="그림 11"/>
+                  <wp:docPr id="12" name="그림 12"/>
                   <wp:cNvGraphicFramePr>
                     <a:graphicFrameLocks xmlns:a="http://schemas.openxmlformats.org/drawingml/2006/main" noChangeAspect="1"/>
                   </wp:cNvGraphicFramePr>
@@ -15408,7 +19898,7 @@
                         <pic:spPr bwMode="auto">
                           <a:xfrm>
                             <a:off x="0" y="0"/>
-                            <a:ext cx="2190750" cy="4562475"/>
+                            <a:ext cx="1571625" cy="3219450"/>
                           </a:xfrm>
                           <a:prstGeom prst="rect">
                             <a:avLst/>
@@ -15424,7 +19914,7 @@
         </w:tc>
         <w:tc>
           <w:tcPr>
-            <w:tcW w:w="4513" w:type="dxa"/>
+            <w:tcW w:w="3008" w:type="dxa"/>
             <w:tcBorders>
               <w:top w:val="none" w:sz="0" w:space="0" w:color="FFFFFF"/>
               <w:left w:val="none" w:sz="0" w:space="0" w:color="FFFFFF"/>
@@ -15441,10 +19931,10 @@
                 <w:noProof/>
               </w:rPr>
               <w:drawing>
-                <wp:inline distT="0" distB="0" distL="0" distR="0" wp14:anchorId="643D5DE8" wp14:editId="2148670C">
-                  <wp:extent cx="2190750" cy="4562475"/>
+                <wp:inline distT="0" distB="0" distL="0" distR="0" wp14:anchorId="044FCDC8" wp14:editId="04961194">
+                  <wp:extent cx="1571625" cy="3219450"/>
                   <wp:effectExtent l="0" t="0" r="0" b="0"/>
-                  <wp:docPr id="12" name="그림 12"/>
+                  <wp:docPr id="13" name="그림 13"/>
                   <wp:cNvGraphicFramePr>
                     <a:graphicFrameLocks xmlns:a="http://schemas.openxmlformats.org/drawingml/2006/main" noChangeAspect="1"/>
                   </wp:cNvGraphicFramePr>
@@ -15467,7 +19957,7 @@
                         <pic:spPr bwMode="auto">
                           <a:xfrm>
                             <a:off x="0" y="0"/>
-                            <a:ext cx="2190750" cy="4562475"/>
+                            <a:ext cx="1571625" cy="3219450"/>
                           </a:xfrm>
                           <a:prstGeom prst="rect">
                             <a:avLst/>
@@ -15481,6 +19971,65 @@
             </w:r>
           </w:p>
         </w:tc>
+        <w:tc>
+          <w:tcPr>
+            <w:tcW w:w="3008" w:type="dxa"/>
+            <w:tcBorders>
+              <w:top w:val="none" w:sz="0" w:space="0" w:color="FFFFFF"/>
+              <w:left w:val="none" w:sz="0" w:space="0" w:color="FFFFFF"/>
+              <w:bottom w:val="none" w:sz="0" w:space="0" w:color="FFFFFF"/>
+              <w:right w:val="none" w:sz="0" w:space="0" w:color="FFFFFF"/>
+            </w:tcBorders>
+          </w:tcPr>
+          <w:p>
+            <w:pPr>
+              <w:jc w:val="center"/>
+            </w:pPr>
+            <w:r>
+              <w:rPr>
+                <w:noProof/>
+              </w:rPr>
+              <w:drawing>
+                <wp:inline distT="0" distB="0" distL="0" distR="0" wp14:anchorId="0C2D1CC8" wp14:editId="39B5D91B">
+                  <wp:extent cx="1571625" cy="3219450"/>
+                  <wp:effectExtent l="0" t="0" r="0" b="0"/>
+                  <wp:docPr id="14" name="그림 14"/>
+                  <wp:cNvGraphicFramePr>
+                    <a:graphicFrameLocks xmlns:a="http://schemas.openxmlformats.org/drawingml/2006/main" noChangeAspect="1"/>
+                  </wp:cNvGraphicFramePr>
+                  <a:graphic xmlns:a="http://schemas.openxmlformats.org/drawingml/2006/main">
+                    <a:graphicData uri="http://schemas.openxmlformats.org/drawingml/2006/picture">
+                      <pic:pic xmlns:pic="http://schemas.openxmlformats.org/drawingml/2006/picture">
+                        <pic:nvPicPr>
+                          <pic:cNvPr id="0" name=""/>
+                          <pic:cNvPicPr>
+                            <a:picLocks noChangeAspect="1" noChangeArrowheads="1"/>
+                          </pic:cNvPicPr>
+                        </pic:nvPicPr>
+                        <pic:blipFill>
+                          <a:blip r:embed="rId18"/>
+                          <a:srcRect/>
+                          <a:stretch>
+                            <a:fillRect/>
+                          </a:stretch>
+                        </pic:blipFill>
+                        <pic:spPr bwMode="auto">
+                          <a:xfrm>
+                            <a:off x="0" y="0"/>
+                            <a:ext cx="1571625" cy="3219450"/>
+                          </a:xfrm>
+                          <a:prstGeom prst="rect">
+                            <a:avLst/>
+                          </a:prstGeom>
+                        </pic:spPr>
+                      </pic:pic>
+                    </a:graphicData>
+                  </a:graphic>
+                </wp:inline>
+              </w:drawing>
+            </w:r>
+          </w:p>
+        </w:tc>
       </w:tr>
     </w:tbl>
     <w:p>
@@ -15518,7 +20067,7 @@
           <w:sz w:val="19"/>
           <w:szCs w:val="19"/>
         </w:rPr>
-        <w:t>주제</w:t>
+        <w:t>슬롯머신</w:t>
       </w:r>
       <w:r>
         <w:rPr>
@@ -15534,7 +20083,7 @@
           <w:sz w:val="19"/>
           <w:szCs w:val="19"/>
         </w:rPr>
-        <w:t>뽑기</w:t>
+        <w:t>주제</w:t>
       </w:r>
       <w:r>
         <w:rPr>
@@ -15542,7 +20091,7 @@
           <w:sz w:val="19"/>
           <w:szCs w:val="19"/>
         </w:rPr>
-        <w:t>(</w:t>
+        <w:t xml:space="preserve"> </w:t>
       </w:r>
       <w:r>
         <w:rPr>
@@ -15550,7 +20099,7 @@
           <w:sz w:val="19"/>
           <w:szCs w:val="19"/>
         </w:rPr>
-        <w:t>왼쪽</w:t>
+        <w:t>뽑기</w:t>
       </w:r>
       <w:r>
         <w:rPr>
@@ -15558,7 +20107,7 @@
           <w:sz w:val="19"/>
           <w:szCs w:val="19"/>
         </w:rPr>
-        <w:t>)</w:t>
+        <w:t>(</w:t>
       </w:r>
       <w:r>
         <w:rPr>
@@ -15566,7 +20115,7 @@
           <w:sz w:val="19"/>
           <w:szCs w:val="19"/>
         </w:rPr>
-        <w:t>와</w:t>
+        <w:t>왼쪽</w:t>
       </w:r>
       <w:r>
         <w:rPr>
@@ -15574,7 +20123,7 @@
           <w:sz w:val="19"/>
           <w:szCs w:val="19"/>
         </w:rPr>
-        <w:t xml:space="preserve"> 15</w:t>
+        <w:t>), 15</w:t>
       </w:r>
       <w:r>
         <w:rPr>
@@ -15599,6 +20148,86 @@
           <w:szCs w:val="19"/>
         </w:rPr>
         <w:t>공부</w:t>
+      </w:r>
+      <w:r>
+        <w:rPr>
+          <w:color w:val="555555"/>
+          <w:sz w:val="19"/>
+          <w:szCs w:val="19"/>
+        </w:rPr>
+        <w:t>(</w:t>
+      </w:r>
+      <w:r>
+        <w:rPr>
+          <w:color w:val="555555"/>
+          <w:sz w:val="19"/>
+          <w:szCs w:val="19"/>
+        </w:rPr>
+        <w:t>가운데</w:t>
+      </w:r>
+      <w:r>
+        <w:rPr>
+          <w:color w:val="555555"/>
+          <w:sz w:val="19"/>
+          <w:szCs w:val="19"/>
+        </w:rPr>
+        <w:t xml:space="preserve">), </w:t>
+      </w:r>
+      <w:r>
+        <w:rPr>
+          <w:color w:val="555555"/>
+          <w:sz w:val="19"/>
+          <w:szCs w:val="19"/>
+        </w:rPr>
+        <w:t>앱</w:t>
+      </w:r>
+      <w:r>
+        <w:rPr>
+          <w:color w:val="555555"/>
+          <w:sz w:val="19"/>
+          <w:szCs w:val="19"/>
+        </w:rPr>
+        <w:t xml:space="preserve"> </w:t>
+      </w:r>
+      <w:r>
+        <w:rPr>
+          <w:color w:val="555555"/>
+          <w:sz w:val="19"/>
+          <w:szCs w:val="19"/>
+        </w:rPr>
+        <w:t>안</w:t>
+      </w:r>
+      <w:r>
+        <w:rPr>
+          <w:color w:val="555555"/>
+          <w:sz w:val="19"/>
+          <w:szCs w:val="19"/>
+        </w:rPr>
+        <w:t xml:space="preserve"> </w:t>
+      </w:r>
+      <w:r>
+        <w:rPr>
+          <w:color w:val="555555"/>
+          <w:sz w:val="19"/>
+          <w:szCs w:val="19"/>
+        </w:rPr>
+        <w:t>문서</w:t>
+      </w:r>
+      <w:r>
+        <w:rPr>
+          <w:color w:val="555555"/>
+          <w:sz w:val="19"/>
+          <w:szCs w:val="19"/>
+        </w:rPr>
+        <w:t xml:space="preserve"> </w:t>
+      </w:r>
+      <w:r>
+        <w:rPr>
+          <w:color w:val="555555"/>
+          <w:sz w:val="19"/>
+          <w:szCs w:val="19"/>
+        </w:rPr>
+        <w:t>창</w:t>
       </w:r>
       <w:r>
         <w:rPr>
@@ -15665,6 +20294,24 @@
         <w:t xml:space="preserve"> </w:t>
       </w:r>
       <w:r>
+        <w:t>연속</w:t>
+      </w:r>
+      <w:r>
+        <w:t xml:space="preserve"> </w:t>
+      </w:r>
+      <w:r>
+        <w:t>일수와</w:t>
+      </w:r>
+      <w:r>
+        <w:t xml:space="preserve"> </w:t>
+      </w:r>
+      <w:r>
+        <w:t>톱니바퀴</w:t>
+      </w:r>
+      <w:r>
+        <w:t xml:space="preserve">, </w:t>
+      </w:r>
+      <w:r>
         <w:t>내</w:t>
       </w:r>
       <w:r>
@@ -15677,24 +20324,6 @@
         <w:t xml:space="preserve"> </w:t>
       </w:r>
       <w:r>
-        <w:t>다음</w:t>
-      </w:r>
-      <w:r>
-        <w:t xml:space="preserve"> </w:t>
-      </w:r>
-      <w:r>
-        <w:t>랭크까지</w:t>
-      </w:r>
-      <w:r>
-        <w:t xml:space="preserve"> </w:t>
-      </w:r>
-      <w:r>
-        <w:t>남은</w:t>
-      </w:r>
-      <w:r>
-        <w:t xml:space="preserve"> RP, </w:t>
-      </w:r>
-      <w:r>
         <w:t>최근</w:t>
       </w:r>
       <w:r>
@@ -15725,15 +20354,93 @@
         <w:t>, '</w:t>
       </w:r>
       <w:r>
+        <w:t>현재</w:t>
+      </w:r>
+      <w:r>
+        <w:t xml:space="preserve"> </w:t>
+      </w:r>
+      <w:r>
+        <w:t>난이도</w:t>
+      </w:r>
+      <w:r>
+        <w:t xml:space="preserve">' </w:t>
+      </w:r>
+      <w:r>
+        <w:t>버튼과</w:t>
+      </w:r>
+      <w:r>
+        <w:t xml:space="preserve"> '</w:t>
+      </w:r>
+      <w:r>
+        <w:t>마스터한</w:t>
+      </w:r>
+      <w:r>
+        <w:t xml:space="preserve"> </w:t>
+      </w:r>
+      <w:r>
         <w:t>주제</w:t>
       </w:r>
       <w:r>
         <w:t xml:space="preserve"> </w:t>
       </w:r>
       <w:r>
+        <w:t>포함</w:t>
+      </w:r>
+      <w:r>
+        <w:t xml:space="preserve">' </w:t>
+      </w:r>
+      <w:r>
+        <w:t>버튼으로</w:t>
+      </w:r>
+      <w:r>
+        <w:t xml:space="preserve"> </w:t>
+      </w:r>
+      <w:r>
         <w:t>뽑기</w:t>
       </w:r>
       <w:r>
+        <w:t xml:space="preserve"> </w:t>
+      </w:r>
+      <w:r>
+        <w:t>범위를</w:t>
+      </w:r>
+      <w:r>
+        <w:t xml:space="preserve"> </w:t>
+      </w:r>
+      <w:r>
+        <w:t>정합니다</w:t>
+      </w:r>
+      <w:r>
+        <w:t xml:space="preserve">. </w:t>
+      </w:r>
+      <w:r>
+        <w:t>슬롯머신의</w:t>
+      </w:r>
+      <w:r>
+        <w:t xml:space="preserve"> </w:t>
+      </w:r>
+      <w:r>
+        <w:t>레버를</w:t>
+      </w:r>
+      <w:r>
+        <w:t xml:space="preserve"> </w:t>
+      </w:r>
+      <w:r>
+        <w:t>당기거나</w:t>
+      </w:r>
+      <w:r>
+        <w:t xml:space="preserve"> '</w:t>
+      </w:r>
+      <w:r>
+        <w:t>주제</w:t>
+      </w:r>
+      <w:r>
+        <w:t xml:space="preserve"> </w:t>
+      </w:r>
+      <w:r>
+        <w:t>뽑기</w:t>
+      </w:r>
+      <w:r>
         <w:t>'</w:t>
       </w:r>
       <w:r>
@@ -15749,108 +20456,72 @@
         <w:t xml:space="preserve"> </w:t>
       </w:r>
       <w:r>
-        <w:t>고른</w:t>
-      </w:r>
-      <w:r>
-        <w:t xml:space="preserve"> </w:t>
-      </w:r>
-      <w:r>
-        <w:t>분야와</w:t>
-      </w:r>
-      <w:r>
-        <w:t xml:space="preserve"> </w:t>
+        <w:t>주제가</w:t>
+      </w:r>
+      <w:r>
+        <w:t xml:space="preserve"> </w:t>
+      </w:r>
+      <w:r>
+        <w:t>뽑히고</w:t>
+      </w:r>
+      <w:r>
+        <w:t xml:space="preserve">, </w:t>
+      </w:r>
+      <w:r>
+        <w:t>주제</w:t>
+      </w:r>
+      <w:r>
+        <w:t xml:space="preserve"> </w:t>
+      </w:r>
+      <w:r>
+        <w:t>카드에는</w:t>
+      </w:r>
+      <w:r>
+        <w:t xml:space="preserve"> </w:t>
+      </w:r>
+      <w:r>
+        <w:t>분야</w:t>
+      </w:r>
+      <w:r>
+        <w:t>·</w:t>
       </w:r>
       <w:r>
         <w:t>난이도</w:t>
       </w:r>
       <w:r>
-        <w:t xml:space="preserve"> </w:t>
-      </w:r>
-      <w:r>
-        <w:t>안에서</w:t>
-      </w:r>
-      <w:r>
-        <w:t xml:space="preserve"> </w:t>
-      </w:r>
-      <w:r>
-        <w:t>주제가</w:t>
-      </w:r>
-      <w:r>
-        <w:t xml:space="preserve"> </w:t>
-      </w:r>
-      <w:r>
-        <w:t>뽑힙니다</w:t>
-      </w:r>
-      <w:r>
-        <w:t xml:space="preserve">. </w:t>
-      </w:r>
-      <w:r>
-        <w:t>주제</w:t>
-      </w:r>
-      <w:r>
-        <w:t xml:space="preserve"> </w:t>
-      </w:r>
-      <w:r>
-        <w:t>카드에는</w:t>
-      </w:r>
-      <w:r>
-        <w:t xml:space="preserve"> </w:t>
-      </w:r>
-      <w:r>
-        <w:t>분야</w:t>
-      </w:r>
-      <w:r>
         <w:t>·</w:t>
       </w:r>
       <w:r>
-        <w:t>난이도</w:t>
+        <w:t>한</w:t>
+      </w:r>
+      <w:r>
+        <w:t xml:space="preserve"> </w:t>
+      </w:r>
+      <w:r>
+        <w:t>줄</w:t>
+      </w:r>
+      <w:r>
+        <w:t xml:space="preserve"> </w:t>
+      </w:r>
+      <w:r>
+        <w:t>힌트</w:t>
       </w:r>
       <w:r>
         <w:t>·</w:t>
       </w:r>
       <w:r>
-        <w:t>한</w:t>
-      </w:r>
-      <w:r>
-        <w:t xml:space="preserve"> </w:t>
-      </w:r>
-      <w:r>
-        <w:t>줄</w:t>
-      </w:r>
-      <w:r>
-        <w:t xml:space="preserve"> </w:t>
-      </w:r>
-      <w:r>
-        <w:t>힌트</w:t>
+        <w:t>숙련</w:t>
+      </w:r>
+      <w:r>
+        <w:t xml:space="preserve"> </w:t>
+      </w:r>
+      <w:r>
+        <w:t>랭크</w:t>
       </w:r>
       <w:r>
         <w:t>·</w:t>
       </w:r>
       <w:r>
-        <w:t>이</w:t>
-      </w:r>
-      <w:r>
-        <w:t xml:space="preserve"> </w:t>
-      </w:r>
-      <w:r>
-        <w:t>주제의</w:t>
-      </w:r>
-      <w:r>
-        <w:t xml:space="preserve"> </w:t>
-      </w:r>
-      <w:r>
-        <w:t>숙련</w:t>
-      </w:r>
-      <w:r>
-        <w:t xml:space="preserve"> </w:t>
-      </w:r>
-      <w:r>
-        <w:t>랭크</w:t>
-      </w:r>
-      <w:r>
-        <w:t>·</w:t>
-      </w:r>
-      <w:r>
         <w:t>얻을</w:t>
       </w:r>
       <w:r>
@@ -15875,16 +20546,10 @@
         <w:t xml:space="preserve"> RP</w:t>
       </w:r>
       <w:r>
-        <w:t>가</w:t>
-      </w:r>
-      <w:r>
-        <w:t xml:space="preserve"> </w:t>
-      </w:r>
-      <w:r>
-        <w:t>나오고</w:t>
-      </w:r>
-      <w:r>
-        <w:t xml:space="preserve">, </w:t>
+        <w:t>와</w:t>
+      </w:r>
+      <w:r>
+        <w:t xml:space="preserve"> </w:t>
       </w:r>
       <w:r>
         <w:t>한국어</w:t>
@@ -15911,7 +20576,7 @@
         <w:t xml:space="preserve"> </w:t>
       </w:r>
       <w:r>
-        <w:t>표시됩니다</w:t>
+        <w:t>나옵니다</w:t>
       </w:r>
       <w:r>
         <w:t>.</w:t>
@@ -15924,37 +20589,121 @@
         <w:jc w:val="both"/>
       </w:pPr>
       <w:r>
+        <w:t>가운데는</w:t>
+      </w:r>
+      <w:r>
+        <w:t xml:space="preserve"> 15</w:t>
+      </w:r>
+      <w:r>
+        <w:t>분</w:t>
+      </w:r>
+      <w:r>
+        <w:t xml:space="preserve"> </w:t>
+      </w:r>
+      <w:r>
+        <w:t>공부</w:t>
+      </w:r>
+      <w:r>
+        <w:t xml:space="preserve"> </w:t>
+      </w:r>
+      <w:r>
+        <w:t>화면으로</w:t>
+      </w:r>
+      <w:r>
+        <w:t xml:space="preserve">, </w:t>
+      </w:r>
+      <w:r>
+        <w:t>원형</w:t>
+      </w:r>
+      <w:r>
+        <w:t xml:space="preserve"> </w:t>
+      </w:r>
+      <w:r>
+        <w:t>타이머와</w:t>
+      </w:r>
+      <w:r>
+        <w:t xml:space="preserve"> </w:t>
+      </w:r>
+      <w:r>
+        <w:t>자료</w:t>
+      </w:r>
+      <w:r>
+        <w:t xml:space="preserve"> </w:t>
+      </w:r>
+      <w:r>
+        <w:t>버튼</w:t>
+      </w:r>
+      <w:r>
+        <w:t xml:space="preserve">, </w:t>
+      </w:r>
+      <w:r>
+        <w:t>자동</w:t>
+      </w:r>
+      <w:r>
+        <w:t xml:space="preserve"> </w:t>
+      </w:r>
+      <w:r>
+        <w:t>저장</w:t>
+      </w:r>
+      <w:r>
+        <w:t xml:space="preserve"> </w:t>
+      </w:r>
+      <w:r>
+        <w:t>메모가</w:t>
+      </w:r>
+      <w:r>
+        <w:t xml:space="preserve"> </w:t>
+      </w:r>
+      <w:r>
+        <w:t>있습니다</w:t>
+      </w:r>
+      <w:r>
+        <w:t xml:space="preserve">. </w:t>
+      </w:r>
+      <w:r>
         <w:t>오른쪽은</w:t>
       </w:r>
       <w:r>
-        <w:t xml:space="preserve"> 15</w:t>
-      </w:r>
-      <w:r>
-        <w:t>분</w:t>
-      </w:r>
-      <w:r>
-        <w:t xml:space="preserve"> </w:t>
-      </w:r>
-      <w:r>
-        <w:t>공부</w:t>
-      </w:r>
-      <w:r>
-        <w:t xml:space="preserve"> </w:t>
-      </w:r>
-      <w:r>
-        <w:t>화면입니다</w:t>
+        <w:t xml:space="preserve"> </w:t>
+      </w:r>
+      <w:r>
+        <w:t>자료를</w:t>
+      </w:r>
+      <w:r>
+        <w:t xml:space="preserve"> </w:t>
+      </w:r>
+      <w:r>
+        <w:t>여는</w:t>
+      </w:r>
+      <w:r>
+        <w:t xml:space="preserve"> </w:t>
+      </w:r>
+      <w:r>
+        <w:t>앱</w:t>
+      </w:r>
+      <w:r>
+        <w:t xml:space="preserve"> </w:t>
+      </w:r>
+      <w:r>
+        <w:t>안</w:t>
+      </w:r>
+      <w:r>
+        <w:t xml:space="preserve"> </w:t>
+      </w:r>
+      <w:r>
+        <w:t>문서</w:t>
+      </w:r>
+      <w:r>
+        <w:t xml:space="preserve"> </w:t>
+      </w:r>
+      <w:r>
+        <w:t>창입니다</w:t>
       </w:r>
       <w:r>
         <w:t xml:space="preserve">. </w:t>
       </w:r>
       <w:r>
-        <w:t>원형</w:t>
-      </w:r>
-      <w:r>
-        <w:t xml:space="preserve"> </w:t>
-      </w:r>
-      <w:r>
-        <w:t>타이머가</w:t>
+        <w:t>위쪽에</w:t>
       </w:r>
       <w:r>
         <w:t xml:space="preserve"> </w:t>
@@ -15966,85 +20715,37 @@
         <w:t xml:space="preserve"> </w:t>
       </w:r>
       <w:r>
-        <w:t>시간을</w:t>
-      </w:r>
-      <w:r>
-        <w:t xml:space="preserve"> </w:t>
-      </w:r>
-      <w:r>
-        <w:t>보여</w:t>
-      </w:r>
-      <w:r>
-        <w:t xml:space="preserve"> </w:t>
-      </w:r>
-      <w:r>
-        <w:t>주고</w:t>
+        <w:t>시간이</w:t>
+      </w:r>
+      <w:r>
+        <w:t xml:space="preserve"> </w:t>
+      </w:r>
+      <w:r>
+        <w:t>보이고</w:t>
       </w:r>
       <w:r>
         <w:t xml:space="preserve">, </w:t>
       </w:r>
       <w:r>
-        <w:t>한국어</w:t>
-      </w:r>
-      <w:r>
-        <w:t xml:space="preserve"> </w:t>
-      </w:r>
-      <w:r>
-        <w:t>위키백과와</w:t>
-      </w:r>
-      <w:r>
-        <w:t xml:space="preserve"> </w:t>
-      </w:r>
-      <w:r>
-        <w:t>공식</w:t>
-      </w:r>
-      <w:r>
-        <w:t xml:space="preserve"> </w:t>
-      </w:r>
-      <w:r>
-        <w:t>문서</w:t>
-      </w:r>
-      <w:r>
-        <w:t>(</w:t>
-      </w:r>
-      <w:r>
-        <w:t>예</w:t>
-      </w:r>
-      <w:r>
-        <w:t xml:space="preserve">: AES → NIST FIPS 197) </w:t>
-      </w:r>
-      <w:r>
-        <w:t>버튼으로</w:t>
-      </w:r>
-      <w:r>
-        <w:t xml:space="preserve"> </w:t>
-      </w:r>
-      <w:r>
-        <w:t>바로</w:t>
-      </w:r>
-      <w:r>
-        <w:t xml:space="preserve"> </w:t>
-      </w:r>
-      <w:r>
-        <w:t>자료를</w:t>
-      </w:r>
-      <w:r>
-        <w:t xml:space="preserve"> </w:t>
-      </w:r>
-      <w:r>
-        <w:t>엽니다</w:t>
-      </w:r>
-      <w:r>
-        <w:t xml:space="preserve">. </w:t>
-      </w:r>
-      <w:r>
-        <w:t>공부</w:t>
-      </w:r>
-      <w:r>
-        <w:t xml:space="preserve"> </w:t>
-      </w:r>
-      <w:r>
-        <w:t>메모는</w:t>
+        <w:t>시간이</w:t>
+      </w:r>
+      <w:r>
+        <w:t xml:space="preserve"> </w:t>
+      </w:r>
+      <w:r>
+        <w:t>끝나면</w:t>
+      </w:r>
+      <w:r>
+        <w:t xml:space="preserve"> </w:t>
+      </w:r>
+      <w:r>
+        <w:t>이</w:t>
+      </w:r>
+      <w:r>
+        <w:t xml:space="preserve"> </w:t>
+      </w:r>
+      <w:r>
+        <w:t>창이</w:t>
       </w:r>
       <w:r>
         <w:t xml:space="preserve"> </w:t>
@@ -16056,43 +20757,7 @@
         <w:t xml:space="preserve"> </w:t>
       </w:r>
       <w:r>
-        <w:t>저장되며</w:t>
-      </w:r>
-      <w:r>
-        <w:t xml:space="preserve">, </w:t>
-      </w:r>
-      <w:r>
-        <w:t>시간이</w:t>
-      </w:r>
-      <w:r>
-        <w:t xml:space="preserve"> </w:t>
-      </w:r>
-      <w:r>
-        <w:t>끝나면</w:t>
-      </w:r>
-      <w:r>
-        <w:t xml:space="preserve"> </w:t>
-      </w:r>
-      <w:r>
-        <w:t>알림과</w:t>
-      </w:r>
-      <w:r>
-        <w:t xml:space="preserve"> </w:t>
-      </w:r>
-      <w:r>
-        <w:t>함께</w:t>
-      </w:r>
-      <w:r>
-        <w:t xml:space="preserve"> </w:t>
-      </w:r>
-      <w:r>
-        <w:t>퀴즈로</w:t>
-      </w:r>
-      <w:r>
-        <w:t xml:space="preserve"> </w:t>
-      </w:r>
-      <w:r>
-        <w:t>넘어갑니다</w:t>
+        <w:t>닫힙니다</w:t>
       </w:r>
       <w:r>
         <w:t>.</w:t>
@@ -16105,6 +20770,8 @@
     </w:p>
     <w:p>
       <w:pPr>
+        <w:keepNext/>
+        <w:keepLines/>
         <w:spacing w:before="200" w:after="100"/>
       </w:pPr>
       <w:r>
@@ -16133,6 +20800,42 @@
           <w:szCs w:val="23"/>
         </w:rPr>
         <w:t xml:space="preserve"> 3 &gt; </w:t>
+      </w:r>
+      <w:r>
+        <w:rPr>
+          <w:b/>
+          <w:bCs/>
+          <w:sz w:val="23"/>
+          <w:szCs w:val="23"/>
+        </w:rPr>
+        <w:t>시간</w:t>
+      </w:r>
+      <w:r>
+        <w:rPr>
+          <w:b/>
+          <w:bCs/>
+          <w:sz w:val="23"/>
+          <w:szCs w:val="23"/>
+        </w:rPr>
+        <w:t xml:space="preserve"> </w:t>
+      </w:r>
+      <w:r>
+        <w:rPr>
+          <w:b/>
+          <w:bCs/>
+          <w:sz w:val="23"/>
+          <w:szCs w:val="23"/>
+        </w:rPr>
+        <w:t>추가</w:t>
+      </w:r>
+      <w:r>
+        <w:rPr>
+          <w:b/>
+          <w:bCs/>
+          <w:sz w:val="23"/>
+          <w:szCs w:val="23"/>
+        </w:rPr>
+        <w:t xml:space="preserve">, </w:t>
       </w:r>
       <w:r>
         <w:rPr>
@@ -16221,13 +20924,14 @@
         <w:tblLook w:val="04A0" w:firstRow="1" w:lastRow="0" w:firstColumn="1" w:lastColumn="0" w:noHBand="0" w:noVBand="1"/>
       </w:tblPr>
       <w:tblGrid>
-        <w:gridCol w:w="4513"/>
-        <w:gridCol w:w="4513"/>
+        <w:gridCol w:w="3008"/>
+        <w:gridCol w:w="3009"/>
+        <w:gridCol w:w="3009"/>
       </w:tblGrid>
       <w:tr>
         <w:tc>
           <w:tcPr>
-            <w:tcW w:w="4513" w:type="dxa"/>
+            <w:tcW w:w="3008" w:type="dxa"/>
             <w:tcBorders>
               <w:top w:val="none" w:sz="0" w:space="0" w:color="FFFFFF"/>
               <w:left w:val="none" w:sz="0" w:space="0" w:color="FFFFFF"/>
@@ -16244,10 +20948,69 @@
                 <w:noProof/>
               </w:rPr>
               <w:drawing>
-                <wp:inline distT="0" distB="0" distL="0" distR="0" wp14:anchorId="71A6020F" wp14:editId="08A9FD54">
-                  <wp:extent cx="2190750" cy="4562475"/>
+                <wp:inline distT="0" distB="0" distL="0" distR="0" wp14:anchorId="1056C058" wp14:editId="6B1DBA25">
+                  <wp:extent cx="1571625" cy="3219450"/>
                   <wp:effectExtent l="0" t="0" r="0" b="0"/>
-                  <wp:docPr id="13" name="그림 13"/>
+                  <wp:docPr id="15" name="그림 15"/>
+                  <wp:cNvGraphicFramePr>
+                    <a:graphicFrameLocks xmlns:a="http://schemas.openxmlformats.org/drawingml/2006/main" noChangeAspect="1"/>
+                  </wp:cNvGraphicFramePr>
+                  <a:graphic xmlns:a="http://schemas.openxmlformats.org/drawingml/2006/main">
+                    <a:graphicData uri="http://schemas.openxmlformats.org/drawingml/2006/picture">
+                      <pic:pic xmlns:pic="http://schemas.openxmlformats.org/drawingml/2006/picture">
+                        <pic:nvPicPr>
+                          <pic:cNvPr id="0" name=""/>
+                          <pic:cNvPicPr>
+                            <a:picLocks noChangeAspect="1" noChangeArrowheads="1"/>
+                          </pic:cNvPicPr>
+                        </pic:nvPicPr>
+                        <pic:blipFill>
+                          <a:blip r:embed="rId19"/>
+                          <a:srcRect/>
+                          <a:stretch>
+                            <a:fillRect/>
+                          </a:stretch>
+                        </pic:blipFill>
+                        <pic:spPr bwMode="auto">
+                          <a:xfrm>
+                            <a:off x="0" y="0"/>
+                            <a:ext cx="1571625" cy="3219450"/>
+                          </a:xfrm>
+                          <a:prstGeom prst="rect">
+                            <a:avLst/>
+                          </a:prstGeom>
+                        </pic:spPr>
+                      </pic:pic>
+                    </a:graphicData>
+                  </a:graphic>
+                </wp:inline>
+              </w:drawing>
+            </w:r>
+          </w:p>
+        </w:tc>
+        <w:tc>
+          <w:tcPr>
+            <w:tcW w:w="3008" w:type="dxa"/>
+            <w:tcBorders>
+              <w:top w:val="none" w:sz="0" w:space="0" w:color="FFFFFF"/>
+              <w:left w:val="none" w:sz="0" w:space="0" w:color="FFFFFF"/>
+              <w:bottom w:val="none" w:sz="0" w:space="0" w:color="FFFFFF"/>
+              <w:right w:val="none" w:sz="0" w:space="0" w:color="FFFFFF"/>
+            </w:tcBorders>
+          </w:tcPr>
+          <w:p>
+            <w:pPr>
+              <w:jc w:val="center"/>
+            </w:pPr>
+            <w:r>
+              <w:rPr>
+                <w:noProof/>
+              </w:rPr>
+              <w:drawing>
+                <wp:inline distT="0" distB="0" distL="0" distR="0" wp14:anchorId="6E7B16E6" wp14:editId="032A6055">
+                  <wp:extent cx="1571625" cy="3219450"/>
+                  <wp:effectExtent l="0" t="0" r="0" b="0"/>
+                  <wp:docPr id="16" name="그림 16"/>
                   <wp:cNvGraphicFramePr>
                     <a:graphicFrameLocks xmlns:a="http://schemas.openxmlformats.org/drawingml/2006/main" noChangeAspect="1"/>
                   </wp:cNvGraphicFramePr>
@@ -16270,7 +21033,7 @@
                         <pic:spPr bwMode="auto">
                           <a:xfrm>
                             <a:off x="0" y="0"/>
-                            <a:ext cx="2190750" cy="4562475"/>
+                            <a:ext cx="1571625" cy="3219450"/>
                           </a:xfrm>
                           <a:prstGeom prst="rect">
                             <a:avLst/>
@@ -16286,7 +21049,7 @@
         </w:tc>
         <w:tc>
           <w:tcPr>
-            <w:tcW w:w="4513" w:type="dxa"/>
+            <w:tcW w:w="3008" w:type="dxa"/>
             <w:tcBorders>
               <w:top w:val="none" w:sz="0" w:space="0" w:color="FFFFFF"/>
               <w:left w:val="none" w:sz="0" w:space="0" w:color="FFFFFF"/>
@@ -16303,10 +21066,10 @@
                 <w:noProof/>
               </w:rPr>
               <w:drawing>
-                <wp:inline distT="0" distB="0" distL="0" distR="0" wp14:anchorId="7C682700" wp14:editId="42AD20A3">
-                  <wp:extent cx="2190750" cy="4562475"/>
+                <wp:inline distT="0" distB="0" distL="0" distR="0" wp14:anchorId="0BBE4A37" wp14:editId="1E31CF57">
+                  <wp:extent cx="1571625" cy="3219450"/>
                   <wp:effectExtent l="0" t="0" r="0" b="0"/>
-                  <wp:docPr id="14" name="그림 14"/>
+                  <wp:docPr id="17" name="그림 17"/>
                   <wp:cNvGraphicFramePr>
                     <a:graphicFrameLocks xmlns:a="http://schemas.openxmlformats.org/drawingml/2006/main" noChangeAspect="1"/>
                   </wp:cNvGraphicFramePr>
@@ -16320,7 +21083,7 @@
                           </pic:cNvPicPr>
                         </pic:nvPicPr>
                         <pic:blipFill>
-                          <a:blip r:embed="rId17"/>
+                          <a:blip r:embed="rId20"/>
                           <a:srcRect/>
                           <a:stretch>
                             <a:fillRect/>
@@ -16329,7 +21092,7 @@
                         <pic:spPr bwMode="auto">
                           <a:xfrm>
                             <a:off x="0" y="0"/>
-                            <a:ext cx="2190750" cy="4562475"/>
+                            <a:ext cx="1571625" cy="3219450"/>
                           </a:xfrm>
                           <a:prstGeom prst="rect">
                             <a:avLst/>
@@ -16380,7 +21143,7 @@
           <w:sz w:val="19"/>
           <w:szCs w:val="19"/>
         </w:rPr>
-        <w:t>퀴즈</w:t>
+        <w:t>공부</w:t>
       </w:r>
       <w:r>
         <w:rPr>
@@ -16388,7 +21151,7 @@
           <w:sz w:val="19"/>
           <w:szCs w:val="19"/>
         </w:rPr>
-        <w:t>(</w:t>
+        <w:t xml:space="preserve"> </w:t>
       </w:r>
       <w:r>
         <w:rPr>
@@ -16396,7 +21159,7 @@
           <w:sz w:val="19"/>
           <w:szCs w:val="19"/>
         </w:rPr>
-        <w:t>왼쪽</w:t>
+        <w:t>시간</w:t>
       </w:r>
       <w:r>
         <w:rPr>
@@ -16404,7 +21167,7 @@
           <w:sz w:val="19"/>
           <w:szCs w:val="19"/>
         </w:rPr>
-        <w:t>)</w:t>
+        <w:t xml:space="preserve"> </w:t>
       </w:r>
       <w:r>
         <w:rPr>
@@ -16412,7 +21175,7 @@
           <w:sz w:val="19"/>
           <w:szCs w:val="19"/>
         </w:rPr>
-        <w:t>와</w:t>
+        <w:t>끝</w:t>
       </w:r>
       <w:r>
         <w:rPr>
@@ -16420,7 +21183,55 @@
           <w:sz w:val="19"/>
           <w:szCs w:val="19"/>
         </w:rPr>
-        <w:t xml:space="preserve"> </w:t>
+        <w:t>(</w:t>
+      </w:r>
+      <w:r>
+        <w:rPr>
+          <w:color w:val="555555"/>
+          <w:sz w:val="19"/>
+          <w:szCs w:val="19"/>
+        </w:rPr>
+        <w:t>왼쪽</w:t>
+      </w:r>
+      <w:r>
+        <w:rPr>
+          <w:color w:val="555555"/>
+          <w:sz w:val="19"/>
+          <w:szCs w:val="19"/>
+        </w:rPr>
+        <w:t xml:space="preserve">), </w:t>
+      </w:r>
+      <w:r>
+        <w:rPr>
+          <w:color w:val="555555"/>
+          <w:sz w:val="19"/>
+          <w:szCs w:val="19"/>
+        </w:rPr>
+        <w:t>퀴즈</w:t>
+      </w:r>
+      <w:r>
+        <w:rPr>
+          <w:color w:val="555555"/>
+          <w:sz w:val="19"/>
+          <w:szCs w:val="19"/>
+        </w:rPr>
+        <w:t>(</w:t>
+      </w:r>
+      <w:r>
+        <w:rPr>
+          <w:color w:val="555555"/>
+          <w:sz w:val="19"/>
+          <w:szCs w:val="19"/>
+        </w:rPr>
+        <w:t>가운데</w:t>
+      </w:r>
+      <w:r>
+        <w:rPr>
+          <w:color w:val="555555"/>
+          <w:sz w:val="19"/>
+          <w:szCs w:val="19"/>
+        </w:rPr>
+        <w:t xml:space="preserve">), </w:t>
       </w:r>
       <w:r>
         <w:rPr>
@@ -16477,6 +21288,144 @@
         <w:t xml:space="preserve"> </w:t>
       </w:r>
       <w:r>
+        <w:t>공부</w:t>
+      </w:r>
+      <w:r>
+        <w:t xml:space="preserve"> </w:t>
+      </w:r>
+      <w:r>
+        <w:t>시간이</w:t>
+      </w:r>
+      <w:r>
+        <w:t xml:space="preserve"> </w:t>
+      </w:r>
+      <w:r>
+        <w:t>끝나면</w:t>
+      </w:r>
+      <w:r>
+        <w:t xml:space="preserve"> </w:t>
+      </w:r>
+      <w:r>
+        <w:t>뜨는</w:t>
+      </w:r>
+      <w:r>
+        <w:t xml:space="preserve"> </w:t>
+      </w:r>
+      <w:r>
+        <w:t>창입니다</w:t>
+      </w:r>
+      <w:r>
+        <w:t xml:space="preserve">. </w:t>
+      </w:r>
+      <w:r>
+        <w:t>닫을</w:t>
+      </w:r>
+      <w:r>
+        <w:t xml:space="preserve"> </w:t>
+      </w:r>
+      <w:r>
+        <w:t>수</w:t>
+      </w:r>
+      <w:r>
+        <w:t xml:space="preserve"> </w:t>
+      </w:r>
+      <w:r>
+        <w:t>없고</w:t>
+      </w:r>
+      <w:r>
+        <w:t xml:space="preserve">, </w:t>
+      </w:r>
+      <w:r>
+        <w:t>톱니바퀴</w:t>
+      </w:r>
+      <w:r>
+        <w:t xml:space="preserve"> 10</w:t>
+      </w:r>
+      <w:r>
+        <w:t>개로</w:t>
+      </w:r>
+      <w:r>
+        <w:t xml:space="preserve"> 2</w:t>
+      </w:r>
+      <w:r>
+        <w:t>분을</w:t>
+      </w:r>
+      <w:r>
+        <w:t xml:space="preserve"> </w:t>
+      </w:r>
+      <w:r>
+        <w:t>더</w:t>
+      </w:r>
+      <w:r>
+        <w:t xml:space="preserve"> </w:t>
+      </w:r>
+      <w:r>
+        <w:t>공부하거나</w:t>
+      </w:r>
+      <w:r>
+        <w:t xml:space="preserve"> </w:t>
+      </w:r>
+      <w:r>
+        <w:t>바로</w:t>
+      </w:r>
+      <w:r>
+        <w:t xml:space="preserve"> </w:t>
+      </w:r>
+      <w:r>
+        <w:t>퀴즈를</w:t>
+      </w:r>
+      <w:r>
+        <w:t xml:space="preserve"> </w:t>
+      </w:r>
+      <w:r>
+        <w:t>풀러</w:t>
+      </w:r>
+      <w:r>
+        <w:t xml:space="preserve"> </w:t>
+      </w:r>
+      <w:r>
+        <w:t>가는</w:t>
+      </w:r>
+      <w:r>
+        <w:t xml:space="preserve"> </w:t>
+      </w:r>
+      <w:r>
+        <w:t>것</w:t>
+      </w:r>
+      <w:r>
+        <w:t xml:space="preserve"> </w:t>
+      </w:r>
+      <w:r>
+        <w:t>중</w:t>
+      </w:r>
+      <w:r>
+        <w:t xml:space="preserve"> </w:t>
+      </w:r>
+      <w:r>
+        <w:t>하나를</w:t>
+      </w:r>
+      <w:r>
+        <w:t xml:space="preserve"> </w:t>
+      </w:r>
+      <w:r>
+        <w:t>골라야</w:t>
+      </w:r>
+      <w:r>
+        <w:t xml:space="preserve"> </w:t>
+      </w:r>
+      <w:r>
+        <w:t>합니다</w:t>
+      </w:r>
+      <w:r>
+        <w:t xml:space="preserve">. </w:t>
+      </w:r>
+      <w:r>
+        <w:t>가운데는</w:t>
+      </w:r>
+      <w:r>
+        <w:t xml:space="preserve"> </w:t>
+      </w:r>
+      <w:r>
         <w:t>퀴즈</w:t>
       </w:r>
       <w:r>
@@ -16504,7 +21453,7 @@
         <w:t>막대로</w:t>
       </w:r>
       <w:r>
-        <w:t xml:space="preserve"> 10</w:t>
+        <w:t xml:space="preserve"> 7</w:t>
       </w:r>
       <w:r>
         <w:t>문제</w:t>
@@ -16543,6 +21492,42 @@
         <w:t xml:space="preserve">, </w:t>
       </w:r>
       <w:r>
+        <w:t>문제마다</w:t>
+      </w:r>
+      <w:r>
+        <w:t xml:space="preserve"> AI </w:t>
+      </w:r>
+      <w:r>
+        <w:t>출제</w:t>
+      </w:r>
+      <w:r>
+        <w:t>·</w:t>
+      </w:r>
+      <w:r>
+        <w:t>기본</w:t>
+      </w:r>
+      <w:r>
+        <w:t xml:space="preserve"> </w:t>
+      </w:r>
+      <w:r>
+        <w:t>문제</w:t>
+      </w:r>
+      <w:r>
+        <w:t xml:space="preserve"> </w:t>
+      </w:r>
+      <w:r>
+        <w:t>표시가</w:t>
+      </w:r>
+      <w:r>
+        <w:t xml:space="preserve"> </w:t>
+      </w:r>
+      <w:r>
+        <w:t>붙으며</w:t>
+      </w:r>
+      <w:r>
+        <w:t xml:space="preserve">, </w:t>
+      </w:r>
+      <w:r>
         <w:t>답을</w:t>
       </w:r>
       <w:r>
@@ -16579,12 +21564,6 @@
         <w:t xml:space="preserve"> </w:t>
       </w:r>
       <w:r>
-        <w:t>듀오링고처럼</w:t>
-      </w:r>
-      <w:r>
-        <w:t xml:space="preserve"> </w:t>
-      </w:r>
-      <w:r>
         <w:t>초록색</w:t>
       </w:r>
       <w:r>
@@ -16622,6 +21601,72 @@
       </w:r>
       <w:r>
         <w:t>나타납니다</w:t>
+      </w:r>
+      <w:r>
+        <w:t xml:space="preserve">. </w:t>
+      </w:r>
+      <w:r>
+        <w:t>버튼과</w:t>
+      </w:r>
+      <w:r>
+        <w:t xml:space="preserve"> </w:t>
+      </w:r>
+      <w:r>
+        <w:t>보기는</w:t>
+      </w:r>
+      <w:r>
+        <w:t xml:space="preserve"> </w:t>
+      </w:r>
+      <w:r>
+        <w:t>아래쪽이</w:t>
+      </w:r>
+      <w:r>
+        <w:t xml:space="preserve"> </w:t>
+      </w:r>
+      <w:r>
+        <w:t>두꺼운</w:t>
+      </w:r>
+      <w:r>
+        <w:t xml:space="preserve"> </w:t>
+      </w:r>
+      <w:r>
+        <w:t>입체</w:t>
+      </w:r>
+      <w:r>
+        <w:t xml:space="preserve"> </w:t>
+      </w:r>
+      <w:r>
+        <w:t>디자인이라</w:t>
+      </w:r>
+      <w:r>
+        <w:t xml:space="preserve"> </w:t>
+      </w:r>
+      <w:r>
+        <w:t>누르면</w:t>
+      </w:r>
+      <w:r>
+        <w:t xml:space="preserve"> </w:t>
+      </w:r>
+      <w:r>
+        <w:t>실제로</w:t>
+      </w:r>
+      <w:r>
+        <w:t xml:space="preserve"> </w:t>
+      </w:r>
+      <w:r>
+        <w:t>눌리는</w:t>
+      </w:r>
+      <w:r>
+        <w:t xml:space="preserve"> </w:t>
+      </w:r>
+      <w:r>
+        <w:t>느낌을</w:t>
+      </w:r>
+      <w:r>
+        <w:t xml:space="preserve"> </w:t>
+      </w:r>
+      <w:r>
+        <w:t>줍니다</w:t>
       </w:r>
       <w:r>
         <w:t>.</w:t>
@@ -16730,7 +21775,13 @@
         <w:t>, '[</w:t>
       </w:r>
       <w:r>
-        <w:t>정보보안</w:t>
+        <w:t>생산</w:t>
+      </w:r>
+      <w:r>
+        <w:t>·</w:t>
+      </w:r>
+      <w:r>
+        <w:t>가공</w:t>
       </w:r>
       <w:r>
         <w:t xml:space="preserve">] </w:t>
@@ -16814,13 +21865,7 @@
         <w:t>'</w:t>
       </w:r>
       <w:r>
-        <w:t>를</w:t>
-      </w:r>
-      <w:r>
-        <w:t xml:space="preserve"> </w:t>
-      </w:r>
-      <w:r>
-        <w:t>누르면</w:t>
+        <w:t>로</w:t>
       </w:r>
       <w:r>
         <w:t xml:space="preserve"> </w:t>
@@ -16836,12 +21881,6 @@
       </w:r>
       <w:r>
         <w:t xml:space="preserve"> </w:t>
-      </w:r>
-      <w:r>
-        <w:t>정답</w:t>
-      </w:r>
-      <w:r>
-        <w:t>·</w:t>
       </w:r>
       <w:r>
         <w:t>해설을</w:t>
@@ -16952,7 +21991,7 @@
         <w:pageBreakBefore/>
         <w:spacing w:before="120" w:after="240"/>
       </w:pPr>
-      <w:bookmarkStart w:id="8" w:name="_Toc244031114"/>
+      <w:bookmarkStart w:id="8" w:name="_Toc244189298"/>
       <w:r>
         <w:t xml:space="preserve">9. </w:t>
       </w:r>
@@ -17541,7 +22580,7 @@
       </w:r>
     </w:p>
     <w:sectPr>
-      <w:footerReference w:type="default" r:id="rId18"/>
+      <w:footerReference w:type="default" r:id="rId21"/>
       <w:pgSz w:w="11906" w:h="16838"/>
       <w:pgMar w:top="1440" w:right="1440" w:bottom="1440" w:left="1440" w:header="708" w:footer="708" w:gutter="0"/>
       <w:cols w:space="720"/>
@@ -17653,10 +22692,10 @@
 <file path=word/numbering.xml><?xml version="1.0" encoding="utf-8"?>
 <w:numbering xmlns:wpc="http://schemas.microsoft.com/office/word/2010/wordprocessingCanvas" xmlns:cx="http://schemas.microsoft.com/office/drawing/2014/chartex" xmlns:cx1="http://schemas.microsoft.com/office/drawing/2015/9/8/chartex" xmlns:cx2="http://schemas.microsoft.com/office/drawing/2015/10/21/chartex" xmlns:cx3="http://schemas.microsoft.com/office/drawing/2016/5/9/chartex" xmlns:cx4="http://schemas.microsoft.com/office/drawing/2016/5/10/chartex" xmlns:cx5="http://schemas.microsoft.com/office/drawing/2016/5/11/chartex" xmlns:cx6="http://schemas.microsoft.com/office/drawing/2016/5/12/chartex" xmlns:cx7="http://schemas.microsoft.com/office/drawing/2016/5/13/chartex" xmlns:cx8="http://schemas.microsoft.com/office/drawing/2016/5/14/chartex" xmlns:mc="http://schemas.openxmlformats.org/markup-compatibility/2006" xmlns:aink="http://schemas.microsoft.com/office/drawing/2016/ink" xmlns:am3d="http://schemas.microsoft.com/office/drawing/2017/model3d" xmlns:o="urn:schemas-microsoft-com:office:office" xmlns:oel="http://schemas.microsoft.com/office/2019/extlst" xmlns:r="http://schemas.openxmlformats.org/officeDocument/2006/relationships" xmlns:m="http://schemas.openxmlformats.org/officeDocument/2006/math" xmlns:v="urn:schemas-microsoft-com:vml" xmlns:wp14="http://schemas.microsoft.com/office/word/2010/wordprocessingDrawing" xmlns:wp="http://schemas.openxmlformats.org/drawingml/2006/wordprocessingDrawing" xmlns:w10="urn:schemas-microsoft-com:office:word" xmlns:w="http://schemas.openxmlformats.org/wordprocessingml/2006/main" xmlns:w14="http://schemas.microsoft.com/office/word/2010/wordml" xmlns:w15="http://schemas.microsoft.com/office/word/2012/wordml" xmlns:w16cex="http://schemas.microsoft.com/office/word/2018/wordml/cex" xmlns:w16cid="http://schemas.microsoft.com/office/word/2016/wordml/cid" xmlns:w16="http://schemas.microsoft.com/office/word/2018/wordml" xmlns:w16du="http://schemas.microsoft.com/office/word/2023/wordml/word16du" xmlns:w16sdtdh="http://schemas.microsoft.com/office/word/2020/wordml/sdtdatahash" xmlns:w16sdtfl="http://schemas.microsoft.com/office/word/2024/wordml/sdtformatlock" xmlns:w16se="http://schemas.microsoft.com/office/word/2015/wordml/symex" xmlns:wpg="http://schemas.microsoft.com/office/word/2010/wordprocessingGroup" xmlns:wpi="http://schemas.microsoft.com/office/word/2010/wordprocessingInk" xmlns:wne="http://schemas.microsoft.com/office/word/2006/wordml" xmlns:wps="http://schemas.microsoft.com/office/word/2010/wordprocessingShape" mc:Ignorable="w14 w15 w16se w16cid w16 w16cex w16sdtdh w16sdtfl w16du wp14">
   <w:abstractNum w:abstractNumId="0" w15:restartNumberingAfterBreak="0">
-    <w:nsid w:val="343A59C7"/>
+    <w:nsid w:val="1AE62105"/>
     <w:multiLevelType w:val="hybridMultilevel"/>
-    <w:tmpl w:val="E5580458"/>
-    <w:lvl w:ilvl="0" w:tplc="14CE82C6" w:tentative="1">
+    <w:tmpl w:val="E86059B4"/>
+    <w:lvl w:ilvl="0" w:tplc="B8BA614A" w:tentative="1">
       <w:start w:val="1"/>
       <w:numFmt w:val="bullet"/>
       <w:lvlText w:val="•"/>
@@ -17665,52 +22704,52 @@
         <w:ind w:left="500" w:hanging="260"/>
       </w:pPr>
     </w:lvl>
-    <w:lvl w:ilvl="1" w:tplc="6038E126">
+    <w:lvl w:ilvl="1" w:tplc="D7405B0A">
       <w:numFmt w:val="decimal"/>
       <w:lvlText w:val=""/>
       <w:lvlJc w:val="left"/>
     </w:lvl>
-    <w:lvl w:ilvl="2" w:tplc="F7D2BAF2">
+    <w:lvl w:ilvl="2" w:tplc="F99A1A22">
       <w:numFmt w:val="decimal"/>
       <w:lvlText w:val=""/>
       <w:lvlJc w:val="left"/>
     </w:lvl>
-    <w:lvl w:ilvl="3" w:tplc="8BBC33DC">
+    <w:lvl w:ilvl="3" w:tplc="D3E69B5A">
       <w:numFmt w:val="decimal"/>
       <w:lvlText w:val=""/>
       <w:lvlJc w:val="left"/>
     </w:lvl>
-    <w:lvl w:ilvl="4" w:tplc="E9AC21EC">
+    <w:lvl w:ilvl="4" w:tplc="500EA7BC">
       <w:numFmt w:val="decimal"/>
       <w:lvlText w:val=""/>
       <w:lvlJc w:val="left"/>
     </w:lvl>
-    <w:lvl w:ilvl="5" w:tplc="B6AEEA9A">
+    <w:lvl w:ilvl="5" w:tplc="7B8AD9A0">
       <w:numFmt w:val="decimal"/>
       <w:lvlText w:val=""/>
       <w:lvlJc w:val="left"/>
     </w:lvl>
-    <w:lvl w:ilvl="6" w:tplc="9402A814">
+    <w:lvl w:ilvl="6" w:tplc="74428C80">
       <w:numFmt w:val="decimal"/>
       <w:lvlText w:val=""/>
       <w:lvlJc w:val="left"/>
     </w:lvl>
-    <w:lvl w:ilvl="7" w:tplc="8C94843C">
+    <w:lvl w:ilvl="7" w:tplc="A0C4E7D2">
       <w:numFmt w:val="decimal"/>
       <w:lvlText w:val=""/>
       <w:lvlJc w:val="left"/>
     </w:lvl>
-    <w:lvl w:ilvl="8" w:tplc="7B025CA6">
+    <w:lvl w:ilvl="8" w:tplc="123A7986">
       <w:numFmt w:val="decimal"/>
       <w:lvlText w:val=""/>
       <w:lvlJc w:val="left"/>
     </w:lvl>
   </w:abstractNum>
   <w:abstractNum w:abstractNumId="1" w15:restartNumberingAfterBreak="0">
-    <w:nsid w:val="786643EA"/>
+    <w:nsid w:val="4E054D74"/>
     <w:multiLevelType w:val="hybridMultilevel"/>
-    <w:tmpl w:val="AA307DB4"/>
-    <w:lvl w:ilvl="0" w:tplc="CFDEEE8A" w:tentative="1">
+    <w:tmpl w:val="7A242120"/>
+    <w:lvl w:ilvl="0" w:tplc="3AA8B802" w:tentative="1">
       <w:start w:val="1"/>
       <w:numFmt w:val="bullet"/>
       <w:lvlText w:val="●"/>
@@ -17719,7 +22758,7 @@
         <w:ind w:left="720" w:hanging="360"/>
       </w:pPr>
     </w:lvl>
-    <w:lvl w:ilvl="1" w:tplc="AAD2E324" w:tentative="1">
+    <w:lvl w:ilvl="1" w:tplc="C42EACA0" w:tentative="1">
       <w:start w:val="1"/>
       <w:numFmt w:val="bullet"/>
       <w:lvlText w:val="○"/>
@@ -17728,7 +22767,7 @@
         <w:ind w:left="1440" w:hanging="360"/>
       </w:pPr>
     </w:lvl>
-    <w:lvl w:ilvl="2" w:tplc="5676556A" w:tentative="1">
+    <w:lvl w:ilvl="2" w:tplc="257C598E" w:tentative="1">
       <w:start w:val="1"/>
       <w:numFmt w:val="bullet"/>
       <w:lvlText w:val="■"/>
@@ -17737,7 +22776,7 @@
         <w:ind w:left="2160" w:hanging="360"/>
       </w:pPr>
     </w:lvl>
-    <w:lvl w:ilvl="3" w:tplc="3F00567A" w:tentative="1">
+    <w:lvl w:ilvl="3" w:tplc="04C8E328" w:tentative="1">
       <w:start w:val="1"/>
       <w:numFmt w:val="bullet"/>
       <w:lvlText w:val="●"/>
@@ -17746,7 +22785,7 @@
         <w:ind w:left="2880" w:hanging="360"/>
       </w:pPr>
     </w:lvl>
-    <w:lvl w:ilvl="4" w:tplc="0E425E50" w:tentative="1">
+    <w:lvl w:ilvl="4" w:tplc="2E9802E8" w:tentative="1">
       <w:start w:val="1"/>
       <w:numFmt w:val="bullet"/>
       <w:lvlText w:val="○"/>
@@ -17755,7 +22794,7 @@
         <w:ind w:left="3600" w:hanging="360"/>
       </w:pPr>
     </w:lvl>
-    <w:lvl w:ilvl="5" w:tplc="8AC8A1CA" w:tentative="1">
+    <w:lvl w:ilvl="5" w:tplc="D53AA122" w:tentative="1">
       <w:start w:val="1"/>
       <w:numFmt w:val="bullet"/>
       <w:lvlText w:val="■"/>
@@ -17764,7 +22803,7 @@
         <w:ind w:left="4320" w:hanging="360"/>
       </w:pPr>
     </w:lvl>
-    <w:lvl w:ilvl="6" w:tplc="74AAFDBC" w:tentative="1">
+    <w:lvl w:ilvl="6" w:tplc="23DABF72" w:tentative="1">
       <w:start w:val="1"/>
       <w:numFmt w:val="bullet"/>
       <w:lvlText w:val="●"/>
@@ -17773,7 +22812,7 @@
         <w:ind w:left="5040" w:hanging="360"/>
       </w:pPr>
     </w:lvl>
-    <w:lvl w:ilvl="7" w:tplc="B2FAC5FE" w:tentative="1">
+    <w:lvl w:ilvl="7" w:tplc="15B62CDC" w:tentative="1">
       <w:start w:val="1"/>
       <w:numFmt w:val="bullet"/>
       <w:lvlText w:val="●"/>
@@ -17782,7 +22821,7 @@
         <w:ind w:left="5760" w:hanging="360"/>
       </w:pPr>
     </w:lvl>
-    <w:lvl w:ilvl="8" w:tplc="23A0079C" w:tentative="1">
+    <w:lvl w:ilvl="8" w:tplc="57328B06" w:tentative="1">
       <w:start w:val="1"/>
       <w:numFmt w:val="bullet"/>
       <w:lvlText w:val="●"/>
@@ -17792,7 +22831,7 @@
       </w:pPr>
     </w:lvl>
   </w:abstractNum>
-  <w:num w:numId="1" w16cid:durableId="2038848236">
+  <w:num w:numId="1" w16cid:durableId="719788411">
     <w:abstractNumId w:val="1"/>
     <w:lvlOverride w:ilvl="0">
       <w:startOverride w:val="1"/>
@@ -18565,7 +23604,7 @@
     <w:link w:val="Char1"/>
     <w:uiPriority w:val="99"/>
     <w:unhideWhenUsed/>
-    <w:rsid w:val="00127D9E"/>
+    <w:rsid w:val="009351E0"/>
     <w:pPr>
       <w:tabs>
         <w:tab w:val="center" w:pos="4513"/>
@@ -18579,7 +23618,7 @@
     <w:basedOn w:val="a0"/>
     <w:link w:val="ad"/>
     <w:uiPriority w:val="99"/>
-    <w:rsid w:val="00127D9E"/>
+    <w:rsid w:val="009351E0"/>
   </w:style>
   <w:style w:type="paragraph" w:styleId="ae">
     <w:name w:val="footer"/>
@@ -18587,7 +23626,7 @@
     <w:link w:val="Char2"/>
     <w:uiPriority w:val="99"/>
     <w:unhideWhenUsed/>
-    <w:rsid w:val="00127D9E"/>
+    <w:rsid w:val="009351E0"/>
     <w:pPr>
       <w:tabs>
         <w:tab w:val="center" w:pos="4513"/>
@@ -18601,7 +23640,7 @@
     <w:basedOn w:val="a0"/>
     <w:link w:val="ae"/>
     <w:uiPriority w:val="99"/>
-    <w:rsid w:val="00127D9E"/>
+    <w:rsid w:val="009351E0"/>
   </w:style>
 </w:styles>
 </file>

--- a/docs/plan/뽑공_계획서.docx
+++ b/docs/plan/뽑공_계획서.docx
@@ -93,7 +93,7 @@
           <w:noProof/>
         </w:rPr>
         <w:drawing>
-          <wp:inline distT="0" distB="0" distL="0" distR="0" wp14:anchorId="312429E3" wp14:editId="5367B31E">
+          <wp:inline distT="0" distB="0" distL="0" distR="0" wp14:anchorId="7D3E59F9" wp14:editId="5C0EA2EC">
             <wp:extent cx="3429000" cy="2009775"/>
             <wp:effectExtent l="0" t="0" r="0" b="0"/>
             <wp:docPr id="1" name="그림 1"/>
@@ -871,7 +871,7 @@
     <w:sdt>
       <w:sdtPr>
         <w:alias w:val="목차"/>
-        <w:id w:val="1032762819"/>
+        <w:id w:val="1825469554"/>
         <w:docPartObj>
           <w:docPartGallery w:val="Table of Contents"/>
           <w:docPartUnique/>
@@ -902,7 +902,7 @@
           <w:r>
             <w:fldChar w:fldCharType="separate"/>
           </w:r>
-          <w:hyperlink w:anchor="_Toc244189290" w:history="1">
+          <w:hyperlink w:anchor="_Toc244345505" w:history="1">
             <w:r>
               <w:rPr>
                 <w:rStyle w:val="a7"/>
@@ -926,7 +926,7 @@
               <w:rPr>
                 <w:noProof/>
               </w:rPr>
-              <w:instrText xml:space="preserve"> PAGEREF _Toc244189290 \h </w:instrText>
+              <w:instrText xml:space="preserve"> PAGEREF _Toc244345505 \h </w:instrText>
             </w:r>
             <w:r>
               <w:rPr>
@@ -967,7 +967,7 @@
               <w14:ligatures w14:val="standardContextual"/>
             </w:rPr>
           </w:pPr>
-          <w:hyperlink w:anchor="_Toc244189291" w:history="1">
+          <w:hyperlink w:anchor="_Toc244345506" w:history="1">
             <w:r>
               <w:rPr>
                 <w:rStyle w:val="a7"/>
@@ -991,7 +991,7 @@
               <w:rPr>
                 <w:noProof/>
               </w:rPr>
-              <w:instrText xml:space="preserve"> PAGEREF _Toc244189291 \h </w:instrText>
+              <w:instrText xml:space="preserve"> PAGEREF _Toc244345506 \h </w:instrText>
             </w:r>
             <w:r>
               <w:rPr>
@@ -1032,7 +1032,7 @@
               <w14:ligatures w14:val="standardContextual"/>
             </w:rPr>
           </w:pPr>
-          <w:hyperlink w:anchor="_Toc244189292" w:history="1">
+          <w:hyperlink w:anchor="_Toc244345507" w:history="1">
             <w:r>
               <w:rPr>
                 <w:rStyle w:val="a7"/>
@@ -1056,7 +1056,7 @@
               <w:rPr>
                 <w:noProof/>
               </w:rPr>
-              <w:instrText xml:space="preserve"> PAGEREF _Toc244189292 \h </w:instrText>
+              <w:instrText xml:space="preserve"> PAGEREF _Toc244345507 \h </w:instrText>
             </w:r>
             <w:r>
               <w:rPr>
@@ -1097,7 +1097,7 @@
               <w14:ligatures w14:val="standardContextual"/>
             </w:rPr>
           </w:pPr>
-          <w:hyperlink w:anchor="_Toc244189293" w:history="1">
+          <w:hyperlink w:anchor="_Toc244345508" w:history="1">
             <w:r>
               <w:rPr>
                 <w:rStyle w:val="a7"/>
@@ -1121,7 +1121,7 @@
               <w:rPr>
                 <w:noProof/>
               </w:rPr>
-              <w:instrText xml:space="preserve"> PAGEREF _Toc244189293 \h </w:instrText>
+              <w:instrText xml:space="preserve"> PAGEREF _Toc244345508 \h </w:instrText>
             </w:r>
             <w:r>
               <w:rPr>
@@ -1162,7 +1162,7 @@
               <w14:ligatures w14:val="standardContextual"/>
             </w:rPr>
           </w:pPr>
-          <w:hyperlink w:anchor="_Toc244189294" w:history="1">
+          <w:hyperlink w:anchor="_Toc244345509" w:history="1">
             <w:r>
               <w:rPr>
                 <w:rStyle w:val="a7"/>
@@ -1186,7 +1186,7 @@
               <w:rPr>
                 <w:noProof/>
               </w:rPr>
-              <w:instrText xml:space="preserve"> PAGEREF _Toc244189294 \h </w:instrText>
+              <w:instrText xml:space="preserve"> PAGEREF _Toc244345509 \h </w:instrText>
             </w:r>
             <w:r>
               <w:rPr>
@@ -1227,7 +1227,7 @@
               <w14:ligatures w14:val="standardContextual"/>
             </w:rPr>
           </w:pPr>
-          <w:hyperlink w:anchor="_Toc244189295" w:history="1">
+          <w:hyperlink w:anchor="_Toc244345510" w:history="1">
             <w:r>
               <w:rPr>
                 <w:rStyle w:val="a7"/>
@@ -1251,7 +1251,7 @@
               <w:rPr>
                 <w:noProof/>
               </w:rPr>
-              <w:instrText xml:space="preserve"> PAGEREF _Toc244189295 \h </w:instrText>
+              <w:instrText xml:space="preserve"> PAGEREF _Toc244345510 \h </w:instrText>
             </w:r>
             <w:r>
               <w:rPr>
@@ -1292,7 +1292,7 @@
               <w14:ligatures w14:val="standardContextual"/>
             </w:rPr>
           </w:pPr>
-          <w:hyperlink w:anchor="_Toc244189296" w:history="1">
+          <w:hyperlink w:anchor="_Toc244345511" w:history="1">
             <w:r>
               <w:rPr>
                 <w:rStyle w:val="a7"/>
@@ -1316,7 +1316,7 @@
               <w:rPr>
                 <w:noProof/>
               </w:rPr>
-              <w:instrText xml:space="preserve"> PAGEREF _Toc244189296 \h </w:instrText>
+              <w:instrText xml:space="preserve"> PAGEREF _Toc244345511 \h </w:instrText>
             </w:r>
             <w:r>
               <w:rPr>
@@ -1357,7 +1357,7 @@
               <w14:ligatures w14:val="standardContextual"/>
             </w:rPr>
           </w:pPr>
-          <w:hyperlink w:anchor="_Toc244189297" w:history="1">
+          <w:hyperlink w:anchor="_Toc244345512" w:history="1">
             <w:r>
               <w:rPr>
                 <w:rStyle w:val="a7"/>
@@ -1381,7 +1381,7 @@
               <w:rPr>
                 <w:noProof/>
               </w:rPr>
-              <w:instrText xml:space="preserve"> PAGEREF _Toc244189297 \h </w:instrText>
+              <w:instrText xml:space="preserve"> PAGEREF _Toc244345512 \h </w:instrText>
             </w:r>
             <w:r>
               <w:rPr>
@@ -1422,7 +1422,7 @@
               <w14:ligatures w14:val="standardContextual"/>
             </w:rPr>
           </w:pPr>
-          <w:hyperlink w:anchor="_Toc244189298" w:history="1">
+          <w:hyperlink w:anchor="_Toc244345513" w:history="1">
             <w:r>
               <w:rPr>
                 <w:rStyle w:val="a7"/>
@@ -1446,7 +1446,7 @@
               <w:rPr>
                 <w:noProof/>
               </w:rPr>
-              <w:instrText xml:space="preserve"> PAGEREF _Toc244189298 \h </w:instrText>
+              <w:instrText xml:space="preserve"> PAGEREF _Toc244345513 \h </w:instrText>
             </w:r>
             <w:r>
               <w:rPr>
@@ -1486,7 +1486,7 @@
         <w:pageBreakBefore/>
         <w:spacing w:before="120" w:after="240"/>
       </w:pPr>
-      <w:bookmarkStart w:id="0" w:name="_Toc244189290"/>
+      <w:bookmarkStart w:id="0" w:name="_Toc244345505"/>
       <w:r>
         <w:lastRenderedPageBreak/>
         <w:t xml:space="preserve">1. </w:t>
@@ -2600,7 +2600,7 @@
         <w:pageBreakBefore/>
         <w:spacing w:before="120" w:after="240"/>
       </w:pPr>
-      <w:bookmarkStart w:id="1" w:name="_Toc244189291"/>
+      <w:bookmarkStart w:id="1" w:name="_Toc244345506"/>
       <w:r>
         <w:t xml:space="preserve">2. </w:t>
       </w:r>
@@ -3069,16 +3069,16 @@
         <w:t>스트릭</w:t>
       </w:r>
       <w:r>
-        <w:t xml:space="preserve">), </w:t>
-      </w:r>
-      <w:r>
-        <w:t>브론즈부터</w:t>
-      </w:r>
-      <w:r>
-        <w:t xml:space="preserve"> </w:t>
-      </w:r>
-      <w:r>
-        <w:t>엔지니어까지</w:t>
+        <w:t>), 1</w:t>
+      </w:r>
+      <w:r>
+        <w:t>레벨부터</w:t>
+      </w:r>
+      <w:r>
+        <w:t xml:space="preserve"> 100</w:t>
+      </w:r>
+      <w:r>
+        <w:t>레벨까지</w:t>
       </w:r>
       <w:r>
         <w:t xml:space="preserve"> </w:t>
@@ -3090,7 +3090,7 @@
         <w:t xml:space="preserve"> </w:t>
       </w:r>
       <w:r>
-        <w:t>랭크로</w:t>
+        <w:t>레벨로</w:t>
       </w:r>
       <w:r>
         <w:t xml:space="preserve"> </w:t>
@@ -3345,7 +3345,7 @@
                 <w:noProof/>
               </w:rPr>
               <w:drawing>
-                <wp:inline distT="0" distB="0" distL="0" distR="0" wp14:anchorId="4C4F74F1" wp14:editId="1F4622BC">
+                <wp:inline distT="0" distB="0" distL="0" distR="0" wp14:anchorId="388D2AE6" wp14:editId="1AB39A5D">
                   <wp:extent cx="1714500" cy="3514725"/>
                   <wp:effectExtent l="0" t="0" r="0" b="0"/>
                   <wp:docPr id="2" name="그림 2"/>
@@ -3404,7 +3404,7 @@
                 <w:noProof/>
               </w:rPr>
               <w:drawing>
-                <wp:inline distT="0" distB="0" distL="0" distR="0" wp14:anchorId="60AF5053" wp14:editId="40A96BAD">
+                <wp:inline distT="0" distB="0" distL="0" distR="0" wp14:anchorId="7735AF55" wp14:editId="61945001">
                   <wp:extent cx="1714500" cy="3514725"/>
                   <wp:effectExtent l="0" t="0" r="0" b="0"/>
                   <wp:docPr id="3" name="그림 3"/>
@@ -3463,7 +3463,7 @@
                 <w:noProof/>
               </w:rPr>
               <w:drawing>
-                <wp:inline distT="0" distB="0" distL="0" distR="0" wp14:anchorId="3E94986D" wp14:editId="65A8597F">
+                <wp:inline distT="0" distB="0" distL="0" distR="0" wp14:anchorId="11CE2795" wp14:editId="2CD14437">
                   <wp:extent cx="1714500" cy="3514725"/>
                   <wp:effectExtent l="0" t="0" r="0" b="0"/>
                   <wp:docPr id="4" name="그림 4"/>
@@ -3749,7 +3749,7 @@
         <w:pageBreakBefore/>
         <w:spacing w:before="120" w:after="240"/>
       </w:pPr>
-      <w:bookmarkStart w:id="2" w:name="_Toc244189292"/>
+      <w:bookmarkStart w:id="2" w:name="_Toc244345507"/>
       <w:r>
         <w:t xml:space="preserve">3. </w:t>
       </w:r>
@@ -4366,7 +4366,7 @@
           <w:noProof/>
         </w:rPr>
         <w:drawing>
-          <wp:inline distT="0" distB="0" distL="0" distR="0" wp14:anchorId="067E5D6B" wp14:editId="38D28426">
+          <wp:inline distT="0" distB="0" distL="0" distR="0" wp14:anchorId="7332B796" wp14:editId="7BB9EBE0">
             <wp:extent cx="4095750" cy="1419225"/>
             <wp:effectExtent l="0" t="0" r="0" b="0"/>
             <wp:docPr id="5" name="그림 5"/>
@@ -5090,7 +5090,7 @@
         <w:pageBreakBefore/>
         <w:spacing w:before="120" w:after="240"/>
       </w:pPr>
-      <w:bookmarkStart w:id="3" w:name="_Toc244189293"/>
+      <w:bookmarkStart w:id="3" w:name="_Toc244345508"/>
       <w:r>
         <w:t xml:space="preserve">4. </w:t>
       </w:r>
@@ -6175,7 +6175,7 @@
         <w:t xml:space="preserve">: </w:t>
       </w:r>
       <w:r>
-        <w:t>랭크</w:t>
+        <w:t>레벨</w:t>
       </w:r>
       <w:r>
         <w:t xml:space="preserve"> · </w:t>
@@ -6275,58 +6275,112 @@
         <w:t xml:space="preserve"> </w:t>
       </w:r>
       <w:r>
+        <w:t>경험치</w:t>
+      </w:r>
+      <w:r>
+        <w:t>(XP)</w:t>
+      </w:r>
+      <w:r>
+        <w:t>를</w:t>
+      </w:r>
+      <w:r>
+        <w:t xml:space="preserve"> </w:t>
+      </w:r>
+      <w:r>
+        <w:t>얻고</w:t>
+      </w:r>
+      <w:r>
+        <w:t xml:space="preserve">, </w:t>
+      </w:r>
+      <w:r>
+        <w:t>누적</w:t>
+      </w:r>
+      <w:r>
+        <w:t xml:space="preserve"> </w:t>
+      </w:r>
+      <w:r>
+        <w:t>경험치에</w:t>
+      </w:r>
+      <w:r>
+        <w:t xml:space="preserve"> </w:t>
+      </w:r>
+      <w:r>
+        <w:t>따라</w:t>
+      </w:r>
+      <w:r>
+        <w:t xml:space="preserve"> </w:t>
+      </w:r>
+      <w:r>
+        <w:t>사용자</w:t>
+      </w:r>
+      <w:r>
+        <w:t xml:space="preserve"> </w:t>
+      </w:r>
+      <w:r>
+        <w:t>레벨이</w:t>
+      </w:r>
+      <w:r>
+        <w:t xml:space="preserve"> 1</w:t>
+      </w:r>
+      <w:r>
+        <w:t>레벨부터</w:t>
+      </w:r>
+      <w:r>
+        <w:t xml:space="preserve"> </w:t>
+      </w:r>
+      <w:r>
+        <w:t>최고</w:t>
+      </w:r>
+      <w:r>
+        <w:t xml:space="preserve"> 100</w:t>
+      </w:r>
+      <w:r>
+        <w:t>레벨까지</w:t>
+      </w:r>
+      <w:r>
+        <w:t xml:space="preserve"> </w:t>
+      </w:r>
+      <w:r>
+        <w:t>오릅니다</w:t>
+      </w:r>
+      <w:r>
+        <w:t xml:space="preserve">. </w:t>
+      </w:r>
+      <w:r>
+        <w:t>사용자</w:t>
+      </w:r>
+      <w:r>
+        <w:t xml:space="preserve"> </w:t>
+      </w:r>
+      <w:r>
+        <w:t>레벨과</w:t>
+      </w:r>
+      <w:r>
+        <w:t xml:space="preserve"> </w:t>
+      </w:r>
+      <w:r>
+        <w:t>따로</w:t>
+      </w:r>
+      <w:r>
+        <w:t xml:space="preserve">, </w:t>
+      </w:r>
+      <w:r>
+        <w:t>주제마다</w:t>
+      </w:r>
+      <w:r>
+        <w:t xml:space="preserve"> </w:t>
+      </w:r>
+      <w:r>
+        <w:t>숙련</w:t>
+      </w:r>
+      <w:r>
+        <w:t xml:space="preserve"> </w:t>
+      </w:r>
+      <w:r>
         <w:t>랭크</w:t>
       </w:r>
       <w:r>
-        <w:t xml:space="preserve"> </w:t>
-      </w:r>
-      <w:r>
-        <w:t>포인트</w:t>
-      </w:r>
-      <w:r>
-        <w:t>(RP)</w:t>
-      </w:r>
-      <w:r>
-        <w:t>를</w:t>
-      </w:r>
-      <w:r>
-        <w:t xml:space="preserve"> </w:t>
-      </w:r>
-      <w:r>
-        <w:t>얻고</w:t>
-      </w:r>
-      <w:r>
-        <w:t xml:space="preserve">, </w:t>
-      </w:r>
-      <w:r>
-        <w:t>누적</w:t>
-      </w:r>
-      <w:r>
-        <w:t xml:space="preserve"> RP</w:t>
-      </w:r>
-      <w:r>
-        <w:t>에</w:t>
-      </w:r>
-      <w:r>
-        <w:t xml:space="preserve"> </w:t>
-      </w:r>
-      <w:r>
-        <w:t>따라</w:t>
-      </w:r>
-      <w:r>
-        <w:t xml:space="preserve"> </w:t>
-      </w:r>
-      <w:r>
-        <w:t>사용자</w:t>
-      </w:r>
-      <w:r>
-        <w:t xml:space="preserve"> </w:t>
-      </w:r>
-      <w:r>
-        <w:t>랭크가</w:t>
-      </w:r>
-      <w:r>
-        <w:t xml:space="preserve"> </w:t>
+        <w:t>(</w:t>
       </w:r>
       <w:r>
         <w:t>브론즈</w:t>
@@ -6335,61 +6389,13 @@
         <w:t xml:space="preserve"> → </w:t>
       </w:r>
       <w:r>
-        <w:t>실버</w:t>
-      </w:r>
-      <w:r>
-        <w:t xml:space="preserve"> → </w:t>
-      </w:r>
-      <w:r>
-        <w:t>골드</w:t>
-      </w:r>
-      <w:r>
-        <w:t xml:space="preserve"> → </w:t>
-      </w:r>
-      <w:r>
-        <w:t>플래티넘</w:t>
-      </w:r>
-      <w:r>
-        <w:t xml:space="preserve"> → </w:t>
-      </w:r>
-      <w:r>
-        <w:t>다이아</w:t>
-      </w:r>
-      <w:r>
-        <w:t xml:space="preserve"> → </w:t>
-      </w:r>
-      <w:r>
-        <w:t>엔지니어로</w:t>
-      </w:r>
-      <w:r>
-        <w:t xml:space="preserve"> </w:t>
-      </w:r>
-      <w:r>
-        <w:t>올라갑니다</w:t>
-      </w:r>
-      <w:r>
-        <w:t xml:space="preserve">. </w:t>
-      </w:r>
-      <w:r>
-        <w:t>주제마다</w:t>
-      </w:r>
-      <w:r>
-        <w:t xml:space="preserve"> </w:t>
-      </w:r>
-      <w:r>
-        <w:t>따로</w:t>
-      </w:r>
-      <w:r>
-        <w:t xml:space="preserve"> </w:t>
-      </w:r>
-      <w:r>
-        <w:t>숙련</w:t>
-      </w:r>
-      <w:r>
-        <w:t xml:space="preserve"> </w:t>
-      </w:r>
-      <w:r>
-        <w:t>랭크도</w:t>
+        <w:t>엔지니어</w:t>
+      </w:r>
+      <w:r>
+        <w:t>)</w:t>
+      </w:r>
+      <w:r>
+        <w:t>가</w:t>
       </w:r>
       <w:r>
         <w:t xml:space="preserve"> </w:t>
@@ -6593,7 +6599,7 @@
                 <w:sz w:val="20"/>
                 <w:szCs w:val="20"/>
               </w:rPr>
-              <w:t>랭크</w:t>
+              <w:t>레벨</w:t>
             </w:r>
           </w:p>
         </w:tc>
@@ -6620,6 +6626,162 @@
                 <w:sz w:val="20"/>
                 <w:szCs w:val="20"/>
               </w:rPr>
+              <w:t>1~100</w:t>
+            </w:r>
+            <w:r>
+              <w:rPr>
+                <w:sz w:val="20"/>
+                <w:szCs w:val="20"/>
+              </w:rPr>
+              <w:t>레벨</w:t>
+            </w:r>
+            <w:r>
+              <w:rPr>
+                <w:sz w:val="20"/>
+                <w:szCs w:val="20"/>
+              </w:rPr>
+              <w:t xml:space="preserve">. </w:t>
+            </w:r>
+            <w:r>
+              <w:rPr>
+                <w:sz w:val="20"/>
+                <w:szCs w:val="20"/>
+              </w:rPr>
+              <w:t>다음</w:t>
+            </w:r>
+            <w:r>
+              <w:rPr>
+                <w:sz w:val="20"/>
+                <w:szCs w:val="20"/>
+              </w:rPr>
+              <w:t xml:space="preserve"> </w:t>
+            </w:r>
+            <w:r>
+              <w:rPr>
+                <w:sz w:val="20"/>
+                <w:szCs w:val="20"/>
+              </w:rPr>
+              <w:t>레벨까지</w:t>
+            </w:r>
+            <w:r>
+              <w:rPr>
+                <w:sz w:val="20"/>
+                <w:szCs w:val="20"/>
+              </w:rPr>
+              <w:t xml:space="preserve"> </w:t>
+            </w:r>
+            <w:r>
+              <w:rPr>
+                <w:sz w:val="20"/>
+                <w:szCs w:val="20"/>
+              </w:rPr>
+              <w:t>필요한</w:t>
+            </w:r>
+            <w:r>
+              <w:rPr>
+                <w:sz w:val="20"/>
+                <w:szCs w:val="20"/>
+              </w:rPr>
+              <w:t xml:space="preserve"> XP = 50 + 10 × (</w:t>
+            </w:r>
+            <w:r>
+              <w:rPr>
+                <w:sz w:val="20"/>
+                <w:szCs w:val="20"/>
+              </w:rPr>
+              <w:t>현재</w:t>
+            </w:r>
+            <w:r>
+              <w:rPr>
+                <w:sz w:val="20"/>
+                <w:szCs w:val="20"/>
+              </w:rPr>
+              <w:t xml:space="preserve"> </w:t>
+            </w:r>
+            <w:r>
+              <w:rPr>
+                <w:sz w:val="20"/>
+                <w:szCs w:val="20"/>
+              </w:rPr>
+              <w:t>레벨</w:t>
+            </w:r>
+            <w:r>
+              <w:rPr>
+                <w:sz w:val="20"/>
+                <w:szCs w:val="20"/>
+              </w:rPr>
+              <w:t xml:space="preserve"> − 1)</w:t>
+            </w:r>
+          </w:p>
+          <w:p>
+            <w:r>
+              <w:rPr>
+                <w:sz w:val="20"/>
+                <w:szCs w:val="20"/>
+              </w:rPr>
+              <w:t>2</w:t>
+            </w:r>
+            <w:r>
+              <w:rPr>
+                <w:sz w:val="20"/>
+                <w:szCs w:val="20"/>
+              </w:rPr>
+              <w:t>레벨</w:t>
+            </w:r>
+            <w:r>
+              <w:rPr>
+                <w:sz w:val="20"/>
+                <w:szCs w:val="20"/>
+              </w:rPr>
+              <w:t xml:space="preserve"> 50 · 10</w:t>
+            </w:r>
+            <w:r>
+              <w:rPr>
+                <w:sz w:val="20"/>
+                <w:szCs w:val="20"/>
+              </w:rPr>
+              <w:t>레벨</w:t>
+            </w:r>
+            <w:r>
+              <w:rPr>
+                <w:sz w:val="20"/>
+                <w:szCs w:val="20"/>
+              </w:rPr>
+              <w:t xml:space="preserve"> 810 · 50</w:t>
+            </w:r>
+            <w:r>
+              <w:rPr>
+                <w:sz w:val="20"/>
+                <w:szCs w:val="20"/>
+              </w:rPr>
+              <w:t>레벨</w:t>
+            </w:r>
+            <w:r>
+              <w:rPr>
+                <w:sz w:val="20"/>
+                <w:szCs w:val="20"/>
+              </w:rPr>
+              <w:t xml:space="preserve"> 14,210 · 100</w:t>
+            </w:r>
+            <w:r>
+              <w:rPr>
+                <w:sz w:val="20"/>
+                <w:szCs w:val="20"/>
+              </w:rPr>
+              <w:t>레벨</w:t>
+            </w:r>
+            <w:r>
+              <w:rPr>
+                <w:sz w:val="20"/>
+                <w:szCs w:val="20"/>
+              </w:rPr>
+              <w:t xml:space="preserve"> 53,460 XP (</w:t>
+            </w:r>
+            <w:r>
+              <w:rPr>
+                <w:sz w:val="20"/>
+                <w:szCs w:val="20"/>
+              </w:rPr>
               <w:t>누적</w:t>
             </w:r>
             <w:r>
@@ -6627,91 +6789,7 @@
                 <w:sz w:val="20"/>
                 <w:szCs w:val="20"/>
               </w:rPr>
-              <w:t xml:space="preserve"> RP: </w:t>
-            </w:r>
-            <w:r>
-              <w:rPr>
-                <w:sz w:val="20"/>
-                <w:szCs w:val="20"/>
-              </w:rPr>
-              <w:t>브론즈</w:t>
-            </w:r>
-            <w:r>
-              <w:rPr>
-                <w:sz w:val="20"/>
-                <w:szCs w:val="20"/>
-              </w:rPr>
-              <w:t xml:space="preserve"> 0 · </w:t>
-            </w:r>
-            <w:r>
-              <w:rPr>
-                <w:sz w:val="20"/>
-                <w:szCs w:val="20"/>
-              </w:rPr>
-              <w:t>실버</w:t>
-            </w:r>
-            <w:r>
-              <w:rPr>
-                <w:sz w:val="20"/>
-                <w:szCs w:val="20"/>
-              </w:rPr>
-              <w:t xml:space="preserve"> 300 · </w:t>
-            </w:r>
-            <w:r>
-              <w:rPr>
-                <w:sz w:val="20"/>
-                <w:szCs w:val="20"/>
-              </w:rPr>
-              <w:t>골드</w:t>
-            </w:r>
-            <w:r>
-              <w:rPr>
-                <w:sz w:val="20"/>
-                <w:szCs w:val="20"/>
-              </w:rPr>
-              <w:t xml:space="preserve"> 900 · </w:t>
-            </w:r>
-            <w:r>
-              <w:rPr>
-                <w:sz w:val="20"/>
-                <w:szCs w:val="20"/>
-              </w:rPr>
-              <w:t>플래티넘</w:t>
-            </w:r>
-            <w:r>
-              <w:rPr>
-                <w:sz w:val="20"/>
-                <w:szCs w:val="20"/>
-              </w:rPr>
-              <w:t xml:space="preserve"> 2,000 · </w:t>
-            </w:r>
-            <w:r>
-              <w:rPr>
-                <w:sz w:val="20"/>
-                <w:szCs w:val="20"/>
-              </w:rPr>
-              <w:t>다이아</w:t>
-            </w:r>
-            <w:r>
-              <w:rPr>
-                <w:sz w:val="20"/>
-                <w:szCs w:val="20"/>
-              </w:rPr>
-              <w:t xml:space="preserve"> 4,000 · </w:t>
-            </w:r>
-            <w:r>
-              <w:rPr>
-                <w:sz w:val="20"/>
-                <w:szCs w:val="20"/>
-              </w:rPr>
-              <w:t>엔지니어</w:t>
-            </w:r>
-            <w:r>
-              <w:rPr>
-                <w:sz w:val="20"/>
-                <w:szCs w:val="20"/>
-              </w:rPr>
-              <w:t xml:space="preserve"> 7,000</w:t>
+              <w:t>)</w:t>
             </w:r>
           </w:p>
         </w:tc>
@@ -6999,7 +7077,14 @@
                 <w:sz w:val="20"/>
                 <w:szCs w:val="20"/>
               </w:rPr>
-              <w:t xml:space="preserve"> RP</w:t>
+              <w:t xml:space="preserve"> </w:t>
+            </w:r>
+            <w:r>
+              <w:rPr>
+                <w:sz w:val="20"/>
+                <w:szCs w:val="20"/>
+              </w:rPr>
+              <w:t>경험치</w:t>
             </w:r>
           </w:p>
         </w:tc>
@@ -7047,7 +7132,7 @@
                 <w:sz w:val="20"/>
                 <w:szCs w:val="20"/>
               </w:rPr>
-              <w:t xml:space="preserve"> Lv.1 6RP · Lv.2 9RP · Lv.3 13RP (</w:t>
+              <w:t xml:space="preserve"> Lv.1 6XP · Lv.2 9XP · Lv.3 13XP (</w:t>
             </w:r>
             <w:r>
               <w:rPr>
@@ -8392,7 +8477,7 @@
         <w:pageBreakBefore/>
         <w:spacing w:before="120" w:after="240"/>
       </w:pPr>
-      <w:bookmarkStart w:id="4" w:name="_Toc244189294"/>
+      <w:bookmarkStart w:id="4" w:name="_Toc244345509"/>
       <w:r>
         <w:t xml:space="preserve">5. </w:t>
       </w:r>
@@ -8894,7 +8979,7 @@
         <w:t>·</w:t>
       </w:r>
       <w:r>
-        <w:t>랭크</w:t>
+        <w:t>레벨</w:t>
       </w:r>
       <w:r>
         <w:t>·</w:t>
@@ -9442,7 +9527,7 @@
         <w:pageBreakBefore/>
         <w:spacing w:before="120" w:after="240"/>
       </w:pPr>
-      <w:bookmarkStart w:id="5" w:name="_Toc244189295"/>
+      <w:bookmarkStart w:id="5" w:name="_Toc244345510"/>
       <w:r>
         <w:t xml:space="preserve">6. </w:t>
       </w:r>
@@ -9511,7 +9596,7 @@
           <w:noProof/>
         </w:rPr>
         <w:drawing>
-          <wp:inline distT="0" distB="0" distL="0" distR="0" wp14:anchorId="7F247B12" wp14:editId="35925681">
+          <wp:inline distT="0" distB="0" distL="0" distR="0" wp14:anchorId="269AF048" wp14:editId="2100B008">
             <wp:extent cx="5715000" cy="3714750"/>
             <wp:effectExtent l="0" t="0" r="0" b="0"/>
             <wp:docPr id="6" name="그림 6"/>
@@ -13570,7 +13655,7 @@
           <w:noProof/>
         </w:rPr>
         <w:drawing>
-          <wp:inline distT="0" distB="0" distL="0" distR="0" wp14:anchorId="4A0D5B2B" wp14:editId="7D6F6552">
+          <wp:inline distT="0" distB="0" distL="0" distR="0" wp14:anchorId="326DED63" wp14:editId="3E38B792">
             <wp:extent cx="5715000" cy="2752725"/>
             <wp:effectExtent l="0" t="0" r="0" b="0"/>
             <wp:docPr id="7" name="그림 7"/>
@@ -14663,7 +14748,7 @@
         <w:pageBreakBefore/>
         <w:spacing w:before="120" w:after="240"/>
       </w:pPr>
-      <w:bookmarkStart w:id="6" w:name="_Toc244189296"/>
+      <w:bookmarkStart w:id="6" w:name="_Toc244345511"/>
       <w:r>
         <w:t xml:space="preserve">7. </w:t>
       </w:r>
@@ -17331,7 +17416,7 @@
         <w:pageBreakBefore/>
         <w:spacing w:before="120" w:after="240"/>
       </w:pPr>
-      <w:bookmarkStart w:id="7" w:name="_Toc244189297"/>
+      <w:bookmarkStart w:id="7" w:name="_Toc244345512"/>
       <w:r>
         <w:t xml:space="preserve">8. </w:t>
       </w:r>
@@ -17357,7 +17442,7 @@
           <w:noProof/>
         </w:rPr>
         <w:drawing>
-          <wp:inline distT="0" distB="0" distL="0" distR="0" wp14:anchorId="358EFFCA" wp14:editId="49F7ABBE">
+          <wp:inline distT="0" distB="0" distL="0" distR="0" wp14:anchorId="20E73641" wp14:editId="611929C3">
             <wp:extent cx="5905500" cy="2705100"/>
             <wp:effectExtent l="0" t="0" r="0" b="0"/>
             <wp:docPr id="8" name="그림 8"/>
@@ -17994,6 +18079,20 @@
                 <w:sz w:val="20"/>
                 <w:szCs w:val="20"/>
               </w:rPr>
+              <w:t>레벨</w:t>
+            </w:r>
+            <w:r>
+              <w:rPr>
+                <w:sz w:val="20"/>
+                <w:szCs w:val="20"/>
+              </w:rPr>
+              <w:t>·</w:t>
+            </w:r>
+            <w:r>
+              <w:rPr>
+                <w:sz w:val="20"/>
+                <w:szCs w:val="20"/>
+              </w:rPr>
               <w:t>랭크</w:t>
             </w:r>
             <w:r>
@@ -18901,7 +19000,7 @@
                 <w:noProof/>
               </w:rPr>
               <w:drawing>
-                <wp:inline distT="0" distB="0" distL="0" distR="0" wp14:anchorId="3D847D2D" wp14:editId="1EC3096E">
+                <wp:inline distT="0" distB="0" distL="0" distR="0" wp14:anchorId="1D6408FD" wp14:editId="21B9A203">
                   <wp:extent cx="1571625" cy="3219450"/>
                   <wp:effectExtent l="0" t="0" r="0" b="0"/>
                   <wp:docPr id="9" name="그림 9"/>
@@ -18960,7 +19059,7 @@
                 <w:noProof/>
               </w:rPr>
               <w:drawing>
-                <wp:inline distT="0" distB="0" distL="0" distR="0" wp14:anchorId="3B4D91E2" wp14:editId="29E26B89">
+                <wp:inline distT="0" distB="0" distL="0" distR="0" wp14:anchorId="6989073B" wp14:editId="48E760D6">
                   <wp:extent cx="1571625" cy="3219450"/>
                   <wp:effectExtent l="0" t="0" r="0" b="0"/>
                   <wp:docPr id="10" name="그림 10"/>
@@ -19019,7 +19118,7 @@
                 <w:noProof/>
               </w:rPr>
               <w:drawing>
-                <wp:inline distT="0" distB="0" distL="0" distR="0" wp14:anchorId="6E4437D7" wp14:editId="4A1F2179">
+                <wp:inline distT="0" distB="0" distL="0" distR="0" wp14:anchorId="6F7ADBFD" wp14:editId="5756687A">
                   <wp:extent cx="1571625" cy="3219450"/>
                   <wp:effectExtent l="0" t="0" r="0" b="0"/>
                   <wp:docPr id="11" name="그림 11"/>
@@ -19872,7 +19971,7 @@
                 <w:noProof/>
               </w:rPr>
               <w:drawing>
-                <wp:inline distT="0" distB="0" distL="0" distR="0" wp14:anchorId="27540E3A" wp14:editId="5EB296CB">
+                <wp:inline distT="0" distB="0" distL="0" distR="0" wp14:anchorId="28F2FBFE" wp14:editId="0CBA19CA">
                   <wp:extent cx="1571625" cy="3219450"/>
                   <wp:effectExtent l="0" t="0" r="0" b="0"/>
                   <wp:docPr id="12" name="그림 12"/>
@@ -19931,7 +20030,7 @@
                 <w:noProof/>
               </w:rPr>
               <w:drawing>
-                <wp:inline distT="0" distB="0" distL="0" distR="0" wp14:anchorId="044FCDC8" wp14:editId="04961194">
+                <wp:inline distT="0" distB="0" distL="0" distR="0" wp14:anchorId="5A7C1E0B" wp14:editId="669966A8">
                   <wp:extent cx="1571625" cy="3219450"/>
                   <wp:effectExtent l="0" t="0" r="0" b="0"/>
                   <wp:docPr id="13" name="그림 13"/>
@@ -19990,7 +20089,7 @@
                 <w:noProof/>
               </w:rPr>
               <w:drawing>
-                <wp:inline distT="0" distB="0" distL="0" distR="0" wp14:anchorId="0C2D1CC8" wp14:editId="39B5D91B">
+                <wp:inline distT="0" distB="0" distL="0" distR="0" wp14:anchorId="260432FE" wp14:editId="0A250CB3">
                   <wp:extent cx="1571625" cy="3219450"/>
                   <wp:effectExtent l="0" t="0" r="0" b="0"/>
                   <wp:docPr id="14" name="그림 14"/>
@@ -20318,7 +20417,7 @@
         <w:t xml:space="preserve"> </w:t>
       </w:r>
       <w:r>
-        <w:t>랭크와</w:t>
+        <w:t>레벨과</w:t>
       </w:r>
       <w:r>
         <w:t xml:space="preserve"> </w:t>
@@ -20543,10 +20642,10 @@
         <w:t>최대</w:t>
       </w:r>
       <w:r>
-        <w:t xml:space="preserve"> RP</w:t>
-      </w:r>
-      <w:r>
-        <w:t>와</w:t>
+        <w:t xml:space="preserve"> </w:t>
+      </w:r>
+      <w:r>
+        <w:t>경험치와</w:t>
       </w:r>
       <w:r>
         <w:t xml:space="preserve"> </w:t>
@@ -20948,7 +21047,7 @@
                 <w:noProof/>
               </w:rPr>
               <w:drawing>
-                <wp:inline distT="0" distB="0" distL="0" distR="0" wp14:anchorId="1056C058" wp14:editId="6B1DBA25">
+                <wp:inline distT="0" distB="0" distL="0" distR="0" wp14:anchorId="4A64DB03" wp14:editId="1A32CD78">
                   <wp:extent cx="1571625" cy="3219450"/>
                   <wp:effectExtent l="0" t="0" r="0" b="0"/>
                   <wp:docPr id="15" name="그림 15"/>
@@ -21007,7 +21106,7 @@
                 <w:noProof/>
               </w:rPr>
               <w:drawing>
-                <wp:inline distT="0" distB="0" distL="0" distR="0" wp14:anchorId="6E7B16E6" wp14:editId="032A6055">
+                <wp:inline distT="0" distB="0" distL="0" distR="0" wp14:anchorId="2A014418" wp14:editId="0D9E1BD9">
                   <wp:extent cx="1571625" cy="3219450"/>
                   <wp:effectExtent l="0" t="0" r="0" b="0"/>
                   <wp:docPr id="16" name="그림 16"/>
@@ -21066,7 +21165,7 @@
                 <w:noProof/>
               </w:rPr>
               <w:drawing>
-                <wp:inline distT="0" distB="0" distL="0" distR="0" wp14:anchorId="0BBE4A37" wp14:editId="1E31CF57">
+                <wp:inline distT="0" distB="0" distL="0" distR="0" wp14:anchorId="059F001E" wp14:editId="3FD43FC9">
                   <wp:extent cx="1571625" cy="3219450"/>
                   <wp:effectExtent l="0" t="0" r="0" b="0"/>
                   <wp:docPr id="17" name="그림 17"/>
@@ -21724,10 +21823,10 @@
         <w:t>얻은</w:t>
       </w:r>
       <w:r>
-        <w:t xml:space="preserve"> RP</w:t>
-      </w:r>
-      <w:r>
-        <w:t>와</w:t>
+        <w:t xml:space="preserve"> </w:t>
+      </w:r>
+      <w:r>
+        <w:t>경험치와</w:t>
       </w:r>
       <w:r>
         <w:t xml:space="preserve"> </w:t>
@@ -21757,7 +21856,7 @@
         <w:t xml:space="preserve"> </w:t>
       </w:r>
       <w:r>
-        <w:t>랭크의</w:t>
+        <w:t>레벨의</w:t>
       </w:r>
       <w:r>
         <w:t xml:space="preserve"> </w:t>
@@ -21772,7 +21871,37 @@
         <w:t>막대</w:t>
       </w:r>
       <w:r>
-        <w:t>, '[</w:t>
+        <w:t>(</w:t>
+      </w:r>
+      <w:r>
+        <w:t>레벨이</w:t>
+      </w:r>
+      <w:r>
+        <w:t xml:space="preserve"> </w:t>
+      </w:r>
+      <w:r>
+        <w:t>오르면</w:t>
+      </w:r>
+      <w:r>
+        <w:t xml:space="preserve"> '</w:t>
+      </w:r>
+      <w:r>
+        <w:t>레벨</w:t>
+      </w:r>
+      <w:r>
+        <w:t xml:space="preserve"> </w:t>
+      </w:r>
+      <w:r>
+        <w:t>업</w:t>
+      </w:r>
+      <w:r>
+        <w:t xml:space="preserve">!' </w:t>
+      </w:r>
+      <w:r>
+        <w:t>표시</w:t>
+      </w:r>
+      <w:r>
+        <w:t>), '[</w:t>
       </w:r>
       <w:r>
         <w:t>생산</w:t>
@@ -21991,7 +22120,7 @@
         <w:pageBreakBefore/>
         <w:spacing w:before="120" w:after="240"/>
       </w:pPr>
-      <w:bookmarkStart w:id="8" w:name="_Toc244189298"/>
+      <w:bookmarkStart w:id="8" w:name="_Toc244345513"/>
       <w:r>
         <w:t xml:space="preserve">9. </w:t>
       </w:r>
@@ -22692,64 +22821,10 @@
 <file path=word/numbering.xml><?xml version="1.0" encoding="utf-8"?>
 <w:numbering xmlns:wpc="http://schemas.microsoft.com/office/word/2010/wordprocessingCanvas" xmlns:cx="http://schemas.microsoft.com/office/drawing/2014/chartex" xmlns:cx1="http://schemas.microsoft.com/office/drawing/2015/9/8/chartex" xmlns:cx2="http://schemas.microsoft.com/office/drawing/2015/10/21/chartex" xmlns:cx3="http://schemas.microsoft.com/office/drawing/2016/5/9/chartex" xmlns:cx4="http://schemas.microsoft.com/office/drawing/2016/5/10/chartex" xmlns:cx5="http://schemas.microsoft.com/office/drawing/2016/5/11/chartex" xmlns:cx6="http://schemas.microsoft.com/office/drawing/2016/5/12/chartex" xmlns:cx7="http://schemas.microsoft.com/office/drawing/2016/5/13/chartex" xmlns:cx8="http://schemas.microsoft.com/office/drawing/2016/5/14/chartex" xmlns:mc="http://schemas.openxmlformats.org/markup-compatibility/2006" xmlns:aink="http://schemas.microsoft.com/office/drawing/2016/ink" xmlns:am3d="http://schemas.microsoft.com/office/drawing/2017/model3d" xmlns:o="urn:schemas-microsoft-com:office:office" xmlns:oel="http://schemas.microsoft.com/office/2019/extlst" xmlns:r="http://schemas.openxmlformats.org/officeDocument/2006/relationships" xmlns:m="http://schemas.openxmlformats.org/officeDocument/2006/math" xmlns:v="urn:schemas-microsoft-com:vml" xmlns:wp14="http://schemas.microsoft.com/office/word/2010/wordprocessingDrawing" xmlns:wp="http://schemas.openxmlformats.org/drawingml/2006/wordprocessingDrawing" xmlns:w10="urn:schemas-microsoft-com:office:word" xmlns:w="http://schemas.openxmlformats.org/wordprocessingml/2006/main" xmlns:w14="http://schemas.microsoft.com/office/word/2010/wordml" xmlns:w15="http://schemas.microsoft.com/office/word/2012/wordml" xmlns:w16cex="http://schemas.microsoft.com/office/word/2018/wordml/cex" xmlns:w16cid="http://schemas.microsoft.com/office/word/2016/wordml/cid" xmlns:w16="http://schemas.microsoft.com/office/word/2018/wordml" xmlns:w16du="http://schemas.microsoft.com/office/word/2023/wordml/word16du" xmlns:w16sdtdh="http://schemas.microsoft.com/office/word/2020/wordml/sdtdatahash" xmlns:w16sdtfl="http://schemas.microsoft.com/office/word/2024/wordml/sdtformatlock" xmlns:w16se="http://schemas.microsoft.com/office/word/2015/wordml/symex" xmlns:wpg="http://schemas.microsoft.com/office/word/2010/wordprocessingGroup" xmlns:wpi="http://schemas.microsoft.com/office/word/2010/wordprocessingInk" xmlns:wne="http://schemas.microsoft.com/office/word/2006/wordml" xmlns:wps="http://schemas.microsoft.com/office/word/2010/wordprocessingShape" mc:Ignorable="w14 w15 w16se w16cid w16 w16cex w16sdtdh w16sdtfl w16du wp14">
   <w:abstractNum w:abstractNumId="0" w15:restartNumberingAfterBreak="0">
-    <w:nsid w:val="1AE62105"/>
+    <w:nsid w:val="369D606B"/>
     <w:multiLevelType w:val="hybridMultilevel"/>
-    <w:tmpl w:val="E86059B4"/>
-    <w:lvl w:ilvl="0" w:tplc="B8BA614A" w:tentative="1">
-      <w:start w:val="1"/>
-      <w:numFmt w:val="bullet"/>
-      <w:lvlText w:val="•"/>
-      <w:lvlJc w:val="left"/>
-      <w:pPr>
-        <w:ind w:left="500" w:hanging="260"/>
-      </w:pPr>
-    </w:lvl>
-    <w:lvl w:ilvl="1" w:tplc="D7405B0A">
-      <w:numFmt w:val="decimal"/>
-      <w:lvlText w:val=""/>
-      <w:lvlJc w:val="left"/>
-    </w:lvl>
-    <w:lvl w:ilvl="2" w:tplc="F99A1A22">
-      <w:numFmt w:val="decimal"/>
-      <w:lvlText w:val=""/>
-      <w:lvlJc w:val="left"/>
-    </w:lvl>
-    <w:lvl w:ilvl="3" w:tplc="D3E69B5A">
-      <w:numFmt w:val="decimal"/>
-      <w:lvlText w:val=""/>
-      <w:lvlJc w:val="left"/>
-    </w:lvl>
-    <w:lvl w:ilvl="4" w:tplc="500EA7BC">
-      <w:numFmt w:val="decimal"/>
-      <w:lvlText w:val=""/>
-      <w:lvlJc w:val="left"/>
-    </w:lvl>
-    <w:lvl w:ilvl="5" w:tplc="7B8AD9A0">
-      <w:numFmt w:val="decimal"/>
-      <w:lvlText w:val=""/>
-      <w:lvlJc w:val="left"/>
-    </w:lvl>
-    <w:lvl w:ilvl="6" w:tplc="74428C80">
-      <w:numFmt w:val="decimal"/>
-      <w:lvlText w:val=""/>
-      <w:lvlJc w:val="left"/>
-    </w:lvl>
-    <w:lvl w:ilvl="7" w:tplc="A0C4E7D2">
-      <w:numFmt w:val="decimal"/>
-      <w:lvlText w:val=""/>
-      <w:lvlJc w:val="left"/>
-    </w:lvl>
-    <w:lvl w:ilvl="8" w:tplc="123A7986">
-      <w:numFmt w:val="decimal"/>
-      <w:lvlText w:val=""/>
-      <w:lvlJc w:val="left"/>
-    </w:lvl>
-  </w:abstractNum>
-  <w:abstractNum w:abstractNumId="1" w15:restartNumberingAfterBreak="0">
-    <w:nsid w:val="4E054D74"/>
-    <w:multiLevelType w:val="hybridMultilevel"/>
-    <w:tmpl w:val="7A242120"/>
-    <w:lvl w:ilvl="0" w:tplc="3AA8B802" w:tentative="1">
+    <w:tmpl w:val="CD6A086A"/>
+    <w:lvl w:ilvl="0" w:tplc="0AC80468" w:tentative="1">
       <w:start w:val="1"/>
       <w:numFmt w:val="bullet"/>
       <w:lvlText w:val="●"/>
@@ -22758,7 +22833,7 @@
         <w:ind w:left="720" w:hanging="360"/>
       </w:pPr>
     </w:lvl>
-    <w:lvl w:ilvl="1" w:tplc="C42EACA0" w:tentative="1">
+    <w:lvl w:ilvl="1" w:tplc="59348E9E" w:tentative="1">
       <w:start w:val="1"/>
       <w:numFmt w:val="bullet"/>
       <w:lvlText w:val="○"/>
@@ -22767,7 +22842,7 @@
         <w:ind w:left="1440" w:hanging="360"/>
       </w:pPr>
     </w:lvl>
-    <w:lvl w:ilvl="2" w:tplc="257C598E" w:tentative="1">
+    <w:lvl w:ilvl="2" w:tplc="DA6624E8" w:tentative="1">
       <w:start w:val="1"/>
       <w:numFmt w:val="bullet"/>
       <w:lvlText w:val="■"/>
@@ -22776,7 +22851,7 @@
         <w:ind w:left="2160" w:hanging="360"/>
       </w:pPr>
     </w:lvl>
-    <w:lvl w:ilvl="3" w:tplc="04C8E328" w:tentative="1">
+    <w:lvl w:ilvl="3" w:tplc="471442CA" w:tentative="1">
       <w:start w:val="1"/>
       <w:numFmt w:val="bullet"/>
       <w:lvlText w:val="●"/>
@@ -22785,7 +22860,7 @@
         <w:ind w:left="2880" w:hanging="360"/>
       </w:pPr>
     </w:lvl>
-    <w:lvl w:ilvl="4" w:tplc="2E9802E8" w:tentative="1">
+    <w:lvl w:ilvl="4" w:tplc="A142D796" w:tentative="1">
       <w:start w:val="1"/>
       <w:numFmt w:val="bullet"/>
       <w:lvlText w:val="○"/>
@@ -22794,7 +22869,7 @@
         <w:ind w:left="3600" w:hanging="360"/>
       </w:pPr>
     </w:lvl>
-    <w:lvl w:ilvl="5" w:tplc="D53AA122" w:tentative="1">
+    <w:lvl w:ilvl="5" w:tplc="249499D4" w:tentative="1">
       <w:start w:val="1"/>
       <w:numFmt w:val="bullet"/>
       <w:lvlText w:val="■"/>
@@ -22803,7 +22878,7 @@
         <w:ind w:left="4320" w:hanging="360"/>
       </w:pPr>
     </w:lvl>
-    <w:lvl w:ilvl="6" w:tplc="23DABF72" w:tentative="1">
+    <w:lvl w:ilvl="6" w:tplc="F0F6B90A" w:tentative="1">
       <w:start w:val="1"/>
       <w:numFmt w:val="bullet"/>
       <w:lvlText w:val="●"/>
@@ -22812,7 +22887,7 @@
         <w:ind w:left="5040" w:hanging="360"/>
       </w:pPr>
     </w:lvl>
-    <w:lvl w:ilvl="7" w:tplc="15B62CDC" w:tentative="1">
+    <w:lvl w:ilvl="7" w:tplc="4358FF86" w:tentative="1">
       <w:start w:val="1"/>
       <w:numFmt w:val="bullet"/>
       <w:lvlText w:val="●"/>
@@ -22821,7 +22896,7 @@
         <w:ind w:left="5760" w:hanging="360"/>
       </w:pPr>
     </w:lvl>
-    <w:lvl w:ilvl="8" w:tplc="57328B06" w:tentative="1">
+    <w:lvl w:ilvl="8" w:tplc="44644446" w:tentative="1">
       <w:start w:val="1"/>
       <w:numFmt w:val="bullet"/>
       <w:lvlText w:val="●"/>
@@ -22831,8 +22906,62 @@
       </w:pPr>
     </w:lvl>
   </w:abstractNum>
-  <w:num w:numId="1" w16cid:durableId="719788411">
-    <w:abstractNumId w:val="1"/>
+  <w:abstractNum w:abstractNumId="1" w15:restartNumberingAfterBreak="0">
+    <w:nsid w:val="6A410C0C"/>
+    <w:multiLevelType w:val="hybridMultilevel"/>
+    <w:tmpl w:val="AB94BCA4"/>
+    <w:lvl w:ilvl="0" w:tplc="6C6255A4" w:tentative="1">
+      <w:start w:val="1"/>
+      <w:numFmt w:val="bullet"/>
+      <w:lvlText w:val="•"/>
+      <w:lvlJc w:val="left"/>
+      <w:pPr>
+        <w:ind w:left="500" w:hanging="260"/>
+      </w:pPr>
+    </w:lvl>
+    <w:lvl w:ilvl="1" w:tplc="E22C5724">
+      <w:numFmt w:val="decimal"/>
+      <w:lvlText w:val=""/>
+      <w:lvlJc w:val="left"/>
+    </w:lvl>
+    <w:lvl w:ilvl="2" w:tplc="5C2452CC">
+      <w:numFmt w:val="decimal"/>
+      <w:lvlText w:val=""/>
+      <w:lvlJc w:val="left"/>
+    </w:lvl>
+    <w:lvl w:ilvl="3" w:tplc="E2CC435C">
+      <w:numFmt w:val="decimal"/>
+      <w:lvlText w:val=""/>
+      <w:lvlJc w:val="left"/>
+    </w:lvl>
+    <w:lvl w:ilvl="4" w:tplc="6C72AD5E">
+      <w:numFmt w:val="decimal"/>
+      <w:lvlText w:val=""/>
+      <w:lvlJc w:val="left"/>
+    </w:lvl>
+    <w:lvl w:ilvl="5" w:tplc="A1689568">
+      <w:numFmt w:val="decimal"/>
+      <w:lvlText w:val=""/>
+      <w:lvlJc w:val="left"/>
+    </w:lvl>
+    <w:lvl w:ilvl="6" w:tplc="43186CBA">
+      <w:numFmt w:val="decimal"/>
+      <w:lvlText w:val=""/>
+      <w:lvlJc w:val="left"/>
+    </w:lvl>
+    <w:lvl w:ilvl="7" w:tplc="AA9CD3CA">
+      <w:numFmt w:val="decimal"/>
+      <w:lvlText w:val=""/>
+      <w:lvlJc w:val="left"/>
+    </w:lvl>
+    <w:lvl w:ilvl="8" w:tplc="8B30155A">
+      <w:numFmt w:val="decimal"/>
+      <w:lvlText w:val=""/>
+      <w:lvlJc w:val="left"/>
+    </w:lvl>
+  </w:abstractNum>
+  <w:num w:numId="1" w16cid:durableId="1229804330">
+    <w:abstractNumId w:val="0"/>
     <w:lvlOverride w:ilvl="0">
       <w:startOverride w:val="1"/>
     </w:lvlOverride>
@@ -23604,7 +23733,7 @@
     <w:link w:val="Char1"/>
     <w:uiPriority w:val="99"/>
     <w:unhideWhenUsed/>
-    <w:rsid w:val="009351E0"/>
+    <w:rsid w:val="00FF0290"/>
     <w:pPr>
       <w:tabs>
         <w:tab w:val="center" w:pos="4513"/>
@@ -23618,7 +23747,7 @@
     <w:basedOn w:val="a0"/>
     <w:link w:val="ad"/>
     <w:uiPriority w:val="99"/>
-    <w:rsid w:val="009351E0"/>
+    <w:rsid w:val="00FF0290"/>
   </w:style>
   <w:style w:type="paragraph" w:styleId="ae">
     <w:name w:val="footer"/>
@@ -23626,7 +23755,7 @@
     <w:link w:val="Char2"/>
     <w:uiPriority w:val="99"/>
     <w:unhideWhenUsed/>
-    <w:rsid w:val="009351E0"/>
+    <w:rsid w:val="00FF0290"/>
     <w:pPr>
       <w:tabs>
         <w:tab w:val="center" w:pos="4513"/>
@@ -23640,7 +23769,7 @@
     <w:basedOn w:val="a0"/>
     <w:link w:val="ae"/>
     <w:uiPriority w:val="99"/>
-    <w:rsid w:val="009351E0"/>
+    <w:rsid w:val="00FF0290"/>
   </w:style>
 </w:styles>
 </file>

--- a/docs/plan/뽑공_계획서.docx
+++ b/docs/plan/뽑공_계획서.docx
@@ -93,7 +93,7 @@
           <w:noProof/>
         </w:rPr>
         <w:drawing>
-          <wp:inline distT="0" distB="0" distL="0" distR="0" wp14:anchorId="7D3E59F9" wp14:editId="5C0EA2EC">
+          <wp:inline distT="0" distB="0" distL="0" distR="0" wp14:anchorId="603C99CE" wp14:editId="0FE559F7">
             <wp:extent cx="3429000" cy="2009775"/>
             <wp:effectExtent l="0" t="0" r="0" b="0"/>
             <wp:docPr id="1" name="그림 1"/>
@@ -871,7 +871,7 @@
     <w:sdt>
       <w:sdtPr>
         <w:alias w:val="목차"/>
-        <w:id w:val="1825469554"/>
+        <w:id w:val="-257987861"/>
         <w:docPartObj>
           <w:docPartGallery w:val="Table of Contents"/>
           <w:docPartUnique/>
@@ -902,7 +902,7 @@
           <w:r>
             <w:fldChar w:fldCharType="separate"/>
           </w:r>
-          <w:hyperlink w:anchor="_Toc244345505" w:history="1">
+          <w:hyperlink w:anchor="_Toc244346056" w:history="1">
             <w:r>
               <w:rPr>
                 <w:rStyle w:val="a7"/>
@@ -926,7 +926,7 @@
               <w:rPr>
                 <w:noProof/>
               </w:rPr>
-              <w:instrText xml:space="preserve"> PAGEREF _Toc244345505 \h </w:instrText>
+              <w:instrText xml:space="preserve"> PAGEREF _Toc244346056 \h </w:instrText>
             </w:r>
             <w:r>
               <w:rPr>
@@ -967,7 +967,7 @@
               <w14:ligatures w14:val="standardContextual"/>
             </w:rPr>
           </w:pPr>
-          <w:hyperlink w:anchor="_Toc244345506" w:history="1">
+          <w:hyperlink w:anchor="_Toc244346057" w:history="1">
             <w:r>
               <w:rPr>
                 <w:rStyle w:val="a7"/>
@@ -991,7 +991,7 @@
               <w:rPr>
                 <w:noProof/>
               </w:rPr>
-              <w:instrText xml:space="preserve"> PAGEREF _Toc244345506 \h </w:instrText>
+              <w:instrText xml:space="preserve"> PAGEREF _Toc244346057 \h </w:instrText>
             </w:r>
             <w:r>
               <w:rPr>
@@ -1032,7 +1032,7 @@
               <w14:ligatures w14:val="standardContextual"/>
             </w:rPr>
           </w:pPr>
-          <w:hyperlink w:anchor="_Toc244345507" w:history="1">
+          <w:hyperlink w:anchor="_Toc244346058" w:history="1">
             <w:r>
               <w:rPr>
                 <w:rStyle w:val="a7"/>
@@ -1056,7 +1056,7 @@
               <w:rPr>
                 <w:noProof/>
               </w:rPr>
-              <w:instrText xml:space="preserve"> PAGEREF _Toc244345507 \h </w:instrText>
+              <w:instrText xml:space="preserve"> PAGEREF _Toc244346058 \h </w:instrText>
             </w:r>
             <w:r>
               <w:rPr>
@@ -1097,7 +1097,7 @@
               <w14:ligatures w14:val="standardContextual"/>
             </w:rPr>
           </w:pPr>
-          <w:hyperlink w:anchor="_Toc244345508" w:history="1">
+          <w:hyperlink w:anchor="_Toc244346059" w:history="1">
             <w:r>
               <w:rPr>
                 <w:rStyle w:val="a7"/>
@@ -1121,7 +1121,7 @@
               <w:rPr>
                 <w:noProof/>
               </w:rPr>
-              <w:instrText xml:space="preserve"> PAGEREF _Toc244345508 \h </w:instrText>
+              <w:instrText xml:space="preserve"> PAGEREF _Toc244346059 \h </w:instrText>
             </w:r>
             <w:r>
               <w:rPr>
@@ -1162,7 +1162,7 @@
               <w14:ligatures w14:val="standardContextual"/>
             </w:rPr>
           </w:pPr>
-          <w:hyperlink w:anchor="_Toc244345509" w:history="1">
+          <w:hyperlink w:anchor="_Toc244346060" w:history="1">
             <w:r>
               <w:rPr>
                 <w:rStyle w:val="a7"/>
@@ -1186,7 +1186,7 @@
               <w:rPr>
                 <w:noProof/>
               </w:rPr>
-              <w:instrText xml:space="preserve"> PAGEREF _Toc244345509 \h </w:instrText>
+              <w:instrText xml:space="preserve"> PAGEREF _Toc244346060 \h </w:instrText>
             </w:r>
             <w:r>
               <w:rPr>
@@ -1227,7 +1227,7 @@
               <w14:ligatures w14:val="standardContextual"/>
             </w:rPr>
           </w:pPr>
-          <w:hyperlink w:anchor="_Toc244345510" w:history="1">
+          <w:hyperlink w:anchor="_Toc244346061" w:history="1">
             <w:r>
               <w:rPr>
                 <w:rStyle w:val="a7"/>
@@ -1251,7 +1251,7 @@
               <w:rPr>
                 <w:noProof/>
               </w:rPr>
-              <w:instrText xml:space="preserve"> PAGEREF _Toc244345510 \h </w:instrText>
+              <w:instrText xml:space="preserve"> PAGEREF _Toc244346061 \h </w:instrText>
             </w:r>
             <w:r>
               <w:rPr>
@@ -1292,7 +1292,7 @@
               <w14:ligatures w14:val="standardContextual"/>
             </w:rPr>
           </w:pPr>
-          <w:hyperlink w:anchor="_Toc244345511" w:history="1">
+          <w:hyperlink w:anchor="_Toc244346062" w:history="1">
             <w:r>
               <w:rPr>
                 <w:rStyle w:val="a7"/>
@@ -1316,7 +1316,7 @@
               <w:rPr>
                 <w:noProof/>
               </w:rPr>
-              <w:instrText xml:space="preserve"> PAGEREF _Toc244345511 \h </w:instrText>
+              <w:instrText xml:space="preserve"> PAGEREF _Toc244346062 \h </w:instrText>
             </w:r>
             <w:r>
               <w:rPr>
@@ -1357,7 +1357,7 @@
               <w14:ligatures w14:val="standardContextual"/>
             </w:rPr>
           </w:pPr>
-          <w:hyperlink w:anchor="_Toc244345512" w:history="1">
+          <w:hyperlink w:anchor="_Toc244346063" w:history="1">
             <w:r>
               <w:rPr>
                 <w:rStyle w:val="a7"/>
@@ -1381,7 +1381,7 @@
               <w:rPr>
                 <w:noProof/>
               </w:rPr>
-              <w:instrText xml:space="preserve"> PAGEREF _Toc244345512 \h </w:instrText>
+              <w:instrText xml:space="preserve"> PAGEREF _Toc244346063 \h </w:instrText>
             </w:r>
             <w:r>
               <w:rPr>
@@ -1422,7 +1422,7 @@
               <w14:ligatures w14:val="standardContextual"/>
             </w:rPr>
           </w:pPr>
-          <w:hyperlink w:anchor="_Toc244345513" w:history="1">
+          <w:hyperlink w:anchor="_Toc244346064" w:history="1">
             <w:r>
               <w:rPr>
                 <w:rStyle w:val="a7"/>
@@ -1446,7 +1446,7 @@
               <w:rPr>
                 <w:noProof/>
               </w:rPr>
-              <w:instrText xml:space="preserve"> PAGEREF _Toc244345513 \h </w:instrText>
+              <w:instrText xml:space="preserve"> PAGEREF _Toc244346064 \h </w:instrText>
             </w:r>
             <w:r>
               <w:rPr>
@@ -1486,7 +1486,7 @@
         <w:pageBreakBefore/>
         <w:spacing w:before="120" w:after="240"/>
       </w:pPr>
-      <w:bookmarkStart w:id="0" w:name="_Toc244345505"/>
+      <w:bookmarkStart w:id="0" w:name="_Toc244346056"/>
       <w:r>
         <w:lastRenderedPageBreak/>
         <w:t xml:space="preserve">1. </w:t>
@@ -2600,7 +2600,7 @@
         <w:pageBreakBefore/>
         <w:spacing w:before="120" w:after="240"/>
       </w:pPr>
-      <w:bookmarkStart w:id="1" w:name="_Toc244345506"/>
+      <w:bookmarkStart w:id="1" w:name="_Toc244346057"/>
       <w:r>
         <w:t xml:space="preserve">2. </w:t>
       </w:r>
@@ -3345,7 +3345,7 @@
                 <w:noProof/>
               </w:rPr>
               <w:drawing>
-                <wp:inline distT="0" distB="0" distL="0" distR="0" wp14:anchorId="388D2AE6" wp14:editId="1AB39A5D">
+                <wp:inline distT="0" distB="0" distL="0" distR="0" wp14:anchorId="6CB9224F" wp14:editId="156618C7">
                   <wp:extent cx="1714500" cy="3514725"/>
                   <wp:effectExtent l="0" t="0" r="0" b="0"/>
                   <wp:docPr id="2" name="그림 2"/>
@@ -3404,7 +3404,7 @@
                 <w:noProof/>
               </w:rPr>
               <w:drawing>
-                <wp:inline distT="0" distB="0" distL="0" distR="0" wp14:anchorId="7735AF55" wp14:editId="61945001">
+                <wp:inline distT="0" distB="0" distL="0" distR="0" wp14:anchorId="08D14950" wp14:editId="5FF62C52">
                   <wp:extent cx="1714500" cy="3514725"/>
                   <wp:effectExtent l="0" t="0" r="0" b="0"/>
                   <wp:docPr id="3" name="그림 3"/>
@@ -3463,7 +3463,7 @@
                 <w:noProof/>
               </w:rPr>
               <w:drawing>
-                <wp:inline distT="0" distB="0" distL="0" distR="0" wp14:anchorId="11CE2795" wp14:editId="2CD14437">
+                <wp:inline distT="0" distB="0" distL="0" distR="0" wp14:anchorId="020F30B7" wp14:editId="1BCC97AD">
                   <wp:extent cx="1714500" cy="3514725"/>
                   <wp:effectExtent l="0" t="0" r="0" b="0"/>
                   <wp:docPr id="4" name="그림 4"/>
@@ -3749,7 +3749,7 @@
         <w:pageBreakBefore/>
         <w:spacing w:before="120" w:after="240"/>
       </w:pPr>
-      <w:bookmarkStart w:id="2" w:name="_Toc244345507"/>
+      <w:bookmarkStart w:id="2" w:name="_Toc244346058"/>
       <w:r>
         <w:t xml:space="preserve">3. </w:t>
       </w:r>
@@ -4366,7 +4366,7 @@
           <w:noProof/>
         </w:rPr>
         <w:drawing>
-          <wp:inline distT="0" distB="0" distL="0" distR="0" wp14:anchorId="7332B796" wp14:editId="7BB9EBE0">
+          <wp:inline distT="0" distB="0" distL="0" distR="0" wp14:anchorId="12E38E5C" wp14:editId="3ED926FB">
             <wp:extent cx="4095750" cy="1419225"/>
             <wp:effectExtent l="0" t="0" r="0" b="0"/>
             <wp:docPr id="5" name="그림 5"/>
@@ -5090,7 +5090,7 @@
         <w:pageBreakBefore/>
         <w:spacing w:before="120" w:after="240"/>
       </w:pPr>
-      <w:bookmarkStart w:id="3" w:name="_Toc244345508"/>
+      <w:bookmarkStart w:id="3" w:name="_Toc244346059"/>
       <w:r>
         <w:t xml:space="preserve">4. </w:t>
       </w:r>
@@ -8477,7 +8477,7 @@
         <w:pageBreakBefore/>
         <w:spacing w:before="120" w:after="240"/>
       </w:pPr>
-      <w:bookmarkStart w:id="4" w:name="_Toc244345509"/>
+      <w:bookmarkStart w:id="4" w:name="_Toc244346060"/>
       <w:r>
         <w:t xml:space="preserve">5. </w:t>
       </w:r>
@@ -9527,7 +9527,7 @@
         <w:pageBreakBefore/>
         <w:spacing w:before="120" w:after="240"/>
       </w:pPr>
-      <w:bookmarkStart w:id="5" w:name="_Toc244345510"/>
+      <w:bookmarkStart w:id="5" w:name="_Toc244346061"/>
       <w:r>
         <w:t xml:space="preserve">6. </w:t>
       </w:r>
@@ -9596,7 +9596,7 @@
           <w:noProof/>
         </w:rPr>
         <w:drawing>
-          <wp:inline distT="0" distB="0" distL="0" distR="0" wp14:anchorId="269AF048" wp14:editId="2100B008">
+          <wp:inline distT="0" distB="0" distL="0" distR="0" wp14:anchorId="2BB93092" wp14:editId="7A890C27">
             <wp:extent cx="5715000" cy="3714750"/>
             <wp:effectExtent l="0" t="0" r="0" b="0"/>
             <wp:docPr id="6" name="그림 6"/>
@@ -13655,7 +13655,7 @@
           <w:noProof/>
         </w:rPr>
         <w:drawing>
-          <wp:inline distT="0" distB="0" distL="0" distR="0" wp14:anchorId="326DED63" wp14:editId="3E38B792">
+          <wp:inline distT="0" distB="0" distL="0" distR="0" wp14:anchorId="76A4406E" wp14:editId="1648BD5D">
             <wp:extent cx="5715000" cy="2752725"/>
             <wp:effectExtent l="0" t="0" r="0" b="0"/>
             <wp:docPr id="7" name="그림 7"/>
@@ -14748,7 +14748,7 @@
         <w:pageBreakBefore/>
         <w:spacing w:before="120" w:after="240"/>
       </w:pPr>
-      <w:bookmarkStart w:id="6" w:name="_Toc244345511"/>
+      <w:bookmarkStart w:id="6" w:name="_Toc244346062"/>
       <w:r>
         <w:t xml:space="preserve">7. </w:t>
       </w:r>
@@ -17416,7 +17416,7 @@
         <w:pageBreakBefore/>
         <w:spacing w:before="120" w:after="240"/>
       </w:pPr>
-      <w:bookmarkStart w:id="7" w:name="_Toc244345512"/>
+      <w:bookmarkStart w:id="7" w:name="_Toc244346063"/>
       <w:r>
         <w:t xml:space="preserve">8. </w:t>
       </w:r>
@@ -17442,7 +17442,7 @@
           <w:noProof/>
         </w:rPr>
         <w:drawing>
-          <wp:inline distT="0" distB="0" distL="0" distR="0" wp14:anchorId="20E73641" wp14:editId="611929C3">
+          <wp:inline distT="0" distB="0" distL="0" distR="0" wp14:anchorId="7F9566EF" wp14:editId="219AC9F9">
             <wp:extent cx="5905500" cy="2705100"/>
             <wp:effectExtent l="0" t="0" r="0" b="0"/>
             <wp:docPr id="8" name="그림 8"/>
@@ -17928,20 +17928,6 @@
               </w:rPr>
               <w:t>개발</w:t>
             </w:r>
-            <w:r>
-              <w:rPr>
-                <w:sz w:val="20"/>
-                <w:szCs w:val="20"/>
-              </w:rPr>
-              <w:t xml:space="preserve"> </w:t>
-            </w:r>
-            <w:r>
-              <w:rPr>
-                <w:sz w:val="20"/>
-                <w:szCs w:val="20"/>
-              </w:rPr>
-              <w:t>총괄</w:t>
-            </w:r>
           </w:p>
         </w:tc>
         <w:tc>
@@ -18100,6 +18086,34 @@
                 <w:sz w:val="20"/>
                 <w:szCs w:val="20"/>
               </w:rPr>
+              <w:t xml:space="preserve">, </w:t>
+            </w:r>
+            <w:r>
+              <w:rPr>
+                <w:sz w:val="20"/>
+                <w:szCs w:val="20"/>
+              </w:rPr>
+              <w:t>알림</w:t>
+            </w:r>
+            <w:r>
+              <w:rPr>
+                <w:sz w:val="20"/>
+                <w:szCs w:val="20"/>
+              </w:rPr>
+              <w:t xml:space="preserve">, </w:t>
+            </w:r>
+            <w:r>
+              <w:rPr>
+                <w:sz w:val="20"/>
+                <w:szCs w:val="20"/>
+              </w:rPr>
+              <w:t>화면</w:t>
+            </w:r>
+            <w:r>
+              <w:rPr>
+                <w:sz w:val="20"/>
+                <w:szCs w:val="20"/>
+              </w:rPr>
               <w:t xml:space="preserve"> </w:t>
             </w:r>
             <w:r>
@@ -18107,7 +18121,7 @@
                 <w:sz w:val="20"/>
                 <w:szCs w:val="20"/>
               </w:rPr>
-              <w:t>시스템</w:t>
+              <w:t>구현</w:t>
             </w:r>
             <w:r>
               <w:rPr>
@@ -18164,7 +18178,7 @@
                 <w:sz w:val="20"/>
                 <w:szCs w:val="20"/>
               </w:rPr>
-              <w:t>강건우</w:t>
+              <w:t>김창원</w:t>
             </w:r>
           </w:p>
         </w:tc>
@@ -18191,7 +18205,7 @@
                 <w:sz w:val="20"/>
                 <w:szCs w:val="20"/>
               </w:rPr>
-              <w:t>백엔드</w:t>
+              <w:t>데이터베이스</w:t>
             </w:r>
           </w:p>
         </w:tc>
@@ -18239,7 +18253,7 @@
                 <w:sz w:val="20"/>
                 <w:szCs w:val="20"/>
               </w:rPr>
-              <w:t>인증</w:t>
+              <w:t>로그인</w:t>
             </w:r>
             <w:r>
               <w:rPr>
@@ -18260,28 +18274,14 @@
                 <w:sz w:val="20"/>
                 <w:szCs w:val="20"/>
               </w:rPr>
-              <w:t xml:space="preserve">·Apple </w:t>
-            </w:r>
-            <w:r>
-              <w:rPr>
-                <w:sz w:val="20"/>
-                <w:szCs w:val="20"/>
-              </w:rPr>
-              <w:t>로그인</w:t>
-            </w:r>
-            <w:r>
-              <w:rPr>
-                <w:sz w:val="20"/>
-                <w:szCs w:val="20"/>
-              </w:rPr>
-              <w:t xml:space="preserve">), </w:t>
-            </w:r>
-            <w:r>
-              <w:rPr>
-                <w:sz w:val="20"/>
-                <w:szCs w:val="20"/>
-              </w:rPr>
-              <w:t>서버</w:t>
+              <w:t xml:space="preserve">·Apple), </w:t>
+            </w:r>
+            <w:r>
+              <w:rPr>
+                <w:sz w:val="20"/>
+                <w:szCs w:val="20"/>
+              </w:rPr>
+              <w:t>기록</w:t>
             </w:r>
             <w:r>
               <w:rPr>
@@ -18295,7 +18295,35 @@
                 <w:sz w:val="20"/>
                 <w:szCs w:val="20"/>
               </w:rPr>
-              <w:t>배포</w:t>
+              <w:t>동기화</w:t>
+            </w:r>
+            <w:r>
+              <w:rPr>
+                <w:sz w:val="20"/>
+                <w:szCs w:val="20"/>
+              </w:rPr>
+              <w:t xml:space="preserve">, </w:t>
+            </w:r>
+            <w:r>
+              <w:rPr>
+                <w:sz w:val="20"/>
+                <w:szCs w:val="20"/>
+              </w:rPr>
+              <w:t>회원</w:t>
+            </w:r>
+            <w:r>
+              <w:rPr>
+                <w:sz w:val="20"/>
+                <w:szCs w:val="20"/>
+              </w:rPr>
+              <w:t xml:space="preserve"> </w:t>
+            </w:r>
+            <w:r>
+              <w:rPr>
+                <w:sz w:val="20"/>
+                <w:szCs w:val="20"/>
+              </w:rPr>
+              <w:t>탈퇴</w:t>
             </w:r>
           </w:p>
         </w:tc>
@@ -18324,7 +18352,7 @@
                 <w:sz w:val="20"/>
                 <w:szCs w:val="20"/>
               </w:rPr>
-              <w:t>김창원</w:t>
+              <w:t>강건우</w:t>
             </w:r>
           </w:p>
         </w:tc>
@@ -18351,14 +18379,28 @@
                 <w:sz w:val="20"/>
                 <w:szCs w:val="20"/>
               </w:rPr>
-              <w:t xml:space="preserve">AI · </w:t>
-            </w:r>
-            <w:r>
-              <w:rPr>
-                <w:sz w:val="20"/>
-                <w:szCs w:val="20"/>
-              </w:rPr>
-              <w:t>데이터</w:t>
+              <w:t xml:space="preserve">AI </w:t>
+            </w:r>
+            <w:r>
+              <w:rPr>
+                <w:sz w:val="20"/>
+                <w:szCs w:val="20"/>
+              </w:rPr>
+              <w:t>퀴즈</w:t>
+            </w:r>
+            <w:r>
+              <w:rPr>
+                <w:sz w:val="20"/>
+                <w:szCs w:val="20"/>
+              </w:rPr>
+              <w:t xml:space="preserve"> · </w:t>
+            </w:r>
+            <w:r>
+              <w:rPr>
+                <w:sz w:val="20"/>
+                <w:szCs w:val="20"/>
+              </w:rPr>
+              <w:t>서버</w:t>
             </w:r>
           </w:p>
         </w:tc>
@@ -18385,13 +18427,6 @@
                 <w:sz w:val="20"/>
                 <w:szCs w:val="20"/>
               </w:rPr>
-              <w:t xml:space="preserve">AI </w:t>
-            </w:r>
-            <w:r>
-              <w:rPr>
-                <w:sz w:val="20"/>
-                <w:szCs w:val="20"/>
-              </w:rPr>
               <w:t>퀴즈</w:t>
             </w:r>
             <w:r>
@@ -18399,6 +18434,34 @@
                 <w:sz w:val="20"/>
                 <w:szCs w:val="20"/>
               </w:rPr>
+              <w:t xml:space="preserve"> AI </w:t>
+            </w:r>
+            <w:r>
+              <w:rPr>
+                <w:sz w:val="20"/>
+                <w:szCs w:val="20"/>
+              </w:rPr>
+              <w:t>서버</w:t>
+            </w:r>
+            <w:r>
+              <w:rPr>
+                <w:sz w:val="20"/>
+                <w:szCs w:val="20"/>
+              </w:rPr>
+              <w:t>·</w:t>
+            </w:r>
+            <w:r>
+              <w:rPr>
+                <w:sz w:val="20"/>
+                <w:szCs w:val="20"/>
+              </w:rPr>
+              <w:t>서버</w:t>
+            </w:r>
+            <w:r>
+              <w:rPr>
+                <w:sz w:val="20"/>
+                <w:szCs w:val="20"/>
+              </w:rPr>
               <w:t xml:space="preserve"> </w:t>
             </w:r>
             <w:r>
@@ -18406,6 +18469,62 @@
                 <w:sz w:val="20"/>
                 <w:szCs w:val="20"/>
               </w:rPr>
+              <w:t>함수</w:t>
+            </w:r>
+            <w:r>
+              <w:rPr>
+                <w:sz w:val="20"/>
+                <w:szCs w:val="20"/>
+              </w:rPr>
+              <w:t xml:space="preserve">, </w:t>
+            </w:r>
+            <w:r>
+              <w:rPr>
+                <w:sz w:val="20"/>
+                <w:szCs w:val="20"/>
+              </w:rPr>
+              <w:t>출제</w:t>
+            </w:r>
+            <w:r>
+              <w:rPr>
+                <w:sz w:val="20"/>
+                <w:szCs w:val="20"/>
+              </w:rPr>
+              <w:t>·</w:t>
+            </w:r>
+            <w:r>
+              <w:rPr>
+                <w:sz w:val="20"/>
+                <w:szCs w:val="20"/>
+              </w:rPr>
+              <w:t>검수</w:t>
+            </w:r>
+            <w:r>
+              <w:rPr>
+                <w:sz w:val="20"/>
+                <w:szCs w:val="20"/>
+              </w:rPr>
+              <w:t xml:space="preserve"> </w:t>
+            </w:r>
+            <w:r>
+              <w:rPr>
+                <w:sz w:val="20"/>
+                <w:szCs w:val="20"/>
+              </w:rPr>
+              <w:t>지침</w:t>
+            </w:r>
+            <w:r>
+              <w:rPr>
+                <w:sz w:val="20"/>
+                <w:szCs w:val="20"/>
+              </w:rPr>
+              <w:t xml:space="preserve">, </w:t>
+            </w:r>
+            <w:r>
+              <w:rPr>
+                <w:sz w:val="20"/>
+                <w:szCs w:val="20"/>
+              </w:rPr>
               <w:t>서버</w:t>
             </w:r>
             <w:r>
@@ -18420,49 +18539,21 @@
                 <w:sz w:val="20"/>
                 <w:szCs w:val="20"/>
               </w:rPr>
-              <w:t>함수</w:t>
-            </w:r>
-            <w:r>
-              <w:rPr>
-                <w:sz w:val="20"/>
-                <w:szCs w:val="20"/>
-              </w:rPr>
-              <w:t xml:space="preserve">, </w:t>
-            </w:r>
-            <w:r>
-              <w:rPr>
-                <w:sz w:val="20"/>
-                <w:szCs w:val="20"/>
-              </w:rPr>
-              <w:t>데이터</w:t>
-            </w:r>
-            <w:r>
-              <w:rPr>
-                <w:sz w:val="20"/>
-                <w:szCs w:val="20"/>
-              </w:rPr>
-              <w:t xml:space="preserve"> </w:t>
-            </w:r>
-            <w:r>
-              <w:rPr>
-                <w:sz w:val="20"/>
-                <w:szCs w:val="20"/>
-              </w:rPr>
-              <w:t>검증</w:t>
-            </w:r>
-            <w:r>
-              <w:rPr>
-                <w:sz w:val="20"/>
-                <w:szCs w:val="20"/>
-              </w:rPr>
-              <w:t xml:space="preserve"> </w:t>
-            </w:r>
-            <w:r>
-              <w:rPr>
-                <w:sz w:val="20"/>
-                <w:szCs w:val="20"/>
-              </w:rPr>
-              <w:t>스크립트</w:t>
+              <w:t>운영</w:t>
+            </w:r>
+            <w:r>
+              <w:rPr>
+                <w:sz w:val="20"/>
+                <w:szCs w:val="20"/>
+              </w:rPr>
+              <w:t>·</w:t>
+            </w:r>
+            <w:r>
+              <w:rPr>
+                <w:sz w:val="20"/>
+                <w:szCs w:val="20"/>
+              </w:rPr>
+              <w:t>배포</w:t>
             </w:r>
             <w:r>
               <w:rPr>
@@ -18539,7 +18630,28 @@
                 <w:sz w:val="20"/>
                 <w:szCs w:val="20"/>
               </w:rPr>
-              <w:t xml:space="preserve"> · UI</w:t>
+              <w:t xml:space="preserve"> · </w:t>
+            </w:r>
+            <w:r>
+              <w:rPr>
+                <w:sz w:val="20"/>
+                <w:szCs w:val="20"/>
+              </w:rPr>
+              <w:t>디자인</w:t>
+            </w:r>
+            <w:r>
+              <w:rPr>
+                <w:sz w:val="20"/>
+                <w:szCs w:val="20"/>
+              </w:rPr>
+              <w:t xml:space="preserve"> · </w:t>
+            </w:r>
+            <w:r>
+              <w:rPr>
+                <w:sz w:val="20"/>
+                <w:szCs w:val="20"/>
+              </w:rPr>
+              <w:t>테스트</w:t>
             </w:r>
           </w:p>
         </w:tc>
@@ -18587,6 +18699,20 @@
                 <w:sz w:val="20"/>
                 <w:szCs w:val="20"/>
               </w:rPr>
+              <w:t>·</w:t>
+            </w:r>
+            <w:r>
+              <w:rPr>
+                <w:sz w:val="20"/>
+                <w:szCs w:val="20"/>
+              </w:rPr>
+              <w:t>문제</w:t>
+            </w:r>
+            <w:r>
+              <w:rPr>
+                <w:sz w:val="20"/>
+                <w:szCs w:val="20"/>
+              </w:rPr>
               <w:t xml:space="preserve"> </w:t>
             </w:r>
             <w:r>
@@ -18594,7 +18720,35 @@
                 <w:sz w:val="20"/>
                 <w:szCs w:val="20"/>
               </w:rPr>
-              <w:t>관리</w:t>
+              <w:t>은행</w:t>
+            </w:r>
+            <w:r>
+              <w:rPr>
+                <w:sz w:val="20"/>
+                <w:szCs w:val="20"/>
+              </w:rPr>
+              <w:t xml:space="preserve"> </w:t>
+            </w:r>
+            <w:r>
+              <w:rPr>
+                <w:sz w:val="20"/>
+                <w:szCs w:val="20"/>
+              </w:rPr>
+              <w:t>작성과</w:t>
+            </w:r>
+            <w:r>
+              <w:rPr>
+                <w:sz w:val="20"/>
+                <w:szCs w:val="20"/>
+              </w:rPr>
+              <w:t xml:space="preserve"> </w:t>
+            </w:r>
+            <w:r>
+              <w:rPr>
+                <w:sz w:val="20"/>
+                <w:szCs w:val="20"/>
+              </w:rPr>
+              <w:t>검수</w:t>
             </w:r>
             <w:r>
               <w:rPr>
@@ -18608,7 +18762,7 @@
                 <w:sz w:val="20"/>
                 <w:szCs w:val="20"/>
               </w:rPr>
-              <w:t>퀴즈</w:t>
+              <w:t>화면</w:t>
             </w:r>
             <w:r>
               <w:rPr>
@@ -18622,7 +18776,21 @@
                 <w:sz w:val="20"/>
                 <w:szCs w:val="20"/>
               </w:rPr>
-              <w:t>문제</w:t>
+              <w:t>디자인</w:t>
+            </w:r>
+            <w:r>
+              <w:rPr>
+                <w:sz w:val="20"/>
+                <w:szCs w:val="20"/>
+              </w:rPr>
+              <w:t xml:space="preserve">, </w:t>
+            </w:r>
+            <w:r>
+              <w:rPr>
+                <w:sz w:val="20"/>
+                <w:szCs w:val="20"/>
+              </w:rPr>
+              <w:t>사용자</w:t>
             </w:r>
             <w:r>
               <w:rPr>
@@ -18636,7 +18804,7 @@
                 <w:sz w:val="20"/>
                 <w:szCs w:val="20"/>
               </w:rPr>
-              <w:t>검수</w:t>
+              <w:t>테스트</w:t>
             </w:r>
             <w:r>
               <w:rPr>
@@ -18650,7 +18818,7 @@
                 <w:sz w:val="20"/>
                 <w:szCs w:val="20"/>
               </w:rPr>
-              <w:t>화면</w:t>
+              <w:t>발표</w:t>
             </w:r>
             <w:r>
               <w:rPr>
@@ -18664,35 +18832,7 @@
                 <w:sz w:val="20"/>
                 <w:szCs w:val="20"/>
               </w:rPr>
-              <w:t>디자인</w:t>
-            </w:r>
-            <w:r>
-              <w:rPr>
-                <w:sz w:val="20"/>
-                <w:szCs w:val="20"/>
-              </w:rPr>
-              <w:t xml:space="preserve">, </w:t>
-            </w:r>
-            <w:r>
-              <w:rPr>
-                <w:sz w:val="20"/>
-                <w:szCs w:val="20"/>
-              </w:rPr>
-              <w:t>사용자</w:t>
-            </w:r>
-            <w:r>
-              <w:rPr>
-                <w:sz w:val="20"/>
-                <w:szCs w:val="20"/>
-              </w:rPr>
-              <w:t xml:space="preserve"> </w:t>
-            </w:r>
-            <w:r>
-              <w:rPr>
-                <w:sz w:val="20"/>
-                <w:szCs w:val="20"/>
-              </w:rPr>
-              <w:t>테스트</w:t>
+              <w:t>자료</w:t>
             </w:r>
           </w:p>
         </w:tc>
@@ -19000,7 +19140,7 @@
                 <w:noProof/>
               </w:rPr>
               <w:drawing>
-                <wp:inline distT="0" distB="0" distL="0" distR="0" wp14:anchorId="1D6408FD" wp14:editId="21B9A203">
+                <wp:inline distT="0" distB="0" distL="0" distR="0" wp14:anchorId="4A4325B4" wp14:editId="0D0A58D7">
                   <wp:extent cx="1571625" cy="3219450"/>
                   <wp:effectExtent l="0" t="0" r="0" b="0"/>
                   <wp:docPr id="9" name="그림 9"/>
@@ -19059,7 +19199,7 @@
                 <w:noProof/>
               </w:rPr>
               <w:drawing>
-                <wp:inline distT="0" distB="0" distL="0" distR="0" wp14:anchorId="6989073B" wp14:editId="48E760D6">
+                <wp:inline distT="0" distB="0" distL="0" distR="0" wp14:anchorId="60FED98A" wp14:editId="2BEC6E22">
                   <wp:extent cx="1571625" cy="3219450"/>
                   <wp:effectExtent l="0" t="0" r="0" b="0"/>
                   <wp:docPr id="10" name="그림 10"/>
@@ -19118,7 +19258,7 @@
                 <w:noProof/>
               </w:rPr>
               <w:drawing>
-                <wp:inline distT="0" distB="0" distL="0" distR="0" wp14:anchorId="6F7ADBFD" wp14:editId="5756687A">
+                <wp:inline distT="0" distB="0" distL="0" distR="0" wp14:anchorId="2849D084" wp14:editId="32D11A57">
                   <wp:extent cx="1571625" cy="3219450"/>
                   <wp:effectExtent l="0" t="0" r="0" b="0"/>
                   <wp:docPr id="11" name="그림 11"/>
@@ -19971,7 +20111,7 @@
                 <w:noProof/>
               </w:rPr>
               <w:drawing>
-                <wp:inline distT="0" distB="0" distL="0" distR="0" wp14:anchorId="28F2FBFE" wp14:editId="0CBA19CA">
+                <wp:inline distT="0" distB="0" distL="0" distR="0" wp14:anchorId="1AEC52E6" wp14:editId="77350C7B">
                   <wp:extent cx="1571625" cy="3219450"/>
                   <wp:effectExtent l="0" t="0" r="0" b="0"/>
                   <wp:docPr id="12" name="그림 12"/>
@@ -20030,7 +20170,7 @@
                 <w:noProof/>
               </w:rPr>
               <w:drawing>
-                <wp:inline distT="0" distB="0" distL="0" distR="0" wp14:anchorId="5A7C1E0B" wp14:editId="669966A8">
+                <wp:inline distT="0" distB="0" distL="0" distR="0" wp14:anchorId="492CBD19" wp14:editId="545F5002">
                   <wp:extent cx="1571625" cy="3219450"/>
                   <wp:effectExtent l="0" t="0" r="0" b="0"/>
                   <wp:docPr id="13" name="그림 13"/>
@@ -20089,7 +20229,7 @@
                 <w:noProof/>
               </w:rPr>
               <w:drawing>
-                <wp:inline distT="0" distB="0" distL="0" distR="0" wp14:anchorId="260432FE" wp14:editId="0A250CB3">
+                <wp:inline distT="0" distB="0" distL="0" distR="0" wp14:anchorId="678D3417" wp14:editId="2F144E9E">
                   <wp:extent cx="1571625" cy="3219450"/>
                   <wp:effectExtent l="0" t="0" r="0" b="0"/>
                   <wp:docPr id="14" name="그림 14"/>
@@ -21047,7 +21187,7 @@
                 <w:noProof/>
               </w:rPr>
               <w:drawing>
-                <wp:inline distT="0" distB="0" distL="0" distR="0" wp14:anchorId="4A64DB03" wp14:editId="1A32CD78">
+                <wp:inline distT="0" distB="0" distL="0" distR="0" wp14:anchorId="3918CB55" wp14:editId="073D3DBF">
                   <wp:extent cx="1571625" cy="3219450"/>
                   <wp:effectExtent l="0" t="0" r="0" b="0"/>
                   <wp:docPr id="15" name="그림 15"/>
@@ -21106,7 +21246,7 @@
                 <w:noProof/>
               </w:rPr>
               <w:drawing>
-                <wp:inline distT="0" distB="0" distL="0" distR="0" wp14:anchorId="2A014418" wp14:editId="0D9E1BD9">
+                <wp:inline distT="0" distB="0" distL="0" distR="0" wp14:anchorId="53766EE6" wp14:editId="01895556">
                   <wp:extent cx="1571625" cy="3219450"/>
                   <wp:effectExtent l="0" t="0" r="0" b="0"/>
                   <wp:docPr id="16" name="그림 16"/>
@@ -21165,7 +21305,7 @@
                 <w:noProof/>
               </w:rPr>
               <w:drawing>
-                <wp:inline distT="0" distB="0" distL="0" distR="0" wp14:anchorId="059F001E" wp14:editId="3FD43FC9">
+                <wp:inline distT="0" distB="0" distL="0" distR="0" wp14:anchorId="0C9B6750" wp14:editId="40D71BD7">
                   <wp:extent cx="1571625" cy="3219450"/>
                   <wp:effectExtent l="0" t="0" r="0" b="0"/>
                   <wp:docPr id="17" name="그림 17"/>
@@ -22120,7 +22260,7 @@
         <w:pageBreakBefore/>
         <w:spacing w:before="120" w:after="240"/>
       </w:pPr>
-      <w:bookmarkStart w:id="8" w:name="_Toc244345513"/>
+      <w:bookmarkStart w:id="8" w:name="_Toc244346064"/>
       <w:r>
         <w:t xml:space="preserve">9. </w:t>
       </w:r>
@@ -22821,10 +22961,10 @@
 <file path=word/numbering.xml><?xml version="1.0" encoding="utf-8"?>
 <w:numbering xmlns:wpc="http://schemas.microsoft.com/office/word/2010/wordprocessingCanvas" xmlns:cx="http://schemas.microsoft.com/office/drawing/2014/chartex" xmlns:cx1="http://schemas.microsoft.com/office/drawing/2015/9/8/chartex" xmlns:cx2="http://schemas.microsoft.com/office/drawing/2015/10/21/chartex" xmlns:cx3="http://schemas.microsoft.com/office/drawing/2016/5/9/chartex" xmlns:cx4="http://schemas.microsoft.com/office/drawing/2016/5/10/chartex" xmlns:cx5="http://schemas.microsoft.com/office/drawing/2016/5/11/chartex" xmlns:cx6="http://schemas.microsoft.com/office/drawing/2016/5/12/chartex" xmlns:cx7="http://schemas.microsoft.com/office/drawing/2016/5/13/chartex" xmlns:cx8="http://schemas.microsoft.com/office/drawing/2016/5/14/chartex" xmlns:mc="http://schemas.openxmlformats.org/markup-compatibility/2006" xmlns:aink="http://schemas.microsoft.com/office/drawing/2016/ink" xmlns:am3d="http://schemas.microsoft.com/office/drawing/2017/model3d" xmlns:o="urn:schemas-microsoft-com:office:office" xmlns:oel="http://schemas.microsoft.com/office/2019/extlst" xmlns:r="http://schemas.openxmlformats.org/officeDocument/2006/relationships" xmlns:m="http://schemas.openxmlformats.org/officeDocument/2006/math" xmlns:v="urn:schemas-microsoft-com:vml" xmlns:wp14="http://schemas.microsoft.com/office/word/2010/wordprocessingDrawing" xmlns:wp="http://schemas.openxmlformats.org/drawingml/2006/wordprocessingDrawing" xmlns:w10="urn:schemas-microsoft-com:office:word" xmlns:w="http://schemas.openxmlformats.org/wordprocessingml/2006/main" xmlns:w14="http://schemas.microsoft.com/office/word/2010/wordml" xmlns:w15="http://schemas.microsoft.com/office/word/2012/wordml" xmlns:w16cex="http://schemas.microsoft.com/office/word/2018/wordml/cex" xmlns:w16cid="http://schemas.microsoft.com/office/word/2016/wordml/cid" xmlns:w16="http://schemas.microsoft.com/office/word/2018/wordml" xmlns:w16du="http://schemas.microsoft.com/office/word/2023/wordml/word16du" xmlns:w16sdtdh="http://schemas.microsoft.com/office/word/2020/wordml/sdtdatahash" xmlns:w16sdtfl="http://schemas.microsoft.com/office/word/2024/wordml/sdtformatlock" xmlns:w16se="http://schemas.microsoft.com/office/word/2015/wordml/symex" xmlns:wpg="http://schemas.microsoft.com/office/word/2010/wordprocessingGroup" xmlns:wpi="http://schemas.microsoft.com/office/word/2010/wordprocessingInk" xmlns:wne="http://schemas.microsoft.com/office/word/2006/wordml" xmlns:wps="http://schemas.microsoft.com/office/word/2010/wordprocessingShape" mc:Ignorable="w14 w15 w16se w16cid w16 w16cex w16sdtdh w16sdtfl w16du wp14">
   <w:abstractNum w:abstractNumId="0" w15:restartNumberingAfterBreak="0">
-    <w:nsid w:val="369D606B"/>
+    <w:nsid w:val="2D194355"/>
     <w:multiLevelType w:val="hybridMultilevel"/>
-    <w:tmpl w:val="CD6A086A"/>
-    <w:lvl w:ilvl="0" w:tplc="0AC80468" w:tentative="1">
+    <w:tmpl w:val="C3121D2C"/>
+    <w:lvl w:ilvl="0" w:tplc="70C018C0" w:tentative="1">
       <w:start w:val="1"/>
       <w:numFmt w:val="bullet"/>
       <w:lvlText w:val="●"/>
@@ -22833,7 +22973,7 @@
         <w:ind w:left="720" w:hanging="360"/>
       </w:pPr>
     </w:lvl>
-    <w:lvl w:ilvl="1" w:tplc="59348E9E" w:tentative="1">
+    <w:lvl w:ilvl="1" w:tplc="F864A45C" w:tentative="1">
       <w:start w:val="1"/>
       <w:numFmt w:val="bullet"/>
       <w:lvlText w:val="○"/>
@@ -22842,7 +22982,7 @@
         <w:ind w:left="1440" w:hanging="360"/>
       </w:pPr>
     </w:lvl>
-    <w:lvl w:ilvl="2" w:tplc="DA6624E8" w:tentative="1">
+    <w:lvl w:ilvl="2" w:tplc="D17E8DF6" w:tentative="1">
       <w:start w:val="1"/>
       <w:numFmt w:val="bullet"/>
       <w:lvlText w:val="■"/>
@@ -22851,7 +22991,7 @@
         <w:ind w:left="2160" w:hanging="360"/>
       </w:pPr>
     </w:lvl>
-    <w:lvl w:ilvl="3" w:tplc="471442CA" w:tentative="1">
+    <w:lvl w:ilvl="3" w:tplc="94223F66" w:tentative="1">
       <w:start w:val="1"/>
       <w:numFmt w:val="bullet"/>
       <w:lvlText w:val="●"/>
@@ -22860,7 +23000,7 @@
         <w:ind w:left="2880" w:hanging="360"/>
       </w:pPr>
     </w:lvl>
-    <w:lvl w:ilvl="4" w:tplc="A142D796" w:tentative="1">
+    <w:lvl w:ilvl="4" w:tplc="9F46C052" w:tentative="1">
       <w:start w:val="1"/>
       <w:numFmt w:val="bullet"/>
       <w:lvlText w:val="○"/>
@@ -22869,7 +23009,7 @@
         <w:ind w:left="3600" w:hanging="360"/>
       </w:pPr>
     </w:lvl>
-    <w:lvl w:ilvl="5" w:tplc="249499D4" w:tentative="1">
+    <w:lvl w:ilvl="5" w:tplc="8BF49288" w:tentative="1">
       <w:start w:val="1"/>
       <w:numFmt w:val="bullet"/>
       <w:lvlText w:val="■"/>
@@ -22878,7 +23018,7 @@
         <w:ind w:left="4320" w:hanging="360"/>
       </w:pPr>
     </w:lvl>
-    <w:lvl w:ilvl="6" w:tplc="F0F6B90A" w:tentative="1">
+    <w:lvl w:ilvl="6" w:tplc="E2544456" w:tentative="1">
       <w:start w:val="1"/>
       <w:numFmt w:val="bullet"/>
       <w:lvlText w:val="●"/>
@@ -22887,7 +23027,7 @@
         <w:ind w:left="5040" w:hanging="360"/>
       </w:pPr>
     </w:lvl>
-    <w:lvl w:ilvl="7" w:tplc="4358FF86" w:tentative="1">
+    <w:lvl w:ilvl="7" w:tplc="1408DBAE" w:tentative="1">
       <w:start w:val="1"/>
       <w:numFmt w:val="bullet"/>
       <w:lvlText w:val="●"/>
@@ -22896,7 +23036,7 @@
         <w:ind w:left="5760" w:hanging="360"/>
       </w:pPr>
     </w:lvl>
-    <w:lvl w:ilvl="8" w:tplc="44644446" w:tentative="1">
+    <w:lvl w:ilvl="8" w:tplc="38C41184" w:tentative="1">
       <w:start w:val="1"/>
       <w:numFmt w:val="bullet"/>
       <w:lvlText w:val="●"/>
@@ -22907,10 +23047,10 @@
     </w:lvl>
   </w:abstractNum>
   <w:abstractNum w:abstractNumId="1" w15:restartNumberingAfterBreak="0">
-    <w:nsid w:val="6A410C0C"/>
+    <w:nsid w:val="5A344DE5"/>
     <w:multiLevelType w:val="hybridMultilevel"/>
-    <w:tmpl w:val="AB94BCA4"/>
-    <w:lvl w:ilvl="0" w:tplc="6C6255A4" w:tentative="1">
+    <w:tmpl w:val="066A4BC6"/>
+    <w:lvl w:ilvl="0" w:tplc="81D06912" w:tentative="1">
       <w:start w:val="1"/>
       <w:numFmt w:val="bullet"/>
       <w:lvlText w:val="•"/>
@@ -22919,48 +23059,48 @@
         <w:ind w:left="500" w:hanging="260"/>
       </w:pPr>
     </w:lvl>
-    <w:lvl w:ilvl="1" w:tplc="E22C5724">
+    <w:lvl w:ilvl="1" w:tplc="46B29D9C">
       <w:numFmt w:val="decimal"/>
       <w:lvlText w:val=""/>
       <w:lvlJc w:val="left"/>
     </w:lvl>
-    <w:lvl w:ilvl="2" w:tplc="5C2452CC">
+    <w:lvl w:ilvl="2" w:tplc="0E46E54E">
       <w:numFmt w:val="decimal"/>
       <w:lvlText w:val=""/>
       <w:lvlJc w:val="left"/>
     </w:lvl>
-    <w:lvl w:ilvl="3" w:tplc="E2CC435C">
+    <w:lvl w:ilvl="3" w:tplc="9E780D98">
       <w:numFmt w:val="decimal"/>
       <w:lvlText w:val=""/>
       <w:lvlJc w:val="left"/>
     </w:lvl>
-    <w:lvl w:ilvl="4" w:tplc="6C72AD5E">
+    <w:lvl w:ilvl="4" w:tplc="F8209752">
       <w:numFmt w:val="decimal"/>
       <w:lvlText w:val=""/>
       <w:lvlJc w:val="left"/>
     </w:lvl>
-    <w:lvl w:ilvl="5" w:tplc="A1689568">
+    <w:lvl w:ilvl="5" w:tplc="9C668E06">
       <w:numFmt w:val="decimal"/>
       <w:lvlText w:val=""/>
       <w:lvlJc w:val="left"/>
     </w:lvl>
-    <w:lvl w:ilvl="6" w:tplc="43186CBA">
+    <w:lvl w:ilvl="6" w:tplc="E586E472">
       <w:numFmt w:val="decimal"/>
       <w:lvlText w:val=""/>
       <w:lvlJc w:val="left"/>
     </w:lvl>
-    <w:lvl w:ilvl="7" w:tplc="AA9CD3CA">
+    <w:lvl w:ilvl="7" w:tplc="68C83E2E">
       <w:numFmt w:val="decimal"/>
       <w:lvlText w:val=""/>
       <w:lvlJc w:val="left"/>
     </w:lvl>
-    <w:lvl w:ilvl="8" w:tplc="8B30155A">
+    <w:lvl w:ilvl="8" w:tplc="D08E599C">
       <w:numFmt w:val="decimal"/>
       <w:lvlText w:val=""/>
       <w:lvlJc w:val="left"/>
     </w:lvl>
   </w:abstractNum>
-  <w:num w:numId="1" w16cid:durableId="1229804330">
+  <w:num w:numId="1" w16cid:durableId="1171261633">
     <w:abstractNumId w:val="0"/>
     <w:lvlOverride w:ilvl="0">
       <w:startOverride w:val="1"/>
@@ -23733,7 +23873,7 @@
     <w:link w:val="Char1"/>
     <w:uiPriority w:val="99"/>
     <w:unhideWhenUsed/>
-    <w:rsid w:val="00FF0290"/>
+    <w:rsid w:val="00F078A4"/>
     <w:pPr>
       <w:tabs>
         <w:tab w:val="center" w:pos="4513"/>
@@ -23747,7 +23887,7 @@
     <w:basedOn w:val="a0"/>
     <w:link w:val="ad"/>
     <w:uiPriority w:val="99"/>
-    <w:rsid w:val="00FF0290"/>
+    <w:rsid w:val="00F078A4"/>
   </w:style>
   <w:style w:type="paragraph" w:styleId="ae">
     <w:name w:val="footer"/>
@@ -23755,7 +23895,7 @@
     <w:link w:val="Char2"/>
     <w:uiPriority w:val="99"/>
     <w:unhideWhenUsed/>
-    <w:rsid w:val="00FF0290"/>
+    <w:rsid w:val="00F078A4"/>
     <w:pPr>
       <w:tabs>
         <w:tab w:val="center" w:pos="4513"/>
@@ -23769,7 +23909,7 @@
     <w:basedOn w:val="a0"/>
     <w:link w:val="ae"/>
     <w:uiPriority w:val="99"/>
-    <w:rsid w:val="00FF0290"/>
+    <w:rsid w:val="00F078A4"/>
   </w:style>
 </w:styles>
 </file>

--- a/docs/plan/뽑공_계획서.docx
+++ b/docs/plan/뽑공_계획서.docx
@@ -93,7 +93,7 @@
           <w:noProof/>
         </w:rPr>
         <w:drawing>
-          <wp:inline distT="0" distB="0" distL="0" distR="0" wp14:anchorId="603C99CE" wp14:editId="0FE559F7">
+          <wp:inline distT="0" distB="0" distL="0" distR="0" wp14:anchorId="7D75BB1A" wp14:editId="2897D3E6">
             <wp:extent cx="3429000" cy="2009775"/>
             <wp:effectExtent l="0" t="0" r="0" b="0"/>
             <wp:docPr id="1" name="그림 1"/>
@@ -871,7 +871,7 @@
     <w:sdt>
       <w:sdtPr>
         <w:alias w:val="목차"/>
-        <w:id w:val="-257987861"/>
+        <w:id w:val="-1324894709"/>
         <w:docPartObj>
           <w:docPartGallery w:val="Table of Contents"/>
           <w:docPartUnique/>
@@ -902,7 +902,7 @@
           <w:r>
             <w:fldChar w:fldCharType="separate"/>
           </w:r>
-          <w:hyperlink w:anchor="_Toc244346056" w:history="1">
+          <w:hyperlink w:anchor="_Toc244346406" w:history="1">
             <w:r>
               <w:rPr>
                 <w:rStyle w:val="a7"/>
@@ -926,7 +926,7 @@
               <w:rPr>
                 <w:noProof/>
               </w:rPr>
-              <w:instrText xml:space="preserve"> PAGEREF _Toc244346056 \h </w:instrText>
+              <w:instrText xml:space="preserve"> PAGEREF _Toc244346406 \h </w:instrText>
             </w:r>
             <w:r>
               <w:rPr>
@@ -967,7 +967,7 @@
               <w14:ligatures w14:val="standardContextual"/>
             </w:rPr>
           </w:pPr>
-          <w:hyperlink w:anchor="_Toc244346057" w:history="1">
+          <w:hyperlink w:anchor="_Toc244346407" w:history="1">
             <w:r>
               <w:rPr>
                 <w:rStyle w:val="a7"/>
@@ -991,7 +991,7 @@
               <w:rPr>
                 <w:noProof/>
               </w:rPr>
-              <w:instrText xml:space="preserve"> PAGEREF _Toc244346057 \h </w:instrText>
+              <w:instrText xml:space="preserve"> PAGEREF _Toc244346407 \h </w:instrText>
             </w:r>
             <w:r>
               <w:rPr>
@@ -1032,7 +1032,7 @@
               <w14:ligatures w14:val="standardContextual"/>
             </w:rPr>
           </w:pPr>
-          <w:hyperlink w:anchor="_Toc244346058" w:history="1">
+          <w:hyperlink w:anchor="_Toc244346408" w:history="1">
             <w:r>
               <w:rPr>
                 <w:rStyle w:val="a7"/>
@@ -1056,7 +1056,7 @@
               <w:rPr>
                 <w:noProof/>
               </w:rPr>
-              <w:instrText xml:space="preserve"> PAGEREF _Toc244346058 \h </w:instrText>
+              <w:instrText xml:space="preserve"> PAGEREF _Toc244346408 \h </w:instrText>
             </w:r>
             <w:r>
               <w:rPr>
@@ -1097,7 +1097,7 @@
               <w14:ligatures w14:val="standardContextual"/>
             </w:rPr>
           </w:pPr>
-          <w:hyperlink w:anchor="_Toc244346059" w:history="1">
+          <w:hyperlink w:anchor="_Toc244346409" w:history="1">
             <w:r>
               <w:rPr>
                 <w:rStyle w:val="a7"/>
@@ -1121,7 +1121,7 @@
               <w:rPr>
                 <w:noProof/>
               </w:rPr>
-              <w:instrText xml:space="preserve"> PAGEREF _Toc244346059 \h </w:instrText>
+              <w:instrText xml:space="preserve"> PAGEREF _Toc244346409 \h </w:instrText>
             </w:r>
             <w:r>
               <w:rPr>
@@ -1162,7 +1162,7 @@
               <w14:ligatures w14:val="standardContextual"/>
             </w:rPr>
           </w:pPr>
-          <w:hyperlink w:anchor="_Toc244346060" w:history="1">
+          <w:hyperlink w:anchor="_Toc244346410" w:history="1">
             <w:r>
               <w:rPr>
                 <w:rStyle w:val="a7"/>
@@ -1186,7 +1186,7 @@
               <w:rPr>
                 <w:noProof/>
               </w:rPr>
-              <w:instrText xml:space="preserve"> PAGEREF _Toc244346060 \h </w:instrText>
+              <w:instrText xml:space="preserve"> PAGEREF _Toc244346410 \h </w:instrText>
             </w:r>
             <w:r>
               <w:rPr>
@@ -1227,7 +1227,7 @@
               <w14:ligatures w14:val="standardContextual"/>
             </w:rPr>
           </w:pPr>
-          <w:hyperlink w:anchor="_Toc244346061" w:history="1">
+          <w:hyperlink w:anchor="_Toc244346411" w:history="1">
             <w:r>
               <w:rPr>
                 <w:rStyle w:val="a7"/>
@@ -1251,7 +1251,7 @@
               <w:rPr>
                 <w:noProof/>
               </w:rPr>
-              <w:instrText xml:space="preserve"> PAGEREF _Toc244346061 \h </w:instrText>
+              <w:instrText xml:space="preserve"> PAGEREF _Toc244346411 \h </w:instrText>
             </w:r>
             <w:r>
               <w:rPr>
@@ -1292,7 +1292,7 @@
               <w14:ligatures w14:val="standardContextual"/>
             </w:rPr>
           </w:pPr>
-          <w:hyperlink w:anchor="_Toc244346062" w:history="1">
+          <w:hyperlink w:anchor="_Toc244346412" w:history="1">
             <w:r>
               <w:rPr>
                 <w:rStyle w:val="a7"/>
@@ -1316,7 +1316,7 @@
               <w:rPr>
                 <w:noProof/>
               </w:rPr>
-              <w:instrText xml:space="preserve"> PAGEREF _Toc244346062 \h </w:instrText>
+              <w:instrText xml:space="preserve"> PAGEREF _Toc244346412 \h </w:instrText>
             </w:r>
             <w:r>
               <w:rPr>
@@ -1357,7 +1357,7 @@
               <w14:ligatures w14:val="standardContextual"/>
             </w:rPr>
           </w:pPr>
-          <w:hyperlink w:anchor="_Toc244346063" w:history="1">
+          <w:hyperlink w:anchor="_Toc244346413" w:history="1">
             <w:r>
               <w:rPr>
                 <w:rStyle w:val="a7"/>
@@ -1381,7 +1381,7 @@
               <w:rPr>
                 <w:noProof/>
               </w:rPr>
-              <w:instrText xml:space="preserve"> PAGEREF _Toc244346063 \h </w:instrText>
+              <w:instrText xml:space="preserve"> PAGEREF _Toc244346413 \h </w:instrText>
             </w:r>
             <w:r>
               <w:rPr>
@@ -1422,7 +1422,7 @@
               <w14:ligatures w14:val="standardContextual"/>
             </w:rPr>
           </w:pPr>
-          <w:hyperlink w:anchor="_Toc244346064" w:history="1">
+          <w:hyperlink w:anchor="_Toc244346414" w:history="1">
             <w:r>
               <w:rPr>
                 <w:rStyle w:val="a7"/>
@@ -1446,7 +1446,7 @@
               <w:rPr>
                 <w:noProof/>
               </w:rPr>
-              <w:instrText xml:space="preserve"> PAGEREF _Toc244346064 \h </w:instrText>
+              <w:instrText xml:space="preserve"> PAGEREF _Toc244346414 \h </w:instrText>
             </w:r>
             <w:r>
               <w:rPr>
@@ -1486,7 +1486,7 @@
         <w:pageBreakBefore/>
         <w:spacing w:before="120" w:after="240"/>
       </w:pPr>
-      <w:bookmarkStart w:id="0" w:name="_Toc244346056"/>
+      <w:bookmarkStart w:id="0" w:name="_Toc244346406"/>
       <w:r>
         <w:lastRenderedPageBreak/>
         <w:t xml:space="preserve">1. </w:t>
@@ -2600,7 +2600,7 @@
         <w:pageBreakBefore/>
         <w:spacing w:before="120" w:after="240"/>
       </w:pPr>
-      <w:bookmarkStart w:id="1" w:name="_Toc244346057"/>
+      <w:bookmarkStart w:id="1" w:name="_Toc244346407"/>
       <w:r>
         <w:t xml:space="preserve">2. </w:t>
       </w:r>
@@ -3345,7 +3345,7 @@
                 <w:noProof/>
               </w:rPr>
               <w:drawing>
-                <wp:inline distT="0" distB="0" distL="0" distR="0" wp14:anchorId="6CB9224F" wp14:editId="156618C7">
+                <wp:inline distT="0" distB="0" distL="0" distR="0" wp14:anchorId="63A8F758" wp14:editId="6425CE2C">
                   <wp:extent cx="1714500" cy="3514725"/>
                   <wp:effectExtent l="0" t="0" r="0" b="0"/>
                   <wp:docPr id="2" name="그림 2"/>
@@ -3404,7 +3404,7 @@
                 <w:noProof/>
               </w:rPr>
               <w:drawing>
-                <wp:inline distT="0" distB="0" distL="0" distR="0" wp14:anchorId="08D14950" wp14:editId="5FF62C52">
+                <wp:inline distT="0" distB="0" distL="0" distR="0" wp14:anchorId="19635AB5" wp14:editId="139B9ABD">
                   <wp:extent cx="1714500" cy="3514725"/>
                   <wp:effectExtent l="0" t="0" r="0" b="0"/>
                   <wp:docPr id="3" name="그림 3"/>
@@ -3463,7 +3463,7 @@
                 <w:noProof/>
               </w:rPr>
               <w:drawing>
-                <wp:inline distT="0" distB="0" distL="0" distR="0" wp14:anchorId="020F30B7" wp14:editId="1BCC97AD">
+                <wp:inline distT="0" distB="0" distL="0" distR="0" wp14:anchorId="538BF4FD" wp14:editId="3B426DD2">
                   <wp:extent cx="1714500" cy="3514725"/>
                   <wp:effectExtent l="0" t="0" r="0" b="0"/>
                   <wp:docPr id="4" name="그림 4"/>
@@ -3749,7 +3749,7 @@
         <w:pageBreakBefore/>
         <w:spacing w:before="120" w:after="240"/>
       </w:pPr>
-      <w:bookmarkStart w:id="2" w:name="_Toc244346058"/>
+      <w:bookmarkStart w:id="2" w:name="_Toc244346408"/>
       <w:r>
         <w:t xml:space="preserve">3. </w:t>
       </w:r>
@@ -4366,7 +4366,7 @@
           <w:noProof/>
         </w:rPr>
         <w:drawing>
-          <wp:inline distT="0" distB="0" distL="0" distR="0" wp14:anchorId="12E38E5C" wp14:editId="3ED926FB">
+          <wp:inline distT="0" distB="0" distL="0" distR="0" wp14:anchorId="7E7BD7F1" wp14:editId="701843C4">
             <wp:extent cx="4095750" cy="1419225"/>
             <wp:effectExtent l="0" t="0" r="0" b="0"/>
             <wp:docPr id="5" name="그림 5"/>
@@ -5090,7 +5090,7 @@
         <w:pageBreakBefore/>
         <w:spacing w:before="120" w:after="240"/>
       </w:pPr>
-      <w:bookmarkStart w:id="3" w:name="_Toc244346059"/>
+      <w:bookmarkStart w:id="3" w:name="_Toc244346409"/>
       <w:r>
         <w:t xml:space="preserve">4. </w:t>
       </w:r>
@@ -8477,7 +8477,7 @@
         <w:pageBreakBefore/>
         <w:spacing w:before="120" w:after="240"/>
       </w:pPr>
-      <w:bookmarkStart w:id="4" w:name="_Toc244346060"/>
+      <w:bookmarkStart w:id="4" w:name="_Toc244346410"/>
       <w:r>
         <w:t xml:space="preserve">5. </w:t>
       </w:r>
@@ -9527,7 +9527,7 @@
         <w:pageBreakBefore/>
         <w:spacing w:before="120" w:after="240"/>
       </w:pPr>
-      <w:bookmarkStart w:id="5" w:name="_Toc244346061"/>
+      <w:bookmarkStart w:id="5" w:name="_Toc244346411"/>
       <w:r>
         <w:t xml:space="preserve">6. </w:t>
       </w:r>
@@ -9596,7 +9596,7 @@
           <w:noProof/>
         </w:rPr>
         <w:drawing>
-          <wp:inline distT="0" distB="0" distL="0" distR="0" wp14:anchorId="2BB93092" wp14:editId="7A890C27">
+          <wp:inline distT="0" distB="0" distL="0" distR="0" wp14:anchorId="6DECA2EC" wp14:editId="2A332728">
             <wp:extent cx="5715000" cy="3714750"/>
             <wp:effectExtent l="0" t="0" r="0" b="0"/>
             <wp:docPr id="6" name="그림 6"/>
@@ -13655,7 +13655,7 @@
           <w:noProof/>
         </w:rPr>
         <w:drawing>
-          <wp:inline distT="0" distB="0" distL="0" distR="0" wp14:anchorId="76A4406E" wp14:editId="1648BD5D">
+          <wp:inline distT="0" distB="0" distL="0" distR="0" wp14:anchorId="0771E0E8" wp14:editId="36CDE0AD">
             <wp:extent cx="5715000" cy="2752725"/>
             <wp:effectExtent l="0" t="0" r="0" b="0"/>
             <wp:docPr id="7" name="그림 7"/>
@@ -14748,7 +14748,7 @@
         <w:pageBreakBefore/>
         <w:spacing w:before="120" w:after="240"/>
       </w:pPr>
-      <w:bookmarkStart w:id="6" w:name="_Toc244346062"/>
+      <w:bookmarkStart w:id="6" w:name="_Toc244346412"/>
       <w:r>
         <w:t xml:space="preserve">7. </w:t>
       </w:r>
@@ -17416,7 +17416,7 @@
         <w:pageBreakBefore/>
         <w:spacing w:before="120" w:after="240"/>
       </w:pPr>
-      <w:bookmarkStart w:id="7" w:name="_Toc244346063"/>
+      <w:bookmarkStart w:id="7" w:name="_Toc244346413"/>
       <w:r>
         <w:t xml:space="preserve">8. </w:t>
       </w:r>
@@ -17442,8 +17442,8 @@
           <w:noProof/>
         </w:rPr>
         <w:drawing>
-          <wp:inline distT="0" distB="0" distL="0" distR="0" wp14:anchorId="7F9566EF" wp14:editId="219AC9F9">
-            <wp:extent cx="5905500" cy="2705100"/>
+          <wp:inline distT="0" distB="0" distL="0" distR="0" wp14:anchorId="13310FC3" wp14:editId="5C36672F">
+            <wp:extent cx="5905500" cy="3086100"/>
             <wp:effectExtent l="0" t="0" r="0" b="0"/>
             <wp:docPr id="8" name="그림 8"/>
             <wp:cNvGraphicFramePr>
@@ -17468,7 +17468,7 @@
                   <pic:spPr bwMode="auto">
                     <a:xfrm>
                       <a:off x="0" y="0"/>
-                      <a:ext cx="5905500" cy="2705100"/>
+                      <a:ext cx="5905500" cy="3086100"/>
                     </a:xfrm>
                     <a:prstGeom prst="rect">
                       <a:avLst/>
@@ -17928,6 +17928,48 @@
               </w:rPr>
               <w:t>개발</w:t>
             </w:r>
+            <w:r>
+              <w:rPr>
+                <w:sz w:val="20"/>
+                <w:szCs w:val="20"/>
+              </w:rPr>
+              <w:t xml:space="preserve"> · </w:t>
+            </w:r>
+            <w:r>
+              <w:rPr>
+                <w:sz w:val="20"/>
+                <w:szCs w:val="20"/>
+              </w:rPr>
+              <w:t>콘텐츠</w:t>
+            </w:r>
+            <w:r>
+              <w:rPr>
+                <w:sz w:val="20"/>
+                <w:szCs w:val="20"/>
+              </w:rPr>
+              <w:t xml:space="preserve"> · </w:t>
+            </w:r>
+            <w:r>
+              <w:rPr>
+                <w:sz w:val="20"/>
+                <w:szCs w:val="20"/>
+              </w:rPr>
+              <w:t>디자인</w:t>
+            </w:r>
+            <w:r>
+              <w:rPr>
+                <w:sz w:val="20"/>
+                <w:szCs w:val="20"/>
+              </w:rPr>
+              <w:t xml:space="preserve"> · </w:t>
+            </w:r>
+            <w:r>
+              <w:rPr>
+                <w:sz w:val="20"/>
+                <w:szCs w:val="20"/>
+              </w:rPr>
+              <w:t>테스트</w:t>
+            </w:r>
           </w:p>
         </w:tc>
         <w:tc>
@@ -17981,7 +18023,35 @@
                 <w:sz w:val="20"/>
                 <w:szCs w:val="20"/>
               </w:rPr>
-              <w:t>설계</w:t>
+              <w:t>설계와</w:t>
+            </w:r>
+            <w:r>
+              <w:rPr>
+                <w:sz w:val="20"/>
+                <w:szCs w:val="20"/>
+              </w:rPr>
+              <w:t xml:space="preserve"> </w:t>
+            </w:r>
+            <w:r>
+              <w:rPr>
+                <w:sz w:val="20"/>
+                <w:szCs w:val="20"/>
+              </w:rPr>
+              <w:t>화면</w:t>
+            </w:r>
+            <w:r>
+              <w:rPr>
+                <w:sz w:val="20"/>
+                <w:szCs w:val="20"/>
+              </w:rPr>
+              <w:t xml:space="preserve"> </w:t>
+            </w:r>
+            <w:r>
+              <w:rPr>
+                <w:sz w:val="20"/>
+                <w:szCs w:val="20"/>
+              </w:rPr>
+              <w:t>구현</w:t>
             </w:r>
             <w:r>
               <w:rPr>
@@ -18107,6 +18177,62 @@
                 <w:sz w:val="20"/>
                 <w:szCs w:val="20"/>
               </w:rPr>
+              <w:t>주제</w:t>
+            </w:r>
+            <w:r>
+              <w:rPr>
+                <w:sz w:val="20"/>
+                <w:szCs w:val="20"/>
+              </w:rPr>
+              <w:t xml:space="preserve"> </w:t>
+            </w:r>
+            <w:r>
+              <w:rPr>
+                <w:sz w:val="20"/>
+                <w:szCs w:val="20"/>
+              </w:rPr>
+              <w:t>데이터와</w:t>
+            </w:r>
+            <w:r>
+              <w:rPr>
+                <w:sz w:val="20"/>
+                <w:szCs w:val="20"/>
+              </w:rPr>
+              <w:t xml:space="preserve"> </w:t>
+            </w:r>
+            <w:r>
+              <w:rPr>
+                <w:sz w:val="20"/>
+                <w:szCs w:val="20"/>
+              </w:rPr>
+              <w:t>문제</w:t>
+            </w:r>
+            <w:r>
+              <w:rPr>
+                <w:sz w:val="20"/>
+                <w:szCs w:val="20"/>
+              </w:rPr>
+              <w:t xml:space="preserve"> </w:t>
+            </w:r>
+            <w:r>
+              <w:rPr>
+                <w:sz w:val="20"/>
+                <w:szCs w:val="20"/>
+              </w:rPr>
+              <w:t>은행</w:t>
+            </w:r>
+            <w:r>
+              <w:rPr>
+                <w:sz w:val="20"/>
+                <w:szCs w:val="20"/>
+              </w:rPr>
+              <w:t xml:space="preserve">, </w:t>
+            </w:r>
+            <w:r>
+              <w:rPr>
+                <w:sz w:val="20"/>
+                <w:szCs w:val="20"/>
+              </w:rPr>
               <w:t>화면</w:t>
             </w:r>
             <w:r>
@@ -18121,7 +18247,35 @@
                 <w:sz w:val="20"/>
                 <w:szCs w:val="20"/>
               </w:rPr>
-              <w:t>구현</w:t>
+              <w:t>디자인</w:t>
+            </w:r>
+            <w:r>
+              <w:rPr>
+                <w:sz w:val="20"/>
+                <w:szCs w:val="20"/>
+              </w:rPr>
+              <w:t xml:space="preserve">, </w:t>
+            </w:r>
+            <w:r>
+              <w:rPr>
+                <w:sz w:val="20"/>
+                <w:szCs w:val="20"/>
+              </w:rPr>
+              <w:t>사용자</w:t>
+            </w:r>
+            <w:r>
+              <w:rPr>
+                <w:sz w:val="20"/>
+                <w:szCs w:val="20"/>
+              </w:rPr>
+              <w:t xml:space="preserve"> </w:t>
+            </w:r>
+            <w:r>
+              <w:rPr>
+                <w:sz w:val="20"/>
+                <w:szCs w:val="20"/>
+              </w:rPr>
+              <w:t>테스트</w:t>
             </w:r>
             <w:r>
               <w:rPr>
@@ -18379,27 +18533,6 @@
                 <w:sz w:val="20"/>
                 <w:szCs w:val="20"/>
               </w:rPr>
-              <w:t xml:space="preserve">AI </w:t>
-            </w:r>
-            <w:r>
-              <w:rPr>
-                <w:sz w:val="20"/>
-                <w:szCs w:val="20"/>
-              </w:rPr>
-              <w:t>퀴즈</w:t>
-            </w:r>
-            <w:r>
-              <w:rPr>
-                <w:sz w:val="20"/>
-                <w:szCs w:val="20"/>
-              </w:rPr>
-              <w:t xml:space="preserve"> · </w:t>
-            </w:r>
-            <w:r>
-              <w:rPr>
-                <w:sz w:val="20"/>
-                <w:szCs w:val="20"/>
-              </w:rPr>
               <w:t>서버</w:t>
             </w:r>
           </w:p>
@@ -18448,6 +18581,20 @@
                 <w:sz w:val="20"/>
                 <w:szCs w:val="20"/>
               </w:rPr>
+              <w:t xml:space="preserve"> </w:t>
+            </w:r>
+            <w:r>
+              <w:rPr>
+                <w:sz w:val="20"/>
+                <w:szCs w:val="20"/>
+              </w:rPr>
+              <w:t>구동</w:t>
+            </w:r>
+            <w:r>
+              <w:rPr>
+                <w:sz w:val="20"/>
+                <w:szCs w:val="20"/>
+              </w:rPr>
               <w:t>·</w:t>
             </w:r>
             <w:r>
@@ -18455,6 +18602,20 @@
                 <w:sz w:val="20"/>
                 <w:szCs w:val="20"/>
               </w:rPr>
+              <w:t>운영</w:t>
+            </w:r>
+            <w:r>
+              <w:rPr>
+                <w:sz w:val="20"/>
+                <w:szCs w:val="20"/>
+              </w:rPr>
+              <w:t xml:space="preserve">, Supabase </w:t>
+            </w:r>
+            <w:r>
+              <w:rPr>
+                <w:sz w:val="20"/>
+                <w:szCs w:val="20"/>
+              </w:rPr>
               <w:t>서버</w:t>
             </w:r>
             <w:r>
@@ -18476,6 +18637,20 @@
                 <w:sz w:val="20"/>
                 <w:szCs w:val="20"/>
               </w:rPr>
+              <w:t xml:space="preserve"> </w:t>
+            </w:r>
+            <w:r>
+              <w:rPr>
+                <w:sz w:val="20"/>
+                <w:szCs w:val="20"/>
+              </w:rPr>
+              <w:t>배포</w:t>
+            </w:r>
+            <w:r>
+              <w:rPr>
+                <w:sz w:val="20"/>
+                <w:szCs w:val="20"/>
+              </w:rPr>
               <w:t xml:space="preserve">, </w:t>
             </w:r>
             <w:r>
@@ -18483,7 +18658,21 @@
                 <w:sz w:val="20"/>
                 <w:szCs w:val="20"/>
               </w:rPr>
-              <w:t>출제</w:t>
+              <w:t>서버</w:t>
+            </w:r>
+            <w:r>
+              <w:rPr>
+                <w:sz w:val="20"/>
+                <w:szCs w:val="20"/>
+              </w:rPr>
+              <w:t xml:space="preserve"> </w:t>
+            </w:r>
+            <w:r>
+              <w:rPr>
+                <w:sz w:val="20"/>
+                <w:szCs w:val="20"/>
+              </w:rPr>
+              <w:t>보안</w:t>
             </w:r>
             <w:r>
               <w:rPr>
@@ -18497,7 +18686,7 @@
                 <w:sz w:val="20"/>
                 <w:szCs w:val="20"/>
               </w:rPr>
-              <w:t>검수</w:t>
+              <w:t>키</w:t>
             </w:r>
             <w:r>
               <w:rPr>
@@ -18511,49 +18700,7 @@
                 <w:sz w:val="20"/>
                 <w:szCs w:val="20"/>
               </w:rPr>
-              <w:t>지침</w:t>
-            </w:r>
-            <w:r>
-              <w:rPr>
-                <w:sz w:val="20"/>
-                <w:szCs w:val="20"/>
-              </w:rPr>
-              <w:t xml:space="preserve">, </w:t>
-            </w:r>
-            <w:r>
-              <w:rPr>
-                <w:sz w:val="20"/>
-                <w:szCs w:val="20"/>
-              </w:rPr>
-              <w:t>서버</w:t>
-            </w:r>
-            <w:r>
-              <w:rPr>
-                <w:sz w:val="20"/>
-                <w:szCs w:val="20"/>
-              </w:rPr>
-              <w:t xml:space="preserve"> </w:t>
-            </w:r>
-            <w:r>
-              <w:rPr>
-                <w:sz w:val="20"/>
-                <w:szCs w:val="20"/>
-              </w:rPr>
-              <w:t>운영</w:t>
-            </w:r>
-            <w:r>
-              <w:rPr>
-                <w:sz w:val="20"/>
-                <w:szCs w:val="20"/>
-              </w:rPr>
-              <w:t>·</w:t>
-            </w:r>
-            <w:r>
-              <w:rPr>
-                <w:sz w:val="20"/>
-                <w:szCs w:val="20"/>
-              </w:rPr>
-              <w:t>배포</w:t>
+              <w:t>관리</w:t>
             </w:r>
             <w:r>
               <w:rPr>
@@ -18623,35 +18770,14 @@
                 <w:sz w:val="20"/>
                 <w:szCs w:val="20"/>
               </w:rPr>
-              <w:t>콘텐츠</w:t>
-            </w:r>
-            <w:r>
-              <w:rPr>
-                <w:sz w:val="20"/>
-                <w:szCs w:val="20"/>
-              </w:rPr>
-              <w:t xml:space="preserve"> · </w:t>
-            </w:r>
-            <w:r>
-              <w:rPr>
-                <w:sz w:val="20"/>
-                <w:szCs w:val="20"/>
-              </w:rPr>
-              <w:t>디자인</w:t>
-            </w:r>
-            <w:r>
-              <w:rPr>
-                <w:sz w:val="20"/>
-                <w:szCs w:val="20"/>
-              </w:rPr>
-              <w:t xml:space="preserve"> · </w:t>
-            </w:r>
-            <w:r>
-              <w:rPr>
-                <w:sz w:val="20"/>
-                <w:szCs w:val="20"/>
-              </w:rPr>
-              <w:t>테스트</w:t>
+              <w:t xml:space="preserve">AI </w:t>
+            </w:r>
+            <w:r>
+              <w:rPr>
+                <w:sz w:val="20"/>
+                <w:szCs w:val="20"/>
+              </w:rPr>
+              <w:t>퀴즈</w:t>
             </w:r>
           </w:p>
         </w:tc>
@@ -18678,7 +18804,14 @@
                 <w:sz w:val="20"/>
                 <w:szCs w:val="20"/>
               </w:rPr>
-              <w:t>주제</w:t>
+              <w:t xml:space="preserve">AI </w:t>
+            </w:r>
+            <w:r>
+              <w:rPr>
+                <w:sz w:val="20"/>
+                <w:szCs w:val="20"/>
+              </w:rPr>
+              <w:t>출제</w:t>
             </w:r>
             <w:r>
               <w:rPr>
@@ -18692,14 +18825,168 @@
                 <w:sz w:val="20"/>
                 <w:szCs w:val="20"/>
               </w:rPr>
-              <w:t>데이터</w:t>
-            </w:r>
-            <w:r>
-              <w:rPr>
-                <w:sz w:val="20"/>
-                <w:szCs w:val="20"/>
-              </w:rPr>
-              <w:t>·</w:t>
+              <w:t>지침</w:t>
+            </w:r>
+            <w:r>
+              <w:rPr>
+                <w:sz w:val="20"/>
+                <w:szCs w:val="20"/>
+              </w:rPr>
+              <w:t>(gem.md)·2</w:t>
+            </w:r>
+            <w:r>
+              <w:rPr>
+                <w:sz w:val="20"/>
+                <w:szCs w:val="20"/>
+              </w:rPr>
+              <w:t>번</w:t>
+            </w:r>
+            <w:r>
+              <w:rPr>
+                <w:sz w:val="20"/>
+                <w:szCs w:val="20"/>
+              </w:rPr>
+              <w:t xml:space="preserve"> </w:t>
+            </w:r>
+            <w:r>
+              <w:rPr>
+                <w:sz w:val="20"/>
+                <w:szCs w:val="20"/>
+              </w:rPr>
+              <w:t>검수</w:t>
+            </w:r>
+            <w:r>
+              <w:rPr>
+                <w:sz w:val="20"/>
+                <w:szCs w:val="20"/>
+              </w:rPr>
+              <w:t xml:space="preserve"> </w:t>
+            </w:r>
+            <w:r>
+              <w:rPr>
+                <w:sz w:val="20"/>
+                <w:szCs w:val="20"/>
+              </w:rPr>
+              <w:t>지침</w:t>
+            </w:r>
+            <w:r>
+              <w:rPr>
+                <w:sz w:val="20"/>
+                <w:szCs w:val="20"/>
+              </w:rPr>
+              <w:t xml:space="preserve"> </w:t>
+            </w:r>
+            <w:r>
+              <w:rPr>
+                <w:sz w:val="20"/>
+                <w:szCs w:val="20"/>
+              </w:rPr>
+              <w:t>설계</w:t>
+            </w:r>
+            <w:r>
+              <w:rPr>
+                <w:sz w:val="20"/>
+                <w:szCs w:val="20"/>
+              </w:rPr>
+              <w:t xml:space="preserve">, </w:t>
+            </w:r>
+            <w:r>
+              <w:rPr>
+                <w:sz w:val="20"/>
+                <w:szCs w:val="20"/>
+              </w:rPr>
+              <w:t>기존</w:t>
+            </w:r>
+            <w:r>
+              <w:rPr>
+                <w:sz w:val="20"/>
+                <w:szCs w:val="20"/>
+              </w:rPr>
+              <w:t xml:space="preserve"> </w:t>
+            </w:r>
+            <w:r>
+              <w:rPr>
+                <w:sz w:val="20"/>
+                <w:szCs w:val="20"/>
+              </w:rPr>
+              <w:t>문제와</w:t>
+            </w:r>
+            <w:r>
+              <w:rPr>
+                <w:sz w:val="20"/>
+                <w:szCs w:val="20"/>
+              </w:rPr>
+              <w:t xml:space="preserve"> </w:t>
+            </w:r>
+            <w:r>
+              <w:rPr>
+                <w:sz w:val="20"/>
+                <w:szCs w:val="20"/>
+              </w:rPr>
+              <w:t>겹치지</w:t>
+            </w:r>
+            <w:r>
+              <w:rPr>
+                <w:sz w:val="20"/>
+                <w:szCs w:val="20"/>
+              </w:rPr>
+              <w:t xml:space="preserve"> </w:t>
+            </w:r>
+            <w:r>
+              <w:rPr>
+                <w:sz w:val="20"/>
+                <w:szCs w:val="20"/>
+              </w:rPr>
+              <w:t>않는</w:t>
+            </w:r>
+            <w:r>
+              <w:rPr>
+                <w:sz w:val="20"/>
+                <w:szCs w:val="20"/>
+              </w:rPr>
+              <w:t xml:space="preserve"> </w:t>
+            </w:r>
+            <w:r>
+              <w:rPr>
+                <w:sz w:val="20"/>
+                <w:szCs w:val="20"/>
+              </w:rPr>
+              <w:t>새</w:t>
+            </w:r>
+            <w:r>
+              <w:rPr>
+                <w:sz w:val="20"/>
+                <w:szCs w:val="20"/>
+              </w:rPr>
+              <w:t xml:space="preserve"> </w:t>
+            </w:r>
+            <w:r>
+              <w:rPr>
+                <w:sz w:val="20"/>
+                <w:szCs w:val="20"/>
+              </w:rPr>
+              <w:t>유형</w:t>
+            </w:r>
+            <w:r>
+              <w:rPr>
+                <w:sz w:val="20"/>
+                <w:szCs w:val="20"/>
+              </w:rPr>
+              <w:t xml:space="preserve"> </w:t>
+            </w:r>
+            <w:r>
+              <w:rPr>
+                <w:sz w:val="20"/>
+                <w:szCs w:val="20"/>
+              </w:rPr>
+              <w:t>출제</w:t>
+            </w:r>
+            <w:r>
+              <w:rPr>
+                <w:sz w:val="20"/>
+                <w:szCs w:val="20"/>
+              </w:rPr>
+              <w:t xml:space="preserve">, AI </w:t>
             </w:r>
             <w:r>
               <w:rPr>
@@ -18720,7 +19007,7 @@
                 <w:sz w:val="20"/>
                 <w:szCs w:val="20"/>
               </w:rPr>
-              <w:t>은행</w:t>
+              <w:t>품질</w:t>
             </w:r>
             <w:r>
               <w:rPr>
@@ -18734,105 +19021,7 @@
                 <w:sz w:val="20"/>
                 <w:szCs w:val="20"/>
               </w:rPr>
-              <w:t>작성과</w:t>
-            </w:r>
-            <w:r>
-              <w:rPr>
-                <w:sz w:val="20"/>
-                <w:szCs w:val="20"/>
-              </w:rPr>
-              <w:t xml:space="preserve"> </w:t>
-            </w:r>
-            <w:r>
-              <w:rPr>
-                <w:sz w:val="20"/>
-                <w:szCs w:val="20"/>
-              </w:rPr>
-              <w:t>검수</w:t>
-            </w:r>
-            <w:r>
-              <w:rPr>
-                <w:sz w:val="20"/>
-                <w:szCs w:val="20"/>
-              </w:rPr>
-              <w:t xml:space="preserve">, </w:t>
-            </w:r>
-            <w:r>
-              <w:rPr>
-                <w:sz w:val="20"/>
-                <w:szCs w:val="20"/>
-              </w:rPr>
-              <w:t>화면</w:t>
-            </w:r>
-            <w:r>
-              <w:rPr>
-                <w:sz w:val="20"/>
-                <w:szCs w:val="20"/>
-              </w:rPr>
-              <w:t xml:space="preserve"> </w:t>
-            </w:r>
-            <w:r>
-              <w:rPr>
-                <w:sz w:val="20"/>
-                <w:szCs w:val="20"/>
-              </w:rPr>
-              <w:t>디자인</w:t>
-            </w:r>
-            <w:r>
-              <w:rPr>
-                <w:sz w:val="20"/>
-                <w:szCs w:val="20"/>
-              </w:rPr>
-              <w:t xml:space="preserve">, </w:t>
-            </w:r>
-            <w:r>
-              <w:rPr>
-                <w:sz w:val="20"/>
-                <w:szCs w:val="20"/>
-              </w:rPr>
-              <w:t>사용자</w:t>
-            </w:r>
-            <w:r>
-              <w:rPr>
-                <w:sz w:val="20"/>
-                <w:szCs w:val="20"/>
-              </w:rPr>
-              <w:t xml:space="preserve"> </w:t>
-            </w:r>
-            <w:r>
-              <w:rPr>
-                <w:sz w:val="20"/>
-                <w:szCs w:val="20"/>
-              </w:rPr>
-              <w:t>테스트</w:t>
-            </w:r>
-            <w:r>
-              <w:rPr>
-                <w:sz w:val="20"/>
-                <w:szCs w:val="20"/>
-              </w:rPr>
-              <w:t xml:space="preserve">, </w:t>
-            </w:r>
-            <w:r>
-              <w:rPr>
-                <w:sz w:val="20"/>
-                <w:szCs w:val="20"/>
-              </w:rPr>
-              <w:t>발표</w:t>
-            </w:r>
-            <w:r>
-              <w:rPr>
-                <w:sz w:val="20"/>
-                <w:szCs w:val="20"/>
-              </w:rPr>
-              <w:t xml:space="preserve"> </w:t>
-            </w:r>
-            <w:r>
-              <w:rPr>
-                <w:sz w:val="20"/>
-                <w:szCs w:val="20"/>
-              </w:rPr>
-              <w:t>자료</w:t>
+              <w:t>점검</w:t>
             </w:r>
           </w:p>
         </w:tc>
@@ -19140,7 +19329,7 @@
                 <w:noProof/>
               </w:rPr>
               <w:drawing>
-                <wp:inline distT="0" distB="0" distL="0" distR="0" wp14:anchorId="4A4325B4" wp14:editId="0D0A58D7">
+                <wp:inline distT="0" distB="0" distL="0" distR="0" wp14:anchorId="2E214A85" wp14:editId="4E349EFE">
                   <wp:extent cx="1571625" cy="3219450"/>
                   <wp:effectExtent l="0" t="0" r="0" b="0"/>
                   <wp:docPr id="9" name="그림 9"/>
@@ -19199,7 +19388,7 @@
                 <w:noProof/>
               </w:rPr>
               <w:drawing>
-                <wp:inline distT="0" distB="0" distL="0" distR="0" wp14:anchorId="60FED98A" wp14:editId="2BEC6E22">
+                <wp:inline distT="0" distB="0" distL="0" distR="0" wp14:anchorId="53C44579" wp14:editId="2BAA0C93">
                   <wp:extent cx="1571625" cy="3219450"/>
                   <wp:effectExtent l="0" t="0" r="0" b="0"/>
                   <wp:docPr id="10" name="그림 10"/>
@@ -19258,7 +19447,7 @@
                 <w:noProof/>
               </w:rPr>
               <w:drawing>
-                <wp:inline distT="0" distB="0" distL="0" distR="0" wp14:anchorId="2849D084" wp14:editId="32D11A57">
+                <wp:inline distT="0" distB="0" distL="0" distR="0" wp14:anchorId="35B1202C" wp14:editId="672BF75F">
                   <wp:extent cx="1571625" cy="3219450"/>
                   <wp:effectExtent l="0" t="0" r="0" b="0"/>
                   <wp:docPr id="11" name="그림 11"/>
@@ -20111,7 +20300,7 @@
                 <w:noProof/>
               </w:rPr>
               <w:drawing>
-                <wp:inline distT="0" distB="0" distL="0" distR="0" wp14:anchorId="1AEC52E6" wp14:editId="77350C7B">
+                <wp:inline distT="0" distB="0" distL="0" distR="0" wp14:anchorId="1CBDEAFB" wp14:editId="3CEC4F23">
                   <wp:extent cx="1571625" cy="3219450"/>
                   <wp:effectExtent l="0" t="0" r="0" b="0"/>
                   <wp:docPr id="12" name="그림 12"/>
@@ -20170,7 +20359,7 @@
                 <w:noProof/>
               </w:rPr>
               <w:drawing>
-                <wp:inline distT="0" distB="0" distL="0" distR="0" wp14:anchorId="492CBD19" wp14:editId="545F5002">
+                <wp:inline distT="0" distB="0" distL="0" distR="0" wp14:anchorId="50A4D525" wp14:editId="5E91C7B4">
                   <wp:extent cx="1571625" cy="3219450"/>
                   <wp:effectExtent l="0" t="0" r="0" b="0"/>
                   <wp:docPr id="13" name="그림 13"/>
@@ -20229,7 +20418,7 @@
                 <w:noProof/>
               </w:rPr>
               <w:drawing>
-                <wp:inline distT="0" distB="0" distL="0" distR="0" wp14:anchorId="678D3417" wp14:editId="2F144E9E">
+                <wp:inline distT="0" distB="0" distL="0" distR="0" wp14:anchorId="19A72760" wp14:editId="3C9E3F54">
                   <wp:extent cx="1571625" cy="3219450"/>
                   <wp:effectExtent l="0" t="0" r="0" b="0"/>
                   <wp:docPr id="14" name="그림 14"/>
@@ -21187,7 +21376,7 @@
                 <w:noProof/>
               </w:rPr>
               <w:drawing>
-                <wp:inline distT="0" distB="0" distL="0" distR="0" wp14:anchorId="3918CB55" wp14:editId="073D3DBF">
+                <wp:inline distT="0" distB="0" distL="0" distR="0" wp14:anchorId="1DF04EDD" wp14:editId="270E237E">
                   <wp:extent cx="1571625" cy="3219450"/>
                   <wp:effectExtent l="0" t="0" r="0" b="0"/>
                   <wp:docPr id="15" name="그림 15"/>
@@ -21246,7 +21435,7 @@
                 <w:noProof/>
               </w:rPr>
               <w:drawing>
-                <wp:inline distT="0" distB="0" distL="0" distR="0" wp14:anchorId="53766EE6" wp14:editId="01895556">
+                <wp:inline distT="0" distB="0" distL="0" distR="0" wp14:anchorId="64745CE2" wp14:editId="5F1C2836">
                   <wp:extent cx="1571625" cy="3219450"/>
                   <wp:effectExtent l="0" t="0" r="0" b="0"/>
                   <wp:docPr id="16" name="그림 16"/>
@@ -21305,7 +21494,7 @@
                 <w:noProof/>
               </w:rPr>
               <w:drawing>
-                <wp:inline distT="0" distB="0" distL="0" distR="0" wp14:anchorId="0C9B6750" wp14:editId="40D71BD7">
+                <wp:inline distT="0" distB="0" distL="0" distR="0" wp14:anchorId="563F7EDA" wp14:editId="5CF245DD">
                   <wp:extent cx="1571625" cy="3219450"/>
                   <wp:effectExtent l="0" t="0" r="0" b="0"/>
                   <wp:docPr id="17" name="그림 17"/>
@@ -22260,7 +22449,7 @@
         <w:pageBreakBefore/>
         <w:spacing w:before="120" w:after="240"/>
       </w:pPr>
-      <w:bookmarkStart w:id="8" w:name="_Toc244346064"/>
+      <w:bookmarkStart w:id="8" w:name="_Toc244346414"/>
       <w:r>
         <w:t xml:space="preserve">9. </w:t>
       </w:r>
@@ -22961,10 +23150,64 @@
 <file path=word/numbering.xml><?xml version="1.0" encoding="utf-8"?>
 <w:numbering xmlns:wpc="http://schemas.microsoft.com/office/word/2010/wordprocessingCanvas" xmlns:cx="http://schemas.microsoft.com/office/drawing/2014/chartex" xmlns:cx1="http://schemas.microsoft.com/office/drawing/2015/9/8/chartex" xmlns:cx2="http://schemas.microsoft.com/office/drawing/2015/10/21/chartex" xmlns:cx3="http://schemas.microsoft.com/office/drawing/2016/5/9/chartex" xmlns:cx4="http://schemas.microsoft.com/office/drawing/2016/5/10/chartex" xmlns:cx5="http://schemas.microsoft.com/office/drawing/2016/5/11/chartex" xmlns:cx6="http://schemas.microsoft.com/office/drawing/2016/5/12/chartex" xmlns:cx7="http://schemas.microsoft.com/office/drawing/2016/5/13/chartex" xmlns:cx8="http://schemas.microsoft.com/office/drawing/2016/5/14/chartex" xmlns:mc="http://schemas.openxmlformats.org/markup-compatibility/2006" xmlns:aink="http://schemas.microsoft.com/office/drawing/2016/ink" xmlns:am3d="http://schemas.microsoft.com/office/drawing/2017/model3d" xmlns:o="urn:schemas-microsoft-com:office:office" xmlns:oel="http://schemas.microsoft.com/office/2019/extlst" xmlns:r="http://schemas.openxmlformats.org/officeDocument/2006/relationships" xmlns:m="http://schemas.openxmlformats.org/officeDocument/2006/math" xmlns:v="urn:schemas-microsoft-com:vml" xmlns:wp14="http://schemas.microsoft.com/office/word/2010/wordprocessingDrawing" xmlns:wp="http://schemas.openxmlformats.org/drawingml/2006/wordprocessingDrawing" xmlns:w10="urn:schemas-microsoft-com:office:word" xmlns:w="http://schemas.openxmlformats.org/wordprocessingml/2006/main" xmlns:w14="http://schemas.microsoft.com/office/word/2010/wordml" xmlns:w15="http://schemas.microsoft.com/office/word/2012/wordml" xmlns:w16cex="http://schemas.microsoft.com/office/word/2018/wordml/cex" xmlns:w16cid="http://schemas.microsoft.com/office/word/2016/wordml/cid" xmlns:w16="http://schemas.microsoft.com/office/word/2018/wordml" xmlns:w16du="http://schemas.microsoft.com/office/word/2023/wordml/word16du" xmlns:w16sdtdh="http://schemas.microsoft.com/office/word/2020/wordml/sdtdatahash" xmlns:w16sdtfl="http://schemas.microsoft.com/office/word/2024/wordml/sdtformatlock" xmlns:w16se="http://schemas.microsoft.com/office/word/2015/wordml/symex" xmlns:wpg="http://schemas.microsoft.com/office/word/2010/wordprocessingGroup" xmlns:wpi="http://schemas.microsoft.com/office/word/2010/wordprocessingInk" xmlns:wne="http://schemas.microsoft.com/office/word/2006/wordml" xmlns:wps="http://schemas.microsoft.com/office/word/2010/wordprocessingShape" mc:Ignorable="w14 w15 w16se w16cid w16 w16cex w16sdtdh w16sdtfl w16du wp14">
   <w:abstractNum w:abstractNumId="0" w15:restartNumberingAfterBreak="0">
-    <w:nsid w:val="2D194355"/>
+    <w:nsid w:val="1674207B"/>
     <w:multiLevelType w:val="hybridMultilevel"/>
-    <w:tmpl w:val="C3121D2C"/>
-    <w:lvl w:ilvl="0" w:tplc="70C018C0" w:tentative="1">
+    <w:tmpl w:val="9F12E040"/>
+    <w:lvl w:ilvl="0" w:tplc="8B248F34" w:tentative="1">
+      <w:start w:val="1"/>
+      <w:numFmt w:val="bullet"/>
+      <w:lvlText w:val="•"/>
+      <w:lvlJc w:val="left"/>
+      <w:pPr>
+        <w:ind w:left="500" w:hanging="260"/>
+      </w:pPr>
+    </w:lvl>
+    <w:lvl w:ilvl="1" w:tplc="5FEA16EC">
+      <w:numFmt w:val="decimal"/>
+      <w:lvlText w:val=""/>
+      <w:lvlJc w:val="left"/>
+    </w:lvl>
+    <w:lvl w:ilvl="2" w:tplc="9A52A684">
+      <w:numFmt w:val="decimal"/>
+      <w:lvlText w:val=""/>
+      <w:lvlJc w:val="left"/>
+    </w:lvl>
+    <w:lvl w:ilvl="3" w:tplc="8F089982">
+      <w:numFmt w:val="decimal"/>
+      <w:lvlText w:val=""/>
+      <w:lvlJc w:val="left"/>
+    </w:lvl>
+    <w:lvl w:ilvl="4" w:tplc="8B1AD66C">
+      <w:numFmt w:val="decimal"/>
+      <w:lvlText w:val=""/>
+      <w:lvlJc w:val="left"/>
+    </w:lvl>
+    <w:lvl w:ilvl="5" w:tplc="A61041AC">
+      <w:numFmt w:val="decimal"/>
+      <w:lvlText w:val=""/>
+      <w:lvlJc w:val="left"/>
+    </w:lvl>
+    <w:lvl w:ilvl="6" w:tplc="CE1A5746">
+      <w:numFmt w:val="decimal"/>
+      <w:lvlText w:val=""/>
+      <w:lvlJc w:val="left"/>
+    </w:lvl>
+    <w:lvl w:ilvl="7" w:tplc="8C96C892">
+      <w:numFmt w:val="decimal"/>
+      <w:lvlText w:val=""/>
+      <w:lvlJc w:val="left"/>
+    </w:lvl>
+    <w:lvl w:ilvl="8" w:tplc="104A5BFE">
+      <w:numFmt w:val="decimal"/>
+      <w:lvlText w:val=""/>
+      <w:lvlJc w:val="left"/>
+    </w:lvl>
+  </w:abstractNum>
+  <w:abstractNum w:abstractNumId="1" w15:restartNumberingAfterBreak="0">
+    <w:nsid w:val="41F80A80"/>
+    <w:multiLevelType w:val="hybridMultilevel"/>
+    <w:tmpl w:val="0B169E5E"/>
+    <w:lvl w:ilvl="0" w:tplc="2918C7C2" w:tentative="1">
       <w:start w:val="1"/>
       <w:numFmt w:val="bullet"/>
       <w:lvlText w:val="●"/>
@@ -22973,7 +23216,7 @@
         <w:ind w:left="720" w:hanging="360"/>
       </w:pPr>
     </w:lvl>
-    <w:lvl w:ilvl="1" w:tplc="F864A45C" w:tentative="1">
+    <w:lvl w:ilvl="1" w:tplc="E5EE7C98" w:tentative="1">
       <w:start w:val="1"/>
       <w:numFmt w:val="bullet"/>
       <w:lvlText w:val="○"/>
@@ -22982,7 +23225,7 @@
         <w:ind w:left="1440" w:hanging="360"/>
       </w:pPr>
     </w:lvl>
-    <w:lvl w:ilvl="2" w:tplc="D17E8DF6" w:tentative="1">
+    <w:lvl w:ilvl="2" w:tplc="55260DB4" w:tentative="1">
       <w:start w:val="1"/>
       <w:numFmt w:val="bullet"/>
       <w:lvlText w:val="■"/>
@@ -22991,7 +23234,7 @@
         <w:ind w:left="2160" w:hanging="360"/>
       </w:pPr>
     </w:lvl>
-    <w:lvl w:ilvl="3" w:tplc="94223F66" w:tentative="1">
+    <w:lvl w:ilvl="3" w:tplc="130CF62C" w:tentative="1">
       <w:start w:val="1"/>
       <w:numFmt w:val="bullet"/>
       <w:lvlText w:val="●"/>
@@ -23000,7 +23243,7 @@
         <w:ind w:left="2880" w:hanging="360"/>
       </w:pPr>
     </w:lvl>
-    <w:lvl w:ilvl="4" w:tplc="9F46C052" w:tentative="1">
+    <w:lvl w:ilvl="4" w:tplc="A552C2AE" w:tentative="1">
       <w:start w:val="1"/>
       <w:numFmt w:val="bullet"/>
       <w:lvlText w:val="○"/>
@@ -23009,7 +23252,7 @@
         <w:ind w:left="3600" w:hanging="360"/>
       </w:pPr>
     </w:lvl>
-    <w:lvl w:ilvl="5" w:tplc="8BF49288" w:tentative="1">
+    <w:lvl w:ilvl="5" w:tplc="255820EA" w:tentative="1">
       <w:start w:val="1"/>
       <w:numFmt w:val="bullet"/>
       <w:lvlText w:val="■"/>
@@ -23018,7 +23261,7 @@
         <w:ind w:left="4320" w:hanging="360"/>
       </w:pPr>
     </w:lvl>
-    <w:lvl w:ilvl="6" w:tplc="E2544456" w:tentative="1">
+    <w:lvl w:ilvl="6" w:tplc="2384F9CE" w:tentative="1">
       <w:start w:val="1"/>
       <w:numFmt w:val="bullet"/>
       <w:lvlText w:val="●"/>
@@ -23027,7 +23270,7 @@
         <w:ind w:left="5040" w:hanging="360"/>
       </w:pPr>
     </w:lvl>
-    <w:lvl w:ilvl="7" w:tplc="1408DBAE" w:tentative="1">
+    <w:lvl w:ilvl="7" w:tplc="DA22F75A" w:tentative="1">
       <w:start w:val="1"/>
       <w:numFmt w:val="bullet"/>
       <w:lvlText w:val="●"/>
@@ -23036,7 +23279,7 @@
         <w:ind w:left="5760" w:hanging="360"/>
       </w:pPr>
     </w:lvl>
-    <w:lvl w:ilvl="8" w:tplc="38C41184" w:tentative="1">
+    <w:lvl w:ilvl="8" w:tplc="F1E0D85C" w:tentative="1">
       <w:start w:val="1"/>
       <w:numFmt w:val="bullet"/>
       <w:lvlText w:val="●"/>
@@ -23046,62 +23289,8 @@
       </w:pPr>
     </w:lvl>
   </w:abstractNum>
-  <w:abstractNum w:abstractNumId="1" w15:restartNumberingAfterBreak="0">
-    <w:nsid w:val="5A344DE5"/>
-    <w:multiLevelType w:val="hybridMultilevel"/>
-    <w:tmpl w:val="066A4BC6"/>
-    <w:lvl w:ilvl="0" w:tplc="81D06912" w:tentative="1">
-      <w:start w:val="1"/>
-      <w:numFmt w:val="bullet"/>
-      <w:lvlText w:val="•"/>
-      <w:lvlJc w:val="left"/>
-      <w:pPr>
-        <w:ind w:left="500" w:hanging="260"/>
-      </w:pPr>
-    </w:lvl>
-    <w:lvl w:ilvl="1" w:tplc="46B29D9C">
-      <w:numFmt w:val="decimal"/>
-      <w:lvlText w:val=""/>
-      <w:lvlJc w:val="left"/>
-    </w:lvl>
-    <w:lvl w:ilvl="2" w:tplc="0E46E54E">
-      <w:numFmt w:val="decimal"/>
-      <w:lvlText w:val=""/>
-      <w:lvlJc w:val="left"/>
-    </w:lvl>
-    <w:lvl w:ilvl="3" w:tplc="9E780D98">
-      <w:numFmt w:val="decimal"/>
-      <w:lvlText w:val=""/>
-      <w:lvlJc w:val="left"/>
-    </w:lvl>
-    <w:lvl w:ilvl="4" w:tplc="F8209752">
-      <w:numFmt w:val="decimal"/>
-      <w:lvlText w:val=""/>
-      <w:lvlJc w:val="left"/>
-    </w:lvl>
-    <w:lvl w:ilvl="5" w:tplc="9C668E06">
-      <w:numFmt w:val="decimal"/>
-      <w:lvlText w:val=""/>
-      <w:lvlJc w:val="left"/>
-    </w:lvl>
-    <w:lvl w:ilvl="6" w:tplc="E586E472">
-      <w:numFmt w:val="decimal"/>
-      <w:lvlText w:val=""/>
-      <w:lvlJc w:val="left"/>
-    </w:lvl>
-    <w:lvl w:ilvl="7" w:tplc="68C83E2E">
-      <w:numFmt w:val="decimal"/>
-      <w:lvlText w:val=""/>
-      <w:lvlJc w:val="left"/>
-    </w:lvl>
-    <w:lvl w:ilvl="8" w:tplc="D08E599C">
-      <w:numFmt w:val="decimal"/>
-      <w:lvlText w:val=""/>
-      <w:lvlJc w:val="left"/>
-    </w:lvl>
-  </w:abstractNum>
-  <w:num w:numId="1" w16cid:durableId="1171261633">
-    <w:abstractNumId w:val="0"/>
+  <w:num w:numId="1" w16cid:durableId="244843999">
+    <w:abstractNumId w:val="1"/>
     <w:lvlOverride w:ilvl="0">
       <w:startOverride w:val="1"/>
     </w:lvlOverride>
@@ -23873,7 +24062,7 @@
     <w:link w:val="Char1"/>
     <w:uiPriority w:val="99"/>
     <w:unhideWhenUsed/>
-    <w:rsid w:val="00F078A4"/>
+    <w:rsid w:val="009B71A6"/>
     <w:pPr>
       <w:tabs>
         <w:tab w:val="center" w:pos="4513"/>
@@ -23887,7 +24076,7 @@
     <w:basedOn w:val="a0"/>
     <w:link w:val="ad"/>
     <w:uiPriority w:val="99"/>
-    <w:rsid w:val="00F078A4"/>
+    <w:rsid w:val="009B71A6"/>
   </w:style>
   <w:style w:type="paragraph" w:styleId="ae">
     <w:name w:val="footer"/>
@@ -23895,7 +24084,7 @@
     <w:link w:val="Char2"/>
     <w:uiPriority w:val="99"/>
     <w:unhideWhenUsed/>
-    <w:rsid w:val="00F078A4"/>
+    <w:rsid w:val="009B71A6"/>
     <w:pPr>
       <w:tabs>
         <w:tab w:val="center" w:pos="4513"/>
@@ -23909,7 +24098,7 @@
     <w:basedOn w:val="a0"/>
     <w:link w:val="ae"/>
     <w:uiPriority w:val="99"/>
-    <w:rsid w:val="00F078A4"/>
+    <w:rsid w:val="009B71A6"/>
   </w:style>
 </w:styles>
 </file>

--- a/docs/plan/뽑공_계획서.docx
+++ b/docs/plan/뽑공_계획서.docx
@@ -93,7 +93,7 @@
           <w:noProof/>
         </w:rPr>
         <w:drawing>
-          <wp:inline distT="0" distB="0" distL="0" distR="0" wp14:anchorId="7D75BB1A" wp14:editId="2897D3E6">
+          <wp:inline distT="0" distB="0" distL="0" distR="0" wp14:anchorId="52C41AF3" wp14:editId="484AAF99">
             <wp:extent cx="3429000" cy="2009775"/>
             <wp:effectExtent l="0" t="0" r="0" b="0"/>
             <wp:docPr id="1" name="그림 1"/>
@@ -871,7 +871,7 @@
     <w:sdt>
       <w:sdtPr>
         <w:alias w:val="목차"/>
-        <w:id w:val="-1324894709"/>
+        <w:id w:val="-900438729"/>
         <w:docPartObj>
           <w:docPartGallery w:val="Table of Contents"/>
           <w:docPartUnique/>
@@ -902,7 +902,7 @@
           <w:r>
             <w:fldChar w:fldCharType="separate"/>
           </w:r>
-          <w:hyperlink w:anchor="_Toc244346406" w:history="1">
+          <w:hyperlink w:anchor="_Toc244347214" w:history="1">
             <w:r>
               <w:rPr>
                 <w:rStyle w:val="a7"/>
@@ -926,7 +926,7 @@
               <w:rPr>
                 <w:noProof/>
               </w:rPr>
-              <w:instrText xml:space="preserve"> PAGEREF _Toc244346406 \h </w:instrText>
+              <w:instrText xml:space="preserve"> PAGEREF _Toc244347214 \h </w:instrText>
             </w:r>
             <w:r>
               <w:rPr>
@@ -967,7 +967,7 @@
               <w14:ligatures w14:val="standardContextual"/>
             </w:rPr>
           </w:pPr>
-          <w:hyperlink w:anchor="_Toc244346407" w:history="1">
+          <w:hyperlink w:anchor="_Toc244347215" w:history="1">
             <w:r>
               <w:rPr>
                 <w:rStyle w:val="a7"/>
@@ -991,7 +991,7 @@
               <w:rPr>
                 <w:noProof/>
               </w:rPr>
-              <w:instrText xml:space="preserve"> PAGEREF _Toc244346407 \h </w:instrText>
+              <w:instrText xml:space="preserve"> PAGEREF _Toc244347215 \h </w:instrText>
             </w:r>
             <w:r>
               <w:rPr>
@@ -1032,7 +1032,7 @@
               <w14:ligatures w14:val="standardContextual"/>
             </w:rPr>
           </w:pPr>
-          <w:hyperlink w:anchor="_Toc244346408" w:history="1">
+          <w:hyperlink w:anchor="_Toc244347216" w:history="1">
             <w:r>
               <w:rPr>
                 <w:rStyle w:val="a7"/>
@@ -1056,7 +1056,7 @@
               <w:rPr>
                 <w:noProof/>
               </w:rPr>
-              <w:instrText xml:space="preserve"> PAGEREF _Toc244346408 \h </w:instrText>
+              <w:instrText xml:space="preserve"> PAGEREF _Toc244347216 \h </w:instrText>
             </w:r>
             <w:r>
               <w:rPr>
@@ -1097,7 +1097,7 @@
               <w14:ligatures w14:val="standardContextual"/>
             </w:rPr>
           </w:pPr>
-          <w:hyperlink w:anchor="_Toc244346409" w:history="1">
+          <w:hyperlink w:anchor="_Toc244347217" w:history="1">
             <w:r>
               <w:rPr>
                 <w:rStyle w:val="a7"/>
@@ -1121,7 +1121,7 @@
               <w:rPr>
                 <w:noProof/>
               </w:rPr>
-              <w:instrText xml:space="preserve"> PAGEREF _Toc244346409 \h </w:instrText>
+              <w:instrText xml:space="preserve"> PAGEREF _Toc244347217 \h </w:instrText>
             </w:r>
             <w:r>
               <w:rPr>
@@ -1162,7 +1162,7 @@
               <w14:ligatures w14:val="standardContextual"/>
             </w:rPr>
           </w:pPr>
-          <w:hyperlink w:anchor="_Toc244346410" w:history="1">
+          <w:hyperlink w:anchor="_Toc244347218" w:history="1">
             <w:r>
               <w:rPr>
                 <w:rStyle w:val="a7"/>
@@ -1186,7 +1186,7 @@
               <w:rPr>
                 <w:noProof/>
               </w:rPr>
-              <w:instrText xml:space="preserve"> PAGEREF _Toc244346410 \h </w:instrText>
+              <w:instrText xml:space="preserve"> PAGEREF _Toc244347218 \h </w:instrText>
             </w:r>
             <w:r>
               <w:rPr>
@@ -1227,7 +1227,7 @@
               <w14:ligatures w14:val="standardContextual"/>
             </w:rPr>
           </w:pPr>
-          <w:hyperlink w:anchor="_Toc244346411" w:history="1">
+          <w:hyperlink w:anchor="_Toc244347219" w:history="1">
             <w:r>
               <w:rPr>
                 <w:rStyle w:val="a7"/>
@@ -1251,7 +1251,7 @@
               <w:rPr>
                 <w:noProof/>
               </w:rPr>
-              <w:instrText xml:space="preserve"> PAGEREF _Toc244346411 \h </w:instrText>
+              <w:instrText xml:space="preserve"> PAGEREF _Toc244347219 \h </w:instrText>
             </w:r>
             <w:r>
               <w:rPr>
@@ -1292,7 +1292,7 @@
               <w14:ligatures w14:val="standardContextual"/>
             </w:rPr>
           </w:pPr>
-          <w:hyperlink w:anchor="_Toc244346412" w:history="1">
+          <w:hyperlink w:anchor="_Toc244347220" w:history="1">
             <w:r>
               <w:rPr>
                 <w:rStyle w:val="a7"/>
@@ -1316,7 +1316,7 @@
               <w:rPr>
                 <w:noProof/>
               </w:rPr>
-              <w:instrText xml:space="preserve"> PAGEREF _Toc244346412 \h </w:instrText>
+              <w:instrText xml:space="preserve"> PAGEREF _Toc244347220 \h </w:instrText>
             </w:r>
             <w:r>
               <w:rPr>
@@ -1357,7 +1357,7 @@
               <w14:ligatures w14:val="standardContextual"/>
             </w:rPr>
           </w:pPr>
-          <w:hyperlink w:anchor="_Toc244346413" w:history="1">
+          <w:hyperlink w:anchor="_Toc244347221" w:history="1">
             <w:r>
               <w:rPr>
                 <w:rStyle w:val="a7"/>
@@ -1381,7 +1381,7 @@
               <w:rPr>
                 <w:noProof/>
               </w:rPr>
-              <w:instrText xml:space="preserve"> PAGEREF _Toc244346413 \h </w:instrText>
+              <w:instrText xml:space="preserve"> PAGEREF _Toc244347221 \h </w:instrText>
             </w:r>
             <w:r>
               <w:rPr>
@@ -1422,7 +1422,7 @@
               <w14:ligatures w14:val="standardContextual"/>
             </w:rPr>
           </w:pPr>
-          <w:hyperlink w:anchor="_Toc244346414" w:history="1">
+          <w:hyperlink w:anchor="_Toc244347222" w:history="1">
             <w:r>
               <w:rPr>
                 <w:rStyle w:val="a7"/>
@@ -1446,7 +1446,7 @@
               <w:rPr>
                 <w:noProof/>
               </w:rPr>
-              <w:instrText xml:space="preserve"> PAGEREF _Toc244346414 \h </w:instrText>
+              <w:instrText xml:space="preserve"> PAGEREF _Toc244347222 \h </w:instrText>
             </w:r>
             <w:r>
               <w:rPr>
@@ -1486,7 +1486,7 @@
         <w:pageBreakBefore/>
         <w:spacing w:before="120" w:after="240"/>
       </w:pPr>
-      <w:bookmarkStart w:id="0" w:name="_Toc244346406"/>
+      <w:bookmarkStart w:id="0" w:name="_Toc244347214"/>
       <w:r>
         <w:lastRenderedPageBreak/>
         <w:t xml:space="preserve">1. </w:t>
@@ -2600,7 +2600,7 @@
         <w:pageBreakBefore/>
         <w:spacing w:before="120" w:after="240"/>
       </w:pPr>
-      <w:bookmarkStart w:id="1" w:name="_Toc244346407"/>
+      <w:bookmarkStart w:id="1" w:name="_Toc244347215"/>
       <w:r>
         <w:t xml:space="preserve">2. </w:t>
       </w:r>
@@ -3345,7 +3345,7 @@
                 <w:noProof/>
               </w:rPr>
               <w:drawing>
-                <wp:inline distT="0" distB="0" distL="0" distR="0" wp14:anchorId="63A8F758" wp14:editId="6425CE2C">
+                <wp:inline distT="0" distB="0" distL="0" distR="0" wp14:anchorId="743F59D2" wp14:editId="3D65B3F1">
                   <wp:extent cx="1714500" cy="3514725"/>
                   <wp:effectExtent l="0" t="0" r="0" b="0"/>
                   <wp:docPr id="2" name="그림 2"/>
@@ -3404,7 +3404,7 @@
                 <w:noProof/>
               </w:rPr>
               <w:drawing>
-                <wp:inline distT="0" distB="0" distL="0" distR="0" wp14:anchorId="19635AB5" wp14:editId="139B9ABD">
+                <wp:inline distT="0" distB="0" distL="0" distR="0" wp14:anchorId="01B4F8B3" wp14:editId="16B59DD5">
                   <wp:extent cx="1714500" cy="3514725"/>
                   <wp:effectExtent l="0" t="0" r="0" b="0"/>
                   <wp:docPr id="3" name="그림 3"/>
@@ -3463,7 +3463,7 @@
                 <w:noProof/>
               </w:rPr>
               <w:drawing>
-                <wp:inline distT="0" distB="0" distL="0" distR="0" wp14:anchorId="538BF4FD" wp14:editId="3B426DD2">
+                <wp:inline distT="0" distB="0" distL="0" distR="0" wp14:anchorId="5074ADB3" wp14:editId="27389B26">
                   <wp:extent cx="1714500" cy="3514725"/>
                   <wp:effectExtent l="0" t="0" r="0" b="0"/>
                   <wp:docPr id="4" name="그림 4"/>
@@ -3749,7 +3749,7 @@
         <w:pageBreakBefore/>
         <w:spacing w:before="120" w:after="240"/>
       </w:pPr>
-      <w:bookmarkStart w:id="2" w:name="_Toc244346408"/>
+      <w:bookmarkStart w:id="2" w:name="_Toc244347216"/>
       <w:r>
         <w:t xml:space="preserve">3. </w:t>
       </w:r>
@@ -4366,7 +4366,7 @@
           <w:noProof/>
         </w:rPr>
         <w:drawing>
-          <wp:inline distT="0" distB="0" distL="0" distR="0" wp14:anchorId="7E7BD7F1" wp14:editId="701843C4">
+          <wp:inline distT="0" distB="0" distL="0" distR="0" wp14:anchorId="41A4C298" wp14:editId="68CA0720">
             <wp:extent cx="4095750" cy="1419225"/>
             <wp:effectExtent l="0" t="0" r="0" b="0"/>
             <wp:docPr id="5" name="그림 5"/>
@@ -5090,7 +5090,7 @@
         <w:pageBreakBefore/>
         <w:spacing w:before="120" w:after="240"/>
       </w:pPr>
-      <w:bookmarkStart w:id="3" w:name="_Toc244346409"/>
+      <w:bookmarkStart w:id="3" w:name="_Toc244347217"/>
       <w:r>
         <w:t xml:space="preserve">4. </w:t>
       </w:r>
@@ -8477,7 +8477,7 @@
         <w:pageBreakBefore/>
         <w:spacing w:before="120" w:after="240"/>
       </w:pPr>
-      <w:bookmarkStart w:id="4" w:name="_Toc244346410"/>
+      <w:bookmarkStart w:id="4" w:name="_Toc244347218"/>
       <w:r>
         <w:t xml:space="preserve">5. </w:t>
       </w:r>
@@ -9527,7 +9527,7 @@
         <w:pageBreakBefore/>
         <w:spacing w:before="120" w:after="240"/>
       </w:pPr>
-      <w:bookmarkStart w:id="5" w:name="_Toc244346411"/>
+      <w:bookmarkStart w:id="5" w:name="_Toc244347219"/>
       <w:r>
         <w:t xml:space="preserve">6. </w:t>
       </w:r>
@@ -9596,7 +9596,7 @@
           <w:noProof/>
         </w:rPr>
         <w:drawing>
-          <wp:inline distT="0" distB="0" distL="0" distR="0" wp14:anchorId="6DECA2EC" wp14:editId="2A332728">
+          <wp:inline distT="0" distB="0" distL="0" distR="0" wp14:anchorId="29804286" wp14:editId="3884D7BC">
             <wp:extent cx="5715000" cy="3714750"/>
             <wp:effectExtent l="0" t="0" r="0" b="0"/>
             <wp:docPr id="6" name="그림 6"/>
@@ -13655,7 +13655,7 @@
           <w:noProof/>
         </w:rPr>
         <w:drawing>
-          <wp:inline distT="0" distB="0" distL="0" distR="0" wp14:anchorId="0771E0E8" wp14:editId="36CDE0AD">
+          <wp:inline distT="0" distB="0" distL="0" distR="0" wp14:anchorId="5B5524F5" wp14:editId="6C77A6CA">
             <wp:extent cx="5715000" cy="2752725"/>
             <wp:effectExtent l="0" t="0" r="0" b="0"/>
             <wp:docPr id="7" name="그림 7"/>
@@ -14748,7 +14748,7 @@
         <w:pageBreakBefore/>
         <w:spacing w:before="120" w:after="240"/>
       </w:pPr>
-      <w:bookmarkStart w:id="6" w:name="_Toc244346412"/>
+      <w:bookmarkStart w:id="6" w:name="_Toc244347220"/>
       <w:r>
         <w:t xml:space="preserve">7. </w:t>
       </w:r>
@@ -17416,7 +17416,7 @@
         <w:pageBreakBefore/>
         <w:spacing w:before="120" w:after="240"/>
       </w:pPr>
-      <w:bookmarkStart w:id="7" w:name="_Toc244346413"/>
+      <w:bookmarkStart w:id="7" w:name="_Toc244347221"/>
       <w:r>
         <w:t xml:space="preserve">8. </w:t>
       </w:r>
@@ -17442,8 +17442,8 @@
           <w:noProof/>
         </w:rPr>
         <w:drawing>
-          <wp:inline distT="0" distB="0" distL="0" distR="0" wp14:anchorId="13310FC3" wp14:editId="5C36672F">
-            <wp:extent cx="5905500" cy="3086100"/>
+          <wp:inline distT="0" distB="0" distL="0" distR="0" wp14:anchorId="454680C7" wp14:editId="3CC733A0">
+            <wp:extent cx="5905500" cy="2990850"/>
             <wp:effectExtent l="0" t="0" r="0" b="0"/>
             <wp:docPr id="8" name="그림 8"/>
             <wp:cNvGraphicFramePr>
@@ -17468,7 +17468,7 @@
                   <pic:spPr bwMode="auto">
                     <a:xfrm>
                       <a:off x="0" y="0"/>
-                      <a:ext cx="5905500" cy="3086100"/>
+                      <a:ext cx="5905500" cy="2990850"/>
                     </a:xfrm>
                     <a:prstGeom prst="rect">
                       <a:avLst/>
@@ -17556,7 +17556,7 @@
           <w:sz w:val="19"/>
           <w:szCs w:val="19"/>
         </w:rPr>
-        <w:t xml:space="preserve"> (</w:t>
+        <w:t xml:space="preserve"> (2026. 11. 2 ~ 11. 23, </w:t>
       </w:r>
       <w:r>
         <w:rPr>
@@ -17581,54 +17581,6 @@
           <w:szCs w:val="19"/>
         </w:rPr>
         <w:t>담당자</w:t>
-      </w:r>
-      <w:r>
-        <w:rPr>
-          <w:color w:val="555555"/>
-          <w:sz w:val="19"/>
-          <w:szCs w:val="19"/>
-        </w:rPr>
-        <w:t xml:space="preserve">, </w:t>
-      </w:r>
-      <w:r>
-        <w:rPr>
-          <w:color w:val="555555"/>
-          <w:sz w:val="19"/>
-          <w:szCs w:val="19"/>
-        </w:rPr>
-        <w:t>채운</w:t>
-      </w:r>
-      <w:r>
-        <w:rPr>
-          <w:color w:val="555555"/>
-          <w:sz w:val="19"/>
-          <w:szCs w:val="19"/>
-        </w:rPr>
-        <w:t xml:space="preserve"> </w:t>
-      </w:r>
-      <w:r>
-        <w:rPr>
-          <w:color w:val="555555"/>
-          <w:sz w:val="19"/>
-          <w:szCs w:val="19"/>
-        </w:rPr>
-        <w:t>막대는</w:t>
-      </w:r>
-      <w:r>
-        <w:rPr>
-          <w:color w:val="555555"/>
-          <w:sz w:val="19"/>
-          <w:szCs w:val="19"/>
-        </w:rPr>
-        <w:t xml:space="preserve"> </w:t>
-      </w:r>
-      <w:r>
-        <w:rPr>
-          <w:color w:val="555555"/>
-          <w:sz w:val="19"/>
-          <w:szCs w:val="19"/>
-        </w:rPr>
-        <w:t>완료</w:t>
       </w:r>
       <w:r>
         <w:rPr>
@@ -19329,7 +19281,7 @@
                 <w:noProof/>
               </w:rPr>
               <w:drawing>
-                <wp:inline distT="0" distB="0" distL="0" distR="0" wp14:anchorId="2E214A85" wp14:editId="4E349EFE">
+                <wp:inline distT="0" distB="0" distL="0" distR="0" wp14:anchorId="41145917" wp14:editId="44AAAAA3">
                   <wp:extent cx="1571625" cy="3219450"/>
                   <wp:effectExtent l="0" t="0" r="0" b="0"/>
                   <wp:docPr id="9" name="그림 9"/>
@@ -19388,7 +19340,7 @@
                 <w:noProof/>
               </w:rPr>
               <w:drawing>
-                <wp:inline distT="0" distB="0" distL="0" distR="0" wp14:anchorId="53C44579" wp14:editId="2BAA0C93">
+                <wp:inline distT="0" distB="0" distL="0" distR="0" wp14:anchorId="6260FC8A" wp14:editId="3DC5255B">
                   <wp:extent cx="1571625" cy="3219450"/>
                   <wp:effectExtent l="0" t="0" r="0" b="0"/>
                   <wp:docPr id="10" name="그림 10"/>
@@ -19447,7 +19399,7 @@
                 <w:noProof/>
               </w:rPr>
               <w:drawing>
-                <wp:inline distT="0" distB="0" distL="0" distR="0" wp14:anchorId="35B1202C" wp14:editId="672BF75F">
+                <wp:inline distT="0" distB="0" distL="0" distR="0" wp14:anchorId="4F36EB20" wp14:editId="08E70704">
                   <wp:extent cx="1571625" cy="3219450"/>
                   <wp:effectExtent l="0" t="0" r="0" b="0"/>
                   <wp:docPr id="11" name="그림 11"/>
@@ -20300,7 +20252,7 @@
                 <w:noProof/>
               </w:rPr>
               <w:drawing>
-                <wp:inline distT="0" distB="0" distL="0" distR="0" wp14:anchorId="1CBDEAFB" wp14:editId="3CEC4F23">
+                <wp:inline distT="0" distB="0" distL="0" distR="0" wp14:anchorId="2204D682" wp14:editId="2EA5F997">
                   <wp:extent cx="1571625" cy="3219450"/>
                   <wp:effectExtent l="0" t="0" r="0" b="0"/>
                   <wp:docPr id="12" name="그림 12"/>
@@ -20359,7 +20311,7 @@
                 <w:noProof/>
               </w:rPr>
               <w:drawing>
-                <wp:inline distT="0" distB="0" distL="0" distR="0" wp14:anchorId="50A4D525" wp14:editId="5E91C7B4">
+                <wp:inline distT="0" distB="0" distL="0" distR="0" wp14:anchorId="3064F0D2" wp14:editId="2B776F66">
                   <wp:extent cx="1571625" cy="3219450"/>
                   <wp:effectExtent l="0" t="0" r="0" b="0"/>
                   <wp:docPr id="13" name="그림 13"/>
@@ -20418,7 +20370,7 @@
                 <w:noProof/>
               </w:rPr>
               <w:drawing>
-                <wp:inline distT="0" distB="0" distL="0" distR="0" wp14:anchorId="19A72760" wp14:editId="3C9E3F54">
+                <wp:inline distT="0" distB="0" distL="0" distR="0" wp14:anchorId="1FF95DFE" wp14:editId="3C97AD1E">
                   <wp:extent cx="1571625" cy="3219450"/>
                   <wp:effectExtent l="0" t="0" r="0" b="0"/>
                   <wp:docPr id="14" name="그림 14"/>
@@ -21376,7 +21328,7 @@
                 <w:noProof/>
               </w:rPr>
               <w:drawing>
-                <wp:inline distT="0" distB="0" distL="0" distR="0" wp14:anchorId="1DF04EDD" wp14:editId="270E237E">
+                <wp:inline distT="0" distB="0" distL="0" distR="0" wp14:anchorId="21D93B8E" wp14:editId="25CE8064">
                   <wp:extent cx="1571625" cy="3219450"/>
                   <wp:effectExtent l="0" t="0" r="0" b="0"/>
                   <wp:docPr id="15" name="그림 15"/>
@@ -21435,7 +21387,7 @@
                 <w:noProof/>
               </w:rPr>
               <w:drawing>
-                <wp:inline distT="0" distB="0" distL="0" distR="0" wp14:anchorId="64745CE2" wp14:editId="5F1C2836">
+                <wp:inline distT="0" distB="0" distL="0" distR="0" wp14:anchorId="7E2052F1" wp14:editId="391AE6DB">
                   <wp:extent cx="1571625" cy="3219450"/>
                   <wp:effectExtent l="0" t="0" r="0" b="0"/>
                   <wp:docPr id="16" name="그림 16"/>
@@ -21494,7 +21446,7 @@
                 <w:noProof/>
               </w:rPr>
               <w:drawing>
-                <wp:inline distT="0" distB="0" distL="0" distR="0" wp14:anchorId="563F7EDA" wp14:editId="5CF245DD">
+                <wp:inline distT="0" distB="0" distL="0" distR="0" wp14:anchorId="58172A69" wp14:editId="0BC2E998">
                   <wp:extent cx="1571625" cy="3219450"/>
                   <wp:effectExtent l="0" t="0" r="0" b="0"/>
                   <wp:docPr id="17" name="그림 17"/>
@@ -22449,7 +22401,7 @@
         <w:pageBreakBefore/>
         <w:spacing w:before="120" w:after="240"/>
       </w:pPr>
-      <w:bookmarkStart w:id="8" w:name="_Toc244346414"/>
+      <w:bookmarkStart w:id="8" w:name="_Toc244347222"/>
       <w:r>
         <w:t xml:space="preserve">9. </w:t>
       </w:r>
@@ -23150,64 +23102,10 @@
 <file path=word/numbering.xml><?xml version="1.0" encoding="utf-8"?>
 <w:numbering xmlns:wpc="http://schemas.microsoft.com/office/word/2010/wordprocessingCanvas" xmlns:cx="http://schemas.microsoft.com/office/drawing/2014/chartex" xmlns:cx1="http://schemas.microsoft.com/office/drawing/2015/9/8/chartex" xmlns:cx2="http://schemas.microsoft.com/office/drawing/2015/10/21/chartex" xmlns:cx3="http://schemas.microsoft.com/office/drawing/2016/5/9/chartex" xmlns:cx4="http://schemas.microsoft.com/office/drawing/2016/5/10/chartex" xmlns:cx5="http://schemas.microsoft.com/office/drawing/2016/5/11/chartex" xmlns:cx6="http://schemas.microsoft.com/office/drawing/2016/5/12/chartex" xmlns:cx7="http://schemas.microsoft.com/office/drawing/2016/5/13/chartex" xmlns:cx8="http://schemas.microsoft.com/office/drawing/2016/5/14/chartex" xmlns:mc="http://schemas.openxmlformats.org/markup-compatibility/2006" xmlns:aink="http://schemas.microsoft.com/office/drawing/2016/ink" xmlns:am3d="http://schemas.microsoft.com/office/drawing/2017/model3d" xmlns:o="urn:schemas-microsoft-com:office:office" xmlns:oel="http://schemas.microsoft.com/office/2019/extlst" xmlns:r="http://schemas.openxmlformats.org/officeDocument/2006/relationships" xmlns:m="http://schemas.openxmlformats.org/officeDocument/2006/math" xmlns:v="urn:schemas-microsoft-com:vml" xmlns:wp14="http://schemas.microsoft.com/office/word/2010/wordprocessingDrawing" xmlns:wp="http://schemas.openxmlformats.org/drawingml/2006/wordprocessingDrawing" xmlns:w10="urn:schemas-microsoft-com:office:word" xmlns:w="http://schemas.openxmlformats.org/wordprocessingml/2006/main" xmlns:w14="http://schemas.microsoft.com/office/word/2010/wordml" xmlns:w15="http://schemas.microsoft.com/office/word/2012/wordml" xmlns:w16cex="http://schemas.microsoft.com/office/word/2018/wordml/cex" xmlns:w16cid="http://schemas.microsoft.com/office/word/2016/wordml/cid" xmlns:w16="http://schemas.microsoft.com/office/word/2018/wordml" xmlns:w16du="http://schemas.microsoft.com/office/word/2023/wordml/word16du" xmlns:w16sdtdh="http://schemas.microsoft.com/office/word/2020/wordml/sdtdatahash" xmlns:w16sdtfl="http://schemas.microsoft.com/office/word/2024/wordml/sdtformatlock" xmlns:w16se="http://schemas.microsoft.com/office/word/2015/wordml/symex" xmlns:wpg="http://schemas.microsoft.com/office/word/2010/wordprocessingGroup" xmlns:wpi="http://schemas.microsoft.com/office/word/2010/wordprocessingInk" xmlns:wne="http://schemas.microsoft.com/office/word/2006/wordml" xmlns:wps="http://schemas.microsoft.com/office/word/2010/wordprocessingShape" mc:Ignorable="w14 w15 w16se w16cid w16 w16cex w16sdtdh w16sdtfl w16du wp14">
   <w:abstractNum w:abstractNumId="0" w15:restartNumberingAfterBreak="0">
-    <w:nsid w:val="1674207B"/>
+    <w:nsid w:val="4F8329AE"/>
     <w:multiLevelType w:val="hybridMultilevel"/>
-    <w:tmpl w:val="9F12E040"/>
-    <w:lvl w:ilvl="0" w:tplc="8B248F34" w:tentative="1">
-      <w:start w:val="1"/>
-      <w:numFmt w:val="bullet"/>
-      <w:lvlText w:val="•"/>
-      <w:lvlJc w:val="left"/>
-      <w:pPr>
-        <w:ind w:left="500" w:hanging="260"/>
-      </w:pPr>
-    </w:lvl>
-    <w:lvl w:ilvl="1" w:tplc="5FEA16EC">
-      <w:numFmt w:val="decimal"/>
-      <w:lvlText w:val=""/>
-      <w:lvlJc w:val="left"/>
-    </w:lvl>
-    <w:lvl w:ilvl="2" w:tplc="9A52A684">
-      <w:numFmt w:val="decimal"/>
-      <w:lvlText w:val=""/>
-      <w:lvlJc w:val="left"/>
-    </w:lvl>
-    <w:lvl w:ilvl="3" w:tplc="8F089982">
-      <w:numFmt w:val="decimal"/>
-      <w:lvlText w:val=""/>
-      <w:lvlJc w:val="left"/>
-    </w:lvl>
-    <w:lvl w:ilvl="4" w:tplc="8B1AD66C">
-      <w:numFmt w:val="decimal"/>
-      <w:lvlText w:val=""/>
-      <w:lvlJc w:val="left"/>
-    </w:lvl>
-    <w:lvl w:ilvl="5" w:tplc="A61041AC">
-      <w:numFmt w:val="decimal"/>
-      <w:lvlText w:val=""/>
-      <w:lvlJc w:val="left"/>
-    </w:lvl>
-    <w:lvl w:ilvl="6" w:tplc="CE1A5746">
-      <w:numFmt w:val="decimal"/>
-      <w:lvlText w:val=""/>
-      <w:lvlJc w:val="left"/>
-    </w:lvl>
-    <w:lvl w:ilvl="7" w:tplc="8C96C892">
-      <w:numFmt w:val="decimal"/>
-      <w:lvlText w:val=""/>
-      <w:lvlJc w:val="left"/>
-    </w:lvl>
-    <w:lvl w:ilvl="8" w:tplc="104A5BFE">
-      <w:numFmt w:val="decimal"/>
-      <w:lvlText w:val=""/>
-      <w:lvlJc w:val="left"/>
-    </w:lvl>
-  </w:abstractNum>
-  <w:abstractNum w:abstractNumId="1" w15:restartNumberingAfterBreak="0">
-    <w:nsid w:val="41F80A80"/>
-    <w:multiLevelType w:val="hybridMultilevel"/>
-    <w:tmpl w:val="0B169E5E"/>
-    <w:lvl w:ilvl="0" w:tplc="2918C7C2" w:tentative="1">
+    <w:tmpl w:val="1D9A0E42"/>
+    <w:lvl w:ilvl="0" w:tplc="79F898DC" w:tentative="1">
       <w:start w:val="1"/>
       <w:numFmt w:val="bullet"/>
       <w:lvlText w:val="●"/>
@@ -23216,7 +23114,7 @@
         <w:ind w:left="720" w:hanging="360"/>
       </w:pPr>
     </w:lvl>
-    <w:lvl w:ilvl="1" w:tplc="E5EE7C98" w:tentative="1">
+    <w:lvl w:ilvl="1" w:tplc="D93EAFCC" w:tentative="1">
       <w:start w:val="1"/>
       <w:numFmt w:val="bullet"/>
       <w:lvlText w:val="○"/>
@@ -23225,7 +23123,7 @@
         <w:ind w:left="1440" w:hanging="360"/>
       </w:pPr>
     </w:lvl>
-    <w:lvl w:ilvl="2" w:tplc="55260DB4" w:tentative="1">
+    <w:lvl w:ilvl="2" w:tplc="B99ABC8E" w:tentative="1">
       <w:start w:val="1"/>
       <w:numFmt w:val="bullet"/>
       <w:lvlText w:val="■"/>
@@ -23234,7 +23132,7 @@
         <w:ind w:left="2160" w:hanging="360"/>
       </w:pPr>
     </w:lvl>
-    <w:lvl w:ilvl="3" w:tplc="130CF62C" w:tentative="1">
+    <w:lvl w:ilvl="3" w:tplc="16B0E054" w:tentative="1">
       <w:start w:val="1"/>
       <w:numFmt w:val="bullet"/>
       <w:lvlText w:val="●"/>
@@ -23243,7 +23141,7 @@
         <w:ind w:left="2880" w:hanging="360"/>
       </w:pPr>
     </w:lvl>
-    <w:lvl w:ilvl="4" w:tplc="A552C2AE" w:tentative="1">
+    <w:lvl w:ilvl="4" w:tplc="9EACC872" w:tentative="1">
       <w:start w:val="1"/>
       <w:numFmt w:val="bullet"/>
       <w:lvlText w:val="○"/>
@@ -23252,7 +23150,7 @@
         <w:ind w:left="3600" w:hanging="360"/>
       </w:pPr>
     </w:lvl>
-    <w:lvl w:ilvl="5" w:tplc="255820EA" w:tentative="1">
+    <w:lvl w:ilvl="5" w:tplc="54A4A5FA" w:tentative="1">
       <w:start w:val="1"/>
       <w:numFmt w:val="bullet"/>
       <w:lvlText w:val="■"/>
@@ -23261,7 +23159,7 @@
         <w:ind w:left="4320" w:hanging="360"/>
       </w:pPr>
     </w:lvl>
-    <w:lvl w:ilvl="6" w:tplc="2384F9CE" w:tentative="1">
+    <w:lvl w:ilvl="6" w:tplc="E5163E2A" w:tentative="1">
       <w:start w:val="1"/>
       <w:numFmt w:val="bullet"/>
       <w:lvlText w:val="●"/>
@@ -23270,7 +23168,7 @@
         <w:ind w:left="5040" w:hanging="360"/>
       </w:pPr>
     </w:lvl>
-    <w:lvl w:ilvl="7" w:tplc="DA22F75A" w:tentative="1">
+    <w:lvl w:ilvl="7" w:tplc="5574D282" w:tentative="1">
       <w:start w:val="1"/>
       <w:numFmt w:val="bullet"/>
       <w:lvlText w:val="●"/>
@@ -23279,7 +23177,7 @@
         <w:ind w:left="5760" w:hanging="360"/>
       </w:pPr>
     </w:lvl>
-    <w:lvl w:ilvl="8" w:tplc="F1E0D85C" w:tentative="1">
+    <w:lvl w:ilvl="8" w:tplc="85D6F106" w:tentative="1">
       <w:start w:val="1"/>
       <w:numFmt w:val="bullet"/>
       <w:lvlText w:val="●"/>
@@ -23289,8 +23187,62 @@
       </w:pPr>
     </w:lvl>
   </w:abstractNum>
-  <w:num w:numId="1" w16cid:durableId="244843999">
-    <w:abstractNumId w:val="1"/>
+  <w:abstractNum w:abstractNumId="1" w15:restartNumberingAfterBreak="0">
+    <w:nsid w:val="668A7693"/>
+    <w:multiLevelType w:val="hybridMultilevel"/>
+    <w:tmpl w:val="85B8425C"/>
+    <w:lvl w:ilvl="0" w:tplc="18E458DE" w:tentative="1">
+      <w:start w:val="1"/>
+      <w:numFmt w:val="bullet"/>
+      <w:lvlText w:val="•"/>
+      <w:lvlJc w:val="left"/>
+      <w:pPr>
+        <w:ind w:left="500" w:hanging="260"/>
+      </w:pPr>
+    </w:lvl>
+    <w:lvl w:ilvl="1" w:tplc="939C2A1C">
+      <w:numFmt w:val="decimal"/>
+      <w:lvlText w:val=""/>
+      <w:lvlJc w:val="left"/>
+    </w:lvl>
+    <w:lvl w:ilvl="2" w:tplc="F376C106">
+      <w:numFmt w:val="decimal"/>
+      <w:lvlText w:val=""/>
+      <w:lvlJc w:val="left"/>
+    </w:lvl>
+    <w:lvl w:ilvl="3" w:tplc="73A2803C">
+      <w:numFmt w:val="decimal"/>
+      <w:lvlText w:val=""/>
+      <w:lvlJc w:val="left"/>
+    </w:lvl>
+    <w:lvl w:ilvl="4" w:tplc="04466C90">
+      <w:numFmt w:val="decimal"/>
+      <w:lvlText w:val=""/>
+      <w:lvlJc w:val="left"/>
+    </w:lvl>
+    <w:lvl w:ilvl="5" w:tplc="54ACAD4A">
+      <w:numFmt w:val="decimal"/>
+      <w:lvlText w:val=""/>
+      <w:lvlJc w:val="left"/>
+    </w:lvl>
+    <w:lvl w:ilvl="6" w:tplc="7E5AEA50">
+      <w:numFmt w:val="decimal"/>
+      <w:lvlText w:val=""/>
+      <w:lvlJc w:val="left"/>
+    </w:lvl>
+    <w:lvl w:ilvl="7" w:tplc="7E2261E4">
+      <w:numFmt w:val="decimal"/>
+      <w:lvlText w:val=""/>
+      <w:lvlJc w:val="left"/>
+    </w:lvl>
+    <w:lvl w:ilvl="8" w:tplc="C06A3A26">
+      <w:numFmt w:val="decimal"/>
+      <w:lvlText w:val=""/>
+      <w:lvlJc w:val="left"/>
+    </w:lvl>
+  </w:abstractNum>
+  <w:num w:numId="1" w16cid:durableId="2097555337">
+    <w:abstractNumId w:val="0"/>
     <w:lvlOverride w:ilvl="0">
       <w:startOverride w:val="1"/>
     </w:lvlOverride>
@@ -24062,7 +24014,7 @@
     <w:link w:val="Char1"/>
     <w:uiPriority w:val="99"/>
     <w:unhideWhenUsed/>
-    <w:rsid w:val="009B71A6"/>
+    <w:rsid w:val="008E08FC"/>
     <w:pPr>
       <w:tabs>
         <w:tab w:val="center" w:pos="4513"/>
@@ -24076,7 +24028,7 @@
     <w:basedOn w:val="a0"/>
     <w:link w:val="ad"/>
     <w:uiPriority w:val="99"/>
-    <w:rsid w:val="009B71A6"/>
+    <w:rsid w:val="008E08FC"/>
   </w:style>
   <w:style w:type="paragraph" w:styleId="ae">
     <w:name w:val="footer"/>
@@ -24084,7 +24036,7 @@
     <w:link w:val="Char2"/>
     <w:uiPriority w:val="99"/>
     <w:unhideWhenUsed/>
-    <w:rsid w:val="009B71A6"/>
+    <w:rsid w:val="008E08FC"/>
     <w:pPr>
       <w:tabs>
         <w:tab w:val="center" w:pos="4513"/>
@@ -24098,7 +24050,7 @@
     <w:basedOn w:val="a0"/>
     <w:link w:val="ae"/>
     <w:uiPriority w:val="99"/>
-    <w:rsid w:val="009B71A6"/>
+    <w:rsid w:val="008E08FC"/>
   </w:style>
 </w:styles>
 </file>
